--- a/Reserve-book/Reserve-Basic.docx
+++ b/Reserve-book/Reserve-Basic.docx
@@ -568,25 +568,742 @@
       <w:pPr>
         <w:rPr>
           <w:rFonts w:hint="eastAsia"/>
-          <w:b/>
-          <w:bCs/>
-        </w:rPr>
-      </w:pPr>
-      <w:r>
-        <w:rPr>
-          <w:b/>
-          <w:bCs/>
-        </w:rPr>
-        <w:t>准备好了吗？</w:t>
-      </w:r>
-    </w:p>
-    <w:p>
-      <w:pPr>
-        <w:rPr>
-          <w:rFonts w:hint="eastAsia"/>
-        </w:rPr>
-      </w:pPr>
-      <w:r>
+        </w:rPr>
+      </w:pPr>
+    </w:p>
+    <w:p>
+      <w:pPr>
+        <w:rPr>
+          <w:rFonts w:hint="eastAsia"/>
+          <w:b/>
+          <w:bCs/>
+        </w:rPr>
+      </w:pPr>
+      <w:r>
+        <w:rPr>
+          <w:rFonts w:hint="eastAsia"/>
+          <w:b/>
+          <w:bCs/>
+        </w:rPr>
+        <w:t>最后还有如下</w:t>
+      </w:r>
+      <w:r>
+        <w:rPr>
+          <w:rFonts w:hint="eastAsia"/>
+          <w:b/>
+          <w:bCs/>
+        </w:rPr>
+        <w:t>注意事项</w:t>
+      </w:r>
+      <w:r>
+        <w:rPr>
+          <w:rFonts w:hint="eastAsia"/>
+          <w:b/>
+          <w:bCs/>
+        </w:rPr>
+        <w:t>，请务必熟读并烂在心里！！！</w:t>
+      </w:r>
+    </w:p>
+    <w:p>
+      <w:pPr>
+        <w:rPr>
+          <w:rFonts w:hint="eastAsia"/>
+        </w:rPr>
+      </w:pPr>
+      <w:r>
+        <w:rPr>
+          <w:rFonts w:hint="eastAsia"/>
+        </w:rPr>
+        <w:t>特工请注意，</w:t>
+      </w:r>
+      <w:proofErr w:type="gramStart"/>
+      <w:r>
+        <w:rPr>
+          <w:rFonts w:hint="eastAsia"/>
+        </w:rPr>
+        <w:t>现代网游</w:t>
+      </w:r>
+      <w:proofErr w:type="gramEnd"/>
+      <w:r>
+        <w:rPr>
+          <w:rFonts w:hint="eastAsia"/>
+        </w:rPr>
+        <w:t>战场（如主流的 FPS/ MOBA 游戏）已全面部署 </w:t>
+      </w:r>
+      <w:r>
+        <w:rPr>
+          <w:rFonts w:hint="eastAsia"/>
+          <w:b/>
+          <w:bCs/>
+        </w:rPr>
+        <w:t>“天网级”驱动反作弊系统</w:t>
+      </w:r>
+      <w:r>
+        <w:rPr>
+          <w:rFonts w:hint="eastAsia"/>
+        </w:rPr>
+        <w:t xml:space="preserve">（如 Easy Anti-Cheat, </w:t>
+      </w:r>
+      <w:r>
+        <w:rPr>
+          <w:rFonts w:hint="eastAsia"/>
+        </w:rPr>
+        <w:t xml:space="preserve"> </w:t>
+      </w:r>
+      <w:proofErr w:type="spellStart"/>
+      <w:r>
+        <w:rPr>
+          <w:rFonts w:hint="eastAsia"/>
+        </w:rPr>
+        <w:t>BattlEye</w:t>
+      </w:r>
+      <w:proofErr w:type="spellEnd"/>
+      <w:r>
+        <w:rPr>
+          <w:rFonts w:hint="eastAsia"/>
+        </w:rPr>
+        <w:t>，ACE</w:t>
+      </w:r>
+      <w:r>
+        <w:rPr>
+          <w:rFonts w:hint="eastAsia"/>
+        </w:rPr>
+        <w:t>）。</w:t>
+      </w:r>
+    </w:p>
+    <w:p>
+      <w:pPr>
+        <w:rPr>
+          <w:rFonts w:hint="eastAsia"/>
+        </w:rPr>
+      </w:pPr>
+      <w:r>
+        <w:rPr>
+          <w:rFonts w:hint="eastAsia"/>
+        </w:rPr>
+        <w:t>这些系统拥有</w:t>
+      </w:r>
+      <w:r>
+        <w:rPr>
+          <w:rFonts w:hint="eastAsia"/>
+          <w:b/>
+          <w:bCs/>
+        </w:rPr>
+        <w:t>“硬件级执法权”</w:t>
+      </w:r>
+      <w:r>
+        <w:rPr>
+          <w:rFonts w:hint="eastAsia"/>
+        </w:rPr>
+        <w:t>。在2026年的今天，粗暴的内存修改或代码注入不再只是被踢出服务器那么简单，极大概率会触发</w:t>
+      </w:r>
+      <w:r>
+        <w:rPr>
+          <w:rFonts w:hint="eastAsia"/>
+          <w:b/>
+          <w:bCs/>
+        </w:rPr>
+        <w:t>硬件封禁（BAN Machine）</w:t>
+      </w:r>
+      <w:r>
+        <w:rPr>
+          <w:rFonts w:hint="eastAsia"/>
+        </w:rPr>
+        <w:t>，导致你的电脑主板或硬盘ID被拉黑，彻底告别该游戏。</w:t>
+      </w:r>
+    </w:p>
+    <w:p>
+      <w:pPr>
+        <w:rPr>
+          <w:rFonts w:hint="eastAsia"/>
+        </w:rPr>
+      </w:pPr>
+      <w:r>
+        <w:rPr>
+          <w:rFonts w:hint="eastAsia"/>
+          <w:b/>
+          <w:bCs/>
+        </w:rPr>
+        <w:t>本教程所授技能，仅限单机游戏分析、软件兼容性调试及安全研究（CTF）使用。在未掌握驱动对抗与反检测技术前，严禁</w:t>
+      </w:r>
+      <w:proofErr w:type="gramStart"/>
+      <w:r>
+        <w:rPr>
+          <w:rFonts w:hint="eastAsia"/>
+          <w:b/>
+          <w:bCs/>
+        </w:rPr>
+        <w:t>在网游中</w:t>
+      </w:r>
+      <w:proofErr w:type="gramEnd"/>
+      <w:r>
+        <w:rPr>
+          <w:rFonts w:hint="eastAsia"/>
+          <w:b/>
+          <w:bCs/>
+        </w:rPr>
+        <w:t>使用，否则后果自负。</w:t>
+      </w:r>
+    </w:p>
+    <w:p>
+      <w:pPr>
+        <w:rPr>
+          <w:rFonts w:hint="eastAsia"/>
+          <w:b/>
+          <w:bCs/>
+        </w:rPr>
+      </w:pPr>
+    </w:p>
+    <w:p>
+      <w:pPr>
+        <w:jc w:val="left"/>
+        <w:rPr>
+          <w:b/>
+          <w:bCs/>
+          <w:sz w:val="24"/>
+          <w:szCs w:val="24"/>
+        </w:rPr>
+      </w:pPr>
+      <w:r>
+        <w:rPr>
+          <w:rFonts w:hint="eastAsia"/>
+          <w:b/>
+          <w:bCs/>
+          <w:sz w:val="24"/>
+          <w:szCs w:val="24"/>
+        </w:rPr>
+        <w:t>作者自白：一个苦行僧的修行笔记</w:t>
+      </w:r>
+    </w:p>
+    <w:p>
+      <w:pPr>
+        <w:jc w:val="left"/>
+        <w:rPr>
+          <w:rFonts w:hint="eastAsia"/>
+        </w:rPr>
+      </w:pPr>
+      <w:r>
+        <w:rPr>
+          <w:rFonts w:hint="eastAsia"/>
+        </w:rPr>
+        <w:t>这些关于“驱动对抗（Ring 0）和反检测技术”，本人也不是太会。在这条逆向工程的道路上，我也只是一个不断修行的苦行僧。</w:t>
+      </w:r>
+    </w:p>
+    <w:p>
+      <w:pPr>
+        <w:jc w:val="left"/>
+      </w:pPr>
+    </w:p>
+    <w:p>
+      <w:pPr>
+        <w:jc w:val="left"/>
+        <w:rPr>
+          <w:rFonts w:hint="eastAsia"/>
+        </w:rPr>
+      </w:pPr>
+      <w:r>
+        <w:rPr>
+          <w:rFonts w:hint="eastAsia"/>
+          <w:b/>
+          <w:bCs/>
+        </w:rPr>
+        <w:t>【跌跌撞撞的开局】</w:t>
+      </w:r>
+      <w:r>
+        <w:rPr>
+          <w:rFonts w:hint="eastAsia"/>
+          <w:b/>
+          <w:bCs/>
+        </w:rPr>
+        <w:br/>
+      </w:r>
+      <w:r>
+        <w:rPr>
+          <w:rFonts w:hint="eastAsia"/>
+        </w:rPr>
+        <w:t>和现在的你们一样，当我刚踏入职高、选定计算机专业的那一刻，也是个什么都不懂的小白。起初，是被同桌口中那些听不懂却觉得无比厉害的词汇所吸引——什么游戏数据劫持、网络包篡改、手机内核编写……虽然当时根本不知道那是啥，但就是觉得</w:t>
+      </w:r>
+      <w:proofErr w:type="gramStart"/>
+      <w:r>
+        <w:rPr>
+          <w:rFonts w:hint="eastAsia"/>
+        </w:rPr>
+        <w:t>酷</w:t>
+      </w:r>
+      <w:proofErr w:type="gramEnd"/>
+      <w:r>
+        <w:rPr>
+          <w:rFonts w:hint="eastAsia"/>
+        </w:rPr>
+        <w:t>。后来被他整</w:t>
+      </w:r>
+      <w:proofErr w:type="gramStart"/>
+      <w:r>
+        <w:rPr>
+          <w:rFonts w:hint="eastAsia"/>
+        </w:rPr>
+        <w:t>蛊</w:t>
+      </w:r>
+      <w:proofErr w:type="gramEnd"/>
+      <w:r>
+        <w:rPr>
+          <w:rFonts w:hint="eastAsia"/>
+        </w:rPr>
+        <w:t>，反而激发了我的兴趣。我就这样写了一个登录界面，编程之路跌跌撞撞地开始了。</w:t>
+      </w:r>
+    </w:p>
+    <w:p>
+      <w:pPr>
+        <w:jc w:val="left"/>
+      </w:pPr>
+      <w:r>
+        <w:rPr>
+          <w:rFonts w:hint="eastAsia"/>
+        </w:rPr>
+        <w:t xml:space="preserve">职高的3年里，我从 Visual Basic 6.0 起步，折腾过 </w:t>
+      </w:r>
+      <w:proofErr w:type="spellStart"/>
+      <w:r>
+        <w:rPr>
+          <w:rFonts w:hint="eastAsia"/>
+        </w:rPr>
+        <w:t>TreeView</w:t>
+      </w:r>
+      <w:proofErr w:type="spellEnd"/>
+      <w:r>
+        <w:rPr>
+          <w:rFonts w:hint="eastAsia"/>
+        </w:rPr>
+        <w:t>、Winsock 等各种控件，最后扎进了 Win32 API 的深水区。实</w:t>
+      </w:r>
+      <w:proofErr w:type="gramStart"/>
+      <w:r>
+        <w:rPr>
+          <w:rFonts w:hint="eastAsia"/>
+        </w:rPr>
+        <w:t>不</w:t>
+      </w:r>
+      <w:proofErr w:type="gramEnd"/>
+      <w:r>
+        <w:rPr>
+          <w:rFonts w:hint="eastAsia"/>
+        </w:rPr>
+        <w:t>相瞒，当年那些句柄（HANDLE）、回调函数（Callback）、消息循环（Message Loop）、钩子（Hook）的专业术语，还有满屏幕的LPWCSTR、DWORD、WORD，简直像天书一样。我当时满脑子都是问号：“What</w:t>
+      </w:r>
+      <w:proofErr w:type="gramStart"/>
+      <w:r>
+        <w:rPr>
+          <w:rFonts w:hint="eastAsia"/>
+        </w:rPr>
+        <w:t>‘</w:t>
+      </w:r>
+      <w:proofErr w:type="gramEnd"/>
+      <w:r>
+        <w:rPr>
+          <w:rFonts w:hint="eastAsia"/>
+        </w:rPr>
+        <w:t>s this！？”。</w:t>
+      </w:r>
+    </w:p>
+    <w:p>
+      <w:pPr>
+        <w:jc w:val="left"/>
+        <w:rPr>
+          <w:rFonts w:hint="eastAsia"/>
+        </w:rPr>
+      </w:pPr>
+      <w:r>
+        <w:rPr>
+          <w:rFonts w:hint="eastAsia"/>
+        </w:rPr>
+        <w:t>说来不怕大家笑话，职高毕业那会儿，我对“指针”的理解非常肤浅，仅仅停留在 Cheat Engine 里的“基址、偏移、内存映射”。至于它在代码里到底怎么写？我当时是一窍不通，哈哈~。</w:t>
+      </w:r>
+    </w:p>
+    <w:p>
+      <w:pPr>
+        <w:jc w:val="left"/>
+      </w:pPr>
+    </w:p>
+    <w:p>
+      <w:pPr>
+        <w:jc w:val="left"/>
+        <w:rPr>
+          <w:rFonts w:hint="eastAsia"/>
+        </w:rPr>
+      </w:pPr>
+      <w:r>
+        <w:rPr>
+          <w:rFonts w:hint="eastAsia"/>
+          <w:b/>
+          <w:bCs/>
+        </w:rPr>
+        <w:t>【阵痛与顿悟】</w:t>
+      </w:r>
+      <w:r>
+        <w:rPr>
+          <w:rFonts w:hint="eastAsia"/>
+          <w:b/>
+          <w:bCs/>
+        </w:rPr>
+        <w:br/>
+      </w:r>
+      <w:r>
+        <w:rPr>
+          <w:rFonts w:hint="eastAsia"/>
+        </w:rPr>
+        <w:t xml:space="preserve">真正的阵痛期是从那个暑假开始的。为了啃下 C++，我在字符类型这里栽了大跟头，被 </w:t>
+      </w:r>
+      <w:r>
+        <w:rPr>
+          <w:rFonts w:hint="eastAsia"/>
+        </w:rPr>
+        <w:lastRenderedPageBreak/>
+        <w:t xml:space="preserve">char 和 </w:t>
+      </w:r>
+      <w:proofErr w:type="spellStart"/>
+      <w:r>
+        <w:rPr>
+          <w:rFonts w:hint="eastAsia"/>
+        </w:rPr>
+        <w:t>wchar_t</w:t>
+      </w:r>
+      <w:proofErr w:type="spellEnd"/>
+      <w:r>
+        <w:rPr>
+          <w:rFonts w:hint="eastAsia"/>
+        </w:rPr>
+        <w:t xml:space="preserve"> 之间的相互转换，还有C++、C语言字符串类型的怎么相互转化折磨得焦头烂额。但也就是在那个暑假，我靠在 B站看视频明白了单机游戏的内存修改原理，还动手写了一个《植物大战僵尸》的专属作弊器。也正是在那次实战中，我才真正顿悟了什么是“内存对齐”和“汇编”。</w:t>
+      </w:r>
+    </w:p>
+    <w:p>
+      <w:pPr>
+        <w:jc w:val="left"/>
+        <w:rPr>
+          <w:rFonts w:hint="eastAsia"/>
+        </w:rPr>
+      </w:pPr>
+      <w:r>
+        <w:rPr>
+          <w:rFonts w:hint="eastAsia"/>
+        </w:rPr>
+        <w:t>到了大学，老师布置了一个“财政收支系统”的C语言项目。那一刻，我突然想起了当年用 VB6.0 写过的连点器——当时是用“随机文件”记录结构体的。我灵机一动：为什么不尝试用 C 里的指针，结合基址、偏移和内存对齐的概念，把这个功能重新复刻一遍呢？</w:t>
+      </w:r>
+    </w:p>
+    <w:p>
+      <w:pPr>
+        <w:jc w:val="left"/>
+        <w:rPr>
+          <w:rFonts w:hint="eastAsia"/>
+        </w:rPr>
+      </w:pPr>
+      <w:r>
+        <w:rPr>
+          <w:rFonts w:hint="eastAsia"/>
+        </w:rPr>
+        <w:t>说干就干。当我最终看着那段代码成功跑通时，我知道，我终于跨过了那道坎。这也是为什么在这份教程里，我会特别强调内存布局的原因——因为那些看似枯燥的理论，都是前辈</w:t>
+      </w:r>
+      <w:proofErr w:type="gramStart"/>
+      <w:r>
+        <w:rPr>
+          <w:rFonts w:hint="eastAsia"/>
+        </w:rPr>
+        <w:t>们踩坑</w:t>
+      </w:r>
+      <w:proofErr w:type="gramEnd"/>
+      <w:r>
+        <w:rPr>
+          <w:rFonts w:hint="eastAsia"/>
+        </w:rPr>
+        <w:t>后留下的血泪经验。</w:t>
+      </w:r>
+    </w:p>
+    <w:p>
+      <w:pPr>
+        <w:jc w:val="left"/>
+      </w:pPr>
+    </w:p>
+    <w:p>
+      <w:pPr>
+        <w:jc w:val="left"/>
+        <w:rPr>
+          <w:rFonts w:hint="eastAsia"/>
+        </w:rPr>
+      </w:pPr>
+      <w:r>
+        <w:rPr>
+          <w:rFonts w:hint="eastAsia"/>
+          <w:b/>
+          <w:bCs/>
+        </w:rPr>
+        <w:t>【一盆冷水：关于魔改工具与 Ring 0】</w:t>
+      </w:r>
+      <w:r>
+        <w:rPr>
+          <w:rFonts w:hint="eastAsia"/>
+          <w:b/>
+          <w:bCs/>
+        </w:rPr>
+        <w:br/>
+      </w:r>
+      <w:r>
+        <w:rPr>
+          <w:rFonts w:hint="eastAsia"/>
+        </w:rPr>
+        <w:t>有一次，我自作聪明地去调试一款自以为“不怎么出名”的网游，刚用 Cheat Engine 读完一小会儿内存，游戏就无情地闪退了。</w:t>
+      </w:r>
+    </w:p>
+    <w:p>
+      <w:pPr>
+        <w:jc w:val="left"/>
+        <w:rPr>
+          <w:rFonts w:hint="eastAsia"/>
+        </w:rPr>
+      </w:pPr>
+      <w:r>
+        <w:rPr>
+          <w:rFonts w:hint="eastAsia"/>
+        </w:rPr>
+        <w:t>再加上</w:t>
+      </w:r>
+      <w:r>
+        <w:rPr>
+          <w:rFonts w:hint="eastAsia"/>
+        </w:rPr>
+        <w:t>那时候的我满心不解：既然市面上有那么多免费、开源的 CE 和 x64dbg，为什么网上还有人花高价去买什么“魔改版”？难道他们钱多烧的吗？</w:t>
+      </w:r>
+    </w:p>
+    <w:p>
+      <w:pPr>
+        <w:jc w:val="left"/>
+        <w:rPr>
+          <w:rFonts w:hint="eastAsia"/>
+        </w:rPr>
+      </w:pPr>
+      <w:r>
+        <w:rPr>
+          <w:rFonts w:hint="eastAsia"/>
+        </w:rPr>
+        <w:t>直到后来，当我真正摸到了 Ring 0（内核层）的门槛，能听懂那些底层黑话时，我才恍然大悟：</w:t>
+      </w:r>
+      <w:r>
+        <w:rPr>
+          <w:rFonts w:hint="eastAsia"/>
+          <w:b/>
+          <w:bCs/>
+        </w:rPr>
+        <w:t>原来那些昂贵的“魔改”工具，卖的不是软件本身，而是它们背后用来绕过</w:t>
+      </w:r>
+      <w:proofErr w:type="gramStart"/>
+      <w:r>
+        <w:rPr>
+          <w:rFonts w:hint="eastAsia"/>
+          <w:b/>
+          <w:bCs/>
+        </w:rPr>
+        <w:t>驱动级反作弊</w:t>
+      </w:r>
+      <w:proofErr w:type="gramEnd"/>
+      <w:r>
+        <w:rPr>
+          <w:rFonts w:hint="eastAsia"/>
+          <w:b/>
+          <w:bCs/>
+        </w:rPr>
+        <w:t>系统的内核通信能力。</w:t>
+      </w:r>
+    </w:p>
+    <w:p>
+      <w:pPr>
+        <w:jc w:val="left"/>
+        <w:rPr>
+          <w:rFonts w:hint="eastAsia"/>
+        </w:rPr>
+      </w:pPr>
+      <w:r>
+        <w:rPr>
+          <w:rFonts w:hint="eastAsia"/>
+        </w:rPr>
+        <w:t>但是！这里我要给所有跃跃欲试的新手泼一盆冷水：</w:t>
+      </w:r>
+      <w:r>
+        <w:rPr>
+          <w:rFonts w:hint="eastAsia"/>
+          <w:b/>
+          <w:bCs/>
+        </w:rPr>
+        <w:t>就算你现在掏钱买了那些所谓的“魔改 CE”或“驱动级调试器”，你也仅仅是实现了安全的“内存读取”而已。至于“内存写入”？趁早放弃吧。</w:t>
+      </w:r>
+      <w:r>
+        <w:rPr>
+          <w:rFonts w:hint="eastAsia"/>
+        </w:rPr>
+        <w:t>在现代反作弊的眼皮子底下</w:t>
+      </w:r>
+      <w:proofErr w:type="gramStart"/>
+      <w:r>
+        <w:rPr>
+          <w:rFonts w:hint="eastAsia"/>
+        </w:rPr>
+        <w:t>暴力覆写内存</w:t>
+      </w:r>
+      <w:proofErr w:type="gramEnd"/>
+      <w:r>
+        <w:rPr>
+          <w:rFonts w:hint="eastAsia"/>
+        </w:rPr>
+        <w:t>，除非你是真正的驱动级大佬，否则等待你的只有无情的机器封禁。</w:t>
+      </w:r>
+    </w:p>
+    <w:p>
+      <w:pPr>
+        <w:jc w:val="left"/>
+      </w:pPr>
+    </w:p>
+    <w:p>
+      <w:pPr>
+        <w:jc w:val="left"/>
+        <w:rPr>
+          <w:rFonts w:hint="eastAsia"/>
+        </w:rPr>
+      </w:pPr>
+      <w:r>
+        <w:rPr>
+          <w:rFonts w:hint="eastAsia"/>
+          <w:b/>
+          <w:bCs/>
+        </w:rPr>
+        <w:t>【交底：我们的主战场】</w:t>
+      </w:r>
+      <w:r>
+        <w:rPr>
+          <w:rFonts w:hint="eastAsia"/>
+          <w:b/>
+          <w:bCs/>
+        </w:rPr>
+        <w:br/>
+      </w:r>
+      <w:r>
+        <w:rPr>
+          <w:rFonts w:hint="eastAsia"/>
+        </w:rPr>
+        <w:t>最后，我想提前给大家交个底。在这套教程里，无论是接下来的《系统篇》还是更往后的《实战篇》，</w:t>
+      </w:r>
+      <w:r>
+        <w:rPr>
+          <w:rFonts w:hint="eastAsia"/>
+          <w:b/>
+          <w:bCs/>
+        </w:rPr>
+        <w:t>我们的主战场都将死死锁定在 Ring 3（用户态）。</w:t>
+      </w:r>
+    </w:p>
+    <w:p>
+      <w:pPr>
+        <w:jc w:val="left"/>
+        <w:rPr>
+          <w:rFonts w:hint="eastAsia"/>
+        </w:rPr>
+      </w:pPr>
+      <w:r>
+        <w:rPr>
+          <w:rFonts w:hint="eastAsia"/>
+        </w:rPr>
+        <w:t>是的，我不会去教你们怎么写驱动，也不会深入剖析复杂的</w:t>
+      </w:r>
+      <w:proofErr w:type="gramStart"/>
+      <w:r>
+        <w:rPr>
+          <w:rFonts w:hint="eastAsia"/>
+        </w:rPr>
+        <w:t>内核级对抗</w:t>
+      </w:r>
+      <w:proofErr w:type="gramEnd"/>
+      <w:r>
+        <w:rPr>
+          <w:rFonts w:hint="eastAsia"/>
+        </w:rPr>
+        <w:t>（Ring 0）。一来，那是另一个极其庞大且凶险的世界；二来，作为一名还在修行的苦行僧，我必须对你们负责，绝不拿半吊子的知识来误人子弟。</w:t>
+      </w:r>
+    </w:p>
+    <w:p>
+      <w:pPr>
+        <w:jc w:val="left"/>
+        <w:rPr>
+          <w:rFonts w:hint="eastAsia"/>
+        </w:rPr>
+      </w:pPr>
+      <w:r>
+        <w:rPr>
+          <w:rFonts w:hint="eastAsia"/>
+        </w:rPr>
+        <w:t>在未来的章节里，我会稍微提一嘴 Ring 0 的概念，让你们知道“天外有天”。但我们的核心任务，是把脚下的这块基石踩得无比坚实。</w:t>
+      </w:r>
+      <w:r>
+        <w:rPr>
+          <w:rFonts w:hint="eastAsia"/>
+          <w:b/>
+          <w:bCs/>
+        </w:rPr>
+        <w:t>因为如果你</w:t>
+      </w:r>
+      <w:proofErr w:type="gramStart"/>
+      <w:r>
+        <w:rPr>
+          <w:rFonts w:hint="eastAsia"/>
+          <w:b/>
+          <w:bCs/>
+        </w:rPr>
+        <w:t>连用户态</w:t>
+      </w:r>
+      <w:proofErr w:type="gramEnd"/>
+      <w:r>
+        <w:rPr>
+          <w:rFonts w:hint="eastAsia"/>
+          <w:b/>
+          <w:bCs/>
+        </w:rPr>
+        <w:t>的内存和汇编都没搞明白，就算给你一把内核的屠龙刀，你也只会砍到自己的脚。</w:t>
+      </w:r>
+    </w:p>
+    <w:p>
+      <w:pPr>
+        <w:jc w:val="left"/>
+        <w:rPr>
+          <w:rFonts w:hint="eastAsia"/>
+        </w:rPr>
+      </w:pPr>
+    </w:p>
+    <w:p>
+      <w:pPr>
+        <w:rPr>
+          <w:rFonts w:hint="eastAsia"/>
+          <w:b/>
+          <w:bCs/>
+        </w:rPr>
+      </w:pPr>
+      <w:r>
+        <w:rPr>
+          <w:rFonts w:hint="eastAsia"/>
+          <w:b/>
+          <w:bCs/>
+        </w:rPr>
+        <w:t>最后我想问你，准备好了吗？</w:t>
+      </w:r>
+    </w:p>
+    <w:p>
+      <w:pPr>
+        <w:rPr>
+          <w:rFonts w:hint="eastAsia"/>
+          <w:b/>
+          <w:bCs/>
+        </w:rPr>
+      </w:pPr>
+      <w:r>
+        <w:rPr>
+          <w:rFonts w:hint="eastAsia"/>
+          <w:b/>
+          <w:bCs/>
+        </w:rPr>
         <w:t>如果你已经准备好告别“用户”的身份，准备好戴上“透视眼镜”，去探索那个由 0 和 1 构成的、冰冷而真实的底层世界。</w:t>
       </w:r>
     </w:p>
@@ -599,13 +1316,60 @@
         </w:rPr>
       </w:pPr>
       <w:r>
+        <w:rPr>
+          <w:rFonts w:hint="eastAsia"/>
+          <w:b/>
+          <w:bCs/>
+        </w:rPr>
         <w:t>那么，请深吸一口气。</w:t>
       </w:r>
-      <w:r>
-        <w:br/>
-      </w:r>
-      <w:r>
-        <w:rPr>
+    </w:p>
+    <w:p>
+      <w:pPr>
+        <w:rPr>
+          <w:rFonts w:hint="eastAsia"/>
+          <w:b/>
+          <w:bCs/>
+        </w:rPr>
+      </w:pPr>
+      <w:r>
+        <w:rPr>
+          <w:rFonts w:hint="eastAsia"/>
+          <w:b/>
+          <w:bCs/>
+        </w:rPr>
+        <w:t>我知道这很难，但我还是希望你</w:t>
+      </w:r>
+      <w:proofErr w:type="gramStart"/>
+      <w:r>
+        <w:rPr>
+          <w:rFonts w:hint="eastAsia"/>
+          <w:b/>
+          <w:bCs/>
+        </w:rPr>
+        <w:t>能带着</w:t>
+      </w:r>
+      <w:proofErr w:type="gramEnd"/>
+      <w:r>
+        <w:rPr>
+          <w:rFonts w:hint="eastAsia"/>
+          <w:b/>
+          <w:bCs/>
+        </w:rPr>
+        <w:t>一种强大的心态走过来。因为那些让你抓狂的报错与迷茫，正是重塑你思维方式的必经之路。</w:t>
+      </w:r>
+    </w:p>
+    <w:p>
+      <w:pPr>
+        <w:rPr>
+          <w:rFonts w:hint="eastAsia"/>
+          <w:b/>
+          <w:bCs/>
+        </w:rPr>
+      </w:pPr>
+      <w:r>
+        <w:rPr>
+          <w:rFonts w:hint="eastAsia"/>
           <w:b/>
           <w:bCs/>
         </w:rPr>
@@ -674,25 +1438,12 @@
           <w:b/>
           <w:bCs/>
         </w:rPr>
+        <w:lastRenderedPageBreak/>
         <w:br w:type="page"/>
       </w:r>
     </w:p>
     <w:p>
       <w:pPr>
-        <w:rPr>
-          <w:rFonts w:hint="eastAsia"/>
-        </w:rPr>
-      </w:pPr>
-    </w:p>
-    <w:p>
-      <w:pPr>
-        <w:rPr>
-          <w:rFonts w:hint="eastAsia"/>
-        </w:rPr>
-      </w:pPr>
-    </w:p>
-    <w:p>
-      <w:pPr>
         <w:pStyle w:val="UnitTitle"/>
         <w:rPr>
           <w:rFonts w:hint="eastAsia"/>
@@ -702,6 +1453,7 @@
         <w:rPr>
           <w:rFonts w:hint="eastAsia"/>
         </w:rPr>
+        <w:lastRenderedPageBreak/>
         <w:t>第一章：C++——掌控内存的“降维”语言</w:t>
       </w:r>
     </w:p>
@@ -1042,7 +1794,22 @@
           <w:i/>
           <w:iCs/>
         </w:rPr>
-        <w:t xml:space="preserve"> 2022），仅作示范。只要你拥有 Windows 系统和任意版本的 Visual Studio（2015-2022 均可），即可开启征程。</w:t>
+        <w:t xml:space="preserve"> 2022），仅作示范。只要你拥有 Windows 系统和任意版本的 Visual Studio（2015-202</w:t>
+      </w:r>
+      <w:r>
+        <w:rPr>
+          <w:rFonts w:hint="eastAsia"/>
+          <w:i/>
+          <w:iCs/>
+        </w:rPr>
+        <w:t>6</w:t>
+      </w:r>
+      <w:r>
+        <w:rPr>
+          <w:i/>
+          <w:iCs/>
+        </w:rPr>
+        <w:t xml:space="preserve"> 均可），即可开启征程。</w:t>
       </w:r>
     </w:p>
     <w:p>
@@ -1106,7 +1873,6 @@
         <w:rPr>
           <w:noProof/>
         </w:rPr>
-        <w:lastRenderedPageBreak/>
         <w:drawing>
           <wp:inline distT="0" distB="0" distL="0" distR="0" wp14:anchorId="73BB9339" wp14:editId="7E0BF654">
             <wp:extent cx="1819048" cy="1142857"/>
@@ -1169,6 +1935,7 @@
         </w:rPr>
       </w:pPr>
       <w:r>
+        <w:lastRenderedPageBreak/>
         <w:t>锁定目标：在代码编辑器中，将鼠标悬停在结构体或类的名称上（例如 struct Person）。</w:t>
       </w:r>
     </w:p>
@@ -1497,7 +2264,6 @@
         </w:rPr>
       </w:pPr>
       <w:r>
-        <w:lastRenderedPageBreak/>
         <w:t>开启仪表盘：</w:t>
       </w:r>
     </w:p>
@@ -1616,6 +2382,7 @@
         </w:rPr>
       </w:pPr>
       <w:r>
+        <w:lastRenderedPageBreak/>
         <w:t>寄存器 (Registers) —— 监控 CPU 内部状态</w:t>
       </w:r>
     </w:p>
@@ -1984,7 +2751,6 @@
         </w:rPr>
       </w:pPr>
       <w:r>
-        <w:lastRenderedPageBreak/>
         <w:t>快捷键法 (推荐)：光标停在目标行，按下 F9。</w:t>
       </w:r>
     </w:p>
@@ -2030,6 +2796,7 @@
         <w:rPr>
           <w:noProof/>
         </w:rPr>
+        <w:lastRenderedPageBreak/>
         <w:drawing>
           <wp:inline distT="0" distB="0" distL="0" distR="0" wp14:anchorId="31EAC30E" wp14:editId="4360DD67">
             <wp:extent cx="5274310" cy="2842260"/>
@@ -2934,7 +3701,6 @@
                 <w:sz w:val="18"/>
                 <w:szCs w:val="18"/>
               </w:rPr>
-              <w:lastRenderedPageBreak/>
               <w:t>Shift+F11</w:t>
             </w:r>
           </w:p>
@@ -3605,55 +4371,61 @@
         <w:rPr>
           <w:rFonts w:hint="eastAsia"/>
         </w:rPr>
+        <w:t xml:space="preserve">    int </w:t>
+      </w:r>
+      <w:proofErr w:type="spellStart"/>
+      <w:r>
+        <w:rPr>
+          <w:rFonts w:hint="eastAsia"/>
+        </w:rPr>
+        <w:t>m_nSecret</w:t>
+      </w:r>
+      <w:proofErr w:type="spellEnd"/>
+      <w:r>
+        <w:rPr>
+          <w:rFonts w:hint="eastAsia"/>
+        </w:rPr>
+        <w:t>;   // 秘密</w:t>
+      </w:r>
+    </w:p>
+    <w:p>
+      <w:pPr>
+        <w:rPr>
+          <w:rFonts w:hint="eastAsia"/>
+        </w:rPr>
+      </w:pPr>
+      <w:r>
+        <w:rPr>
+          <w:rFonts w:hint="eastAsia"/>
+        </w:rPr>
+        <w:t>};</w:t>
+      </w:r>
+    </w:p>
+    <w:p>
+      <w:pPr>
+        <w:rPr>
+          <w:rFonts w:hint="eastAsia"/>
+        </w:rPr>
+      </w:pPr>
+    </w:p>
+    <w:p>
+      <w:pPr>
+        <w:rPr>
+          <w:rFonts w:hint="eastAsia"/>
+        </w:rPr>
+      </w:pPr>
+      <w:r>
+        <w:rPr>
+          <w:rFonts w:hint="eastAsia"/>
+        </w:rPr>
+        <w:t>看起来很整洁，对吧？public 是公开的，private 是私有的，似乎很安全。但是，我要告诉你一个残酷的真相：这只是编译器给你看的“童话”。在计算机的内存世界里，没有 public，没有 private，也没有“类”这种高级玩意儿。在内存里，只有冰冷的字节（Bytes），像流水线</w:t>
+      </w:r>
+      <w:r>
+        <w:rPr>
+          <w:rFonts w:hint="eastAsia"/>
+        </w:rPr>
         <w:lastRenderedPageBreak/>
-        <w:t xml:space="preserve">    int </w:t>
-      </w:r>
-      <w:proofErr w:type="spellStart"/>
-      <w:r>
-        <w:rPr>
-          <w:rFonts w:hint="eastAsia"/>
-        </w:rPr>
-        <w:t>m_nSecret</w:t>
-      </w:r>
-      <w:proofErr w:type="spellEnd"/>
-      <w:r>
-        <w:rPr>
-          <w:rFonts w:hint="eastAsia"/>
-        </w:rPr>
-        <w:t>;   // 秘密</w:t>
-      </w:r>
-    </w:p>
-    <w:p>
-      <w:pPr>
-        <w:rPr>
-          <w:rFonts w:hint="eastAsia"/>
-        </w:rPr>
-      </w:pPr>
-      <w:r>
-        <w:rPr>
-          <w:rFonts w:hint="eastAsia"/>
-        </w:rPr>
-        <w:t>};</w:t>
-      </w:r>
-    </w:p>
-    <w:p>
-      <w:pPr>
-        <w:rPr>
-          <w:rFonts w:hint="eastAsia"/>
-        </w:rPr>
-      </w:pPr>
-    </w:p>
-    <w:p>
-      <w:pPr>
-        <w:rPr>
-          <w:rFonts w:hint="eastAsia"/>
-        </w:rPr>
-      </w:pPr>
-      <w:r>
-        <w:rPr>
-          <w:rFonts w:hint="eastAsia"/>
-        </w:rPr>
-        <w:t>看起来很整洁，对吧？public 是公开的，private 是私有的，似乎很安全。但是，我要告诉你一个残酷的真相：这只是编译器给你看的“童话”。在计算机的内存世界里，没有 public，没有 private，也没有“类”这种高级玩意儿。在内存里，只有冰冷的字节（Bytes），像流水线上的罐头一样，一个挨着一个。</w:t>
+        <w:t>上的罐头一样，一个挨着一个。</w:t>
       </w:r>
     </w:p>
     <w:p>
@@ -11150,12 +11922,98 @@
       <w:pPr>
         <w:rPr>
           <w:rFonts w:cstheme="majorBidi" w:hint="eastAsia"/>
-          <w:b/>
-          <w:bCs/>
-          <w:color w:val="000000" w:themeColor="text1"/>
-          <w:szCs w:val="21"/>
-        </w:rPr>
-      </w:pPr>
+          <w:color w:val="000000" w:themeColor="text1"/>
+          <w:szCs w:val="21"/>
+        </w:rPr>
+      </w:pPr>
+      <w:r>
+        <w:rPr>
+          <w:rFonts w:cstheme="majorBidi" w:hint="eastAsia"/>
+          <w:color w:val="000000" w:themeColor="text1"/>
+          <w:szCs w:val="21"/>
+        </w:rPr>
+        <w:t>注：这是</w:t>
+      </w:r>
+      <w:r>
+        <w:rPr>
+          <w:rFonts w:cstheme="majorBidi" w:hint="eastAsia"/>
+          <w:color w:val="000000" w:themeColor="text1"/>
+          <w:szCs w:val="21"/>
+        </w:rPr>
+        <w:t>Visual Studio 2022 的汇编视图下看到的，在实际的逆向分析中是不会有这些所谓的Monster、</w:t>
+      </w:r>
+      <w:proofErr w:type="spellStart"/>
+      <w:r>
+        <w:rPr>
+          <w:rFonts w:cstheme="majorBidi" w:hint="eastAsia"/>
+          <w:color w:val="000000" w:themeColor="text1"/>
+          <w:szCs w:val="21"/>
+        </w:rPr>
+        <w:t>CPlayer</w:t>
+      </w:r>
+      <w:proofErr w:type="spellEnd"/>
+      <w:r>
+        <w:rPr>
+          <w:rFonts w:cstheme="majorBidi" w:hint="eastAsia"/>
+          <w:color w:val="000000" w:themeColor="text1"/>
+          <w:szCs w:val="21"/>
+        </w:rPr>
+        <w:t>::</w:t>
+      </w:r>
+      <w:proofErr w:type="spellStart"/>
+      <w:r>
+        <w:rPr>
+          <w:rFonts w:cstheme="majorBidi" w:hint="eastAsia"/>
+          <w:color w:val="000000" w:themeColor="text1"/>
+          <w:szCs w:val="21"/>
+        </w:rPr>
+        <w:t>CPlayer</w:t>
+      </w:r>
+      <w:proofErr w:type="spellEnd"/>
+      <w:r>
+        <w:rPr>
+          <w:rFonts w:cstheme="majorBidi" w:hint="eastAsia"/>
+          <w:color w:val="000000" w:themeColor="text1"/>
+          <w:szCs w:val="21"/>
+        </w:rPr>
+        <w:t>、</w:t>
+      </w:r>
+      <w:proofErr w:type="spellStart"/>
+      <w:r>
+        <w:rPr>
+          <w:rFonts w:cstheme="majorBidi" w:hint="eastAsia"/>
+          <w:color w:val="000000" w:themeColor="text1"/>
+          <w:szCs w:val="21"/>
+        </w:rPr>
+        <w:t>CPlayer</w:t>
+      </w:r>
+      <w:proofErr w:type="spellEnd"/>
+      <w:r>
+        <w:rPr>
+          <w:rFonts w:cstheme="majorBidi" w:hint="eastAsia"/>
+          <w:color w:val="000000" w:themeColor="text1"/>
+          <w:szCs w:val="21"/>
+        </w:rPr>
+        <w:t>::Attack、</w:t>
+      </w:r>
+      <w:proofErr w:type="spellStart"/>
+      <w:r>
+        <w:rPr>
+          <w:rFonts w:cstheme="majorBidi" w:hint="eastAsia"/>
+          <w:color w:val="000000" w:themeColor="text1"/>
+          <w:szCs w:val="21"/>
+        </w:rPr>
+        <w:t>CPlayer</w:t>
+      </w:r>
+      <w:proofErr w:type="spellEnd"/>
+      <w:r>
+        <w:rPr>
+          <w:rFonts w:cstheme="majorBidi" w:hint="eastAsia"/>
+          <w:color w:val="000000" w:themeColor="text1"/>
+          <w:szCs w:val="21"/>
+        </w:rPr>
+        <w:t>::move 等编程符号。</w:t>
+      </w:r>
     </w:p>
     <w:p>
       <w:pPr>
@@ -11585,7 +12443,23 @@
           <w:color w:val="000000" w:themeColor="text1"/>
           <w:szCs w:val="21"/>
         </w:rPr>
-        <w:t>先把第二个参数 200 放入 R8 寄存器；</w:t>
+        <w:t>先把第二个参数 200</w:t>
+      </w:r>
+      <w:r>
+        <w:rPr>
+          <w:rFonts w:cstheme="majorBidi" w:hint="eastAsia"/>
+          <w:color w:val="000000" w:themeColor="text1"/>
+          <w:szCs w:val="21"/>
+        </w:rPr>
+        <w:t>（hex：0C8h）</w:t>
+      </w:r>
+      <w:r>
+        <w:rPr>
+          <w:rFonts w:cstheme="majorBidi"/>
+          <w:color w:val="000000" w:themeColor="text1"/>
+          <w:szCs w:val="21"/>
+        </w:rPr>
+        <w:t> 放入 R8 寄存器；</w:t>
       </w:r>
     </w:p>
     <w:p>
@@ -11606,7 +12480,71 @@
           <w:color w:val="000000" w:themeColor="text1"/>
           <w:szCs w:val="21"/>
         </w:rPr>
-        <w:t>再把第一个参数 50 放入 RDX 寄存器；</w:t>
+        <w:t>再把第一个参数 50 </w:t>
+      </w:r>
+      <w:r>
+        <w:rPr>
+          <w:rFonts w:cstheme="majorBidi" w:hint="eastAsia"/>
+          <w:color w:val="000000" w:themeColor="text1"/>
+          <w:szCs w:val="21"/>
+        </w:rPr>
+        <w:t>（hex：32h）</w:t>
+      </w:r>
+      <w:r>
+        <w:rPr>
+          <w:rFonts w:cstheme="majorBidi"/>
+          <w:color w:val="000000" w:themeColor="text1"/>
+          <w:szCs w:val="21"/>
+        </w:rPr>
+        <w:t>放入 </w:t>
+      </w:r>
+      <w:r>
+        <w:rPr>
+          <w:rFonts w:cstheme="majorBidi" w:hint="eastAsia"/>
+          <w:color w:val="000000" w:themeColor="text1"/>
+          <w:szCs w:val="21"/>
+        </w:rPr>
+        <w:t>E</w:t>
+      </w:r>
+      <w:r>
+        <w:rPr>
+          <w:rFonts w:cstheme="majorBidi"/>
+          <w:color w:val="000000" w:themeColor="text1"/>
+          <w:szCs w:val="21"/>
+        </w:rPr>
+        <w:t>DX寄存器</w:t>
+      </w:r>
+      <w:r>
+        <w:rPr>
+          <w:rFonts w:cstheme="majorBidi"/>
+          <w:color w:val="000000" w:themeColor="text1"/>
+          <w:szCs w:val="21"/>
+        </w:rPr>
+        <w:t> </w:t>
+      </w:r>
+      <w:r>
+        <w:rPr>
+          <w:rFonts w:cstheme="majorBidi"/>
+          <w:color w:val="000000" w:themeColor="text1"/>
+          <w:szCs w:val="21"/>
+        </w:rPr>
+        <w:t>；</w:t>
+      </w:r>
+      <w:r>
+        <w:rPr>
+          <w:rFonts w:cstheme="majorBidi"/>
+          <w:color w:val="000000" w:themeColor="text1"/>
+          <w:szCs w:val="21"/>
+        </w:rPr>
+        <w:br/>
+      </w:r>
+      <w:r>
+        <w:rPr>
+          <w:rFonts w:cstheme="majorBidi" w:hint="eastAsia"/>
+          <w:color w:val="000000" w:themeColor="text1"/>
+          <w:szCs w:val="21"/>
+        </w:rPr>
+        <w:t>(注： RDX的低32位 是 EDX)</w:t>
       </w:r>
     </w:p>
     <w:p>
@@ -12713,7 +13651,25 @@
           <w:szCs w:val="21"/>
         </w:rPr>
         <w:br/>
-        <w:t>一旦类中有虚函数，编译器会在对象的</w:t>
+        <w:t>一旦类中有虚函数，</w:t>
+      </w:r>
+      <w:r>
+        <w:rPr>
+          <w:rFonts w:cstheme="majorBidi" w:hint="eastAsia"/>
+          <w:b/>
+          <w:bCs/>
+          <w:color w:val="000000" w:themeColor="text1"/>
+          <w:szCs w:val="21"/>
+        </w:rPr>
+        <w:t>MSVC</w:t>
+      </w:r>
+      <w:r>
+        <w:rPr>
+          <w:rFonts w:cstheme="majorBidi"/>
+          <w:color w:val="000000" w:themeColor="text1"/>
+          <w:szCs w:val="21"/>
+        </w:rPr>
+        <w:t>编译器会在对象的</w:t>
       </w:r>
       <w:r>
         <w:rPr>
@@ -14351,6 +15307,14 @@
           <w:color w:val="000000" w:themeColor="text1"/>
           <w:szCs w:val="21"/>
         </w:rPr>
+        <w:t xml:space="preserve"> </w:t>
+      </w:r>
+      <w:r>
+        <w:rPr>
+          <w:rFonts w:cstheme="majorBidi" w:hint="eastAsia"/>
+          <w:color w:val="000000" w:themeColor="text1"/>
+          <w:szCs w:val="21"/>
+        </w:rPr>
         <w:t>&gt;</w:t>
       </w:r>
       <w:r>
@@ -16399,15 +17363,7 @@
       </w:r>
       <w:proofErr w:type="spellEnd"/>
       <w:r>
-        <w:t xml:space="preserve">, </w:t>
-      </w:r>
-      <w:proofErr w:type="spellStart"/>
-      <w:r>
-        <w:t>eax</w:t>
-      </w:r>
-      <w:proofErr w:type="spellEnd"/>
-      <w:r>
-        <w:t xml:space="preserve"> </w:t>
+        <w:t xml:space="preserve">, eax </w:t>
       </w:r>
       <w:r>
         <w:rPr>
@@ -18047,15 +19003,7 @@
       </w:r>
       <w:proofErr w:type="spellEnd"/>
       <w:r>
-        <w:t xml:space="preserve">, </w:t>
-      </w:r>
-      <w:proofErr w:type="spellStart"/>
-      <w:r>
-        <w:t>esp</w:t>
-      </w:r>
-      <w:proofErr w:type="spellEnd"/>
-      <w:r>
-        <w:t xml:space="preserve">    ; 建立新</w:t>
+        <w:t>, esp    ; 建立新</w:t>
       </w:r>
       <w:proofErr w:type="gramStart"/>
       <w:r>
@@ -18783,13 +19731,8 @@
       </w:r>
       <w:proofErr w:type="spellEnd"/>
       <w:r>
-        <w:t xml:space="preserve">, </w:t>
-      </w:r>
-      <w:proofErr w:type="spellStart"/>
-      <w:r>
-        <w:t>esp</w:t>
-      </w:r>
-      <w:proofErr w:type="spellEnd"/>
+        <w:t>, esp</w:t>
+      </w:r>
     </w:p>
     <w:p>
       <w:pPr>
@@ -19602,13 +20545,8 @@
       </w:r>
       <w:proofErr w:type="spellEnd"/>
       <w:r>
-        <w:t xml:space="preserve">, </w:t>
-      </w:r>
-      <w:proofErr w:type="spellStart"/>
-      <w:r>
-        <w:t>esp</w:t>
-      </w:r>
-      <w:proofErr w:type="spellEnd"/>
+        <w:t>, esp</w:t>
+      </w:r>
     </w:p>
     <w:p>
       <w:pPr>
@@ -19763,15 +20701,7 @@
       </w:r>
       <w:proofErr w:type="spellEnd"/>
       <w:r>
-        <w:t xml:space="preserve">], </w:t>
-      </w:r>
-      <w:proofErr w:type="spellStart"/>
-      <w:r>
-        <w:t>eax</w:t>
-      </w:r>
-      <w:proofErr w:type="spellEnd"/>
-      <w:r>
-        <w:t xml:space="preserve">      ; 写回 this-&gt;health (80)</w:t>
+        <w:t>], eax      ; 写回 this-&gt;health (80)</w:t>
       </w:r>
     </w:p>
     <w:p>
@@ -23544,15 +24474,7 @@
       </w:r>
       <w:proofErr w:type="spellEnd"/>
       <w:r>
-        <w:t xml:space="preserve">], </w:t>
-      </w:r>
-      <w:proofErr w:type="spellStart"/>
-      <w:r>
-        <w:t>eax</w:t>
-      </w:r>
-      <w:proofErr w:type="spellEnd"/>
-      <w:r>
-        <w:t xml:space="preserve">     ; 2. 把数据填入新空间</w:t>
+        <w:t>], eax     ; 2. 把数据填入新空间</w:t>
       </w:r>
     </w:p>
     <w:p>
@@ -24085,67 +25007,67 @@
       </w:r>
       <w:proofErr w:type="spellEnd"/>
       <w:r>
+        <w:t xml:space="preserve">, ecx     </w:t>
+      </w:r>
+      <w:proofErr w:type="gramStart"/>
+      <w:r>
+        <w:t xml:space="preserve">  ;</w:t>
+      </w:r>
+      <w:proofErr w:type="gramEnd"/>
+      <w:r>
+        <w:t xml:space="preserve"> </w:t>
+      </w:r>
+      <w:proofErr w:type="spellStart"/>
+      <w:r>
+        <w:t>ebx</w:t>
+      </w:r>
+      <w:proofErr w:type="spellEnd"/>
+      <w:r>
+        <w:t xml:space="preserve"> = </w:t>
+      </w:r>
+      <w:proofErr w:type="spellStart"/>
+      <w:r>
+        <w:t>ebx</w:t>
+      </w:r>
+      <w:proofErr w:type="spellEnd"/>
+      <w:r>
+        <w:t xml:space="preserve"> - </w:t>
+      </w:r>
+      <w:proofErr w:type="spellStart"/>
+      <w:r>
+        <w:t>ecx</w:t>
+      </w:r>
+      <w:proofErr w:type="spellEnd"/>
+    </w:p>
+    <w:p>
+      <w:pPr>
+        <w:rPr>
+          <w:rFonts w:hint="eastAsia"/>
+        </w:rPr>
+      </w:pPr>
+      <w:proofErr w:type="spellStart"/>
+      <w:r>
+        <w:t>xor</w:t>
+      </w:r>
+      <w:proofErr w:type="spellEnd"/>
+      <w:r>
+        <w:t xml:space="preserve"> </w:t>
+      </w:r>
+      <w:proofErr w:type="spellStart"/>
+      <w:r>
+        <w:t>eax</w:t>
+      </w:r>
+      <w:proofErr w:type="spellEnd"/>
+      <w:r>
         <w:t xml:space="preserve">, </w:t>
       </w:r>
       <w:proofErr w:type="spellStart"/>
       <w:r>
-        <w:t>ecx</w:t>
-      </w:r>
-      <w:proofErr w:type="spellEnd"/>
-      <w:r>
-        <w:t xml:space="preserve">     </w:t>
-      </w:r>
-      <w:proofErr w:type="gramStart"/>
-      <w:r>
-        <w:t xml:space="preserve">  ;</w:t>
-      </w:r>
-      <w:proofErr w:type="gramEnd"/>
-      <w:r>
-        <w:t xml:space="preserve"> </w:t>
-      </w:r>
-      <w:proofErr w:type="spellStart"/>
-      <w:r>
-        <w:t>ebx</w:t>
-      </w:r>
-      <w:proofErr w:type="spellEnd"/>
-      <w:r>
-        <w:t xml:space="preserve"> = </w:t>
-      </w:r>
-      <w:proofErr w:type="spellStart"/>
-      <w:r>
-        <w:t>ebx</w:t>
-      </w:r>
-      <w:proofErr w:type="spellEnd"/>
-      <w:r>
-        <w:t xml:space="preserve"> - </w:t>
-      </w:r>
-      <w:proofErr w:type="spellStart"/>
-      <w:r>
-        <w:t>ecx</w:t>
-      </w:r>
-      <w:proofErr w:type="spellEnd"/>
-    </w:p>
-    <w:p>
-      <w:pPr>
-        <w:rPr>
-          <w:rFonts w:hint="eastAsia"/>
-        </w:rPr>
-      </w:pPr>
-      <w:proofErr w:type="spellStart"/>
-      <w:r>
-        <w:t>xor</w:t>
-      </w:r>
-      <w:proofErr w:type="spellEnd"/>
-      <w:r>
-        <w:t xml:space="preserve"> </w:t>
-      </w:r>
-      <w:proofErr w:type="spellStart"/>
-      <w:r>
         <w:t>eax</w:t>
       </w:r>
       <w:proofErr w:type="spellEnd"/>
       <w:r>
-        <w:t xml:space="preserve">, </w:t>
+        <w:t xml:space="preserve">       ; 【高频技巧】</w:t>
       </w:r>
       <w:proofErr w:type="spellStart"/>
       <w:r>
@@ -24153,7 +25075,7 @@
       </w:r>
       <w:proofErr w:type="spellEnd"/>
       <w:r>
-        <w:t xml:space="preserve">       ; 【高频技巧】</w:t>
+        <w:t xml:space="preserve"> = 0。比 mov </w:t>
       </w:r>
       <w:proofErr w:type="spellStart"/>
       <w:r>
@@ -24161,14 +25083,6 @@
       </w:r>
       <w:proofErr w:type="spellEnd"/>
       <w:r>
-        <w:t xml:space="preserve"> = 0。比 mov </w:t>
-      </w:r>
-      <w:proofErr w:type="spellStart"/>
-      <w:r>
-        <w:t>eax</w:t>
-      </w:r>
-      <w:proofErr w:type="spellEnd"/>
-      <w:r>
         <w:t>, 0 更快更短！</w:t>
       </w:r>
     </w:p>
@@ -24184,15 +25098,7 @@
       </w:r>
       <w:proofErr w:type="spellEnd"/>
       <w:r>
-        <w:t xml:space="preserve"> </w:t>
-      </w:r>
-      <w:proofErr w:type="spellStart"/>
-      <w:r>
-        <w:t>eax</w:t>
-      </w:r>
-      <w:proofErr w:type="spellEnd"/>
-      <w:r>
-        <w:t xml:space="preserve">            ; </w:t>
+        <w:t xml:space="preserve"> eax            ; </w:t>
       </w:r>
       <w:proofErr w:type="spellStart"/>
       <w:r>
@@ -25735,6 +26641,7 @@
     <w:p>
       <w:pPr>
         <w:rPr>
+          <w:rFonts w:hint="eastAsia"/>
           <w:b/>
           <w:bCs/>
         </w:rPr>
@@ -34798,7 +35705,6 @@
   <w:style w:type="character" w:default="1" w:styleId="a0">
     <w:name w:val="Default Paragraph Font"/>
     <w:uiPriority w:val="1"/>
-    <w:semiHidden/>
     <w:unhideWhenUsed/>
   </w:style>
   <w:style w:type="table" w:default="1" w:styleId="a1">

--- a/Reserve-book/Reserve-Basic.docx
+++ b/Reserve-book/Reserve-Basic.docx
@@ -74,21 +74,12 @@
           <w:rFonts w:hint="eastAsia"/>
         </w:rPr>
       </w:pPr>
-      <w:proofErr w:type="gramStart"/>
-      <w:r>
-        <w:rPr>
-          <w:b/>
-          <w:bCs/>
-        </w:rPr>
-        <w:t>致未来</w:t>
-      </w:r>
-      <w:proofErr w:type="gramEnd"/>
-      <w:r>
-        <w:rPr>
-          <w:b/>
-          <w:bCs/>
-        </w:rPr>
-        <w:t>的逆向工程师：</w:t>
+      <w:r>
+        <w:rPr>
+          <w:b/>
+          <w:bCs/>
+        </w:rPr>
+        <w:t>致未来的逆向工程师：</w:t>
       </w:r>
     </w:p>
     <w:p>
@@ -345,23 +336,7 @@
       </w:r>
       <w:r>
         <w:br/>
-        <w:t xml:space="preserve">忘掉教科书上的定义。在这里，int 只是 4 </w:t>
-      </w:r>
-      <w:proofErr w:type="gramStart"/>
-      <w:r>
-        <w:t>个</w:t>
-      </w:r>
-      <w:proofErr w:type="gramEnd"/>
-      <w:r>
-        <w:t xml:space="preserve">字节的格子，double 是 8 </w:t>
-      </w:r>
-      <w:proofErr w:type="gramStart"/>
-      <w:r>
-        <w:t>个</w:t>
-      </w:r>
-      <w:proofErr w:type="gramEnd"/>
-      <w:r>
-        <w:t>字节的房间。我们将深入“内存对齐”的潜规则，学会如何在杂乱的字节流中精准定位数据。</w:t>
+        <w:t>忘掉教科书上的定义。在这里，int 只是 4 个字节的格子，double 是 8 个字节的房间。我们将深入“内存对齐”的潜规则，学会如何在杂乱的字节流中精准定位数据。</w:t>
       </w:r>
     </w:p>
     <w:p>
@@ -419,27 +394,11 @@
         </w:rPr>
       </w:pPr>
       <w:r>
-        <w:t>第五章：函数调用约定与</w:t>
-      </w:r>
-      <w:proofErr w:type="gramStart"/>
-      <w:r>
-        <w:t>栈</w:t>
-      </w:r>
-      <w:proofErr w:type="gramEnd"/>
-      <w:r>
-        <w:t>帧——特工的潜入与档案室</w:t>
+        <w:t>第五章：函数调用约定与栈帧——特工的潜入与档案室</w:t>
       </w:r>
       <w:r>
         <w:br/>
-        <w:t>理解程序是如何“呼吸”的。通过</w:t>
-      </w:r>
-      <w:proofErr w:type="gramStart"/>
-      <w:r>
-        <w:t>栈</w:t>
-      </w:r>
-      <w:proofErr w:type="gramEnd"/>
-      <w:r>
-        <w:t>帧的建立与销毁，看懂参数如何传递、局部变量如</w:t>
+        <w:t>理解程序是如何“呼吸”的。通过栈帧的建立与销毁，看懂参数如何传递、局部变量如</w:t>
       </w:r>
       <w:r>
         <w:lastRenderedPageBreak/>
@@ -487,15 +446,7 @@
         </w:rPr>
       </w:pPr>
       <w:r>
-        <w:t>在开始之前，有三条铁</w:t>
-      </w:r>
-      <w:proofErr w:type="gramStart"/>
-      <w:r>
-        <w:t>律必须</w:t>
-      </w:r>
-      <w:proofErr w:type="gramEnd"/>
-      <w:r>
-        <w:t>铭记：</w:t>
+        <w:t>在开始之前，有三条铁律必须铭记：</w:t>
       </w:r>
     </w:p>
     <w:p>
@@ -509,31 +460,7 @@
         </w:rPr>
       </w:pPr>
       <w:r>
-        <w:t>能力越大，责任越大：逆向技术是一把双</w:t>
-      </w:r>
-      <w:proofErr w:type="gramStart"/>
-      <w:r>
-        <w:t>刃</w:t>
-      </w:r>
-      <w:proofErr w:type="gramEnd"/>
-      <w:r>
-        <w:t>剑。它可以用于安全研究、漏洞修复、软件兼容，也可以用于破解、作弊和恶意攻击。</w:t>
-      </w:r>
-      <w:proofErr w:type="gramStart"/>
-      <w:r>
-        <w:t>请始终</w:t>
-      </w:r>
-      <w:proofErr w:type="gramEnd"/>
-      <w:r>
-        <w:t>将你的技能用于合法、合</w:t>
-      </w:r>
-      <w:proofErr w:type="gramStart"/>
-      <w:r>
-        <w:t>规</w:t>
-      </w:r>
-      <w:proofErr w:type="gramEnd"/>
-      <w:r>
-        <w:t>、合乎道德的用途。我们是为了理解和保护，而不是为了破坏。</w:t>
+        <w:t>能力越大，责任越大：逆向技术是一把双刃剑。它可以用于安全研究、漏洞修复、软件兼容，也可以用于破解、作弊和恶意攻击。请始终将你的技能用于合法、合规、合乎道德的用途。我们是为了理解和保护，而不是为了破坏。</w:t>
       </w:r>
     </w:p>
     <w:p>
@@ -614,21 +541,7 @@
         <w:rPr>
           <w:rFonts w:hint="eastAsia"/>
         </w:rPr>
-        <w:t>特工请注意，</w:t>
-      </w:r>
-      <w:proofErr w:type="gramStart"/>
-      <w:r>
-        <w:rPr>
-          <w:rFonts w:hint="eastAsia"/>
-        </w:rPr>
-        <w:t>现代网游</w:t>
-      </w:r>
-      <w:proofErr w:type="gramEnd"/>
-      <w:r>
-        <w:rPr>
-          <w:rFonts w:hint="eastAsia"/>
-        </w:rPr>
-        <w:t>战场（如主流的 FPS/ MOBA 游戏）已全面部署 </w:t>
+        <w:t>特工请注意，现代网游战场（如主流的 FPS/ MOBA 游戏）已全面部署 </w:t>
       </w:r>
       <w:r>
         <w:rPr>
@@ -724,25 +637,7 @@
           <w:b/>
           <w:bCs/>
         </w:rPr>
-        <w:t>本教程所授技能，仅限单机游戏分析、软件兼容性调试及安全研究（CTF）使用。在未掌握驱动对抗与反检测技术前，严禁</w:t>
-      </w:r>
-      <w:proofErr w:type="gramStart"/>
-      <w:r>
-        <w:rPr>
-          <w:rFonts w:hint="eastAsia"/>
-          <w:b/>
-          <w:bCs/>
-        </w:rPr>
-        <w:t>在网游中</w:t>
-      </w:r>
-      <w:proofErr w:type="gramEnd"/>
-      <w:r>
-        <w:rPr>
-          <w:rFonts w:hint="eastAsia"/>
-          <w:b/>
-          <w:bCs/>
-        </w:rPr>
-        <w:t>使用，否则后果自负。</w:t>
+        <w:t>本教程所授技能，仅限单机游戏分析、软件兼容性调试及安全研究（CTF）使用。在未掌握驱动对抗与反检测技术前，严禁在网游中使用，否则后果自负。</w:t>
       </w:r>
     </w:p>
     <w:p>
@@ -758,6 +653,7 @@
       <w:pPr>
         <w:jc w:val="left"/>
         <w:rPr>
+          <w:rFonts w:hint="eastAsia"/>
           <w:b/>
           <w:bCs/>
           <w:sz w:val="24"/>
@@ -792,6 +688,9 @@
     <w:p>
       <w:pPr>
         <w:jc w:val="left"/>
+        <w:rPr>
+          <w:rFonts w:hint="eastAsia"/>
+        </w:rPr>
       </w:pPr>
     </w:p>
     <w:p>
@@ -821,40 +720,15 @@
         <w:rPr>
           <w:rFonts w:hint="eastAsia"/>
         </w:rPr>
-        <w:t>和现在的你们一样，当我刚踏入职高、选定计算机专业的那一刻，也是个什么都不懂的小白。起初，是被同桌口中那些听不懂却觉得无比厉害的词汇所吸引——什么游戏数据劫持、网络包篡改、手机内核编写……虽然当时根本不知道那是啥，但就是觉得</w:t>
-      </w:r>
-      <w:proofErr w:type="gramStart"/>
-      <w:r>
-        <w:rPr>
-          <w:rFonts w:hint="eastAsia"/>
-        </w:rPr>
-        <w:t>酷</w:t>
-      </w:r>
-      <w:proofErr w:type="gramEnd"/>
-      <w:r>
-        <w:rPr>
-          <w:rFonts w:hint="eastAsia"/>
-        </w:rPr>
-        <w:t>。后来被他整</w:t>
-      </w:r>
-      <w:proofErr w:type="gramStart"/>
-      <w:r>
-        <w:rPr>
-          <w:rFonts w:hint="eastAsia"/>
-        </w:rPr>
-        <w:t>蛊</w:t>
-      </w:r>
-      <w:proofErr w:type="gramEnd"/>
-      <w:r>
-        <w:rPr>
-          <w:rFonts w:hint="eastAsia"/>
-        </w:rPr>
-        <w:t>，反而激发了我的兴趣。我就这样写了一个登录界面，编程之路跌跌撞撞地开始了。</w:t>
+        <w:t>和现在的你们一样，当我刚踏入职高、选定计算机专业的那一刻，也是个什么都不懂的小白。起初，是被同桌口中那些听不懂却觉得无比厉害的词汇所吸引——什么游戏数据劫持、网络包篡改、手机内核编写……虽然当时根本不知道那是啥，但就是觉得酷。后来被他整蛊，反而激发了我的兴趣。我就这样写了一个登录界面，编程之路跌跌撞撞地开始了。</w:t>
       </w:r>
     </w:p>
     <w:p>
       <w:pPr>
         <w:jc w:val="left"/>
+        <w:rPr>
+          <w:rFonts w:hint="eastAsia"/>
+        </w:rPr>
       </w:pPr>
       <w:r>
         <w:rPr>
@@ -874,35 +748,7 @@
         <w:rPr>
           <w:rFonts w:hint="eastAsia"/>
         </w:rPr>
-        <w:t>、Winsock 等各种控件，最后扎进了 Win32 API 的深水区。实</w:t>
-      </w:r>
-      <w:proofErr w:type="gramStart"/>
-      <w:r>
-        <w:rPr>
-          <w:rFonts w:hint="eastAsia"/>
-        </w:rPr>
-        <w:t>不</w:t>
-      </w:r>
-      <w:proofErr w:type="gramEnd"/>
-      <w:r>
-        <w:rPr>
-          <w:rFonts w:hint="eastAsia"/>
-        </w:rPr>
-        <w:t>相瞒，当年那些句柄（HANDLE）、回调函数（Callback）、消息循环（Message Loop）、钩子（Hook）的专业术语，还有满屏幕的LPWCSTR、DWORD、WORD，简直像天书一样。我当时满脑子都是问号：“What</w:t>
-      </w:r>
-      <w:proofErr w:type="gramStart"/>
-      <w:r>
-        <w:rPr>
-          <w:rFonts w:hint="eastAsia"/>
-        </w:rPr>
-        <w:t>‘</w:t>
-      </w:r>
-      <w:proofErr w:type="gramEnd"/>
-      <w:r>
-        <w:rPr>
-          <w:rFonts w:hint="eastAsia"/>
-        </w:rPr>
-        <w:t>s this！？”。</w:t>
+        <w:t>、Winsock 等各种控件，最后扎进了 Win32 API 的深水区。实不相瞒，当年那些句柄（HANDLE）、回调函数（Callback）、消息循环（Message Loop）、钩子（Hook）的专业术语，还有满屏幕的LPWCSTR、DWORD、WORD，简直像天书一样。我当时满脑子都是问号：“What‘s this！？”。</w:t>
       </w:r>
     </w:p>
     <w:p>
@@ -922,6 +768,9 @@
     <w:p>
       <w:pPr>
         <w:jc w:val="left"/>
+        <w:rPr>
+          <w:rFonts w:hint="eastAsia"/>
+        </w:rPr>
       </w:pPr>
     </w:p>
     <w:p>
@@ -1000,26 +849,15 @@
         <w:rPr>
           <w:rFonts w:hint="eastAsia"/>
         </w:rPr>
-        <w:t>说干就干。当我最终看着那段代码成功跑通时，我知道，我终于跨过了那道坎。这也是为什么在这份教程里，我会特别强调内存布局的原因——因为那些看似枯燥的理论，都是前辈</w:t>
-      </w:r>
-      <w:proofErr w:type="gramStart"/>
-      <w:r>
-        <w:rPr>
-          <w:rFonts w:hint="eastAsia"/>
-        </w:rPr>
-        <w:t>们踩坑</w:t>
-      </w:r>
-      <w:proofErr w:type="gramEnd"/>
-      <w:r>
-        <w:rPr>
-          <w:rFonts w:hint="eastAsia"/>
-        </w:rPr>
-        <w:t>后留下的血泪经验。</w:t>
+        <w:t>说干就干。当我最终看着那段代码成功跑通时，我知道，我终于跨过了那道坎。这也是为什么在这份教程里，我会特别强调内存布局的原因——因为那些看似枯燥的理论，都是前辈们踩坑后留下的血泪经验。</w:t>
       </w:r>
     </w:p>
     <w:p>
       <w:pPr>
         <w:jc w:val="left"/>
+        <w:rPr>
+          <w:rFonts w:hint="eastAsia"/>
+        </w:rPr>
       </w:pPr>
     </w:p>
     <w:p>
@@ -1091,25 +929,7 @@
           <w:b/>
           <w:bCs/>
         </w:rPr>
-        <w:t>原来那些昂贵的“魔改”工具，卖的不是软件本身，而是它们背后用来绕过</w:t>
-      </w:r>
-      <w:proofErr w:type="gramStart"/>
-      <w:r>
-        <w:rPr>
-          <w:rFonts w:hint="eastAsia"/>
-          <w:b/>
-          <w:bCs/>
-        </w:rPr>
-        <w:t>驱动级反作弊</w:t>
-      </w:r>
-      <w:proofErr w:type="gramEnd"/>
-      <w:r>
-        <w:rPr>
-          <w:rFonts w:hint="eastAsia"/>
-          <w:b/>
-          <w:bCs/>
-        </w:rPr>
-        <w:t>系统的内核通信能力。</w:t>
+        <w:t>原来那些昂贵的“魔改”工具，卖的不是软件本身，而是它们背后用来绕过驱动级反作弊系统的内核通信能力。</w:t>
       </w:r>
     </w:p>
     <w:p>
@@ -1137,26 +957,15 @@
         <w:rPr>
           <w:rFonts w:hint="eastAsia"/>
         </w:rPr>
-        <w:t>在现代反作弊的眼皮子底下</w:t>
-      </w:r>
-      <w:proofErr w:type="gramStart"/>
-      <w:r>
-        <w:rPr>
-          <w:rFonts w:hint="eastAsia"/>
-        </w:rPr>
-        <w:t>暴力覆写内存</w:t>
-      </w:r>
-      <w:proofErr w:type="gramEnd"/>
-      <w:r>
-        <w:rPr>
-          <w:rFonts w:hint="eastAsia"/>
-        </w:rPr>
-        <w:t>，除非你是真正的驱动级大佬，否则等待你的只有无情的机器封禁。</w:t>
+        <w:t>在现代反作弊的眼皮子底下暴力覆写内存，除非你是真正的驱动级大佬，否则等待你的只有无情的机器封禁。</w:t>
       </w:r>
     </w:p>
     <w:p>
       <w:pPr>
         <w:jc w:val="left"/>
+        <w:rPr>
+          <w:rFonts w:hint="eastAsia"/>
+        </w:rPr>
       </w:pPr>
     </w:p>
     <w:p>
@@ -1208,21 +1017,7 @@
         <w:rPr>
           <w:rFonts w:hint="eastAsia"/>
         </w:rPr>
-        <w:t>是的，我不会去教你们怎么写驱动，也不会深入剖析复杂的</w:t>
-      </w:r>
-      <w:proofErr w:type="gramStart"/>
-      <w:r>
-        <w:rPr>
-          <w:rFonts w:hint="eastAsia"/>
-        </w:rPr>
-        <w:t>内核级对抗</w:t>
-      </w:r>
-      <w:proofErr w:type="gramEnd"/>
-      <w:r>
-        <w:rPr>
-          <w:rFonts w:hint="eastAsia"/>
-        </w:rPr>
-        <w:t>（Ring 0）。一来，那是另一个极其庞大且凶险的世界；二来，作为一名还在修行的苦行僧，我必须对你们负责，绝不拿半吊子的知识来误人子弟。</w:t>
+        <w:t>是的，我不会去教你们怎么写驱动，也不会深入剖析复杂的内核级对抗（Ring 0）。一来，那是另一个极其庞大且凶险的世界；二来，作为一名还在修行的苦行僧，我必须对你们负责，绝不拿半吊子的知识来误人子弟。</w:t>
       </w:r>
     </w:p>
     <w:p>
@@ -1244,25 +1039,7 @@
           <w:b/>
           <w:bCs/>
         </w:rPr>
-        <w:t>因为如果你</w:t>
-      </w:r>
-      <w:proofErr w:type="gramStart"/>
-      <w:r>
-        <w:rPr>
-          <w:rFonts w:hint="eastAsia"/>
-          <w:b/>
-          <w:bCs/>
-        </w:rPr>
-        <w:t>连用户态</w:t>
-      </w:r>
-      <w:proofErr w:type="gramEnd"/>
-      <w:r>
-        <w:rPr>
-          <w:rFonts w:hint="eastAsia"/>
-          <w:b/>
-          <w:bCs/>
-        </w:rPr>
-        <w:t>的内存和汇编都没搞明白，就算给你一把内核的屠龙刀，你也只会砍到自己的脚。</w:t>
+        <w:t>因为如果你连用户态的内存和汇编都没搞明白，就算给你一把内核的屠龙刀，你也只会砍到自己的脚。</w:t>
       </w:r>
     </w:p>
     <w:p>
@@ -1338,25 +1115,7 @@
           <w:b/>
           <w:bCs/>
         </w:rPr>
-        <w:t>我知道这很难，但我还是希望你</w:t>
-      </w:r>
-      <w:proofErr w:type="gramStart"/>
-      <w:r>
-        <w:rPr>
-          <w:rFonts w:hint="eastAsia"/>
-          <w:b/>
-          <w:bCs/>
-        </w:rPr>
-        <w:t>能带着</w:t>
-      </w:r>
-      <w:proofErr w:type="gramEnd"/>
-      <w:r>
-        <w:rPr>
-          <w:rFonts w:hint="eastAsia"/>
-          <w:b/>
-          <w:bCs/>
-        </w:rPr>
-        <w:t>一种强大的心态走过来。因为那些让你抓狂的报错与迷茫，正是重塑你思维方式的必经之路。</w:t>
+        <w:t>我知道这很难，但我还是希望你能带着一种强大的心态走过来。因为那些让你抓狂的报错与迷茫，正是重塑你思维方式的必经之路。</w:t>
       </w:r>
     </w:p>
     <w:p>
@@ -1379,7 +1138,6 @@
     <w:p>
       <w:pPr>
         <w:rPr>
-          <w:rFonts w:hint="eastAsia"/>
           <w:b/>
           <w:bCs/>
         </w:rPr>
@@ -1421,26 +1179,6 @@
         <w:t>cnHHHHHcn</w:t>
       </w:r>
       <w:proofErr w:type="spellEnd"/>
-    </w:p>
-    <w:p>
-      <w:pPr>
-        <w:widowControl/>
-        <w:jc w:val="left"/>
-        <w:rPr>
-          <w:rFonts w:hint="eastAsia"/>
-          <w:b/>
-          <w:bCs/>
-        </w:rPr>
-      </w:pPr>
-      <w:r>
-        <w:rPr>
-          <w:rFonts w:hint="eastAsia"/>
-          <w:b/>
-          <w:bCs/>
-        </w:rPr>
-        <w:lastRenderedPageBreak/>
-        <w:br w:type="page"/>
-      </w:r>
     </w:p>
     <w:p>
       <w:pPr>
@@ -1657,21 +1395,7 @@
         <w:rPr>
           <w:rFonts w:hint="eastAsia"/>
         </w:rPr>
-        <w:t>当你看透了C++对象在内存里是如何赤裸裸地排列，当你看透了虚函数表是如何像幽灵一样控制</w:t>
-      </w:r>
-      <w:proofErr w:type="gramStart"/>
-      <w:r>
-        <w:rPr>
-          <w:rFonts w:hint="eastAsia"/>
-        </w:rPr>
-        <w:t>着程序</w:t>
-      </w:r>
-      <w:proofErr w:type="gramEnd"/>
-      <w:r>
-        <w:rPr>
-          <w:rFonts w:hint="eastAsia"/>
-        </w:rPr>
-        <w:t>的流向，你眼中的程序就不再是黑盒，而是一张清晰的“电路图”。</w:t>
+        <w:t>当你看透了C++对象在内存里是如何赤裸裸地排列，当你看透了虚函数表是如何像幽灵一样控制着程序的流向，你眼中的程序就不再是黑盒，而是一张清晰的“电路图”。</w:t>
       </w:r>
     </w:p>
     <w:p>
@@ -1748,23 +1472,22 @@
           <w:i/>
           <w:iCs/>
         </w:rPr>
-        <w:t>注：</w:t>
-      </w:r>
-      <w:proofErr w:type="gramStart"/>
-      <w:r>
-        <w:rPr>
+        <w:t>注：以下环境为作者当前配置（Windows 11 + V</w:t>
+      </w:r>
+      <w:r>
+        <w:rPr>
+          <w:rFonts w:hint="eastAsia"/>
           <w:i/>
           <w:iCs/>
         </w:rPr>
-        <w:t>以下环境</w:t>
-      </w:r>
-      <w:proofErr w:type="gramEnd"/>
+        <w:t xml:space="preserve">isual </w:t>
+      </w:r>
       <w:r>
         <w:rPr>
           <w:i/>
           <w:iCs/>
         </w:rPr>
-        <w:t>为作者当前配置（Windows 11 + V</w:t>
+        <w:t>S</w:t>
       </w:r>
       <w:r>
         <w:rPr>
@@ -1772,14 +1495,14 @@
           <w:i/>
           <w:iCs/>
         </w:rPr>
-        <w:t xml:space="preserve">isual </w:t>
+        <w:t>tudio</w:t>
       </w:r>
       <w:r>
         <w:rPr>
           <w:i/>
           <w:iCs/>
         </w:rPr>
-        <w:t>S</w:t>
+        <w:t xml:space="preserve"> 2022），仅作示范。只要你拥有 Windows 系统和任意版本的 Visual Studio（2015-202</w:t>
       </w:r>
       <w:r>
         <w:rPr>
@@ -1787,28 +1510,13 @@
           <w:i/>
           <w:iCs/>
         </w:rPr>
-        <w:t>tudio</w:t>
+        <w:t>6</w:t>
       </w:r>
       <w:r>
         <w:rPr>
           <w:i/>
           <w:iCs/>
         </w:rPr>
-        <w:t xml:space="preserve"> 2022），仅作示范。只要你拥有 Windows 系统和任意版本的 Visual Studio（2015-202</w:t>
-      </w:r>
-      <w:r>
-        <w:rPr>
-          <w:rFonts w:hint="eastAsia"/>
-          <w:i/>
-          <w:iCs/>
-        </w:rPr>
-        <w:t>6</w:t>
-      </w:r>
-      <w:r>
-        <w:rPr>
-          <w:i/>
-          <w:iCs/>
-        </w:rPr>
         <w:t xml:space="preserve"> 均可），即可开启征程。</w:t>
       </w:r>
     </w:p>
@@ -1834,23 +1542,7 @@
           <w:b/>
           <w:bCs/>
         </w:rPr>
-        <w:t>技能</w:t>
-      </w:r>
-      <w:proofErr w:type="gramStart"/>
-      <w:r>
-        <w:rPr>
-          <w:b/>
-          <w:bCs/>
-        </w:rPr>
-        <w:t>一</w:t>
-      </w:r>
-      <w:proofErr w:type="gramEnd"/>
-      <w:r>
-        <w:rPr>
-          <w:b/>
-          <w:bCs/>
-        </w:rPr>
-        <w:t>：透视眼 —— 查看内存布局</w:t>
+        <w:t>技能一：透视眼 —— 查看内存布局</w:t>
       </w:r>
     </w:p>
     <w:p>
@@ -2228,15 +1920,7 @@
         </w:rPr>
       </w:pPr>
       <w:r>
-        <w:t>设伏：在关键代码</w:t>
-      </w:r>
-      <w:proofErr w:type="gramStart"/>
-      <w:r>
-        <w:t>行设置</w:t>
-      </w:r>
-      <w:proofErr w:type="gramEnd"/>
-      <w:r>
-        <w:t>断点 (F9)。</w:t>
+        <w:t>设伏：在关键代码行设置断点 (F9)。</w:t>
       </w:r>
     </w:p>
     <w:p>
@@ -2306,15 +1990,7 @@
         </w:rPr>
       </w:pPr>
       <w:r>
-        <w:t>依次</w:t>
-      </w:r>
-      <w:proofErr w:type="gramStart"/>
-      <w:r>
-        <w:t>勾选并</w:t>
-      </w:r>
-      <w:proofErr w:type="gramEnd"/>
-      <w:r>
-        <w:t>打开以下四个核心窗口：</w:t>
+        <w:t>依次勾选并打开以下四个核心窗口：</w:t>
       </w:r>
     </w:p>
     <w:p>
@@ -2671,21 +2347,12 @@
         </w:rPr>
         <w:t>技巧</w:t>
       </w:r>
-      <w:proofErr w:type="gramStart"/>
-      <w:r>
-        <w:rPr>
-          <w:b/>
-          <w:bCs/>
-        </w:rPr>
-        <w:t>一</w:t>
-      </w:r>
-      <w:proofErr w:type="gramEnd"/>
-      <w:r>
-        <w:rPr>
-          <w:b/>
-          <w:bCs/>
-        </w:rPr>
-        <w:t>：设置“路障” (基础断点)</w:t>
+      <w:r>
+        <w:rPr>
+          <w:b/>
+          <w:bCs/>
+        </w:rPr>
+        <w:t>一：设置“路障” (基础断点)</w:t>
       </w:r>
     </w:p>
     <w:p>
@@ -2921,16 +2588,7 @@
         </w:rPr>
       </w:pPr>
       <w:r>
-        <w:t>当前即将执行的行会出现一个黄色箭头 </w:t>
-      </w:r>
-      <w:r>
-        <w:rPr>
-          <w:rFonts w:ascii="Segoe UI Emoji" w:hAnsi="Segoe UI Emoji" w:cs="Segoe UI Emoji"/>
-        </w:rPr>
-        <w:t>➡️</w:t>
-      </w:r>
-      <w:r>
-        <w:t xml:space="preserve"> (表示“下一步就要执行这行”)。</w:t>
+        <w:t>当前即将执行的行会出现一个黄色箭头  (表示“下一步就要执行这行”)。</w:t>
       </w:r>
     </w:p>
     <w:p>
@@ -3005,74 +2663,25 @@
           <w:b/>
           <w:bCs/>
         </w:rPr>
-        <w:t>三：掌</w:t>
-      </w:r>
-      <w:proofErr w:type="gramStart"/>
-      <w:r>
-        <w:rPr>
-          <w:b/>
-          <w:bCs/>
-        </w:rPr>
-        <w:t>控时间</w:t>
-      </w:r>
-      <w:proofErr w:type="gramEnd"/>
-      <w:r>
-        <w:rPr>
-          <w:b/>
-          <w:bCs/>
-        </w:rPr>
-        <w:t>流 (单</w:t>
-      </w:r>
-      <w:proofErr w:type="gramStart"/>
-      <w:r>
-        <w:rPr>
-          <w:b/>
-          <w:bCs/>
-        </w:rPr>
-        <w:t>步执行</w:t>
-      </w:r>
-      <w:proofErr w:type="gramEnd"/>
-      <w:r>
-        <w:rPr>
-          <w:b/>
-          <w:bCs/>
-        </w:rPr>
-        <w:t>)</w:t>
-      </w:r>
-    </w:p>
-    <w:p>
-      <w:pPr>
-        <w:rPr>
-          <w:rFonts w:hint="eastAsia"/>
-        </w:rPr>
-      </w:pPr>
-      <w:r>
-        <w:t>程序暂停后，你不需要再让它一直跑，可以像看</w:t>
-      </w:r>
-      <w:proofErr w:type="gramStart"/>
-      <w:r>
-        <w:t>电影逐帧播放</w:t>
-      </w:r>
-      <w:proofErr w:type="gramEnd"/>
-      <w:r>
-        <w:t>一样，</w:t>
-      </w:r>
-      <w:r>
-        <w:rPr>
-          <w:b/>
-          <w:bCs/>
-        </w:rPr>
-        <w:t>一行</w:t>
-      </w:r>
-      <w:proofErr w:type="gramStart"/>
-      <w:r>
-        <w:rPr>
-          <w:b/>
-          <w:bCs/>
-        </w:rPr>
-        <w:t>一行</w:t>
-      </w:r>
-      <w:proofErr w:type="gramEnd"/>
+        <w:t>三：掌控时间流 (单步执行)</w:t>
+      </w:r>
+    </w:p>
+    <w:p>
+      <w:pPr>
+        <w:rPr>
+          <w:rFonts w:hint="eastAsia"/>
+        </w:rPr>
+      </w:pPr>
+      <w:r>
+        <w:t>程序暂停后，你不需要再让它一直跑，可以像看电影逐帧播放一样，</w:t>
+      </w:r>
+      <w:r>
+        <w:rPr>
+          <w:b/>
+          <w:bCs/>
+        </w:rPr>
+        <w:t>一行一行</w:t>
+      </w:r>
       <w:r>
         <w:t>地执行代码。这是逆向分析的灵魂！</w:t>
       </w:r>
@@ -3646,23 +3255,7 @@
                 <w:sz w:val="18"/>
                 <w:szCs w:val="18"/>
               </w:rPr>
-              <w:t> 当你</w:t>
-            </w:r>
-            <w:proofErr w:type="gramStart"/>
-            <w:r>
-              <w:rPr>
-                <w:sz w:val="18"/>
-                <w:szCs w:val="18"/>
-              </w:rPr>
-              <w:t>想分析</w:t>
-            </w:r>
-            <w:proofErr w:type="gramEnd"/>
-            <w:r>
-              <w:rPr>
-                <w:sz w:val="18"/>
-                <w:szCs w:val="18"/>
-              </w:rPr>
-              <w:t>某个函数内部到底干了什么（是否有加密、校验）时。</w:t>
+              <w:t> 当你想分析某个函数内部到底干了什么（是否有加密、校验）时。</w:t>
             </w:r>
           </w:p>
         </w:tc>
@@ -3806,23 +3399,7 @@
                 <w:szCs w:val="18"/>
               </w:rPr>
               <w:br/>
-              <w:t>直接执行</w:t>
-            </w:r>
-            <w:proofErr w:type="gramStart"/>
-            <w:r>
-              <w:rPr>
-                <w:sz w:val="18"/>
-                <w:szCs w:val="18"/>
-              </w:rPr>
-              <w:t>完当前</w:t>
-            </w:r>
-            <w:proofErr w:type="gramEnd"/>
-            <w:r>
-              <w:rPr>
-                <w:sz w:val="18"/>
-                <w:szCs w:val="18"/>
-              </w:rPr>
-              <w:t>函数的剩余部分，停在</w:t>
+              <w:t>直接执行完当前函数的剩余部分，停在</w:t>
             </w:r>
             <w:r>
               <w:rPr>
@@ -4459,21 +4036,7 @@
         <w:rPr>
           <w:rFonts w:hint="eastAsia"/>
         </w:rPr>
-        <w:t xml:space="preserve"> 对象时，计算机只做了一件事：它在内存里划了一块地，连续地放了 12 </w:t>
-      </w:r>
-      <w:proofErr w:type="gramStart"/>
-      <w:r>
-        <w:rPr>
-          <w:rFonts w:hint="eastAsia"/>
-        </w:rPr>
-        <w:t>个</w:t>
-      </w:r>
-      <w:proofErr w:type="gramEnd"/>
-      <w:r>
-        <w:rPr>
-          <w:rFonts w:hint="eastAsia"/>
-        </w:rPr>
-        <w:t>字节（假设 int 是 4 字节）。</w:t>
+        <w:t xml:space="preserve"> 对象时，计算机只做了一件事：它在内存里划了一块地，连续地放了 12 个字节（假设 int 是 4 字节）。</w:t>
       </w:r>
     </w:p>
     <w:p>
@@ -5205,21 +4768,7 @@
         <w:rPr>
           <w:rFonts w:hint="eastAsia"/>
         </w:rPr>
-        <w:t>如果你算的是 1 + 8 + 4 = 13 字节，那么你在实战中</w:t>
-      </w:r>
-      <w:proofErr w:type="gramStart"/>
-      <w:r>
-        <w:rPr>
-          <w:rFonts w:hint="eastAsia"/>
-        </w:rPr>
-        <w:t>一定会栽大</w:t>
-      </w:r>
-      <w:proofErr w:type="gramEnd"/>
-      <w:r>
-        <w:rPr>
-          <w:rFonts w:hint="eastAsia"/>
-        </w:rPr>
-        <w:t>跟头！</w:t>
+        <w:t>如果你算的是 1 + 8 + 4 = 13 字节，那么你在实战中一定会栽大跟头！</w:t>
       </w:r>
     </w:p>
     <w:p>
@@ -5508,19 +5057,11 @@
           <w:rFonts w:hint="eastAsia"/>
         </w:rPr>
       </w:pPr>
-      <w:proofErr w:type="gramStart"/>
-      <w:r>
-        <w:rPr>
-          <w:rFonts w:hint="eastAsia"/>
-        </w:rPr>
-        <w:t>小端序</w:t>
-      </w:r>
-      <w:proofErr w:type="gramEnd"/>
-      <w:r>
-        <w:rPr>
-          <w:rFonts w:hint="eastAsia"/>
-        </w:rPr>
-        <w:t>： 数据的低位放在低地址（就像把车尾放在家门口）。</w:t>
+      <w:r>
+        <w:rPr>
+          <w:rFonts w:hint="eastAsia"/>
+        </w:rPr>
+        <w:t>小端序： 数据的低位放在低地址（就像把车尾放在家门口）。</w:t>
       </w:r>
     </w:p>
     <w:p>
@@ -5553,21 +5094,7 @@
         <w:rPr>
           <w:rFonts w:hint="eastAsia"/>
         </w:rPr>
-        <w:t>Intel 的 CPU（x86/x64）普遍</w:t>
-      </w:r>
-      <w:proofErr w:type="gramStart"/>
-      <w:r>
-        <w:rPr>
-          <w:rFonts w:hint="eastAsia"/>
-        </w:rPr>
-        <w:t>使用小端序</w:t>
-      </w:r>
-      <w:proofErr w:type="gramEnd"/>
-      <w:r>
-        <w:rPr>
-          <w:rFonts w:hint="eastAsia"/>
-        </w:rPr>
-        <w:t>。这意味着，当你往内存里写入数字 0x12345678，在内存窗口里，你会看到它是倒着存的：78 56 34 12。</w:t>
+        <w:t>Intel 的 CPU（x86/x64）普遍使用小端序。这意味着，当你往内存里写入数字 0x12345678，在内存窗口里，你会看到它是倒着存的：78 56 34 12。</w:t>
       </w:r>
     </w:p>
     <w:p>
@@ -5706,21 +5233,7 @@
         <w:rPr>
           <w:rFonts w:hint="eastAsia"/>
         </w:rPr>
-        <w:t xml:space="preserve">在逆向工程中，我们经常需要遍历数组或跳过数据。如果你把 int* 强制转换成 char，你就可以逐字节地扫描；如果你保持 int，你就是“一步跨过 4 </w:t>
-      </w:r>
-      <w:proofErr w:type="gramStart"/>
-      <w:r>
-        <w:rPr>
-          <w:rFonts w:hint="eastAsia"/>
-        </w:rPr>
-        <w:t>个</w:t>
-      </w:r>
-      <w:proofErr w:type="gramEnd"/>
-      <w:r>
-        <w:rPr>
-          <w:rFonts w:hint="eastAsia"/>
-        </w:rPr>
-        <w:t>字节”。</w:t>
+        <w:t>在逆向工程中，我们经常需要遍历数组或跳过数据。如果你把 int* 强制转换成 char，你就可以逐字节地扫描；如果你保持 int，你就是“一步跨过 4 个字节”。</w:t>
       </w:r>
     </w:p>
     <w:p>
@@ -5916,28 +5429,14 @@
         <w:rPr>
           <w:rFonts w:hint="eastAsia"/>
         </w:rPr>
-        <w:t>g_</w:t>
-      </w:r>
-      <w:proofErr w:type="gramStart"/>
-      <w:r>
-        <w:rPr>
-          <w:rFonts w:hint="eastAsia"/>
-        </w:rPr>
-        <w:t>Scores</w:t>
-      </w:r>
-      <w:proofErr w:type="spellEnd"/>
-      <w:r>
-        <w:rPr>
-          <w:rFonts w:hint="eastAsia"/>
-        </w:rPr>
-        <w:t>[</w:t>
-      </w:r>
-      <w:proofErr w:type="gramEnd"/>
-      <w:r>
-        <w:rPr>
-          <w:rFonts w:hint="eastAsia"/>
-        </w:rPr>
-        <w:t>5] = {100, 95, 88, 92, 77};</w:t>
+        <w:t>g_Scores</w:t>
+      </w:r>
+      <w:proofErr w:type="spellEnd"/>
+      <w:r>
+        <w:rPr>
+          <w:rFonts w:hint="eastAsia"/>
+        </w:rPr>
+        <w:t>[5] = {100, 95, 88, 92, 77};</w:t>
       </w:r>
     </w:p>
     <w:p>
@@ -6076,21 +5575,7 @@
         <w:rPr>
           <w:rFonts w:hint="eastAsia"/>
         </w:rPr>
-        <w:t>身份</w:t>
-      </w:r>
-      <w:proofErr w:type="gramStart"/>
-      <w:r>
-        <w:rPr>
-          <w:rFonts w:hint="eastAsia"/>
-        </w:rPr>
-        <w:t>一</w:t>
-      </w:r>
-      <w:proofErr w:type="gramEnd"/>
-      <w:r>
-        <w:rPr>
-          <w:rFonts w:hint="eastAsia"/>
-        </w:rPr>
-        <w:t>：作为“地皮”本身（仅限两种情况）</w:t>
+        <w:t>身份一：作为“地皮”本身（仅限两种情况）</w:t>
       </w:r>
     </w:p>
     <w:p>
@@ -6540,48 +6025,20 @@
         <w:rPr>
           <w:rFonts w:hint="eastAsia"/>
         </w:rPr>
-        <w:t xml:space="preserve">- 如果你手里拿着 int*（步长为4），p + 1 意味着向前跳 4 </w:t>
-      </w:r>
-      <w:proofErr w:type="gramStart"/>
-      <w:r>
-        <w:rPr>
-          <w:rFonts w:hint="eastAsia"/>
-        </w:rPr>
-        <w:t>个</w:t>
-      </w:r>
-      <w:proofErr w:type="gramEnd"/>
-      <w:r>
-        <w:rPr>
-          <w:rFonts w:hint="eastAsia"/>
-        </w:rPr>
-        <w:t>字节，正好跳到下一个 int 的位置。</w:t>
-      </w:r>
-    </w:p>
-    <w:p>
-      <w:pPr>
-        <w:rPr>
-          <w:rFonts w:hint="eastAsia"/>
-        </w:rPr>
-      </w:pPr>
-      <w:r>
-        <w:rPr>
-          <w:rFonts w:hint="eastAsia"/>
-        </w:rPr>
-        <w:t xml:space="preserve">- 如果你手里拿着 char*（步长为1），p + 1 意味着向前跳 1 </w:t>
-      </w:r>
-      <w:proofErr w:type="gramStart"/>
-      <w:r>
-        <w:rPr>
-          <w:rFonts w:hint="eastAsia"/>
-        </w:rPr>
-        <w:t>个</w:t>
-      </w:r>
-      <w:proofErr w:type="gramEnd"/>
-      <w:r>
-        <w:rPr>
-          <w:rFonts w:hint="eastAsia"/>
-        </w:rPr>
-        <w:t>字节。</w:t>
+        <w:t>- 如果你手里拿着 int*（步长为4），p + 1 意味着向前跳 4 个字节，正好跳到下一个 int 的位置。</w:t>
+      </w:r>
+    </w:p>
+    <w:p>
+      <w:pPr>
+        <w:rPr>
+          <w:rFonts w:hint="eastAsia"/>
+        </w:rPr>
+      </w:pPr>
+      <w:r>
+        <w:rPr>
+          <w:rFonts w:hint="eastAsia"/>
+        </w:rPr>
+        <w:t>- 如果你手里拿着 char*（步长为1），p + 1 意味着向前跳 1 个字节。</w:t>
       </w:r>
     </w:p>
     <w:p>
@@ -6798,21 +6255,7 @@
         <w:rPr>
           <w:rFonts w:hint="eastAsia"/>
         </w:rPr>
-        <w:t xml:space="preserve">int </w:t>
-      </w:r>
-      <w:proofErr w:type="gramStart"/>
-      <w:r>
-        <w:rPr>
-          <w:rFonts w:hint="eastAsia"/>
-        </w:rPr>
-        <w:t>map[</w:t>
-      </w:r>
-      <w:proofErr w:type="gramEnd"/>
-      <w:r>
-        <w:rPr>
-          <w:rFonts w:hint="eastAsia"/>
-        </w:rPr>
-        <w:t>10][20];</w:t>
+        <w:t>int map[10][20];</w:t>
       </w:r>
     </w:p>
     <w:p>
@@ -6878,76 +6321,20 @@
         <w:rPr>
           <w:rFonts w:hint="eastAsia"/>
         </w:rPr>
-        <w:t xml:space="preserve">内存里只有一条直线。map[10][20] 意味着：这里有 10 </w:t>
-      </w:r>
-      <w:proofErr w:type="gramStart"/>
-      <w:r>
-        <w:rPr>
-          <w:rFonts w:hint="eastAsia"/>
-        </w:rPr>
-        <w:t>个</w:t>
-      </w:r>
-      <w:proofErr w:type="gramEnd"/>
-      <w:r>
-        <w:rPr>
-          <w:rFonts w:hint="eastAsia"/>
-        </w:rPr>
-        <w:t xml:space="preserve">小组，每个小组里有 20 </w:t>
-      </w:r>
-      <w:proofErr w:type="gramStart"/>
-      <w:r>
-        <w:rPr>
-          <w:rFonts w:hint="eastAsia"/>
-        </w:rPr>
-        <w:t>个</w:t>
-      </w:r>
-      <w:proofErr w:type="gramEnd"/>
-      <w:r>
-        <w:rPr>
-          <w:rFonts w:hint="eastAsia"/>
-        </w:rPr>
-        <w:t xml:space="preserve"> int。</w:t>
-      </w:r>
-    </w:p>
-    <w:p>
-      <w:pPr>
-        <w:rPr>
-          <w:rFonts w:hint="eastAsia"/>
-        </w:rPr>
-      </w:pPr>
-      <w:r>
-        <w:rPr>
-          <w:rFonts w:hint="eastAsia"/>
-        </w:rPr>
-        <w:t xml:space="preserve">所以，要找到 map[2][3]，你需要跳过 2 </w:t>
-      </w:r>
-      <w:proofErr w:type="gramStart"/>
-      <w:r>
-        <w:rPr>
-          <w:rFonts w:hint="eastAsia"/>
-        </w:rPr>
-        <w:t>个</w:t>
-      </w:r>
-      <w:proofErr w:type="gramEnd"/>
-      <w:r>
-        <w:rPr>
-          <w:rFonts w:hint="eastAsia"/>
-        </w:rPr>
-        <w:t xml:space="preserve">小组（2 * 20 * 4字节），再加上 3 </w:t>
-      </w:r>
-      <w:proofErr w:type="gramStart"/>
-      <w:r>
-        <w:rPr>
-          <w:rFonts w:hint="eastAsia"/>
-        </w:rPr>
-        <w:t>个</w:t>
-      </w:r>
-      <w:proofErr w:type="gramEnd"/>
-      <w:r>
-        <w:rPr>
-          <w:rFonts w:hint="eastAsia"/>
-        </w:rPr>
-        <w:t>元素（3 * 4字节）。</w:t>
+        <w:t>内存里只有一条直线。map[10][20] 意味着：这里有 10 个小组，每个小组里有 20 个 int。</w:t>
+      </w:r>
+    </w:p>
+    <w:p>
+      <w:pPr>
+        <w:rPr>
+          <w:rFonts w:hint="eastAsia"/>
+        </w:rPr>
+      </w:pPr>
+      <w:r>
+        <w:rPr>
+          <w:rFonts w:hint="eastAsia"/>
+        </w:rPr>
+        <w:t>所以，要找到 map[2][3]，你需要跳过 2 个小组（2 * 20 * 4字节），再加上 3 个元素（3 * 4字节）。</w:t>
       </w:r>
     </w:p>
     <w:p>
@@ -6994,35 +6381,7 @@
         <w:rPr>
           <w:rFonts w:hint="eastAsia"/>
         </w:rPr>
-        <w:t xml:space="preserve">[100][4]，可能代表 100 </w:t>
-      </w:r>
-      <w:proofErr w:type="gramStart"/>
-      <w:r>
-        <w:rPr>
-          <w:rFonts w:hint="eastAsia"/>
-        </w:rPr>
-        <w:t>个</w:t>
-      </w:r>
-      <w:proofErr w:type="gramEnd"/>
-      <w:r>
-        <w:rPr>
-          <w:rFonts w:hint="eastAsia"/>
-        </w:rPr>
-        <w:t xml:space="preserve">敌人，每个敌人有 4 </w:t>
-      </w:r>
-      <w:proofErr w:type="gramStart"/>
-      <w:r>
-        <w:rPr>
-          <w:rFonts w:hint="eastAsia"/>
-        </w:rPr>
-        <w:t>个</w:t>
-      </w:r>
-      <w:proofErr w:type="gramEnd"/>
-      <w:r>
-        <w:rPr>
-          <w:rFonts w:hint="eastAsia"/>
-        </w:rPr>
-        <w:t>属性（X坐标、Y坐标、血量、状态）。通过分析偏移量，我们可以拆解出每一个属性的具体含义。</w:t>
+        <w:t>[100][4]，可能代表 100 个敌人，每个敌人有 4 个属性（X坐标、Y坐标、血量、状态）。通过分析偏移量，我们可以拆解出每一个属性的具体含义。</w:t>
       </w:r>
     </w:p>
     <w:p>
@@ -7095,21 +6454,7 @@
         <w:rPr>
           <w:rFonts w:hint="eastAsia"/>
         </w:rPr>
-        <w:t>为了在</w:t>
-      </w:r>
-      <w:proofErr w:type="gramStart"/>
-      <w:r>
-        <w:rPr>
-          <w:rFonts w:hint="eastAsia"/>
-        </w:rPr>
-        <w:t>逆向时</w:t>
-      </w:r>
-      <w:proofErr w:type="gramEnd"/>
-      <w:r>
-        <w:rPr>
-          <w:rFonts w:hint="eastAsia"/>
-        </w:rPr>
-        <w:t>看透代码的本质，你必须学会这两种“易容术”：</w:t>
+        <w:t>为了在逆向时看透代码的本质，你必须学会这两种“易容术”：</w:t>
       </w:r>
     </w:p>
     <w:p>
@@ -7277,21 +6622,7 @@
         <w:rPr>
           <w:rFonts w:hint="eastAsia"/>
         </w:rPr>
-        <w:t xml:space="preserve">*       p 是一个指针，它指向一个包含 4 </w:t>
-      </w:r>
-      <w:proofErr w:type="gramStart"/>
-      <w:r>
-        <w:rPr>
-          <w:rFonts w:hint="eastAsia"/>
-        </w:rPr>
-        <w:t>个</w:t>
-      </w:r>
-      <w:proofErr w:type="gramEnd"/>
-      <w:r>
-        <w:rPr>
-          <w:rFonts w:hint="eastAsia"/>
-        </w:rPr>
-        <w:t xml:space="preserve"> int 元素的数组（即指向一行）</w:t>
+        <w:t>*       p 是一个指针，它指向一个包含 4 个 int 元素的数组（即指向一行）</w:t>
       </w:r>
     </w:p>
     <w:p>
@@ -7337,42 +6668,14 @@
         <w:rPr>
           <w:rFonts w:hint="eastAsia"/>
         </w:rPr>
-        <w:t>print_</w:t>
-      </w:r>
-      <w:proofErr w:type="gramStart"/>
-      <w:r>
-        <w:rPr>
-          <w:rFonts w:hint="eastAsia"/>
-        </w:rPr>
-        <w:t>matrix</w:t>
-      </w:r>
-      <w:proofErr w:type="spellEnd"/>
-      <w:r>
-        <w:rPr>
-          <w:rFonts w:hint="eastAsia"/>
-        </w:rPr>
-        <w:t>(</w:t>
-      </w:r>
-      <w:proofErr w:type="gramEnd"/>
-      <w:r>
-        <w:rPr>
-          <w:rFonts w:hint="eastAsia"/>
-        </w:rPr>
-        <w:t>int (*</w:t>
-      </w:r>
-      <w:proofErr w:type="gramStart"/>
-      <w:r>
-        <w:rPr>
-          <w:rFonts w:hint="eastAsia"/>
-        </w:rPr>
-        <w:t>p)[</w:t>
-      </w:r>
-      <w:proofErr w:type="gramEnd"/>
-      <w:r>
-        <w:rPr>
-          <w:rFonts w:hint="eastAsia"/>
-        </w:rPr>
-        <w:t xml:space="preserve">COLS], int rows) </w:t>
+        <w:t>print_matrix</w:t>
+      </w:r>
+      <w:proofErr w:type="spellEnd"/>
+      <w:r>
+        <w:rPr>
+          <w:rFonts w:hint="eastAsia"/>
+        </w:rPr>
+        <w:t xml:space="preserve">(int (*p)[COLS], int rows) </w:t>
       </w:r>
       <w:r>
         <w:t>{</w:t>
@@ -7537,21 +6840,7 @@
           <w:rFonts w:hint="eastAsia"/>
         </w:rPr>
         <w:tab/>
-        <w:t>// 核心优势：可以直接像普通二维数</w:t>
-      </w:r>
-      <w:proofErr w:type="gramStart"/>
-      <w:r>
-        <w:rPr>
-          <w:rFonts w:hint="eastAsia"/>
-        </w:rPr>
-        <w:t>组那样</w:t>
-      </w:r>
-      <w:proofErr w:type="gramEnd"/>
-      <w:r>
-        <w:rPr>
-          <w:rFonts w:hint="eastAsia"/>
-        </w:rPr>
-        <w:t>使用 p[</w:t>
+        <w:t>// 核心优势：可以直接像普通二维数组那样使用 p[</w:t>
       </w:r>
       <w:proofErr w:type="spellStart"/>
       <w:r>
@@ -7599,21 +6888,7 @@
         <w:rPr>
           <w:rFonts w:hint="eastAsia"/>
         </w:rPr>
-        <w:t xml:space="preserve">]       : </w:t>
-      </w:r>
-      <w:proofErr w:type="gramStart"/>
-      <w:r>
-        <w:rPr>
-          <w:rFonts w:hint="eastAsia"/>
-        </w:rPr>
-        <w:t>表示取第</w:t>
-      </w:r>
-      <w:proofErr w:type="gramEnd"/>
-      <w:r>
-        <w:rPr>
-          <w:rFonts w:hint="eastAsia"/>
-        </w:rPr>
-        <w:t xml:space="preserve"> </w:t>
+        <w:t xml:space="preserve">]       : 表示取第 </w:t>
       </w:r>
       <w:proofErr w:type="spellStart"/>
       <w:r>
@@ -7641,21 +6916,7 @@
         <w:rPr>
           <w:rFonts w:hint="eastAsia"/>
         </w:rPr>
-        <w:t xml:space="preserve"> 就是</w:t>
-      </w:r>
-      <w:proofErr w:type="gramStart"/>
-      <w:r>
-        <w:rPr>
-          <w:rFonts w:hint="eastAsia"/>
-        </w:rPr>
-        <w:t>指向第</w:t>
-      </w:r>
-      <w:proofErr w:type="gramEnd"/>
-      <w:r>
-        <w:rPr>
-          <w:rFonts w:hint="eastAsia"/>
-        </w:rPr>
-        <w:t xml:space="preserve"> </w:t>
+        <w:t xml:space="preserve"> 就是指向第 </w:t>
       </w:r>
       <w:proofErr w:type="spellStart"/>
       <w:r>
@@ -7717,21 +6978,7 @@
         <w:rPr>
           <w:rFonts w:hint="eastAsia"/>
         </w:rPr>
-        <w:t xml:space="preserve"> 行的第 j </w:t>
-      </w:r>
-      <w:proofErr w:type="gramStart"/>
-      <w:r>
-        <w:rPr>
-          <w:rFonts w:hint="eastAsia"/>
-        </w:rPr>
-        <w:t>个</w:t>
-      </w:r>
-      <w:proofErr w:type="gramEnd"/>
-      <w:r>
-        <w:rPr>
-          <w:rFonts w:hint="eastAsia"/>
-        </w:rPr>
-        <w:t>元素</w:t>
+        <w:t xml:space="preserve"> 行的第 j 个元素</w:t>
       </w:r>
     </w:p>
     <w:p>
@@ -7796,7 +7043,6 @@
         <w:tab/>
       </w:r>
       <w:proofErr w:type="spellStart"/>
-      <w:proofErr w:type="gramStart"/>
       <w:r>
         <w:rPr>
           <w:rFonts w:hint="eastAsia"/>
@@ -7808,14 +7054,7 @@
         <w:rPr>
           <w:rFonts w:hint="eastAsia"/>
         </w:rPr>
-        <w:t>(</w:t>
-      </w:r>
-      <w:proofErr w:type="gramEnd"/>
-      <w:r>
-        <w:rPr>
-          <w:rFonts w:hint="eastAsia"/>
-        </w:rPr>
-        <w:t>"%d ", p[</w:t>
+        <w:t>("%d ", p[</w:t>
       </w:r>
       <w:proofErr w:type="spellStart"/>
       <w:r>
@@ -8000,21 +7239,7 @@
         <w:rPr>
           <w:rFonts w:hint="eastAsia"/>
         </w:rPr>
-        <w:t xml:space="preserve">int </w:t>
-      </w:r>
-      <w:proofErr w:type="gramStart"/>
-      <w:r>
-        <w:rPr>
-          <w:rFonts w:hint="eastAsia"/>
-        </w:rPr>
-        <w:t>main(</w:t>
-      </w:r>
-      <w:proofErr w:type="gramEnd"/>
-      <w:r>
-        <w:rPr>
-          <w:rFonts w:hint="eastAsia"/>
-        </w:rPr>
-        <w:t xml:space="preserve">) </w:t>
+        <w:t xml:space="preserve">int main() </w:t>
       </w:r>
       <w:r>
         <w:t>{</w:t>
@@ -8045,21 +7270,7 @@
           <w:rFonts w:hint="eastAsia"/>
         </w:rPr>
         <w:tab/>
-        <w:t>int matrix[</w:t>
-      </w:r>
-      <w:proofErr w:type="gramStart"/>
-      <w:r>
-        <w:rPr>
-          <w:rFonts w:hint="eastAsia"/>
-        </w:rPr>
-        <w:t>3][</w:t>
-      </w:r>
-      <w:proofErr w:type="gramEnd"/>
-      <w:r>
-        <w:rPr>
-          <w:rFonts w:hint="eastAsia"/>
-        </w:rPr>
-        <w:t xml:space="preserve">COLS] = </w:t>
+        <w:t xml:space="preserve">int matrix[3][COLS] = </w:t>
       </w:r>
       <w:r>
         <w:t>{</w:t>
@@ -8223,21 +7434,7 @@
         </w:rPr>
         <w:lastRenderedPageBreak/>
         <w:tab/>
-        <w:t>// C 语言会自动将 matrix (int [3][4]) 转换为</w:t>
-      </w:r>
-      <w:proofErr w:type="gramStart"/>
-      <w:r>
-        <w:rPr>
-          <w:rFonts w:hint="eastAsia"/>
-        </w:rPr>
-        <w:t>指向第</w:t>
-      </w:r>
-      <w:proofErr w:type="gramEnd"/>
-      <w:r>
-        <w:rPr>
-          <w:rFonts w:hint="eastAsia"/>
-        </w:rPr>
-        <w:t>一行的指针 (int (*)[4])</w:t>
+        <w:t>// C 语言会自动将 matrix (int [3][4]) 转换为指向第一行的指针 (int (*)[4])</w:t>
       </w:r>
     </w:p>
     <w:p>
@@ -8257,28 +7454,14 @@
         <w:rPr>
           <w:rFonts w:hint="eastAsia"/>
         </w:rPr>
-        <w:t>print_</w:t>
-      </w:r>
-      <w:proofErr w:type="gramStart"/>
-      <w:r>
-        <w:rPr>
-          <w:rFonts w:hint="eastAsia"/>
-        </w:rPr>
-        <w:t>matrix</w:t>
-      </w:r>
-      <w:proofErr w:type="spellEnd"/>
-      <w:r>
-        <w:rPr>
-          <w:rFonts w:hint="eastAsia"/>
-        </w:rPr>
-        <w:t>(</w:t>
-      </w:r>
-      <w:proofErr w:type="gramEnd"/>
-      <w:r>
-        <w:rPr>
-          <w:rFonts w:hint="eastAsia"/>
-        </w:rPr>
-        <w:t>matrix, 3);</w:t>
+        <w:t>print_matrix</w:t>
+      </w:r>
+      <w:proofErr w:type="spellEnd"/>
+      <w:r>
+        <w:rPr>
+          <w:rFonts w:hint="eastAsia"/>
+        </w:rPr>
+        <w:t>(matrix, 3);</w:t>
       </w:r>
     </w:p>
     <w:p>
@@ -8433,21 +7616,7 @@
         <w:rPr>
           <w:rFonts w:hint="eastAsia"/>
         </w:rPr>
-        <w:t xml:space="preserve">int </w:t>
-      </w:r>
-      <w:proofErr w:type="gramStart"/>
-      <w:r>
-        <w:rPr>
-          <w:rFonts w:hint="eastAsia"/>
-        </w:rPr>
-        <w:t>main(</w:t>
-      </w:r>
-      <w:proofErr w:type="gramEnd"/>
-      <w:r>
-        <w:rPr>
-          <w:rFonts w:hint="eastAsia"/>
-        </w:rPr>
-        <w:t xml:space="preserve">) </w:t>
+        <w:t xml:space="preserve">int main() </w:t>
       </w:r>
       <w:r>
         <w:t>{</w:t>
@@ -8467,7 +7636,6 @@
         <w:t xml:space="preserve">const char* </w:t>
       </w:r>
       <w:proofErr w:type="spellStart"/>
-      <w:proofErr w:type="gramStart"/>
       <w:r>
         <w:rPr>
           <w:rFonts w:hint="eastAsia"/>
@@ -8479,14 +7647,7 @@
         <w:rPr>
           <w:rFonts w:hint="eastAsia"/>
         </w:rPr>
-        <w:t>[</w:t>
-      </w:r>
-      <w:proofErr w:type="gramEnd"/>
-      <w:r>
-        <w:rPr>
-          <w:rFonts w:hint="eastAsia"/>
-        </w:rPr>
-        <w:t xml:space="preserve">3] = </w:t>
+        <w:t xml:space="preserve">[3] = </w:t>
       </w:r>
       <w:r>
         <w:t>{</w:t>
@@ -8599,7 +7760,6 @@
         <w:tab/>
       </w:r>
       <w:proofErr w:type="spellStart"/>
-      <w:proofErr w:type="gramStart"/>
       <w:r>
         <w:rPr>
           <w:rFonts w:hint="eastAsia"/>
@@ -8611,14 +7771,7 @@
         <w:rPr>
           <w:rFonts w:hint="eastAsia"/>
         </w:rPr>
-        <w:t>(</w:t>
-      </w:r>
-      <w:proofErr w:type="gramEnd"/>
-      <w:r>
-        <w:rPr>
-          <w:rFonts w:hint="eastAsia"/>
-        </w:rPr>
-        <w:t>"%s</w:t>
+        <w:t>("%s</w:t>
       </w:r>
       <w:r>
         <w:t>\</w:t>
@@ -8652,7 +7805,6 @@
         <w:t xml:space="preserve">n", </w:t>
       </w:r>
       <w:proofErr w:type="spellStart"/>
-      <w:proofErr w:type="gramStart"/>
       <w:r>
         <w:rPr>
           <w:rFonts w:hint="eastAsia"/>
@@ -8664,17 +7816,9 @@
         <w:rPr>
           <w:rFonts w:hint="eastAsia"/>
         </w:rPr>
-        <w:t>[</w:t>
-      </w:r>
-      <w:proofErr w:type="gramEnd"/>
-      <w:r>
-        <w:rPr>
-          <w:rFonts w:hint="eastAsia"/>
-        </w:rPr>
-        <w:t xml:space="preserve">0], </w:t>
-      </w:r>
-      <w:proofErr w:type="spellStart"/>
-      <w:proofErr w:type="gramStart"/>
+        <w:t xml:space="preserve">[0], </w:t>
+      </w:r>
+      <w:proofErr w:type="spellStart"/>
       <w:r>
         <w:rPr>
           <w:rFonts w:hint="eastAsia"/>
@@ -8686,17 +7830,9 @@
         <w:rPr>
           <w:rFonts w:hint="eastAsia"/>
         </w:rPr>
-        <w:t>[</w:t>
-      </w:r>
-      <w:proofErr w:type="gramEnd"/>
-      <w:r>
-        <w:rPr>
-          <w:rFonts w:hint="eastAsia"/>
-        </w:rPr>
-        <w:t xml:space="preserve">1], </w:t>
-      </w:r>
-      <w:proofErr w:type="spellStart"/>
-      <w:proofErr w:type="gramStart"/>
+        <w:t xml:space="preserve">[1], </w:t>
+      </w:r>
+      <w:proofErr w:type="spellStart"/>
       <w:r>
         <w:rPr>
           <w:rFonts w:hint="eastAsia"/>
@@ -8708,14 +7844,7 @@
         <w:rPr>
           <w:rFonts w:hint="eastAsia"/>
         </w:rPr>
-        <w:t>[</w:t>
-      </w:r>
-      <w:proofErr w:type="gramEnd"/>
-      <w:r>
-        <w:rPr>
-          <w:rFonts w:hint="eastAsia"/>
-        </w:rPr>
-        <w:t>2]);</w:t>
+        <w:t>[2]);</w:t>
       </w:r>
     </w:p>
     <w:p>
@@ -8950,21 +8079,7 @@
         <w:rPr>
           <w:rFonts w:hint="eastAsia"/>
         </w:rPr>
-        <w:t xml:space="preserve">int </w:t>
-      </w:r>
-      <w:proofErr w:type="gramStart"/>
-      <w:r>
-        <w:rPr>
-          <w:rFonts w:hint="eastAsia"/>
-        </w:rPr>
-        <w:t>main(</w:t>
-      </w:r>
-      <w:proofErr w:type="gramEnd"/>
-      <w:r>
-        <w:rPr>
-          <w:rFonts w:hint="eastAsia"/>
-        </w:rPr>
-        <w:t xml:space="preserve">) </w:t>
+        <w:t xml:space="preserve">int main() </w:t>
       </w:r>
       <w:r>
         <w:t>{</w:t>
@@ -8981,21 +8096,7 @@
           <w:rFonts w:hint="eastAsia"/>
         </w:rPr>
         <w:tab/>
-        <w:t>// 回</w:t>
-      </w:r>
-      <w:proofErr w:type="gramStart"/>
-      <w:r>
-        <w:rPr>
-          <w:rFonts w:hint="eastAsia"/>
-        </w:rPr>
-        <w:t>调函数</w:t>
-      </w:r>
-      <w:proofErr w:type="gramEnd"/>
-      <w:r>
-        <w:rPr>
-          <w:rFonts w:hint="eastAsia"/>
-        </w:rPr>
-        <w:t>指针数组</w:t>
+        <w:t>// 回调函数指针数组</w:t>
       </w:r>
     </w:p>
     <w:p>
@@ -9012,7 +8113,6 @@
         <w:t>void (*</w:t>
       </w:r>
       <w:proofErr w:type="spellStart"/>
-      <w:proofErr w:type="gramStart"/>
       <w:r>
         <w:rPr>
           <w:rFonts w:hint="eastAsia"/>
@@ -9024,16 +8124,8 @@
         <w:rPr>
           <w:rFonts w:hint="eastAsia"/>
         </w:rPr>
-        <w:t>[])(</w:t>
-      </w:r>
-      <w:proofErr w:type="gramEnd"/>
-      <w:r>
-        <w:rPr>
-          <w:rFonts w:hint="eastAsia"/>
-        </w:rPr>
-        <w:t xml:space="preserve">) = </w:t>
-      </w:r>
-      <w:proofErr w:type="gramStart"/>
+        <w:t xml:space="preserve">[])() = </w:t>
+      </w:r>
       <w:r>
         <w:t>{</w:t>
       </w:r>
@@ -9041,17 +8133,9 @@
         <w:rPr>
           <w:rFonts w:hint="eastAsia"/>
         </w:rPr>
-        <w:t xml:space="preserve"> save</w:t>
-      </w:r>
-      <w:proofErr w:type="gramEnd"/>
-      <w:r>
-        <w:rPr>
-          <w:rFonts w:hint="eastAsia"/>
-        </w:rPr>
-        <w:t xml:space="preserve">, open, </w:t>
-      </w:r>
-      <w:proofErr w:type="spellStart"/>
-      <w:proofErr w:type="gramStart"/>
+        <w:t xml:space="preserve"> save, open, </w:t>
+      </w:r>
+      <w:proofErr w:type="spellStart"/>
       <w:r>
         <w:rPr>
           <w:rFonts w:hint="eastAsia"/>
@@ -9068,7 +8152,6 @@
       <w:r>
         <w:t>}</w:t>
       </w:r>
-      <w:proofErr w:type="gramEnd"/>
       <w:r>
         <w:rPr>
           <w:rFonts w:hint="eastAsia"/>
@@ -9143,16 +8226,9 @@
           <w:rFonts w:hint="eastAsia"/>
         </w:rPr>
         <w:tab/>
-      </w:r>
-      <w:proofErr w:type="gramStart"/>
-      <w:r>
-        <w:rPr>
-          <w:rFonts w:hint="eastAsia"/>
-        </w:rPr>
         <w:t>std::</w:t>
       </w:r>
       <w:proofErr w:type="spellStart"/>
-      <w:proofErr w:type="gramEnd"/>
       <w:r>
         <w:rPr>
           <w:rFonts w:hint="eastAsia"/>
@@ -9229,7 +8305,6 @@
         </w:rPr>
         <w:tab/>
       </w:r>
-      <w:proofErr w:type="gramStart"/>
       <w:r>
         <w:t>}</w:t>
       </w:r>
@@ -9237,14 +8312,7 @@
         <w:rPr>
           <w:rFonts w:hint="eastAsia"/>
         </w:rPr>
-        <w:t>else</w:t>
-      </w:r>
-      <w:proofErr w:type="gramEnd"/>
-      <w:r>
-        <w:rPr>
-          <w:rFonts w:hint="eastAsia"/>
-        </w:rPr>
-        <w:t xml:space="preserve"> </w:t>
+        <w:t xml:space="preserve">else </w:t>
       </w:r>
       <w:r>
         <w:t>{</w:t>
@@ -9386,21 +8454,7 @@
         <w:rPr>
           <w:rFonts w:hint="eastAsia"/>
         </w:rPr>
-        <w:t>既然第三章已经帮读者掌握了数据在内存中的底层机制，第四</w:t>
-      </w:r>
-      <w:proofErr w:type="gramStart"/>
-      <w:r>
-        <w:rPr>
-          <w:rFonts w:hint="eastAsia"/>
-        </w:rPr>
-        <w:t>章就是</w:t>
-      </w:r>
-      <w:proofErr w:type="gramEnd"/>
-      <w:r>
-        <w:rPr>
-          <w:rFonts w:hint="eastAsia"/>
-        </w:rPr>
-        <w:t>将所有知识融会贯通的“高潮”部分。在逆向工程的世界里，识别和操控C++对象（特别是虚函数）是区分“脚本小子”和“真正黑客”的分水岭。</w:t>
+        <w:t>既然第三章已经帮读者掌握了数据在内存中的底层机制，第四章就是将所有知识融会贯通的“高潮”部分。在逆向工程的世界里，识别和操控C++对象（特别是虚函数）是区分“脚本小子”和“真正黑客”的分水岭。</w:t>
       </w:r>
     </w:p>
     <w:p>
@@ -9892,25 +8946,7 @@
           <w:color w:val="000000" w:themeColor="text1"/>
           <w:szCs w:val="21"/>
         </w:rPr>
-        <w:t xml:space="preserve"> = </w:t>
-      </w:r>
-      <w:proofErr w:type="gramStart"/>
-      <w:r>
-        <w:rPr>
-          <w:rFonts w:cstheme="majorBidi" w:hint="eastAsia"/>
-          <w:color w:val="000000" w:themeColor="text1"/>
-          <w:szCs w:val="21"/>
-        </w:rPr>
-        <w:t xml:space="preserve">100;   </w:t>
-      </w:r>
-      <w:proofErr w:type="gramEnd"/>
-      <w:r>
-        <w:rPr>
-          <w:rFonts w:cstheme="majorBidi" w:hint="eastAsia"/>
-          <w:color w:val="000000" w:themeColor="text1"/>
-          <w:szCs w:val="21"/>
-        </w:rPr>
-        <w:t>// 0x00 - 0x03</w:t>
+        <w:t xml:space="preserve"> = 100;   // 0x00 - 0x03</w:t>
       </w:r>
     </w:p>
     <w:p>
@@ -9937,34 +8973,16 @@
           <w:color w:val="000000" w:themeColor="text1"/>
           <w:szCs w:val="21"/>
         </w:rPr>
-        <w:t>m_</w:t>
-      </w:r>
-      <w:proofErr w:type="gramStart"/>
+        <w:t>m_nArmor</w:t>
+      </w:r>
+      <w:proofErr w:type="spellEnd"/>
       <w:r>
         <w:rPr>
           <w:rFonts w:cstheme="majorBidi" w:hint="eastAsia"/>
           <w:color w:val="000000" w:themeColor="text1"/>
           <w:szCs w:val="21"/>
         </w:rPr>
-        <w:t>nArmor</w:t>
-      </w:r>
-      <w:proofErr w:type="spellEnd"/>
-      <w:r>
-        <w:rPr>
-          <w:rFonts w:cstheme="majorBidi" w:hint="eastAsia"/>
-          <w:color w:val="000000" w:themeColor="text1"/>
-          <w:szCs w:val="21"/>
-        </w:rPr>
-        <w:t xml:space="preserve">;   </w:t>
-      </w:r>
-      <w:proofErr w:type="gramEnd"/>
-      <w:r>
-        <w:rPr>
-          <w:rFonts w:cstheme="majorBidi" w:hint="eastAsia"/>
-          <w:color w:val="000000" w:themeColor="text1"/>
-          <w:szCs w:val="21"/>
-        </w:rPr>
-        <w:t xml:space="preserve"> // 0x04 - 0x07</w:t>
+        <w:t>;    // 0x04 - 0x07</w:t>
       </w:r>
     </w:p>
     <w:p>
@@ -9991,34 +9009,16 @@
           <w:color w:val="000000" w:themeColor="text1"/>
           <w:szCs w:val="21"/>
         </w:rPr>
-        <w:t>m_</w:t>
-      </w:r>
-      <w:proofErr w:type="gramStart"/>
+        <w:t>m_fSpeed</w:t>
+      </w:r>
+      <w:proofErr w:type="spellEnd"/>
       <w:r>
         <w:rPr>
           <w:rFonts w:cstheme="majorBidi" w:hint="eastAsia"/>
           <w:color w:val="000000" w:themeColor="text1"/>
           <w:szCs w:val="21"/>
         </w:rPr>
-        <w:t>fSpeed</w:t>
-      </w:r>
-      <w:proofErr w:type="spellEnd"/>
-      <w:r>
-        <w:rPr>
-          <w:rFonts w:cstheme="majorBidi" w:hint="eastAsia"/>
-          <w:color w:val="000000" w:themeColor="text1"/>
-          <w:szCs w:val="21"/>
-        </w:rPr>
-        <w:t>;  /</w:t>
-      </w:r>
-      <w:proofErr w:type="gramEnd"/>
-      <w:r>
-        <w:rPr>
-          <w:rFonts w:cstheme="majorBidi" w:hint="eastAsia"/>
-          <w:color w:val="000000" w:themeColor="text1"/>
-          <w:szCs w:val="21"/>
-        </w:rPr>
-        <w:t>/ 0x08 - 0x0B</w:t>
+        <w:t>;  // 0x08 - 0x0B</w:t>
       </w:r>
     </w:p>
     <w:p>
@@ -10098,176 +9098,102 @@
           <w:color w:val="000000" w:themeColor="text1"/>
           <w:szCs w:val="21"/>
         </w:rPr>
-        <w:t>m_</w:t>
-      </w:r>
-      <w:proofErr w:type="gramStart"/>
+        <w:t>m_Y</w:t>
+      </w:r>
+      <w:proofErr w:type="spellEnd"/>
       <w:r>
         <w:rPr>
           <w:rFonts w:cstheme="majorBidi" w:hint="eastAsia"/>
           <w:color w:val="000000" w:themeColor="text1"/>
           <w:szCs w:val="21"/>
         </w:rPr>
-        <w:t>Y</w:t>
-      </w:r>
-      <w:proofErr w:type="spellEnd"/>
-      <w:r>
+        <w:t>;         // 0x10 - 0x13</w:t>
+      </w:r>
+    </w:p>
+    <w:p>
+      <w:pPr>
         <w:rPr>
           <w:rFonts w:cstheme="majorBidi" w:hint="eastAsia"/>
           <w:color w:val="000000" w:themeColor="text1"/>
           <w:szCs w:val="21"/>
         </w:rPr>
-        <w:t xml:space="preserve">;   </w:t>
-      </w:r>
-      <w:proofErr w:type="gramEnd"/>
+      </w:pPr>
       <w:r>
         <w:rPr>
           <w:rFonts w:cstheme="majorBidi" w:hint="eastAsia"/>
           <w:color w:val="000000" w:themeColor="text1"/>
           <w:szCs w:val="21"/>
         </w:rPr>
-        <w:t xml:space="preserve">      // 0x10 - 0x13</w:t>
-      </w:r>
-    </w:p>
-    <w:p>
-      <w:pPr>
+        <w:tab/>
+        <w:t xml:space="preserve">void Attack() </w:t>
+      </w:r>
+      <w:r>
+        <w:rPr>
+          <w:rFonts w:cstheme="majorBidi"/>
+          <w:color w:val="000000" w:themeColor="text1"/>
+          <w:szCs w:val="21"/>
+        </w:rPr>
+        <w:t>{</w:t>
+      </w:r>
+      <w:r>
         <w:rPr>
           <w:rFonts w:cstheme="majorBidi" w:hint="eastAsia"/>
           <w:color w:val="000000" w:themeColor="text1"/>
           <w:szCs w:val="21"/>
         </w:rPr>
-      </w:pPr>
+        <w:t xml:space="preserve">  </w:t>
+      </w:r>
+      <w:proofErr w:type="spellStart"/>
       <w:r>
         <w:rPr>
           <w:rFonts w:cstheme="majorBidi" w:hint="eastAsia"/>
           <w:color w:val="000000" w:themeColor="text1"/>
           <w:szCs w:val="21"/>
         </w:rPr>
+        <w:t>m_nHealth</w:t>
+      </w:r>
+      <w:proofErr w:type="spellEnd"/>
+      <w:r>
+        <w:rPr>
+          <w:rFonts w:cstheme="majorBidi" w:hint="eastAsia"/>
+          <w:color w:val="000000" w:themeColor="text1"/>
+          <w:szCs w:val="21"/>
+        </w:rPr>
+        <w:t xml:space="preserve"> -= 1;</w:t>
+      </w:r>
+      <w:r>
+        <w:rPr>
+          <w:rFonts w:cstheme="majorBidi" w:hint="eastAsia"/>
+          <w:color w:val="000000" w:themeColor="text1"/>
+          <w:szCs w:val="21"/>
+        </w:rPr>
+        <w:t xml:space="preserve"> </w:t>
+      </w:r>
+      <w:r>
+        <w:rPr>
+          <w:rFonts w:cstheme="majorBidi"/>
+          <w:color w:val="000000" w:themeColor="text1"/>
+          <w:szCs w:val="21"/>
+        </w:rPr>
+        <w:t>}</w:t>
+      </w:r>
+    </w:p>
+    <w:p>
+      <w:pPr>
+        <w:rPr>
+          <w:rFonts w:cstheme="majorBidi" w:hint="eastAsia"/>
+          <w:color w:val="000000" w:themeColor="text1"/>
+          <w:szCs w:val="21"/>
+        </w:rPr>
+      </w:pPr>
+      <w:r>
+        <w:rPr>
+          <w:rFonts w:cstheme="majorBidi" w:hint="eastAsia"/>
+          <w:color w:val="000000" w:themeColor="text1"/>
+          <w:szCs w:val="21"/>
+        </w:rPr>
         <w:tab/>
-        <w:t xml:space="preserve">void </w:t>
-      </w:r>
-      <w:proofErr w:type="gramStart"/>
-      <w:r>
-        <w:rPr>
-          <w:rFonts w:cstheme="majorBidi" w:hint="eastAsia"/>
-          <w:color w:val="000000" w:themeColor="text1"/>
-          <w:szCs w:val="21"/>
-        </w:rPr>
-        <w:t>Attack(</w:t>
-      </w:r>
-      <w:proofErr w:type="gramEnd"/>
-      <w:r>
-        <w:rPr>
-          <w:rFonts w:cstheme="majorBidi" w:hint="eastAsia"/>
-          <w:color w:val="000000" w:themeColor="text1"/>
-          <w:szCs w:val="21"/>
-        </w:rPr>
-        <w:t xml:space="preserve">) </w:t>
-      </w:r>
-      <w:proofErr w:type="gramStart"/>
-      <w:r>
-        <w:rPr>
-          <w:rFonts w:cstheme="majorBidi"/>
-          <w:color w:val="000000" w:themeColor="text1"/>
-          <w:szCs w:val="21"/>
-        </w:rPr>
-        <w:t>{</w:t>
-      </w:r>
-      <w:r>
-        <w:rPr>
-          <w:rFonts w:cstheme="majorBidi" w:hint="eastAsia"/>
-          <w:color w:val="000000" w:themeColor="text1"/>
-          <w:szCs w:val="21"/>
-        </w:rPr>
-        <w:t xml:space="preserve">  </w:t>
-      </w:r>
-      <w:proofErr w:type="spellStart"/>
-      <w:r>
-        <w:rPr>
-          <w:rFonts w:cstheme="majorBidi" w:hint="eastAsia"/>
-          <w:color w:val="000000" w:themeColor="text1"/>
-          <w:szCs w:val="21"/>
-        </w:rPr>
-        <w:t>m</w:t>
-      </w:r>
-      <w:proofErr w:type="gramEnd"/>
-      <w:r>
-        <w:rPr>
-          <w:rFonts w:cstheme="majorBidi" w:hint="eastAsia"/>
-          <w:color w:val="000000" w:themeColor="text1"/>
-          <w:szCs w:val="21"/>
-        </w:rPr>
-        <w:t>_nHealth</w:t>
-      </w:r>
-      <w:proofErr w:type="spellEnd"/>
-      <w:r>
-        <w:rPr>
-          <w:rFonts w:cstheme="majorBidi" w:hint="eastAsia"/>
-          <w:color w:val="000000" w:themeColor="text1"/>
-          <w:szCs w:val="21"/>
-        </w:rPr>
-        <w:t xml:space="preserve"> -= 1</w:t>
-      </w:r>
-      <w:proofErr w:type="gramStart"/>
-      <w:r>
-        <w:rPr>
-          <w:rFonts w:cstheme="majorBidi" w:hint="eastAsia"/>
-          <w:color w:val="000000" w:themeColor="text1"/>
-          <w:szCs w:val="21"/>
-        </w:rPr>
-        <w:t>;</w:t>
-      </w:r>
-      <w:r>
-        <w:rPr>
-          <w:rFonts w:cstheme="majorBidi" w:hint="eastAsia"/>
-          <w:color w:val="000000" w:themeColor="text1"/>
-          <w:szCs w:val="21"/>
-        </w:rPr>
-        <w:t xml:space="preserve"> </w:t>
-      </w:r>
-      <w:r>
-        <w:rPr>
-          <w:rFonts w:cstheme="majorBidi"/>
-          <w:color w:val="000000" w:themeColor="text1"/>
-          <w:szCs w:val="21"/>
-        </w:rPr>
-        <w:t>}</w:t>
-      </w:r>
-      <w:proofErr w:type="gramEnd"/>
-    </w:p>
-    <w:p>
-      <w:pPr>
-        <w:rPr>
-          <w:rFonts w:cstheme="majorBidi" w:hint="eastAsia"/>
-          <w:color w:val="000000" w:themeColor="text1"/>
-          <w:szCs w:val="21"/>
-        </w:rPr>
-      </w:pPr>
-      <w:r>
-        <w:rPr>
-          <w:rFonts w:cstheme="majorBidi" w:hint="eastAsia"/>
-          <w:color w:val="000000" w:themeColor="text1"/>
-          <w:szCs w:val="21"/>
-        </w:rPr>
-        <w:tab/>
-        <w:t xml:space="preserve">void </w:t>
-      </w:r>
-      <w:proofErr w:type="gramStart"/>
-      <w:r>
-        <w:rPr>
-          <w:rFonts w:cstheme="majorBidi" w:hint="eastAsia"/>
-          <w:color w:val="000000" w:themeColor="text1"/>
-          <w:szCs w:val="21"/>
-        </w:rPr>
-        <w:t>move(</w:t>
-      </w:r>
-      <w:proofErr w:type="gramEnd"/>
-      <w:r>
-        <w:rPr>
-          <w:rFonts w:cstheme="majorBidi" w:hint="eastAsia"/>
-          <w:color w:val="000000" w:themeColor="text1"/>
-          <w:szCs w:val="21"/>
-        </w:rPr>
-        <w:t xml:space="preserve">int x, int y) </w:t>
+        <w:t xml:space="preserve">void move(int x, int y) </w:t>
       </w:r>
       <w:r>
         <w:rPr>
@@ -10463,33 +9389,137 @@
           <w:color w:val="000000" w:themeColor="text1"/>
           <w:szCs w:val="21"/>
         </w:rPr>
-        <w:t xml:space="preserve">int </w:t>
-      </w:r>
-      <w:proofErr w:type="gramStart"/>
-      <w:r>
+        <w:t xml:space="preserve">int main() </w:t>
+      </w:r>
+      <w:r>
+        <w:rPr>
+          <w:rFonts w:cstheme="majorBidi"/>
+          <w:color w:val="000000" w:themeColor="text1"/>
+          <w:szCs w:val="21"/>
+        </w:rPr>
+        <w:t>{</w:t>
+      </w:r>
+    </w:p>
+    <w:p>
+      <w:pPr>
         <w:rPr>
           <w:rFonts w:cstheme="majorBidi" w:hint="eastAsia"/>
           <w:color w:val="000000" w:themeColor="text1"/>
           <w:szCs w:val="21"/>
         </w:rPr>
-        <w:t>main(</w:t>
-      </w:r>
-      <w:proofErr w:type="gramEnd"/>
+      </w:pPr>
       <w:r>
         <w:rPr>
           <w:rFonts w:cstheme="majorBidi" w:hint="eastAsia"/>
           <w:color w:val="000000" w:themeColor="text1"/>
           <w:szCs w:val="21"/>
         </w:rPr>
-        <w:t xml:space="preserve">) </w:t>
-      </w:r>
+        <w:tab/>
+      </w:r>
+      <w:proofErr w:type="spellStart"/>
+      <w:r>
+        <w:rPr>
+          <w:rFonts w:cstheme="majorBidi" w:hint="eastAsia"/>
+          <w:color w:val="000000" w:themeColor="text1"/>
+          <w:szCs w:val="21"/>
+        </w:rPr>
+        <w:t>CPlayer</w:t>
+      </w:r>
+      <w:proofErr w:type="spellEnd"/>
+      <w:r>
+        <w:rPr>
+          <w:rFonts w:cstheme="majorBidi" w:hint="eastAsia"/>
+          <w:color w:val="000000" w:themeColor="text1"/>
+          <w:szCs w:val="21"/>
+        </w:rPr>
+        <w:t xml:space="preserve"> Monster;</w:t>
+      </w:r>
+    </w:p>
+    <w:p>
+      <w:pPr>
+        <w:rPr>
+          <w:rFonts w:cstheme="majorBidi" w:hint="eastAsia"/>
+          <w:color w:val="000000" w:themeColor="text1"/>
+          <w:szCs w:val="21"/>
+        </w:rPr>
+      </w:pPr>
+      <w:r>
+        <w:rPr>
+          <w:rFonts w:cstheme="majorBidi" w:hint="eastAsia"/>
+          <w:color w:val="000000" w:themeColor="text1"/>
+          <w:szCs w:val="21"/>
+        </w:rPr>
+        <w:tab/>
+      </w:r>
+      <w:proofErr w:type="spellStart"/>
+      <w:r>
+        <w:rPr>
+          <w:rFonts w:cstheme="majorBidi" w:hint="eastAsia"/>
+          <w:color w:val="000000" w:themeColor="text1"/>
+          <w:szCs w:val="21"/>
+        </w:rPr>
+        <w:t>Monster.Attack</w:t>
+      </w:r>
+      <w:proofErr w:type="spellEnd"/>
+      <w:r>
+        <w:rPr>
+          <w:rFonts w:cstheme="majorBidi" w:hint="eastAsia"/>
+          <w:color w:val="000000" w:themeColor="text1"/>
+          <w:szCs w:val="21"/>
+        </w:rPr>
+        <w:t>();</w:t>
+      </w:r>
+    </w:p>
+    <w:p>
+      <w:pPr>
+        <w:rPr>
+          <w:rFonts w:cstheme="majorBidi" w:hint="eastAsia"/>
+          <w:color w:val="000000" w:themeColor="text1"/>
+          <w:szCs w:val="21"/>
+        </w:rPr>
+      </w:pPr>
+      <w:r>
+        <w:rPr>
+          <w:rFonts w:cstheme="majorBidi" w:hint="eastAsia"/>
+          <w:color w:val="000000" w:themeColor="text1"/>
+          <w:szCs w:val="21"/>
+        </w:rPr>
+        <w:tab/>
+      </w:r>
+      <w:proofErr w:type="spellStart"/>
+      <w:r>
+        <w:rPr>
+          <w:rFonts w:cstheme="majorBidi" w:hint="eastAsia"/>
+          <w:color w:val="000000" w:themeColor="text1"/>
+          <w:szCs w:val="21"/>
+        </w:rPr>
+        <w:t>Monster.move</w:t>
+      </w:r>
+      <w:proofErr w:type="spellEnd"/>
+      <w:r>
+        <w:rPr>
+          <w:rFonts w:cstheme="majorBidi" w:hint="eastAsia"/>
+          <w:color w:val="000000" w:themeColor="text1"/>
+          <w:szCs w:val="21"/>
+        </w:rPr>
+        <w:t>(50, 200);</w:t>
+      </w:r>
+    </w:p>
+    <w:p>
+      <w:pPr>
+        <w:rPr>
+          <w:rFonts w:cstheme="majorBidi" w:hint="eastAsia"/>
+          <w:color w:val="000000" w:themeColor="text1"/>
+          <w:szCs w:val="21"/>
+        </w:rPr>
+      </w:pPr>
       <w:r>
         <w:rPr>
           <w:rFonts w:cstheme="majorBidi"/>
           <w:color w:val="000000" w:themeColor="text1"/>
           <w:szCs w:val="21"/>
         </w:rPr>
-        <w:t>{</w:t>
+        <w:t>}</w:t>
       </w:r>
     </w:p>
     <w:p>
@@ -10502,209 +9532,65 @@
       </w:pPr>
       <w:r>
         <w:rPr>
+          <w:rFonts w:cstheme="majorBidi"/>
+          <w:color w:val="000000" w:themeColor="text1"/>
+          <w:szCs w:val="21"/>
+        </w:rPr>
+        <w:t>在内存里，它就是一个连续的字节块。如果你创建一个对象 </w:t>
+      </w:r>
+      <w:proofErr w:type="spellStart"/>
+      <w:r>
+        <w:rPr>
+          <w:rFonts w:cstheme="majorBidi"/>
+          <w:color w:val="000000" w:themeColor="text1"/>
+          <w:szCs w:val="21"/>
+        </w:rPr>
+        <w:t>CPlayer</w:t>
+      </w:r>
+      <w:proofErr w:type="spellEnd"/>
+      <w:r>
+        <w:rPr>
+          <w:rFonts w:cstheme="majorBidi"/>
+          <w:color w:val="000000" w:themeColor="text1"/>
+          <w:szCs w:val="21"/>
+        </w:rPr>
+        <w:t xml:space="preserve"> </w:t>
+      </w:r>
+      <w:r>
+        <w:rPr>
           <w:rFonts w:cstheme="majorBidi" w:hint="eastAsia"/>
           <w:color w:val="000000" w:themeColor="text1"/>
           <w:szCs w:val="21"/>
         </w:rPr>
-        <w:tab/>
-      </w:r>
-      <w:proofErr w:type="spellStart"/>
+        <w:t>Monster</w:t>
+      </w:r>
+      <w:r>
+        <w:rPr>
+          <w:rFonts w:cstheme="majorBidi"/>
+          <w:color w:val="000000" w:themeColor="text1"/>
+          <w:szCs w:val="21"/>
+        </w:rPr>
+        <w:t>;，内存里就多了 </w:t>
+      </w:r>
       <w:r>
         <w:rPr>
           <w:rFonts w:cstheme="majorBidi" w:hint="eastAsia"/>
-          <w:color w:val="000000" w:themeColor="text1"/>
-          <w:szCs w:val="21"/>
-        </w:rPr>
-        <w:t>CPlayer</w:t>
-      </w:r>
-      <w:proofErr w:type="spellEnd"/>
-      <w:r>
-        <w:rPr>
-          <w:rFonts w:cstheme="majorBidi" w:hint="eastAsia"/>
-          <w:color w:val="000000" w:themeColor="text1"/>
-          <w:szCs w:val="21"/>
-        </w:rPr>
-        <w:t xml:space="preserve"> Monster;</w:t>
-      </w:r>
-    </w:p>
-    <w:p>
-      <w:pPr>
-        <w:rPr>
-          <w:rFonts w:cstheme="majorBidi" w:hint="eastAsia"/>
-          <w:color w:val="000000" w:themeColor="text1"/>
-          <w:szCs w:val="21"/>
-        </w:rPr>
-      </w:pPr>
-      <w:r>
-        <w:rPr>
-          <w:rFonts w:cstheme="majorBidi" w:hint="eastAsia"/>
-          <w:color w:val="000000" w:themeColor="text1"/>
-          <w:szCs w:val="21"/>
-        </w:rPr>
-        <w:tab/>
-      </w:r>
-      <w:proofErr w:type="spellStart"/>
-      <w:r>
-        <w:rPr>
-          <w:rFonts w:cstheme="majorBidi" w:hint="eastAsia"/>
-          <w:color w:val="000000" w:themeColor="text1"/>
-          <w:szCs w:val="21"/>
-        </w:rPr>
-        <w:t>Monster.Attack</w:t>
-      </w:r>
-      <w:proofErr w:type="spellEnd"/>
-      <w:r>
-        <w:rPr>
-          <w:rFonts w:cstheme="majorBidi" w:hint="eastAsia"/>
-          <w:color w:val="000000" w:themeColor="text1"/>
-          <w:szCs w:val="21"/>
-        </w:rPr>
-        <w:t>();</w:t>
-      </w:r>
-    </w:p>
-    <w:p>
-      <w:pPr>
-        <w:rPr>
-          <w:rFonts w:cstheme="majorBidi" w:hint="eastAsia"/>
-          <w:color w:val="000000" w:themeColor="text1"/>
-          <w:szCs w:val="21"/>
-        </w:rPr>
-      </w:pPr>
-      <w:r>
-        <w:rPr>
-          <w:rFonts w:cstheme="majorBidi" w:hint="eastAsia"/>
-          <w:color w:val="000000" w:themeColor="text1"/>
-          <w:szCs w:val="21"/>
-        </w:rPr>
-        <w:tab/>
-      </w:r>
-      <w:proofErr w:type="spellStart"/>
-      <w:r>
-        <w:rPr>
-          <w:rFonts w:cstheme="majorBidi" w:hint="eastAsia"/>
-          <w:color w:val="000000" w:themeColor="text1"/>
-          <w:szCs w:val="21"/>
-        </w:rPr>
-        <w:t>Monster.move</w:t>
-      </w:r>
-      <w:proofErr w:type="spellEnd"/>
-      <w:r>
-        <w:rPr>
-          <w:rFonts w:cstheme="majorBidi" w:hint="eastAsia"/>
-          <w:color w:val="000000" w:themeColor="text1"/>
-          <w:szCs w:val="21"/>
-        </w:rPr>
-        <w:t>(50, 200);</w:t>
-      </w:r>
-    </w:p>
-    <w:p>
-      <w:pPr>
-        <w:rPr>
-          <w:rFonts w:cstheme="majorBidi" w:hint="eastAsia"/>
-          <w:color w:val="000000" w:themeColor="text1"/>
-          <w:szCs w:val="21"/>
-        </w:rPr>
-      </w:pPr>
+          <w:b/>
+          <w:bCs/>
+          <w:color w:val="000000" w:themeColor="text1"/>
+          <w:szCs w:val="21"/>
+        </w:rPr>
+        <w:t>20</w:t>
+      </w:r>
       <w:r>
         <w:rPr>
           <w:rFonts w:cstheme="majorBidi"/>
-          <w:color w:val="000000" w:themeColor="text1"/>
-          <w:szCs w:val="21"/>
-        </w:rPr>
-        <w:t>}</w:t>
-      </w:r>
-    </w:p>
-    <w:p>
-      <w:pPr>
-        <w:rPr>
-          <w:rFonts w:cstheme="majorBidi" w:hint="eastAsia"/>
-          <w:color w:val="000000" w:themeColor="text1"/>
-          <w:szCs w:val="21"/>
-        </w:rPr>
-      </w:pPr>
-      <w:r>
-        <w:rPr>
-          <w:rFonts w:cstheme="majorBidi"/>
-          <w:color w:val="000000" w:themeColor="text1"/>
-          <w:szCs w:val="21"/>
-        </w:rPr>
-        <w:t>在内存里，它就是一个连续的字节块。如果你创建一个对象 </w:t>
-      </w:r>
-      <w:proofErr w:type="spellStart"/>
-      <w:r>
-        <w:rPr>
-          <w:rFonts w:cstheme="majorBidi"/>
-          <w:color w:val="000000" w:themeColor="text1"/>
-          <w:szCs w:val="21"/>
-        </w:rPr>
-        <w:t>CPlayer</w:t>
-      </w:r>
-      <w:proofErr w:type="spellEnd"/>
-      <w:r>
-        <w:rPr>
-          <w:rFonts w:cstheme="majorBidi"/>
-          <w:color w:val="000000" w:themeColor="text1"/>
-          <w:szCs w:val="21"/>
-        </w:rPr>
-        <w:t xml:space="preserve"> </w:t>
-      </w:r>
-      <w:r>
-        <w:rPr>
-          <w:rFonts w:cstheme="majorBidi" w:hint="eastAsia"/>
-          <w:color w:val="000000" w:themeColor="text1"/>
-          <w:szCs w:val="21"/>
-        </w:rPr>
-        <w:t>Monster</w:t>
-      </w:r>
-      <w:r>
-        <w:rPr>
-          <w:rFonts w:cstheme="majorBidi"/>
-          <w:color w:val="000000" w:themeColor="text1"/>
-          <w:szCs w:val="21"/>
-        </w:rPr>
-        <w:t>;，内存里就多了 </w:t>
-      </w:r>
-      <w:r>
-        <w:rPr>
-          <w:rFonts w:cstheme="majorBidi" w:hint="eastAsia"/>
-          <w:b/>
-          <w:bCs/>
-          <w:color w:val="000000" w:themeColor="text1"/>
-          <w:szCs w:val="21"/>
-        </w:rPr>
-        <w:t>20</w:t>
-      </w:r>
-      <w:r>
-        <w:rPr>
-          <w:rFonts w:cstheme="majorBidi"/>
-          <w:b/>
-          <w:bCs/>
-          <w:color w:val="000000" w:themeColor="text1"/>
-          <w:szCs w:val="21"/>
-        </w:rPr>
-        <w:t xml:space="preserve"> </w:t>
-      </w:r>
-      <w:proofErr w:type="gramStart"/>
-      <w:r>
-        <w:rPr>
-          <w:rFonts w:cstheme="majorBidi"/>
-          <w:b/>
-          <w:bCs/>
-          <w:color w:val="000000" w:themeColor="text1"/>
-          <w:szCs w:val="21"/>
-        </w:rPr>
-        <w:t>个</w:t>
-      </w:r>
-      <w:proofErr w:type="gramEnd"/>
-      <w:r>
-        <w:rPr>
-          <w:rFonts w:cstheme="majorBidi"/>
-          <w:b/>
-          <w:bCs/>
-          <w:color w:val="000000" w:themeColor="text1"/>
-          <w:szCs w:val="21"/>
-        </w:rPr>
-        <w:t>字节</w:t>
+          <w:b/>
+          <w:bCs/>
+          <w:color w:val="000000" w:themeColor="text1"/>
+          <w:szCs w:val="21"/>
+        </w:rPr>
+        <w:t xml:space="preserve"> 个字节</w:t>
       </w:r>
       <w:r>
         <w:rPr>
@@ -11401,9 +10287,28 @@
           <w:color w:val="000000" w:themeColor="text1"/>
           <w:szCs w:val="21"/>
         </w:rPr>
-        <w:t>所谓的“封装”，防君子不防小人，</w:t>
-      </w:r>
-      <w:proofErr w:type="gramStart"/>
+        <w:t>所谓的“封装”，防君子不防小人，更防不住拿着十六进制编辑器的逆向工程师。</w:t>
+      </w:r>
+    </w:p>
+    <w:p>
+      <w:pPr>
+        <w:rPr>
+          <w:rFonts w:cstheme="majorBidi" w:hint="eastAsia"/>
+          <w:color w:val="000000" w:themeColor="text1"/>
+          <w:szCs w:val="21"/>
+        </w:rPr>
+      </w:pPr>
+    </w:p>
+    <w:p>
+      <w:pPr>
+        <w:rPr>
+          <w:rFonts w:cstheme="majorBidi" w:hint="eastAsia"/>
+          <w:b/>
+          <w:bCs/>
+          <w:color w:val="000000" w:themeColor="text1"/>
+          <w:szCs w:val="21"/>
+        </w:rPr>
+      </w:pPr>
       <w:r>
         <w:rPr>
           <w:rFonts w:cstheme="majorBidi"/>
@@ -11412,99 +10317,48 @@
           <w:color w:val="000000" w:themeColor="text1"/>
           <w:szCs w:val="21"/>
         </w:rPr>
-        <w:t>更防不住</w:t>
-      </w:r>
-      <w:proofErr w:type="gramEnd"/>
+        <w:t>4.3 this 指针：对象的“身份证”</w:t>
+      </w:r>
+    </w:p>
+    <w:p>
+      <w:pPr>
+        <w:rPr>
+          <w:rFonts w:cstheme="majorBidi" w:hint="eastAsia"/>
+          <w:color w:val="000000" w:themeColor="text1"/>
+          <w:szCs w:val="21"/>
+        </w:rPr>
+      </w:pPr>
       <w:r>
         <w:rPr>
           <w:rFonts w:cstheme="majorBidi"/>
-          <w:b/>
-          <w:bCs/>
-          <w:color w:val="000000" w:themeColor="text1"/>
-          <w:szCs w:val="21"/>
-        </w:rPr>
-        <w:t>拿着十六进制编辑器的逆向工程师。</w:t>
-      </w:r>
-    </w:p>
-    <w:p>
-      <w:pPr>
+          <w:color w:val="000000" w:themeColor="text1"/>
+          <w:szCs w:val="21"/>
+        </w:rPr>
+        <w:t>既然成员函数代码只有一份，那当几百个怪物同时调用 Attack()</w:t>
+      </w:r>
+      <w:r>
         <w:rPr>
           <w:rFonts w:cstheme="majorBidi" w:hint="eastAsia"/>
           <w:color w:val="000000" w:themeColor="text1"/>
           <w:szCs w:val="21"/>
         </w:rPr>
-      </w:pPr>
-    </w:p>
-    <w:p>
-      <w:pPr>
-        <w:rPr>
-          <w:rFonts w:cstheme="majorBidi" w:hint="eastAsia"/>
-          <w:b/>
-          <w:bCs/>
-          <w:color w:val="000000" w:themeColor="text1"/>
-          <w:szCs w:val="21"/>
-        </w:rPr>
-      </w:pPr>
+        <w:t>，move()</w:t>
+      </w:r>
       <w:r>
         <w:rPr>
           <w:rFonts w:cstheme="majorBidi"/>
-          <w:b/>
-          <w:bCs/>
-          <w:color w:val="000000" w:themeColor="text1"/>
-          <w:szCs w:val="21"/>
-        </w:rPr>
-        <w:t>4.3 this 指针：对象的“身份证”</w:t>
-      </w:r>
-    </w:p>
-    <w:p>
-      <w:pPr>
-        <w:rPr>
-          <w:rFonts w:cstheme="majorBidi" w:hint="eastAsia"/>
-          <w:color w:val="000000" w:themeColor="text1"/>
-          <w:szCs w:val="21"/>
-        </w:rPr>
-      </w:pPr>
+          <w:color w:val="000000" w:themeColor="text1"/>
+          <w:szCs w:val="21"/>
+        </w:rPr>
+        <w:t> 函数时，函数怎么知道要</w:t>
+      </w:r>
       <w:r>
         <w:rPr>
           <w:rFonts w:cstheme="majorBidi"/>
           <w:color w:val="000000" w:themeColor="text1"/>
           <w:szCs w:val="21"/>
         </w:rPr>
-        <w:t>既然成员函数代码只有一份，那当几百个怪物同时调用 Attack()</w:t>
-      </w:r>
-      <w:r>
-        <w:rPr>
-          <w:rFonts w:cstheme="majorBidi" w:hint="eastAsia"/>
-          <w:color w:val="000000" w:themeColor="text1"/>
-          <w:szCs w:val="21"/>
-        </w:rPr>
-        <w:t>，move()</w:t>
-      </w:r>
-      <w:r>
-        <w:rPr>
-          <w:rFonts w:cstheme="majorBidi"/>
-          <w:color w:val="000000" w:themeColor="text1"/>
-          <w:szCs w:val="21"/>
-        </w:rPr>
-        <w:t> 函数时，函数怎么知道要</w:t>
-      </w:r>
-      <w:proofErr w:type="gramStart"/>
-      <w:r>
-        <w:rPr>
-          <w:rFonts w:cstheme="majorBidi"/>
-          <w:color w:val="000000" w:themeColor="text1"/>
-          <w:szCs w:val="21"/>
-        </w:rPr>
-        <w:t>扣减哪</w:t>
-      </w:r>
-      <w:proofErr w:type="gramEnd"/>
-      <w:r>
-        <w:rPr>
-          <w:rFonts w:cstheme="majorBidi"/>
-          <w:color w:val="000000" w:themeColor="text1"/>
-          <w:szCs w:val="21"/>
-        </w:rPr>
-        <w:t>一个怪物的血量</w:t>
+        <w:t>扣减哪一个怪物的血量</w:t>
       </w:r>
       <w:r>
         <w:rPr>
@@ -11746,23 +10600,13 @@
           <w:szCs w:val="21"/>
         </w:rPr>
       </w:pPr>
-      <w:proofErr w:type="gramStart"/>
       <w:r>
         <w:rPr>
           <w:rFonts w:cstheme="majorBidi" w:hint="eastAsia"/>
           <w:color w:val="000000" w:themeColor="text1"/>
           <w:szCs w:val="21"/>
         </w:rPr>
-        <w:t>Move(</w:t>
-      </w:r>
-      <w:proofErr w:type="gramEnd"/>
-      <w:r>
-        <w:rPr>
-          <w:rFonts w:cstheme="majorBidi" w:hint="eastAsia"/>
-          <w:color w:val="000000" w:themeColor="text1"/>
-          <w:szCs w:val="21"/>
-        </w:rPr>
-        <w:t>&amp;</w:t>
+        <w:t>Move(&amp;</w:t>
       </w:r>
       <w:r>
         <w:rPr>
@@ -12023,7 +10867,6 @@
           <w:szCs w:val="21"/>
         </w:rPr>
       </w:pPr>
-      <w:proofErr w:type="gramStart"/>
       <w:r>
         <w:rPr>
           <w:rFonts w:cstheme="majorBidi" w:hint="eastAsia"/>
@@ -12054,16 +10897,7 @@
           <w:color w:val="000000" w:themeColor="text1"/>
           <w:szCs w:val="21"/>
         </w:rPr>
-        <w:t>x</w:t>
-      </w:r>
-      <w:proofErr w:type="gramEnd"/>
-      <w:r>
-        <w:rPr>
-          <w:rFonts w:cstheme="majorBidi"/>
-          <w:color w:val="000000" w:themeColor="text1"/>
-          <w:szCs w:val="21"/>
-        </w:rPr>
-        <w:t xml:space="preserve">64 </w:t>
+        <w:t xml:space="preserve">x64 </w:t>
       </w:r>
     </w:p>
     <w:p>
@@ -12140,29 +10974,7 @@
           <w:color w:val="000000" w:themeColor="text1"/>
           <w:szCs w:val="21"/>
         </w:rPr>
-        <w:t>大家先别慌，这层窗户</w:t>
-      </w:r>
-      <w:proofErr w:type="gramStart"/>
-      <w:r>
-        <w:rPr>
-          <w:rFonts w:cstheme="majorBidi"/>
-          <w:b/>
-          <w:bCs/>
-          <w:color w:val="000000" w:themeColor="text1"/>
-          <w:szCs w:val="21"/>
-        </w:rPr>
-        <w:t>纸其实</w:t>
-      </w:r>
-      <w:proofErr w:type="gramEnd"/>
-      <w:r>
-        <w:rPr>
-          <w:rFonts w:cstheme="majorBidi"/>
-          <w:b/>
-          <w:bCs/>
-          <w:color w:val="000000" w:themeColor="text1"/>
-          <w:szCs w:val="21"/>
-        </w:rPr>
-        <w:t>一捅就破。</w:t>
+        <w:t>大家先别慌，这层窗户纸其实一捅就破。</w:t>
       </w:r>
       <w:r>
         <w:rPr>
@@ -12267,25 +11079,7 @@
           <w:color w:val="000000" w:themeColor="text1"/>
           <w:szCs w:val="21"/>
         </w:rPr>
-        <w:t>接下来，我们对照着 C++ 代码，</w:t>
-      </w:r>
-      <w:proofErr w:type="gramStart"/>
-      <w:r>
-        <w:rPr>
-          <w:rFonts w:cstheme="majorBidi"/>
-          <w:color w:val="000000" w:themeColor="text1"/>
-          <w:szCs w:val="21"/>
-        </w:rPr>
-        <w:t>一</w:t>
-      </w:r>
-      <w:proofErr w:type="gramEnd"/>
-      <w:r>
-        <w:rPr>
-          <w:rFonts w:cstheme="majorBidi"/>
-          <w:color w:val="000000" w:themeColor="text1"/>
-          <w:szCs w:val="21"/>
-        </w:rPr>
-        <w:t>行行‘翻译’成机器语言：</w:t>
+        <w:t>接下来，我们对照着 C++ 代码，一行行‘翻译’成机器语言：</w:t>
       </w:r>
     </w:p>
     <w:p>
@@ -12629,7 +11423,6 @@
           <w:szCs w:val="21"/>
         </w:rPr>
       </w:pPr>
-      <w:proofErr w:type="gramStart"/>
       <w:r>
         <w:rPr>
           <w:rFonts w:cstheme="majorBidi" w:hint="eastAsia"/>
@@ -12662,7 +11455,6 @@
         </w:rPr>
         <w:t>x</w:t>
       </w:r>
-      <w:proofErr w:type="gramEnd"/>
       <w:r>
         <w:rPr>
           <w:rFonts w:cstheme="majorBidi" w:hint="eastAsia"/>
@@ -12771,29 +11563,7 @@
           <w:color w:val="000000" w:themeColor="text1"/>
           <w:szCs w:val="21"/>
         </w:rPr>
-        <w:t>参数 50 和 200 都被 push 进了内存</w:t>
-      </w:r>
-      <w:proofErr w:type="gramStart"/>
-      <w:r>
-        <w:rPr>
-          <w:rFonts w:cstheme="majorBidi"/>
-          <w:b/>
-          <w:bCs/>
-          <w:color w:val="000000" w:themeColor="text1"/>
-          <w:szCs w:val="21"/>
-        </w:rPr>
-        <w:t>栈</w:t>
-      </w:r>
-      <w:proofErr w:type="gramEnd"/>
-      <w:r>
-        <w:rPr>
-          <w:rFonts w:cstheme="majorBidi"/>
-          <w:b/>
-          <w:bCs/>
-          <w:color w:val="000000" w:themeColor="text1"/>
-          <w:szCs w:val="21"/>
-        </w:rPr>
-        <w:t>里，顺序是从右向左。</w:t>
+        <w:t>参数 50 和 200 都被 push 进了内存栈里，顺序是从右向左。</w:t>
       </w:r>
     </w:p>
     <w:p>
@@ -13118,29 +11888,7 @@
           <w:color w:val="000000" w:themeColor="text1"/>
           <w:szCs w:val="21"/>
         </w:rPr>
-        <w:t> 里找“我是谁”（对象地址），再去</w:t>
-      </w:r>
-      <w:proofErr w:type="gramStart"/>
-      <w:r>
-        <w:rPr>
-          <w:rFonts w:cstheme="majorBidi"/>
-          <w:b/>
-          <w:bCs/>
-          <w:color w:val="000000" w:themeColor="text1"/>
-          <w:szCs w:val="21"/>
-        </w:rPr>
-        <w:t>栈</w:t>
-      </w:r>
-      <w:proofErr w:type="gramEnd"/>
-      <w:r>
-        <w:rPr>
-          <w:rFonts w:cstheme="majorBidi"/>
-          <w:b/>
-          <w:bCs/>
-          <w:color w:val="000000" w:themeColor="text1"/>
-          <w:szCs w:val="21"/>
-        </w:rPr>
-        <w:t>里找“我要做什么”（参数数据）。抓住了 ECX</w:t>
+        <w:t> 里找“我是谁”（对象地址），再去栈里找“我要做什么”（参数数据）。抓住了 ECX</w:t>
       </w:r>
       <w:r>
         <w:rPr>
@@ -13414,7 +12162,6 @@
         <w:t xml:space="preserve">virtual void </w:t>
       </w:r>
       <w:proofErr w:type="spellStart"/>
-      <w:proofErr w:type="gramStart"/>
       <w:r>
         <w:rPr>
           <w:rFonts w:cstheme="majorBidi" w:hint="eastAsia"/>
@@ -13444,18 +12191,7 @@
           <w:color w:val="000000" w:themeColor="text1"/>
           <w:szCs w:val="21"/>
         </w:rPr>
-        <w:t>(</w:t>
-      </w:r>
-      <w:proofErr w:type="gramEnd"/>
-      <w:r>
-        <w:rPr>
-          <w:rFonts w:cstheme="majorBidi" w:hint="eastAsia"/>
-          <w:b/>
-          <w:bCs/>
-          <w:color w:val="000000" w:themeColor="text1"/>
-          <w:szCs w:val="21"/>
-        </w:rPr>
-        <w:t xml:space="preserve">) </w:t>
+        <w:t xml:space="preserve">() </w:t>
       </w:r>
       <w:r>
         <w:rPr>
@@ -13879,25 +12615,7 @@
           <w:color w:val="000000" w:themeColor="text1"/>
           <w:szCs w:val="21"/>
         </w:rPr>
-        <w:t>），</w:t>
-      </w:r>
-      <w:proofErr w:type="gramStart"/>
-      <w:r>
-        <w:rPr>
-          <w:rFonts w:cstheme="majorBidi"/>
-          <w:color w:val="000000" w:themeColor="text1"/>
-          <w:szCs w:val="21"/>
-        </w:rPr>
-        <w:t>里面存</w:t>
-      </w:r>
-      <w:proofErr w:type="gramEnd"/>
-      <w:r>
-        <w:rPr>
-          <w:rFonts w:cstheme="majorBidi"/>
-          <w:color w:val="000000" w:themeColor="text1"/>
-          <w:szCs w:val="21"/>
-        </w:rPr>
-        <w:t>的全是</w:t>
+        <w:t>），里面存的全是</w:t>
       </w:r>
       <w:r>
         <w:rPr>
@@ -14546,25 +13264,7 @@
           <w:szCs w:val="21"/>
         </w:rPr>
         <w:br/>
-        <w:t>当你</w:t>
-      </w:r>
-      <w:proofErr w:type="gramStart"/>
-      <w:r>
-        <w:rPr>
-          <w:rFonts w:cstheme="majorBidi"/>
-          <w:color w:val="000000" w:themeColor="text1"/>
-          <w:szCs w:val="21"/>
-        </w:rPr>
-        <w:t>通过父类指针</w:t>
-      </w:r>
-      <w:proofErr w:type="gramEnd"/>
-      <w:r>
-        <w:rPr>
-          <w:rFonts w:cstheme="majorBidi"/>
-          <w:color w:val="000000" w:themeColor="text1"/>
-          <w:szCs w:val="21"/>
-        </w:rPr>
-        <w:t>调用虚函数时：</w:t>
+        <w:t>当你通过父类指针调用虚函数时：</w:t>
       </w:r>
     </w:p>
     <w:p>
@@ -15101,7 +13801,6 @@
         <w:t xml:space="preserve">class </w:t>
       </w:r>
       <w:proofErr w:type="spellStart"/>
-      <w:proofErr w:type="gramStart"/>
       <w:r>
         <w:rPr>
           <w:rFonts w:cstheme="majorBidi"/>
@@ -15117,24 +13816,128 @@
           <w:color w:val="000000" w:themeColor="text1"/>
           <w:szCs w:val="21"/>
         </w:rPr>
-        <w:t xml:space="preserve"> :</w:t>
-      </w:r>
-      <w:proofErr w:type="gramEnd"/>
+        <w:t xml:space="preserve"> : public </w:t>
+      </w:r>
+      <w:proofErr w:type="spellStart"/>
       <w:r>
         <w:rPr>
           <w:rFonts w:cstheme="majorBidi"/>
           <w:color w:val="000000" w:themeColor="text1"/>
           <w:szCs w:val="21"/>
         </w:rPr>
-        <w:t xml:space="preserve"> public </w:t>
-      </w:r>
-      <w:proofErr w:type="spellStart"/>
+        <w:t>CPlayer</w:t>
+      </w:r>
+      <w:proofErr w:type="spellEnd"/>
       <w:r>
         <w:rPr>
           <w:rFonts w:cstheme="majorBidi"/>
           <w:color w:val="000000" w:themeColor="text1"/>
           <w:szCs w:val="21"/>
         </w:rPr>
+        <w:t xml:space="preserve"> {</w:t>
+      </w:r>
+    </w:p>
+    <w:p>
+      <w:pPr>
+        <w:rPr>
+          <w:rFonts w:cstheme="majorBidi" w:hint="eastAsia"/>
+          <w:color w:val="000000" w:themeColor="text1"/>
+          <w:szCs w:val="21"/>
+        </w:rPr>
+      </w:pPr>
+      <w:r>
+        <w:rPr>
+          <w:rFonts w:cstheme="majorBidi"/>
+          <w:color w:val="000000" w:themeColor="text1"/>
+          <w:szCs w:val="21"/>
+        </w:rPr>
+        <w:t xml:space="preserve">    int </w:t>
+      </w:r>
+      <w:proofErr w:type="spellStart"/>
+      <w:r>
+        <w:rPr>
+          <w:rFonts w:cstheme="majorBidi"/>
+          <w:color w:val="000000" w:themeColor="text1"/>
+          <w:szCs w:val="21"/>
+        </w:rPr>
+        <w:t>m_nAmmo</w:t>
+      </w:r>
+      <w:proofErr w:type="spellEnd"/>
+      <w:r>
+        <w:rPr>
+          <w:rFonts w:cstheme="majorBidi"/>
+          <w:color w:val="000000" w:themeColor="text1"/>
+          <w:szCs w:val="21"/>
+        </w:rPr>
+        <w:t>;</w:t>
+      </w:r>
+    </w:p>
+    <w:p>
+      <w:pPr>
+        <w:rPr>
+          <w:rFonts w:cstheme="majorBidi" w:hint="eastAsia"/>
+          <w:color w:val="000000" w:themeColor="text1"/>
+          <w:szCs w:val="21"/>
+        </w:rPr>
+      </w:pPr>
+      <w:r>
+        <w:rPr>
+          <w:rFonts w:cstheme="majorBidi"/>
+          <w:color w:val="000000" w:themeColor="text1"/>
+          <w:szCs w:val="21"/>
+        </w:rPr>
+        <w:t>};</w:t>
+      </w:r>
+    </w:p>
+    <w:p>
+      <w:pPr>
+        <w:rPr>
+          <w:rFonts w:cstheme="majorBidi" w:hint="eastAsia"/>
+          <w:color w:val="000000" w:themeColor="text1"/>
+          <w:szCs w:val="21"/>
+        </w:rPr>
+      </w:pPr>
+    </w:p>
+    <w:p>
+      <w:pPr>
+        <w:rPr>
+          <w:rFonts w:cstheme="majorBidi" w:hint="eastAsia"/>
+          <w:color w:val="000000" w:themeColor="text1"/>
+          <w:szCs w:val="21"/>
+        </w:rPr>
+      </w:pPr>
+      <w:r>
+        <w:rPr>
+          <w:rFonts w:cstheme="majorBidi"/>
+          <w:color w:val="000000" w:themeColor="text1"/>
+          <w:szCs w:val="21"/>
+        </w:rPr>
+        <w:t>内存布局：</w:t>
+      </w:r>
+    </w:p>
+    <w:p>
+      <w:pPr>
+        <w:rPr>
+          <w:rFonts w:cstheme="majorBidi" w:hint="eastAsia"/>
+          <w:color w:val="000000" w:themeColor="text1"/>
+          <w:szCs w:val="21"/>
+        </w:rPr>
+      </w:pPr>
+      <w:r>
+        <w:rPr>
+          <w:rFonts w:cstheme="majorBidi" w:hint="eastAsia"/>
+          <w:color w:val="000000" w:themeColor="text1"/>
+          <w:szCs w:val="21"/>
+        </w:rPr>
+        <w:t>&lt;</w:t>
+      </w:r>
+      <w:proofErr w:type="spellStart"/>
+      <w:r>
+        <w:rPr>
+          <w:rFonts w:cstheme="majorBidi"/>
+          <w:color w:val="000000" w:themeColor="text1"/>
+          <w:szCs w:val="21"/>
+        </w:rPr>
         <w:t>CPlayer</w:t>
       </w:r>
       <w:proofErr w:type="spellEnd"/>
@@ -15144,59 +13947,91 @@
           <w:color w:val="000000" w:themeColor="text1"/>
           <w:szCs w:val="21"/>
         </w:rPr>
-        <w:t xml:space="preserve"> {</w:t>
-      </w:r>
-    </w:p>
-    <w:p>
-      <w:pPr>
+        <w:t xml:space="preserve"> 部分 (</w:t>
+      </w:r>
+      <w:r>
         <w:rPr>
           <w:rFonts w:cstheme="majorBidi" w:hint="eastAsia"/>
           <w:color w:val="000000" w:themeColor="text1"/>
           <w:szCs w:val="21"/>
         </w:rPr>
-      </w:pPr>
+        <w:t>[</w:t>
+      </w:r>
+      <w:proofErr w:type="spellStart"/>
       <w:r>
         <w:rPr>
           <w:rFonts w:cstheme="majorBidi"/>
           <w:color w:val="000000" w:themeColor="text1"/>
           <w:szCs w:val="21"/>
         </w:rPr>
-        <w:t xml:space="preserve">    int </w:t>
-      </w:r>
-      <w:proofErr w:type="spellStart"/>
+        <w:t>vptr</w:t>
+      </w:r>
+      <w:proofErr w:type="spellEnd"/>
       <w:r>
         <w:rPr>
           <w:rFonts w:cstheme="majorBidi"/>
           <w:color w:val="000000" w:themeColor="text1"/>
           <w:szCs w:val="21"/>
         </w:rPr>
-        <w:t>m_nAmmo</w:t>
-      </w:r>
-      <w:proofErr w:type="spellEnd"/>
+        <w:t xml:space="preserve"> + </w:t>
+      </w:r>
+      <w:r>
+        <w:rPr>
+          <w:rFonts w:cstheme="majorBidi" w:hint="eastAsia"/>
+          <w:color w:val="000000" w:themeColor="text1"/>
+          <w:szCs w:val="21"/>
+        </w:rPr>
+        <w:t>]</w:t>
+      </w:r>
       <w:r>
         <w:rPr>
           <w:rFonts w:cstheme="majorBidi"/>
           <w:color w:val="000000" w:themeColor="text1"/>
           <w:szCs w:val="21"/>
         </w:rPr>
-        <w:t>;</w:t>
-      </w:r>
-    </w:p>
-    <w:p>
-      <w:pPr>
+        <w:t>Health + ...)</w:t>
+      </w:r>
+      <w:r>
         <w:rPr>
           <w:rFonts w:cstheme="majorBidi" w:hint="eastAsia"/>
           <w:color w:val="000000" w:themeColor="text1"/>
           <w:szCs w:val="21"/>
         </w:rPr>
-      </w:pPr>
+        <w:t xml:space="preserve"> </w:t>
+      </w:r>
+      <w:r>
+        <w:rPr>
+          <w:rFonts w:cstheme="majorBidi" w:hint="eastAsia"/>
+          <w:color w:val="000000" w:themeColor="text1"/>
+          <w:szCs w:val="21"/>
+        </w:rPr>
+        <w:t>&gt;</w:t>
+      </w:r>
       <w:r>
         <w:rPr>
           <w:rFonts w:cstheme="majorBidi"/>
           <w:color w:val="000000" w:themeColor="text1"/>
           <w:szCs w:val="21"/>
         </w:rPr>
-        <w:t>};</w:t>
+        <w:t xml:space="preserve"> [</w:t>
+      </w:r>
+      <w:proofErr w:type="spellStart"/>
+      <w:r>
+        <w:rPr>
+          <w:rFonts w:cstheme="majorBidi"/>
+          <w:color w:val="000000" w:themeColor="text1"/>
+          <w:szCs w:val="21"/>
+        </w:rPr>
+        <w:t>CEnemy</w:t>
+      </w:r>
+      <w:proofErr w:type="spellEnd"/>
+      <w:r>
+        <w:rPr>
+          <w:rFonts w:cstheme="majorBidi"/>
+          <w:color w:val="000000" w:themeColor="text1"/>
+          <w:szCs w:val="21"/>
+        </w:rPr>
+        <w:t xml:space="preserve"> 新增部分 (Ammo)]</w:t>
       </w:r>
     </w:p>
     <w:p>
@@ -15207,6 +14042,14 @@
           <w:szCs w:val="21"/>
         </w:rPr>
       </w:pPr>
+      <w:r>
+        <w:rPr>
+          <w:rFonts w:cstheme="majorBidi"/>
+          <w:color w:val="000000" w:themeColor="text1"/>
+          <w:szCs w:val="21"/>
+        </w:rPr>
+        <w:t>^                                  ^</w:t>
+      </w:r>
     </w:p>
     <w:p>
       <w:pPr>
@@ -15222,7 +14065,7 @@
           <w:color w:val="000000" w:themeColor="text1"/>
           <w:szCs w:val="21"/>
         </w:rPr>
-        <w:t>内存布局：</w:t>
+        <w:t>|                                  |</w:t>
       </w:r>
     </w:p>
     <w:p>
@@ -15235,254 +14078,65 @@
       </w:pPr>
       <w:r>
         <w:rPr>
+          <w:rFonts w:cstheme="majorBidi"/>
+          <w:color w:val="000000" w:themeColor="text1"/>
+          <w:szCs w:val="21"/>
+        </w:rPr>
+        <w:t xml:space="preserve">基址 (this)                        偏移量 = </w:t>
+      </w:r>
+      <w:proofErr w:type="spellStart"/>
+      <w:r>
+        <w:rPr>
+          <w:rFonts w:cstheme="majorBidi"/>
+          <w:color w:val="000000" w:themeColor="text1"/>
+          <w:szCs w:val="21"/>
+        </w:rPr>
+        <w:t>sizeof</w:t>
+      </w:r>
+      <w:proofErr w:type="spellEnd"/>
+      <w:r>
+        <w:rPr>
+          <w:rFonts w:cstheme="majorBidi"/>
+          <w:color w:val="000000" w:themeColor="text1"/>
+          <w:szCs w:val="21"/>
+        </w:rPr>
+        <w:t>(</w:t>
+      </w:r>
+      <w:proofErr w:type="spellStart"/>
+      <w:r>
+        <w:rPr>
+          <w:rFonts w:cstheme="majorBidi"/>
+          <w:color w:val="000000" w:themeColor="text1"/>
+          <w:szCs w:val="21"/>
+        </w:rPr>
+        <w:t>CPlayer</w:t>
+      </w:r>
+      <w:proofErr w:type="spellEnd"/>
+      <w:r>
+        <w:rPr>
+          <w:rFonts w:cstheme="majorBidi"/>
+          <w:color w:val="000000" w:themeColor="text1"/>
+          <w:szCs w:val="21"/>
+        </w:rPr>
+        <w:t>)</w:t>
+      </w:r>
+    </w:p>
+    <w:p>
+      <w:pPr>
+        <w:rPr>
           <w:rFonts w:cstheme="majorBidi" w:hint="eastAsia"/>
           <w:color w:val="000000" w:themeColor="text1"/>
           <w:szCs w:val="21"/>
         </w:rPr>
-        <w:t>&lt;</w:t>
-      </w:r>
-      <w:proofErr w:type="spellStart"/>
+      </w:pPr>
       <w:r>
         <w:rPr>
           <w:rFonts w:cstheme="majorBidi"/>
           <w:color w:val="000000" w:themeColor="text1"/>
           <w:szCs w:val="21"/>
         </w:rPr>
-        <w:t>CPlayer</w:t>
-      </w:r>
-      <w:proofErr w:type="spellEnd"/>
-      <w:r>
-        <w:rPr>
-          <w:rFonts w:cstheme="majorBidi"/>
-          <w:color w:val="000000" w:themeColor="text1"/>
-          <w:szCs w:val="21"/>
-        </w:rPr>
-        <w:t xml:space="preserve"> 部分 (</w:t>
-      </w:r>
-      <w:r>
-        <w:rPr>
-          <w:rFonts w:cstheme="majorBidi" w:hint="eastAsia"/>
-          <w:color w:val="000000" w:themeColor="text1"/>
-          <w:szCs w:val="21"/>
-        </w:rPr>
-        <w:t>[</w:t>
-      </w:r>
-      <w:proofErr w:type="spellStart"/>
-      <w:r>
-        <w:rPr>
-          <w:rFonts w:cstheme="majorBidi"/>
-          <w:color w:val="000000" w:themeColor="text1"/>
-          <w:szCs w:val="21"/>
-        </w:rPr>
-        <w:t>vptr</w:t>
-      </w:r>
-      <w:proofErr w:type="spellEnd"/>
-      <w:r>
-        <w:rPr>
-          <w:rFonts w:cstheme="majorBidi"/>
-          <w:color w:val="000000" w:themeColor="text1"/>
-          <w:szCs w:val="21"/>
-        </w:rPr>
-        <w:t xml:space="preserve"> + </w:t>
-      </w:r>
-      <w:r>
-        <w:rPr>
-          <w:rFonts w:cstheme="majorBidi" w:hint="eastAsia"/>
-          <w:color w:val="000000" w:themeColor="text1"/>
-          <w:szCs w:val="21"/>
-        </w:rPr>
-        <w:t>]</w:t>
-      </w:r>
-      <w:r>
-        <w:rPr>
-          <w:rFonts w:cstheme="majorBidi"/>
-          <w:color w:val="000000" w:themeColor="text1"/>
-          <w:szCs w:val="21"/>
-        </w:rPr>
-        <w:t>Health + ...)</w:t>
-      </w:r>
-      <w:r>
-        <w:rPr>
-          <w:rFonts w:cstheme="majorBidi" w:hint="eastAsia"/>
-          <w:color w:val="000000" w:themeColor="text1"/>
-          <w:szCs w:val="21"/>
-        </w:rPr>
-        <w:t xml:space="preserve"> </w:t>
-      </w:r>
-      <w:r>
-        <w:rPr>
-          <w:rFonts w:cstheme="majorBidi" w:hint="eastAsia"/>
-          <w:color w:val="000000" w:themeColor="text1"/>
-          <w:szCs w:val="21"/>
-        </w:rPr>
-        <w:t>&gt;</w:t>
-      </w:r>
-      <w:r>
-        <w:rPr>
-          <w:rFonts w:cstheme="majorBidi"/>
-          <w:color w:val="000000" w:themeColor="text1"/>
-          <w:szCs w:val="21"/>
-        </w:rPr>
-        <w:t xml:space="preserve"> [</w:t>
-      </w:r>
-      <w:proofErr w:type="spellStart"/>
-      <w:r>
-        <w:rPr>
-          <w:rFonts w:cstheme="majorBidi"/>
-          <w:color w:val="000000" w:themeColor="text1"/>
-          <w:szCs w:val="21"/>
-        </w:rPr>
-        <w:t>CEnemy</w:t>
-      </w:r>
-      <w:proofErr w:type="spellEnd"/>
-      <w:r>
-        <w:rPr>
-          <w:rFonts w:cstheme="majorBidi"/>
-          <w:color w:val="000000" w:themeColor="text1"/>
-          <w:szCs w:val="21"/>
-        </w:rPr>
-        <w:t xml:space="preserve"> 新增部分 (Ammo)]</w:t>
-      </w:r>
-    </w:p>
-    <w:p>
-      <w:pPr>
-        <w:rPr>
-          <w:rFonts w:cstheme="majorBidi" w:hint="eastAsia"/>
-          <w:color w:val="000000" w:themeColor="text1"/>
-          <w:szCs w:val="21"/>
-        </w:rPr>
-      </w:pPr>
-      <w:r>
-        <w:rPr>
-          <w:rFonts w:cstheme="majorBidi"/>
-          <w:color w:val="000000" w:themeColor="text1"/>
-          <w:szCs w:val="21"/>
-        </w:rPr>
-        <w:t>^                                  ^</w:t>
-      </w:r>
-    </w:p>
-    <w:p>
-      <w:pPr>
-        <w:rPr>
-          <w:rFonts w:cstheme="majorBidi" w:hint="eastAsia"/>
-          <w:color w:val="000000" w:themeColor="text1"/>
-          <w:szCs w:val="21"/>
-        </w:rPr>
-      </w:pPr>
-      <w:r>
-        <w:rPr>
-          <w:rFonts w:cstheme="majorBidi"/>
-          <w:color w:val="000000" w:themeColor="text1"/>
-          <w:szCs w:val="21"/>
-        </w:rPr>
-        <w:t>|                                  |</w:t>
-      </w:r>
-    </w:p>
-    <w:p>
-      <w:pPr>
-        <w:rPr>
-          <w:rFonts w:cstheme="majorBidi" w:hint="eastAsia"/>
-          <w:color w:val="000000" w:themeColor="text1"/>
-          <w:szCs w:val="21"/>
-        </w:rPr>
-      </w:pPr>
-      <w:r>
-        <w:rPr>
-          <w:rFonts w:cstheme="majorBidi"/>
-          <w:color w:val="000000" w:themeColor="text1"/>
-          <w:szCs w:val="21"/>
-        </w:rPr>
-        <w:t xml:space="preserve">基址 (this)                        偏移量 = </w:t>
-      </w:r>
-      <w:proofErr w:type="spellStart"/>
-      <w:r>
-        <w:rPr>
-          <w:rFonts w:cstheme="majorBidi"/>
-          <w:color w:val="000000" w:themeColor="text1"/>
-          <w:szCs w:val="21"/>
-        </w:rPr>
-        <w:t>sizeof</w:t>
-      </w:r>
-      <w:proofErr w:type="spellEnd"/>
-      <w:r>
-        <w:rPr>
-          <w:rFonts w:cstheme="majorBidi"/>
-          <w:color w:val="000000" w:themeColor="text1"/>
-          <w:szCs w:val="21"/>
-        </w:rPr>
-        <w:t>(</w:t>
-      </w:r>
-      <w:proofErr w:type="spellStart"/>
-      <w:r>
-        <w:rPr>
-          <w:rFonts w:cstheme="majorBidi"/>
-          <w:color w:val="000000" w:themeColor="text1"/>
-          <w:szCs w:val="21"/>
-        </w:rPr>
-        <w:t>CPlayer</w:t>
-      </w:r>
-      <w:proofErr w:type="spellEnd"/>
-      <w:r>
-        <w:rPr>
-          <w:rFonts w:cstheme="majorBidi"/>
-          <w:color w:val="000000" w:themeColor="text1"/>
-          <w:szCs w:val="21"/>
-        </w:rPr>
-        <w:t>)</w:t>
-      </w:r>
-    </w:p>
-    <w:p>
-      <w:pPr>
-        <w:rPr>
-          <w:rFonts w:cstheme="majorBidi" w:hint="eastAsia"/>
-          <w:color w:val="000000" w:themeColor="text1"/>
-          <w:szCs w:val="21"/>
-        </w:rPr>
-      </w:pPr>
-      <w:r>
-        <w:rPr>
-          <w:rFonts w:cstheme="majorBidi"/>
-          <w:color w:val="000000" w:themeColor="text1"/>
-          <w:szCs w:val="21"/>
-        </w:rPr>
         <w:lastRenderedPageBreak/>
-        <w:t>子</w:t>
-      </w:r>
-      <w:proofErr w:type="gramStart"/>
-      <w:r>
-        <w:rPr>
-          <w:rFonts w:cstheme="majorBidi"/>
-          <w:color w:val="000000" w:themeColor="text1"/>
-          <w:szCs w:val="21"/>
-        </w:rPr>
-        <w:t>类对象</w:t>
-      </w:r>
-      <w:proofErr w:type="gramEnd"/>
-      <w:r>
-        <w:rPr>
-          <w:rFonts w:cstheme="majorBidi"/>
-          <w:color w:val="000000" w:themeColor="text1"/>
-          <w:szCs w:val="21"/>
-        </w:rPr>
-        <w:t>的前半部分，和</w:t>
-      </w:r>
-      <w:proofErr w:type="gramStart"/>
-      <w:r>
-        <w:rPr>
-          <w:rFonts w:cstheme="majorBidi"/>
-          <w:color w:val="000000" w:themeColor="text1"/>
-          <w:szCs w:val="21"/>
-        </w:rPr>
-        <w:t>父类</w:t>
-      </w:r>
-      <w:proofErr w:type="gramEnd"/>
-      <w:r>
-        <w:rPr>
-          <w:rFonts w:cstheme="majorBidi"/>
-          <w:color w:val="000000" w:themeColor="text1"/>
-          <w:szCs w:val="21"/>
-        </w:rPr>
-        <w:t>对象</w:t>
+        <w:t>子类对象的前半部分，和父类对象</w:t>
       </w:r>
       <w:r>
         <w:rPr>
@@ -15519,29 +14173,7 @@
           <w:color w:val="000000" w:themeColor="text1"/>
           <w:szCs w:val="21"/>
         </w:rPr>
-        <w:t>一个子类指针，可以直接</w:t>
-      </w:r>
-      <w:proofErr w:type="gramStart"/>
-      <w:r>
-        <w:rPr>
-          <w:rFonts w:cstheme="majorBidi"/>
-          <w:b/>
-          <w:bCs/>
-          <w:color w:val="000000" w:themeColor="text1"/>
-          <w:szCs w:val="21"/>
-        </w:rPr>
-        <w:t>当作父类指针</w:t>
-      </w:r>
-      <w:proofErr w:type="gramEnd"/>
-      <w:r>
-        <w:rPr>
-          <w:rFonts w:cstheme="majorBidi"/>
-          <w:b/>
-          <w:bCs/>
-          <w:color w:val="000000" w:themeColor="text1"/>
-          <w:szCs w:val="21"/>
-        </w:rPr>
-        <w:t>用</w:t>
+        <w:t>一个子类指针，可以直接当作父类指针用</w:t>
       </w:r>
       <w:r>
         <w:rPr>
@@ -15736,61 +14368,25 @@
           <w:szCs w:val="21"/>
         </w:rPr>
         <w:br/>
-        <w:t>当你分析一个复杂的继承体系时，只要确定</w:t>
-      </w:r>
-      <w:proofErr w:type="gramStart"/>
+        <w:t>当你分析一个复杂的继承体系时，只要确定了</w:t>
+      </w:r>
       <w:r>
         <w:rPr>
           <w:rFonts w:cstheme="majorBidi"/>
-          <w:color w:val="000000" w:themeColor="text1"/>
-          <w:szCs w:val="21"/>
-        </w:rPr>
-        <w:t>了</w:t>
+          <w:b/>
+          <w:bCs/>
+          <w:color w:val="000000" w:themeColor="text1"/>
+          <w:szCs w:val="21"/>
+        </w:rPr>
+        <w:t>基类</w:t>
       </w:r>
       <w:r>
         <w:rPr>
           <w:rFonts w:cstheme="majorBidi"/>
-          <w:b/>
-          <w:bCs/>
-          <w:color w:val="000000" w:themeColor="text1"/>
-          <w:szCs w:val="21"/>
-        </w:rPr>
-        <w:t>基类</w:t>
-      </w:r>
-      <w:r>
-        <w:rPr>
-          <w:rFonts w:cstheme="majorBidi"/>
-          <w:color w:val="000000" w:themeColor="text1"/>
-          <w:szCs w:val="21"/>
-        </w:rPr>
-        <w:t>的</w:t>
-      </w:r>
-      <w:proofErr w:type="gramEnd"/>
-      <w:r>
-        <w:rPr>
-          <w:rFonts w:cstheme="majorBidi"/>
-          <w:color w:val="000000" w:themeColor="text1"/>
-          <w:szCs w:val="21"/>
-        </w:rPr>
-        <w:t>布局，子类的布局就是</w:t>
-      </w:r>
-      <w:proofErr w:type="gramStart"/>
-      <w:r>
-        <w:rPr>
-          <w:rFonts w:cstheme="majorBidi"/>
-          <w:color w:val="000000" w:themeColor="text1"/>
-          <w:szCs w:val="21"/>
-        </w:rPr>
-        <w:t>在基类后面</w:t>
-      </w:r>
-      <w:proofErr w:type="gramEnd"/>
-      <w:r>
-        <w:rPr>
-          <w:rFonts w:cstheme="majorBidi"/>
-          <w:color w:val="000000" w:themeColor="text1"/>
-          <w:szCs w:val="21"/>
-        </w:rPr>
-        <w:t>“追加”数据而已。这大大简化了我们推算偏移量的难度。</w:t>
+          <w:color w:val="000000" w:themeColor="text1"/>
+          <w:szCs w:val="21"/>
+        </w:rPr>
+        <w:t>的布局，子类的布局就是在基类后面“追加”数据而已。这大大简化了我们推算偏移量的难度。</w:t>
       </w:r>
     </w:p>
     <w:p>
@@ -15839,49 +14435,7 @@
         <w:rPr>
           <w:rFonts w:hint="eastAsia"/>
         </w:rPr>
-        <w:t>我们将用“特工潜入”和“档案室”来比喻</w:t>
-      </w:r>
-      <w:proofErr w:type="gramStart"/>
-      <w:r>
-        <w:rPr>
-          <w:rFonts w:hint="eastAsia"/>
-        </w:rPr>
-        <w:t>栈</w:t>
-      </w:r>
-      <w:proofErr w:type="gramEnd"/>
-      <w:r>
-        <w:rPr>
-          <w:rFonts w:hint="eastAsia"/>
-        </w:rPr>
-        <w:t>帧的创建与销毁，力求把枯燥的压</w:t>
-      </w:r>
-      <w:proofErr w:type="gramStart"/>
-      <w:r>
-        <w:rPr>
-          <w:rFonts w:hint="eastAsia"/>
-        </w:rPr>
-        <w:t>栈</w:t>
-      </w:r>
-      <w:proofErr w:type="gramEnd"/>
-      <w:r>
-        <w:rPr>
-          <w:rFonts w:hint="eastAsia"/>
-        </w:rPr>
-        <w:t>、出</w:t>
-      </w:r>
-      <w:proofErr w:type="gramStart"/>
-      <w:r>
-        <w:rPr>
-          <w:rFonts w:hint="eastAsia"/>
-        </w:rPr>
-        <w:t>栈</w:t>
-      </w:r>
-      <w:proofErr w:type="gramEnd"/>
-      <w:r>
-        <w:rPr>
-          <w:rFonts w:hint="eastAsia"/>
-        </w:rPr>
-        <w:t>动作讲得像电影一样清晰。</w:t>
+        <w:t>我们将用“特工潜入”和“档案室”来比喻栈帧的创建与销毁，力求把枯燥的压栈、出栈动作讲得像电影一样清晰。</w:t>
       </w:r>
     </w:p>
     <w:p>
@@ -15926,21 +14480,7 @@
         <w:rPr>
           <w:rFonts w:hint="eastAsia"/>
         </w:rPr>
-        <w:t>调用约定与</w:t>
-      </w:r>
-      <w:proofErr w:type="gramStart"/>
-      <w:r>
-        <w:rPr>
-          <w:rFonts w:hint="eastAsia"/>
-        </w:rPr>
-        <w:t>栈</w:t>
-      </w:r>
-      <w:proofErr w:type="gramEnd"/>
-      <w:r>
-        <w:rPr>
-          <w:rFonts w:hint="eastAsia"/>
-        </w:rPr>
-        <w:t>帧——特工的潜入与档案室</w:t>
+        <w:t>调用约定与栈帧——特工的潜入与档案室</w:t>
       </w:r>
     </w:p>
     <w:p>
@@ -15966,130 +14506,60 @@
         <w:rPr>
           <w:rFonts w:hint="eastAsia"/>
         </w:rPr>
-        <w:t xml:space="preserve">.1 </w:t>
-      </w:r>
-      <w:proofErr w:type="gramStart"/>
-      <w:r>
-        <w:rPr>
-          <w:rFonts w:hint="eastAsia"/>
-        </w:rPr>
-        <w:t>栈</w:t>
-      </w:r>
-      <w:proofErr w:type="gramEnd"/>
-      <w:r>
-        <w:rPr>
-          <w:rFonts w:hint="eastAsia"/>
-        </w:rPr>
-        <w:t>：程序运行的“脊柱”</w:t>
-      </w:r>
-    </w:p>
-    <w:p>
-      <w:pPr>
-        <w:rPr>
-          <w:rFonts w:hint="eastAsia"/>
-        </w:rPr>
-      </w:pPr>
-    </w:p>
-    <w:p>
-      <w:pPr>
-        <w:rPr>
-          <w:rFonts w:hint="eastAsia"/>
-        </w:rPr>
-      </w:pPr>
-      <w:r>
-        <w:rPr>
-          <w:rFonts w:hint="eastAsia"/>
-        </w:rPr>
-        <w:t>在介绍</w:t>
-      </w:r>
-      <w:proofErr w:type="gramStart"/>
-      <w:r>
-        <w:rPr>
-          <w:rFonts w:hint="eastAsia"/>
-        </w:rPr>
-        <w:t>栈</w:t>
-      </w:r>
-      <w:proofErr w:type="gramEnd"/>
-      <w:r>
-        <w:rPr>
-          <w:rFonts w:hint="eastAsia"/>
-        </w:rPr>
-        <w:t>帧之前，我们先来看看“栈”是什么。</w:t>
-      </w:r>
-    </w:p>
-    <w:p>
-      <w:pPr>
-        <w:rPr>
-          <w:rFonts w:hint="eastAsia"/>
-        </w:rPr>
-      </w:pPr>
-    </w:p>
-    <w:p>
-      <w:pPr>
-        <w:rPr>
-          <w:rFonts w:hint="eastAsia"/>
-        </w:rPr>
-      </w:pPr>
-      <w:r>
-        <w:rPr>
-          <w:rFonts w:hint="eastAsia"/>
-        </w:rPr>
-        <w:t>你可以把</w:t>
-      </w:r>
-      <w:proofErr w:type="gramStart"/>
-      <w:r>
-        <w:rPr>
-          <w:rFonts w:hint="eastAsia"/>
-        </w:rPr>
-        <w:t>栈</w:t>
-      </w:r>
-      <w:proofErr w:type="gramEnd"/>
-      <w:r>
-        <w:rPr>
-          <w:rFonts w:hint="eastAsia"/>
-        </w:rPr>
-        <w:t>想象成程序运行的“脊柱”。它不仅支撑</w:t>
-      </w:r>
-      <w:proofErr w:type="gramStart"/>
-      <w:r>
-        <w:rPr>
-          <w:rFonts w:hint="eastAsia"/>
-        </w:rPr>
-        <w:t>着程序</w:t>
-      </w:r>
-      <w:proofErr w:type="gramEnd"/>
-      <w:r>
-        <w:rPr>
-          <w:rFonts w:hint="eastAsia"/>
-        </w:rPr>
-        <w:t>的结构，还负责传递消息。</w:t>
-      </w:r>
-    </w:p>
-    <w:p>
-      <w:pPr>
-        <w:rPr>
-          <w:rFonts w:hint="eastAsia"/>
-        </w:rPr>
-      </w:pPr>
-      <w:r>
-        <w:rPr>
-          <w:rFonts w:hint="eastAsia"/>
-        </w:rPr>
-        <w:t>- 生长方向：</w:t>
-      </w:r>
-      <w:proofErr w:type="gramStart"/>
-      <w:r>
-        <w:rPr>
-          <w:rFonts w:hint="eastAsia"/>
-        </w:rPr>
-        <w:t>栈</w:t>
-      </w:r>
-      <w:proofErr w:type="gramEnd"/>
-      <w:r>
-        <w:rPr>
-          <w:rFonts w:hint="eastAsia"/>
-        </w:rPr>
-        <w:t>是从高地址向低地址生长的（从下往上长）。</w:t>
+        <w:t>.1 栈：程序运行的“脊柱”</w:t>
+      </w:r>
+    </w:p>
+    <w:p>
+      <w:pPr>
+        <w:rPr>
+          <w:rFonts w:hint="eastAsia"/>
+        </w:rPr>
+      </w:pPr>
+    </w:p>
+    <w:p>
+      <w:pPr>
+        <w:rPr>
+          <w:rFonts w:hint="eastAsia"/>
+        </w:rPr>
+      </w:pPr>
+      <w:r>
+        <w:rPr>
+          <w:rFonts w:hint="eastAsia"/>
+        </w:rPr>
+        <w:t>在介绍栈帧之前，我们先来看看“栈”是什么。</w:t>
+      </w:r>
+    </w:p>
+    <w:p>
+      <w:pPr>
+        <w:rPr>
+          <w:rFonts w:hint="eastAsia"/>
+        </w:rPr>
+      </w:pPr>
+    </w:p>
+    <w:p>
+      <w:pPr>
+        <w:rPr>
+          <w:rFonts w:hint="eastAsia"/>
+        </w:rPr>
+      </w:pPr>
+      <w:r>
+        <w:rPr>
+          <w:rFonts w:hint="eastAsia"/>
+        </w:rPr>
+        <w:t>你可以把栈想象成程序运行的“脊柱”。它不仅支撑着程序的结构，还负责传递消息。</w:t>
+      </w:r>
+    </w:p>
+    <w:p>
+      <w:pPr>
+        <w:rPr>
+          <w:rFonts w:hint="eastAsia"/>
+        </w:rPr>
+      </w:pPr>
+      <w:r>
+        <w:rPr>
+          <w:rFonts w:hint="eastAsia"/>
+        </w:rPr>
+        <w:t>- 生长方向：栈是从高地址向低地址生长的（从下往上长）。</w:t>
       </w:r>
     </w:p>
     <w:p>
@@ -16136,21 +14606,7 @@
         <w:rPr>
           <w:rFonts w:hint="eastAsia"/>
         </w:rPr>
-        <w:t>在逆向工程中，</w:t>
-      </w:r>
-      <w:proofErr w:type="gramStart"/>
-      <w:r>
-        <w:rPr>
-          <w:rFonts w:hint="eastAsia"/>
-        </w:rPr>
-        <w:t>栈</w:t>
-      </w:r>
-      <w:proofErr w:type="gramEnd"/>
-      <w:r>
-        <w:rPr>
-          <w:rFonts w:hint="eastAsia"/>
-        </w:rPr>
-        <w:t>是“证据”最集中的地方。函数的参数、返回地址、局部变量，全都</w:t>
+        <w:t>在逆向工程中，栈是“证据”最集中的地方。函数的参数、返回地址、局部变量，全都</w:t>
       </w:r>
       <w:r>
         <w:rPr>
@@ -16188,21 +14644,7 @@
         <w:rPr>
           <w:rFonts w:hint="eastAsia"/>
         </w:rPr>
-        <w:t xml:space="preserve">.2 </w:t>
-      </w:r>
-      <w:proofErr w:type="gramStart"/>
-      <w:r>
-        <w:rPr>
-          <w:rFonts w:hint="eastAsia"/>
-        </w:rPr>
-        <w:t>栈</w:t>
-      </w:r>
-      <w:proofErr w:type="gramEnd"/>
-      <w:r>
-        <w:rPr>
-          <w:rFonts w:hint="eastAsia"/>
-        </w:rPr>
-        <w:t>帧：特工的“临时档案室”</w:t>
+        <w:t>.2 栈帧：特工的“临时档案室”</w:t>
       </w:r>
     </w:p>
     <w:p>
@@ -16308,27 +14750,11 @@
         <w:t>2.</w:t>
       </w:r>
       <w:r>
-        <w:t>建立据点（</w:t>
-      </w:r>
-      <w:proofErr w:type="gramStart"/>
-      <w:r>
-        <w:t>栈</w:t>
-      </w:r>
-      <w:proofErr w:type="gramEnd"/>
-      <w:r>
-        <w:t>帧创建）：</w:t>
+        <w:t>建立据点（栈帧创建）：</w:t>
       </w:r>
       <w:r>
         <w:br/>
-        <w:t>潜入成功后，你第一时间占领了一间空房，挂上“闲人免进”的牌子。这就是你的专属</w:t>
-      </w:r>
-      <w:proofErr w:type="gramStart"/>
-      <w:r>
-        <w:t>栈</w:t>
-      </w:r>
-      <w:proofErr w:type="gramEnd"/>
-      <w:r>
-        <w:t>帧。</w:t>
+        <w:t>潜入成功后，你第一时间占领了一间空房，挂上“闲人免进”的牌子。这就是你的专属栈帧。</w:t>
       </w:r>
     </w:p>
     <w:p>
@@ -16362,35 +14788,11 @@
         </w:rPr>
       </w:pPr>
       <w:r>
-        <w:t>ESP（</w:t>
-      </w:r>
-      <w:proofErr w:type="gramStart"/>
-      <w:r>
-        <w:t>栈</w:t>
-      </w:r>
-      <w:proofErr w:type="gramEnd"/>
-      <w:r>
-        <w:t>顶指针） 不断下压的“安全警戒线”。</w:t>
+        <w:t>ESP（栈顶指针） 不断下压的“安全警戒线”。</w:t>
       </w:r>
       <w:r>
         <w:br/>
-        <w:t>随着你不断往屋里塞入新装备（压</w:t>
-      </w:r>
-      <w:proofErr w:type="gramStart"/>
-      <w:r>
-        <w:t>栈</w:t>
-      </w:r>
-      <w:proofErr w:type="gramEnd"/>
-      <w:r>
-        <w:t>），这条警戒线会一路向下逼近你预留空间的底线。一旦越过这条线，房间结构就会瞬间崩塌（这就是可怕的</w:t>
-      </w:r>
-      <w:proofErr w:type="gramStart"/>
-      <w:r>
-        <w:t>栈</w:t>
-      </w:r>
-      <w:proofErr w:type="gramEnd"/>
-      <w:r>
-        <w:t>溢出 Stack Overflow）！</w:t>
+        <w:t>随着你不断往屋里塞入新装备（压栈），这条警戒线会一路向下逼近你预留空间的底线。一旦越过这条线，房间结构就会瞬间崩塌（这就是可怕的栈溢出 Stack Overflow）！</w:t>
       </w:r>
     </w:p>
     <w:p>
@@ -16419,95 +14821,31 @@
           <w:rFonts w:hint="eastAsia"/>
         </w:rPr>
       </w:pPr>
-      <w:proofErr w:type="gramStart"/>
-      <w:r>
-        <w:rPr>
-          <w:rFonts w:hint="eastAsia"/>
-        </w:rPr>
-        <w:t>栈帧是</w:t>
-      </w:r>
-      <w:proofErr w:type="gramEnd"/>
-      <w:r>
-        <w:rPr>
-          <w:rFonts w:hint="eastAsia"/>
-        </w:rPr>
-        <w:t>函数的“保护伞”。它保证了你在执行任务时，不会误删别人的档案（数据隔离）。当</w:t>
-      </w:r>
-      <w:proofErr w:type="gramStart"/>
-      <w:r>
-        <w:rPr>
-          <w:rFonts w:hint="eastAsia"/>
-        </w:rPr>
-        <w:t>你任务</w:t>
-      </w:r>
-      <w:proofErr w:type="gramEnd"/>
-      <w:r>
-        <w:rPr>
-          <w:rFonts w:hint="eastAsia"/>
-        </w:rPr>
-        <w:t>结束（函数返回），这间房间就会被清空（</w:t>
-      </w:r>
-      <w:proofErr w:type="gramStart"/>
-      <w:r>
-        <w:rPr>
-          <w:rFonts w:hint="eastAsia"/>
-        </w:rPr>
-        <w:t>栈</w:t>
-      </w:r>
-      <w:proofErr w:type="gramEnd"/>
-      <w:r>
-        <w:rPr>
-          <w:rFonts w:hint="eastAsia"/>
-        </w:rPr>
-        <w:t>帧销毁），你带着战利品（返回值）离开。</w:t>
-      </w:r>
-    </w:p>
-    <w:p>
-      <w:pPr>
-        <w:rPr>
-          <w:rFonts w:hint="eastAsia"/>
-        </w:rPr>
-      </w:pPr>
-    </w:p>
-    <w:p>
-      <w:pPr>
-        <w:rPr>
-          <w:rFonts w:hint="eastAsia"/>
-        </w:rPr>
-      </w:pPr>
-      <w:r>
-        <w:rPr>
-          <w:rFonts w:hint="eastAsia"/>
-        </w:rPr>
-        <w:t xml:space="preserve">5.3 </w:t>
-      </w:r>
-      <w:proofErr w:type="gramStart"/>
-      <w:r>
-        <w:rPr>
-          <w:rFonts w:hint="eastAsia"/>
-        </w:rPr>
-        <w:t>栈</w:t>
-      </w:r>
-      <w:proofErr w:type="gramEnd"/>
-      <w:r>
-        <w:rPr>
-          <w:rFonts w:hint="eastAsia"/>
-        </w:rPr>
-        <w:t>帧的创建与销毁：特工的</w:t>
-      </w:r>
-      <w:proofErr w:type="gramStart"/>
-      <w:r>
-        <w:rPr>
-          <w:rFonts w:hint="eastAsia"/>
-        </w:rPr>
-        <w:t>行动全</w:t>
-      </w:r>
-      <w:proofErr w:type="gramEnd"/>
-      <w:r>
-        <w:rPr>
-          <w:rFonts w:hint="eastAsia"/>
-        </w:rPr>
-        <w:t>流程</w:t>
+      <w:r>
+        <w:rPr>
+          <w:rFonts w:hint="eastAsia"/>
+        </w:rPr>
+        <w:t>栈帧是函数的“保护伞”。它保证了你在执行任务时，不会误删别人的档案（数据隔离）。当你任务结束（函数返回），这间房间就会被清空（栈帧销毁），你带着战利品（返回值）离开。</w:t>
+      </w:r>
+    </w:p>
+    <w:p>
+      <w:pPr>
+        <w:rPr>
+          <w:rFonts w:hint="eastAsia"/>
+        </w:rPr>
+      </w:pPr>
+    </w:p>
+    <w:p>
+      <w:pPr>
+        <w:rPr>
+          <w:rFonts w:hint="eastAsia"/>
+        </w:rPr>
+      </w:pPr>
+      <w:r>
+        <w:rPr>
+          <w:rFonts w:hint="eastAsia"/>
+        </w:rPr>
+        <w:t>5.3 栈帧的创建与销毁：特工的行动全流程</w:t>
       </w:r>
     </w:p>
     <w:p>
@@ -16547,21 +14885,7 @@
         <w:rPr>
           <w:rFonts w:hint="eastAsia"/>
         </w:rPr>
-        <w:t xml:space="preserve">int </w:t>
-      </w:r>
-      <w:proofErr w:type="gramStart"/>
-      <w:r>
-        <w:rPr>
-          <w:rFonts w:hint="eastAsia"/>
-        </w:rPr>
-        <w:t>Add(</w:t>
-      </w:r>
-      <w:proofErr w:type="gramEnd"/>
-      <w:r>
-        <w:rPr>
-          <w:rFonts w:hint="eastAsia"/>
-        </w:rPr>
-        <w:t>int a, int b) {</w:t>
+        <w:t>int Add(int a, int b) {</w:t>
       </w:r>
     </w:p>
     <w:p>
@@ -16620,48 +14944,20 @@
         <w:rPr>
           <w:rFonts w:hint="eastAsia"/>
         </w:rPr>
-        <w:t xml:space="preserve">int </w:t>
-      </w:r>
-      <w:proofErr w:type="gramStart"/>
-      <w:r>
-        <w:rPr>
-          <w:rFonts w:hint="eastAsia"/>
-        </w:rPr>
-        <w:t>main(</w:t>
-      </w:r>
-      <w:proofErr w:type="gramEnd"/>
-      <w:r>
-        <w:rPr>
-          <w:rFonts w:hint="eastAsia"/>
-        </w:rPr>
-        <w:t>) {</w:t>
-      </w:r>
-    </w:p>
-    <w:p>
-      <w:pPr>
-        <w:rPr>
-          <w:rFonts w:hint="eastAsia"/>
-        </w:rPr>
-      </w:pPr>
-      <w:r>
-        <w:rPr>
-          <w:rFonts w:hint="eastAsia"/>
-        </w:rPr>
-        <w:t xml:space="preserve">    int result = </w:t>
-      </w:r>
-      <w:proofErr w:type="gramStart"/>
-      <w:r>
-        <w:rPr>
-          <w:rFonts w:hint="eastAsia"/>
-        </w:rPr>
-        <w:t>Add(</w:t>
-      </w:r>
-      <w:proofErr w:type="gramEnd"/>
-      <w:r>
-        <w:rPr>
-          <w:rFonts w:hint="eastAsia"/>
-        </w:rPr>
-        <w:t>10, 20);</w:t>
+        <w:t>int main() {</w:t>
+      </w:r>
+    </w:p>
+    <w:p>
+      <w:pPr>
+        <w:rPr>
+          <w:rFonts w:hint="eastAsia"/>
+        </w:rPr>
+      </w:pPr>
+      <w:r>
+        <w:rPr>
+          <w:rFonts w:hint="eastAsia"/>
+        </w:rPr>
+        <w:t xml:space="preserve">    int result = Add(10, 20);</w:t>
       </w:r>
     </w:p>
     <w:p>
@@ -16727,35 +15023,7 @@
         <w:rPr>
           <w:rFonts w:hint="eastAsia"/>
         </w:rPr>
-        <w:t>阶段</w:t>
-      </w:r>
-      <w:proofErr w:type="gramStart"/>
-      <w:r>
-        <w:rPr>
-          <w:rFonts w:hint="eastAsia"/>
-        </w:rPr>
-        <w:t>一</w:t>
-      </w:r>
-      <w:proofErr w:type="gramEnd"/>
-      <w:r>
-        <w:rPr>
-          <w:rFonts w:hint="eastAsia"/>
-        </w:rPr>
-        <w:t>：main 准备潜入（参数压</w:t>
-      </w:r>
-      <w:proofErr w:type="gramStart"/>
-      <w:r>
-        <w:rPr>
-          <w:rFonts w:hint="eastAsia"/>
-        </w:rPr>
-        <w:t>栈</w:t>
-      </w:r>
-      <w:proofErr w:type="gramEnd"/>
-      <w:r>
-        <w:rPr>
-          <w:rFonts w:hint="eastAsia"/>
-        </w:rPr>
-        <w:t>）</w:t>
+        <w:t>阶段一：main 准备潜入（参数压栈）</w:t>
       </w:r>
     </w:p>
     <w:p>
@@ -16957,55 +15225,27 @@
         <w:rPr>
           <w:rFonts w:hint="eastAsia"/>
         </w:rPr>
-        <w:t>压入</w:t>
-      </w:r>
-      <w:proofErr w:type="gramStart"/>
-      <w:r>
-        <w:rPr>
-          <w:rFonts w:hint="eastAsia"/>
-        </w:rPr>
-        <w:t>栈</w:t>
-      </w:r>
-      <w:proofErr w:type="gramEnd"/>
-      <w:r>
-        <w:rPr>
-          <w:rFonts w:hint="eastAsia"/>
-        </w:rPr>
-        <w:t>中。</w:t>
-      </w:r>
-    </w:p>
-    <w:p>
-      <w:pPr>
-        <w:rPr>
-          <w:rFonts w:hint="eastAsia"/>
-        </w:rPr>
-      </w:pPr>
-    </w:p>
-    <w:p>
-      <w:pPr>
-        <w:rPr>
-          <w:rFonts w:hint="eastAsia"/>
-        </w:rPr>
-      </w:pPr>
-      <w:r>
-        <w:rPr>
-          <w:rFonts w:hint="eastAsia"/>
-        </w:rPr>
-        <w:t>阶段二：Add 建立据点（</w:t>
-      </w:r>
-      <w:proofErr w:type="gramStart"/>
-      <w:r>
-        <w:rPr>
-          <w:rFonts w:hint="eastAsia"/>
-        </w:rPr>
-        <w:t>栈</w:t>
-      </w:r>
-      <w:proofErr w:type="gramEnd"/>
-      <w:r>
-        <w:rPr>
-          <w:rFonts w:hint="eastAsia"/>
-        </w:rPr>
-        <w:t>帧建立）</w:t>
+        <w:t>压入栈中。</w:t>
+      </w:r>
+    </w:p>
+    <w:p>
+      <w:pPr>
+        <w:rPr>
+          <w:rFonts w:hint="eastAsia"/>
+        </w:rPr>
+      </w:pPr>
+    </w:p>
+    <w:p>
+      <w:pPr>
+        <w:rPr>
+          <w:rFonts w:hint="eastAsia"/>
+        </w:rPr>
+      </w:pPr>
+      <w:r>
+        <w:rPr>
+          <w:rFonts w:hint="eastAsia"/>
+        </w:rPr>
+        <w:t>阶段二：Add 建立据点（栈帧建立）</w:t>
       </w:r>
     </w:p>
     <w:p>
@@ -17045,21 +15285,7 @@
         <w:rPr>
           <w:rFonts w:hint="eastAsia"/>
         </w:rPr>
-        <w:t>）压</w:t>
-      </w:r>
-      <w:proofErr w:type="gramStart"/>
-      <w:r>
-        <w:rPr>
-          <w:rFonts w:hint="eastAsia"/>
-        </w:rPr>
-        <w:t>栈</w:t>
-      </w:r>
-      <w:proofErr w:type="gramEnd"/>
-      <w:r>
-        <w:rPr>
-          <w:rFonts w:hint="eastAsia"/>
-        </w:rPr>
-        <w:t>保存。</w:t>
+        <w:t>）压栈保存。</w:t>
       </w:r>
     </w:p>
     <w:p>
@@ -17424,21 +15650,7 @@
         <w:rPr>
           <w:rFonts w:hint="eastAsia"/>
         </w:rPr>
-        <w:t>阶段四：撤离与销毁（</w:t>
-      </w:r>
-      <w:proofErr w:type="gramStart"/>
-      <w:r>
-        <w:rPr>
-          <w:rFonts w:hint="eastAsia"/>
-        </w:rPr>
-        <w:t>栈</w:t>
-      </w:r>
-      <w:proofErr w:type="gramEnd"/>
-      <w:r>
-        <w:rPr>
-          <w:rFonts w:hint="eastAsia"/>
-        </w:rPr>
-        <w:t>帧销毁）</w:t>
+        <w:t>阶段四：撤离与销毁（栈帧销毁）</w:t>
       </w:r>
     </w:p>
     <w:p>
@@ -17551,15 +15763,7 @@
         <w:t>3.  返回：</w:t>
       </w:r>
       <w:r>
-        <w:t>ret → 自动从</w:t>
-      </w:r>
-      <w:proofErr w:type="gramStart"/>
-      <w:r>
-        <w:t>栈</w:t>
-      </w:r>
-      <w:proofErr w:type="gramEnd"/>
-      <w:r>
-        <w:t>顶弹出返回地址（就是当初 call 压进去的那个），跳回 main</w:t>
+        <w:t>ret → 自动从栈顶弹出返回地址（就是当初 call 压进去的那个），跳回 main</w:t>
       </w:r>
       <w:r>
         <w:rPr>
@@ -17610,7 +15814,6 @@
           <w:rFonts w:hint="eastAsia"/>
         </w:rPr>
       </w:pPr>
-      <w:proofErr w:type="gramStart"/>
       <w:r>
         <w:rPr>
           <w:rFonts w:hint="eastAsia"/>
@@ -17627,14 +15830,7 @@
         <w:rPr>
           <w:rFonts w:hint="eastAsia"/>
         </w:rPr>
-        <w:t>x</w:t>
-      </w:r>
-      <w:proofErr w:type="gramEnd"/>
-      <w:r>
-        <w:rPr>
-          <w:rFonts w:hint="eastAsia"/>
-        </w:rPr>
-        <w:t>64</w:t>
+        <w:t>x64</w:t>
       </w:r>
     </w:p>
     <w:p>
@@ -17782,171 +15978,87 @@
         <w:rPr>
           <w:rFonts w:hint="eastAsia"/>
         </w:rPr>
-        <w:t>阶段</w:t>
-      </w:r>
-      <w:proofErr w:type="gramStart"/>
-      <w:r>
-        <w:rPr>
-          <w:rFonts w:hint="eastAsia"/>
-        </w:rPr>
-        <w:t>一</w:t>
-      </w:r>
-      <w:proofErr w:type="gramEnd"/>
-      <w:r>
-        <w:rPr>
-          <w:rFonts w:hint="eastAsia"/>
-        </w:rPr>
-        <w:t>：main 准备潜入（参数压</w:t>
-      </w:r>
-      <w:proofErr w:type="gramStart"/>
-      <w:r>
-        <w:rPr>
-          <w:rFonts w:hint="eastAsia"/>
-        </w:rPr>
-        <w:t>栈</w:t>
-      </w:r>
-      <w:proofErr w:type="gramEnd"/>
-      <w:r>
-        <w:rPr>
-          <w:rFonts w:hint="eastAsia"/>
-        </w:rPr>
+        <w:t>阶段一：main 准备潜入（参数压栈）</w:t>
+      </w:r>
+    </w:p>
+    <w:p>
+      <w:pPr>
+        <w:rPr>
+          <w:rFonts w:hint="eastAsia"/>
+        </w:rPr>
+      </w:pPr>
+      <w:r>
+        <w:rPr>
+          <w:rFonts w:hint="eastAsia"/>
+        </w:rPr>
+        <w:t>1.  main 函数决定调用 Add。</w:t>
+      </w:r>
+    </w:p>
+    <w:p>
+      <w:pPr>
+        <w:rPr>
+          <w:rFonts w:hint="eastAsia"/>
+        </w:rPr>
+      </w:pPr>
+      <w:r>
+        <w:rPr>
+          <w:rFonts w:hint="eastAsia"/>
+        </w:rPr>
+        <w:t>2.  它先把参数 20 压栈（push），再把 10 压栈。</w:t>
+      </w:r>
+    </w:p>
+    <w:p>
+      <w:pPr>
+        <w:rPr>
+          <w:rFonts w:hint="eastAsia"/>
+        </w:rPr>
+      </w:pPr>
+      <w:r>
+        <w:rPr>
+          <w:rFonts w:hint="eastAsia"/>
+        </w:rPr>
+        <w:t>3.  执行 call Add。call 指令会自动把下一条指令的地址（返回地址: 0x</w:t>
+      </w:r>
+      <w:r>
+        <w:rPr>
+          <w:rFonts w:hint="eastAsia"/>
+        </w:rPr>
+        <w:t>00</w:t>
+      </w:r>
+      <w:r>
+        <w:rPr>
+          <w:rFonts w:hint="eastAsia"/>
+        </w:rPr>
+        <w:t>5F180F</w:t>
+      </w:r>
+      <w:r>
         <w:t>）</w:t>
       </w:r>
-    </w:p>
-    <w:p>
-      <w:pPr>
-        <w:rPr>
-          <w:rFonts w:hint="eastAsia"/>
-        </w:rPr>
-      </w:pPr>
-      <w:r>
-        <w:rPr>
-          <w:rFonts w:hint="eastAsia"/>
-        </w:rPr>
-        <w:t>1.  main 函数决定调用 Add。</w:t>
-      </w:r>
-    </w:p>
-    <w:p>
-      <w:pPr>
-        <w:rPr>
-          <w:rFonts w:hint="eastAsia"/>
-        </w:rPr>
-      </w:pPr>
-      <w:r>
-        <w:rPr>
-          <w:rFonts w:hint="eastAsia"/>
-        </w:rPr>
-        <w:t>2.  它先把参数 20 压</w:t>
-      </w:r>
-      <w:proofErr w:type="gramStart"/>
-      <w:r>
-        <w:rPr>
-          <w:rFonts w:hint="eastAsia"/>
-        </w:rPr>
-        <w:t>栈</w:t>
-      </w:r>
-      <w:proofErr w:type="gramEnd"/>
-      <w:r>
-        <w:rPr>
-          <w:rFonts w:hint="eastAsia"/>
-        </w:rPr>
-        <w:t>（push），再把 10 压</w:t>
-      </w:r>
-      <w:proofErr w:type="gramStart"/>
-      <w:r>
-        <w:rPr>
-          <w:rFonts w:hint="eastAsia"/>
-        </w:rPr>
-        <w:t>栈</w:t>
-      </w:r>
-      <w:proofErr w:type="gramEnd"/>
-      <w:r>
-        <w:rPr>
-          <w:rFonts w:hint="eastAsia"/>
-        </w:rPr>
-        <w:t>。</w:t>
-      </w:r>
-    </w:p>
-    <w:p>
-      <w:pPr>
-        <w:rPr>
-          <w:rFonts w:hint="eastAsia"/>
-        </w:rPr>
-      </w:pPr>
-      <w:r>
-        <w:rPr>
-          <w:rFonts w:hint="eastAsia"/>
-        </w:rPr>
-        <w:t>3.  执行 call Add。call 指令会自动把下一条指令的地址（返回地址: 0x</w:t>
-      </w:r>
-      <w:r>
-        <w:rPr>
-          <w:rFonts w:hint="eastAsia"/>
-        </w:rPr>
-        <w:t>00</w:t>
-      </w:r>
-      <w:r>
-        <w:rPr>
-          <w:rFonts w:hint="eastAsia"/>
-        </w:rPr>
-        <w:t>5F180F</w:t>
-      </w:r>
-      <w:r>
-        <w:t>）</w:t>
-      </w:r>
-      <w:r>
-        <w:rPr>
-          <w:rFonts w:hint="eastAsia"/>
-        </w:rPr>
-        <w:t>压入</w:t>
-      </w:r>
-      <w:proofErr w:type="gramStart"/>
-      <w:r>
-        <w:rPr>
-          <w:rFonts w:hint="eastAsia"/>
-        </w:rPr>
-        <w:t>栈</w:t>
-      </w:r>
-      <w:proofErr w:type="gramEnd"/>
-      <w:r>
-        <w:rPr>
-          <w:rFonts w:hint="eastAsia"/>
-        </w:rPr>
-        <w:t>中。</w:t>
-      </w:r>
-    </w:p>
-    <w:p>
-      <w:pPr>
-        <w:rPr>
-          <w:rFonts w:hint="eastAsia"/>
-        </w:rPr>
-      </w:pPr>
-    </w:p>
-    <w:p>
-      <w:pPr>
-        <w:rPr>
-          <w:rFonts w:hint="eastAsia"/>
-        </w:rPr>
-      </w:pPr>
-      <w:r>
-        <w:rPr>
-          <w:rFonts w:hint="eastAsia"/>
-        </w:rPr>
-        <w:t>阶段二：Add 建立据点（</w:t>
-      </w:r>
-      <w:proofErr w:type="gramStart"/>
-      <w:r>
-        <w:rPr>
-          <w:rFonts w:hint="eastAsia"/>
-        </w:rPr>
-        <w:t>栈</w:t>
-      </w:r>
-      <w:proofErr w:type="gramEnd"/>
-      <w:r>
-        <w:rPr>
-          <w:rFonts w:hint="eastAsia"/>
-        </w:rPr>
-        <w:t>帧建立）</w:t>
+      <w:r>
+        <w:rPr>
+          <w:rFonts w:hint="eastAsia"/>
+        </w:rPr>
+        <w:t>压入栈中。</w:t>
+      </w:r>
+    </w:p>
+    <w:p>
+      <w:pPr>
+        <w:rPr>
+          <w:rFonts w:hint="eastAsia"/>
+        </w:rPr>
+      </w:pPr>
+    </w:p>
+    <w:p>
+      <w:pPr>
+        <w:rPr>
+          <w:rFonts w:hint="eastAsia"/>
+        </w:rPr>
+      </w:pPr>
+      <w:r>
+        <w:rPr>
+          <w:rFonts w:hint="eastAsia"/>
+        </w:rPr>
+        <w:t>阶段二：Add 建立据点（栈帧建立）</w:t>
       </w:r>
     </w:p>
     <w:p>
@@ -17992,48 +16104,20 @@
         <w:rPr>
           <w:rFonts w:hint="eastAsia"/>
         </w:rPr>
-        <w:t>）压</w:t>
-      </w:r>
-      <w:proofErr w:type="gramStart"/>
-      <w:r>
-        <w:rPr>
-          <w:rFonts w:hint="eastAsia"/>
-        </w:rPr>
-        <w:t>栈</w:t>
-      </w:r>
-      <w:proofErr w:type="gramEnd"/>
-      <w:r>
-        <w:rPr>
-          <w:rFonts w:hint="eastAsia"/>
-        </w:rPr>
-        <w:t>保存。</w:t>
-      </w:r>
-    </w:p>
-    <w:p>
-      <w:pPr>
-        <w:rPr>
-          <w:rFonts w:hint="eastAsia"/>
-        </w:rPr>
-      </w:pPr>
-      <w:r>
-        <w:rPr>
-          <w:rFonts w:hint="eastAsia"/>
-        </w:rPr>
-        <w:t>3.  确立新据点：把当前的</w:t>
-      </w:r>
-      <w:proofErr w:type="gramStart"/>
-      <w:r>
-        <w:rPr>
-          <w:rFonts w:hint="eastAsia"/>
-        </w:rPr>
-        <w:t>栈</w:t>
-      </w:r>
-      <w:proofErr w:type="gramEnd"/>
-      <w:r>
-        <w:rPr>
-          <w:rFonts w:hint="eastAsia"/>
-        </w:rPr>
-        <w:t>顶（</w:t>
+        <w:t>）压栈保存。</w:t>
+      </w:r>
+    </w:p>
+    <w:p>
+      <w:pPr>
+        <w:rPr>
+          <w:rFonts w:hint="eastAsia"/>
+        </w:rPr>
+      </w:pPr>
+      <w:r>
+        <w:rPr>
+          <w:rFonts w:hint="eastAsia"/>
+        </w:rPr>
+        <w:t>3.  确立新据点：把当前的栈顶（</w:t>
       </w:r>
       <w:proofErr w:type="spellStart"/>
       <w:r>
@@ -18168,21 +16252,7 @@
         <w:rPr>
           <w:rFonts w:hint="eastAsia"/>
         </w:rPr>
-        <w:t>阶段四：撤离与销毁（</w:t>
-      </w:r>
-      <w:proofErr w:type="gramStart"/>
-      <w:r>
-        <w:rPr>
-          <w:rFonts w:hint="eastAsia"/>
-        </w:rPr>
-        <w:t>栈</w:t>
-      </w:r>
-      <w:proofErr w:type="gramEnd"/>
-      <w:r>
-        <w:rPr>
-          <w:rFonts w:hint="eastAsia"/>
-        </w:rPr>
-        <w:t>帧销毁）</w:t>
+        <w:t>阶段四：撤离与销毁（栈帧销毁）</w:t>
       </w:r>
     </w:p>
     <w:p>
@@ -18316,7 +16386,6 @@
           <w:rFonts w:hint="eastAsia"/>
         </w:rPr>
       </w:pPr>
-      <w:proofErr w:type="gramStart"/>
       <w:r>
         <w:rPr>
           <w:rFonts w:hint="eastAsia"/>
@@ -18324,7 +16393,6 @@
         <w:lastRenderedPageBreak/>
         <w:t>Assembly  x</w:t>
       </w:r>
-      <w:proofErr w:type="gramEnd"/>
       <w:r>
         <w:rPr>
           <w:rFonts w:hint="eastAsia"/>
@@ -18562,21 +16630,7 @@
         <w:rPr>
           <w:rFonts w:hint="eastAsia"/>
         </w:rPr>
-        <w:t>- 潜入方式：“从右往左”压</w:t>
-      </w:r>
-      <w:proofErr w:type="gramStart"/>
-      <w:r>
-        <w:rPr>
-          <w:rFonts w:hint="eastAsia"/>
-        </w:rPr>
-        <w:t>栈</w:t>
-      </w:r>
-      <w:proofErr w:type="gramEnd"/>
-      <w:r>
-        <w:rPr>
-          <w:rFonts w:hint="eastAsia"/>
-        </w:rPr>
-        <w:t>。</w:t>
+        <w:t>- 潜入方式：“从右往左”压栈。</w:t>
       </w:r>
     </w:p>
     <w:p>
@@ -18649,17 +16703,12 @@
         <w:t xml:space="preserve">int </w:t>
       </w:r>
       <w:proofErr w:type="spellStart"/>
-      <w:proofErr w:type="gramStart"/>
       <w:r>
         <w:t>AddNumbers</w:t>
       </w:r>
       <w:proofErr w:type="spellEnd"/>
       <w:r>
-        <w:t>(</w:t>
-      </w:r>
-      <w:proofErr w:type="gramEnd"/>
-      <w:r>
-        <w:t xml:space="preserve">int a, int b, int c) { </w:t>
+        <w:t xml:space="preserve">(int a, int b, int c) { </w:t>
       </w:r>
     </w:p>
     <w:p>
@@ -18699,7 +16748,6 @@
       <w:r>
         <w:t xml:space="preserve"> </w:t>
       </w:r>
-      <w:proofErr w:type="gramStart"/>
       <w:r>
         <w:rPr>
           <w:rFonts w:hint="eastAsia"/>
@@ -18707,11 +16755,7 @@
         <w:t>main</w:t>
       </w:r>
       <w:r>
-        <w:t>(</w:t>
-      </w:r>
-      <w:proofErr w:type="gramEnd"/>
-      <w:r>
-        <w:t xml:space="preserve">) { </w:t>
+        <w:t xml:space="preserve">() { </w:t>
       </w:r>
     </w:p>
     <w:p>
@@ -18725,17 +16769,12 @@
         <w:t xml:space="preserve">int result = </w:t>
       </w:r>
       <w:proofErr w:type="spellStart"/>
-      <w:proofErr w:type="gramStart"/>
       <w:r>
         <w:t>AddNumbers</w:t>
       </w:r>
       <w:proofErr w:type="spellEnd"/>
       <w:r>
-        <w:t>(</w:t>
-      </w:r>
-      <w:proofErr w:type="gramEnd"/>
-      <w:r>
-        <w:t xml:space="preserve">10, 20, 30); </w:t>
+        <w:t xml:space="preserve">(10, 20, 30); </w:t>
       </w:r>
     </w:p>
     <w:p>
@@ -18810,15 +16849,7 @@
         </w:rPr>
       </w:pPr>
       <w:r>
-        <w:t>push 30             ; 1. 参数入</w:t>
-      </w:r>
-      <w:proofErr w:type="gramStart"/>
-      <w:r>
-        <w:t>栈</w:t>
-      </w:r>
-      <w:proofErr w:type="gramEnd"/>
-      <w:r>
-        <w:t>顺序：从右往左 (c, b, a)</w:t>
+        <w:t>push 30             ; 1. 参数入栈顺序：从右往左 (c, b, a)</w:t>
       </w:r>
     </w:p>
     <w:p>
@@ -18856,13 +16887,8 @@
       </w:r>
       <w:proofErr w:type="spellEnd"/>
       <w:r>
-        <w:t xml:space="preserve">    ; 2. 调用函数，返回地址自动压</w:t>
-      </w:r>
-      <w:proofErr w:type="gramStart"/>
-      <w:r>
-        <w:t>栈</w:t>
-      </w:r>
-      <w:proofErr w:type="gramEnd"/>
+        <w:t xml:space="preserve">    ; 2. 调用函数，返回地址自动压栈</w:t>
+      </w:r>
     </w:p>
     <w:p>
       <w:pPr>
@@ -18977,15 +17003,7 @@
       </w:r>
       <w:proofErr w:type="spellEnd"/>
       <w:r>
-        <w:t xml:space="preserve">        ; 保存旧</w:t>
-      </w:r>
-      <w:proofErr w:type="gramStart"/>
-      <w:r>
-        <w:t>栈</w:t>
-      </w:r>
-      <w:proofErr w:type="gramEnd"/>
-      <w:r>
-        <w:t>底</w:t>
+        <w:t xml:space="preserve">        ; 保存旧栈底</w:t>
       </w:r>
     </w:p>
     <w:p>
@@ -19003,15 +17021,7 @@
       </w:r>
       <w:proofErr w:type="spellEnd"/>
       <w:r>
-        <w:t>, esp    ; 建立新</w:t>
-      </w:r>
-      <w:proofErr w:type="gramStart"/>
-      <w:r>
-        <w:t>栈</w:t>
-      </w:r>
-      <w:proofErr w:type="gramEnd"/>
-      <w:r>
-        <w:t>底</w:t>
+        <w:t>, esp    ; 建立新栈底</w:t>
       </w:r>
     </w:p>
     <w:p>
@@ -19031,29 +17041,17 @@
         </w:rPr>
       </w:pPr>
       <w:r>
-        <w:t xml:space="preserve">    ; 此时</w:t>
-      </w:r>
-      <w:proofErr w:type="gramStart"/>
-      <w:r>
-        <w:t>栈</w:t>
-      </w:r>
-      <w:proofErr w:type="gramEnd"/>
-      <w:r>
-        <w:t>布局:</w:t>
-      </w:r>
-    </w:p>
-    <w:p>
-      <w:pPr>
-        <w:rPr>
-          <w:rFonts w:hint="eastAsia"/>
-        </w:rPr>
-      </w:pPr>
-      <w:r>
-        <w:t xml:space="preserve">    ; [ebp+8</w:t>
-      </w:r>
-      <w:proofErr w:type="gramStart"/>
-      <w:r>
-        <w:t xml:space="preserve">] </w:t>
+        <w:t xml:space="preserve">    ; 此时栈布局:</w:t>
+      </w:r>
+    </w:p>
+    <w:p>
+      <w:pPr>
+        <w:rPr>
+          <w:rFonts w:hint="eastAsia"/>
+        </w:rPr>
+      </w:pPr>
+      <w:r>
+        <w:t xml:space="preserve">    ; [ebp+8] </w:t>
       </w:r>
       <w:r>
         <w:rPr>
@@ -19061,7 +17059,6 @@
         </w:rPr>
         <w:t xml:space="preserve"> =</w:t>
       </w:r>
-      <w:proofErr w:type="gramEnd"/>
       <w:r>
         <w:t xml:space="preserve"> a (10)</w:t>
       </w:r>
@@ -19193,15 +17190,7 @@
       </w:r>
       <w:proofErr w:type="spellEnd"/>
       <w:r>
-        <w:t xml:space="preserve">         ; 恢复旧</w:t>
-      </w:r>
-      <w:proofErr w:type="gramStart"/>
-      <w:r>
-        <w:t>栈</w:t>
-      </w:r>
-      <w:proofErr w:type="gramEnd"/>
-      <w:r>
-        <w:t>底</w:t>
+        <w:t xml:space="preserve">         ; 恢复旧栈底</w:t>
       </w:r>
     </w:p>
     <w:p>
@@ -19322,21 +17311,7 @@
         <w:rPr>
           <w:rFonts w:hint="eastAsia"/>
         </w:rPr>
-        <w:t>- 潜入方式：也是从右往左压</w:t>
-      </w:r>
-      <w:proofErr w:type="gramStart"/>
-      <w:r>
-        <w:rPr>
-          <w:rFonts w:hint="eastAsia"/>
-        </w:rPr>
-        <w:t>栈</w:t>
-      </w:r>
-      <w:proofErr w:type="gramEnd"/>
-      <w:r>
-        <w:rPr>
-          <w:rFonts w:hint="eastAsia"/>
-        </w:rPr>
-        <w:t>。</w:t>
+        <w:t>- 潜入方式：也是从右往左压栈。</w:t>
       </w:r>
     </w:p>
     <w:p>
@@ -19404,17 +17379,12 @@
         <w:t xml:space="preserve"> </w:t>
       </w:r>
       <w:proofErr w:type="spellStart"/>
-      <w:proofErr w:type="gramStart"/>
       <w:r>
         <w:t>WinApiFunc</w:t>
       </w:r>
       <w:proofErr w:type="spellEnd"/>
       <w:r>
-        <w:t>(</w:t>
-      </w:r>
-      <w:proofErr w:type="gramEnd"/>
-      <w:r>
-        <w:t>int x, int y) {</w:t>
+        <w:t>(int x, int y) {</w:t>
       </w:r>
     </w:p>
     <w:p>
@@ -19453,7 +17423,6 @@
       <w:r>
         <w:t xml:space="preserve"> </w:t>
       </w:r>
-      <w:proofErr w:type="gramStart"/>
       <w:r>
         <w:rPr>
           <w:rFonts w:hint="eastAsia"/>
@@ -19461,11 +17430,7 @@
         <w:t>main</w:t>
       </w:r>
       <w:r>
-        <w:t>(</w:t>
-      </w:r>
-      <w:proofErr w:type="gramEnd"/>
-      <w:r>
-        <w:t>) {</w:t>
+        <w:t>() {</w:t>
       </w:r>
     </w:p>
     <w:p>
@@ -19479,17 +17444,12 @@
         <w:t xml:space="preserve">int res = </w:t>
       </w:r>
       <w:proofErr w:type="spellStart"/>
-      <w:proofErr w:type="gramStart"/>
       <w:r>
         <w:t>WinApiFunc</w:t>
       </w:r>
       <w:proofErr w:type="spellEnd"/>
       <w:r>
-        <w:t>(</w:t>
-      </w:r>
-      <w:proofErr w:type="gramEnd"/>
-      <w:r>
-        <w:t>5, 6);</w:t>
+        <w:t>(5, 6);</w:t>
       </w:r>
     </w:p>
     <w:p>
@@ -19558,15 +17518,7 @@
         </w:rPr>
       </w:pPr>
       <w:r>
-        <w:t>push 6              ; 1. 参数入</w:t>
-      </w:r>
-      <w:proofErr w:type="gramStart"/>
-      <w:r>
-        <w:t>栈</w:t>
-      </w:r>
-      <w:proofErr w:type="gramEnd"/>
-      <w:r>
-        <w:t>：从右往左</w:t>
+        <w:t>push 6              ; 1. 参数入栈：从右往左</w:t>
       </w:r>
     </w:p>
     <w:p>
@@ -19639,23 +17591,7 @@
         </w:rPr>
       </w:pPr>
       <w:r>
-        <w:t xml:space="preserve">; </w:t>
-      </w:r>
-      <w:proofErr w:type="gramStart"/>
-      <w:r>
-        <w:t>栈</w:t>
-      </w:r>
-      <w:proofErr w:type="gramEnd"/>
-      <w:r>
-        <w:t xml:space="preserve">上还留着 8 </w:t>
-      </w:r>
-      <w:proofErr w:type="gramStart"/>
-      <w:r>
-        <w:t>个</w:t>
-      </w:r>
-      <w:proofErr w:type="gramEnd"/>
-      <w:r>
-        <w:t>字节的参数垃圾。</w:t>
+        <w:t>; 栈上还留着 8 个字节的参数垃圾。</w:t>
       </w:r>
     </w:p>
     <w:p>
@@ -20228,7 +18164,6 @@
       <w:r>
         <w:t xml:space="preserve">void </w:t>
       </w:r>
-      <w:proofErr w:type="gramStart"/>
       <w:r>
         <w:rPr>
           <w:rFonts w:hint="eastAsia"/>
@@ -20236,11 +18171,7 @@
         <w:t>main</w:t>
       </w:r>
       <w:r>
-        <w:t>(</w:t>
-      </w:r>
-      <w:proofErr w:type="gramEnd"/>
-      <w:r>
-        <w:t>) {</w:t>
+        <w:t>() {</w:t>
       </w:r>
     </w:p>
     <w:p>
@@ -20263,12 +18194,10 @@
         <w:t xml:space="preserve">    </w:t>
       </w:r>
       <w:proofErr w:type="spellStart"/>
-      <w:proofErr w:type="gramStart"/>
       <w:r>
         <w:t>p.health</w:t>
       </w:r>
       <w:proofErr w:type="spellEnd"/>
-      <w:proofErr w:type="gramEnd"/>
       <w:r>
         <w:t xml:space="preserve"> = 100;</w:t>
       </w:r>
@@ -20283,12 +18212,10 @@
         <w:t xml:space="preserve">    </w:t>
       </w:r>
       <w:proofErr w:type="spellStart"/>
-      <w:proofErr w:type="gramStart"/>
       <w:r>
         <w:t>p.TakeDamage</w:t>
       </w:r>
       <w:proofErr w:type="spellEnd"/>
-      <w:proofErr w:type="gramEnd"/>
       <w:r>
         <w:t>(20);</w:t>
       </w:r>
@@ -20359,15 +18286,7 @@
         </w:rPr>
       </w:pPr>
       <w:r>
-        <w:t>push 20             ; 1. 普通参数入</w:t>
-      </w:r>
-      <w:proofErr w:type="gramStart"/>
-      <w:r>
-        <w:t>栈</w:t>
-      </w:r>
-      <w:proofErr w:type="gramEnd"/>
-      <w:r>
-        <w:t>：从右往左 (damage)</w:t>
+        <w:t>push 20             ; 1. 普通参数入栈：从右往左 (damage)</w:t>
       </w:r>
     </w:p>
     <w:p>
@@ -20394,7 +18313,6 @@
           <w:rFonts w:hint="eastAsia"/>
         </w:rPr>
       </w:pPr>
-      <w:proofErr w:type="gramStart"/>
       <w:r>
         <w:t xml:space="preserve">call </w:t>
       </w:r>
@@ -20406,87 +18324,75 @@
       </w:r>
       <w:proofErr w:type="spellStart"/>
       <w:r>
+        <w:t>TakeDamage@Player</w:t>
+      </w:r>
+      <w:proofErr w:type="spellEnd"/>
+      <w:r>
+        <w:t>@@QAEXH@Z ; 3. 调用成员函数 (名字被修饰过)</w:t>
+      </w:r>
+    </w:p>
+    <w:p>
+      <w:pPr>
+        <w:rPr>
+          <w:rFonts w:hint="eastAsia"/>
+        </w:rPr>
+      </w:pPr>
+    </w:p>
+    <w:p>
+      <w:pPr>
+        <w:rPr>
+          <w:rFonts w:hint="eastAsia"/>
+        </w:rPr>
+      </w:pPr>
+    </w:p>
+    <w:p>
+      <w:pPr>
+        <w:rPr>
+          <w:rFonts w:hint="eastAsia"/>
+        </w:rPr>
+      </w:pPr>
+      <w:r>
+        <w:t xml:space="preserve">; 【关键特征】没有 add </w:t>
+      </w:r>
+      <w:proofErr w:type="spellStart"/>
+      <w:r>
+        <w:t>esp</w:t>
+      </w:r>
+      <w:proofErr w:type="spellEnd"/>
+      <w:r>
+        <w:t>, xx !</w:t>
+      </w:r>
+    </w:p>
+    <w:p>
+      <w:pPr>
+        <w:rPr>
+          <w:rFonts w:hint="eastAsia"/>
+        </w:rPr>
+      </w:pPr>
+      <w:r>
+        <w:t>; 因为只有一个普通参数 (4字节)，被调用者会负责清理。</w:t>
+      </w:r>
+    </w:p>
+    <w:p>
+      <w:pPr>
+        <w:rPr>
+          <w:rFonts w:hint="eastAsia"/>
+        </w:rPr>
+      </w:pPr>
+    </w:p>
+    <w:p>
+      <w:pPr>
+        <w:rPr>
+          <w:rFonts w:hint="eastAsia"/>
+        </w:rPr>
+      </w:pPr>
+      <w:r>
+        <w:t>; --- 被调用者 (Player::</w:t>
+      </w:r>
+      <w:proofErr w:type="spellStart"/>
+      <w:r>
         <w:t>TakeDamage</w:t>
       </w:r>
-      <w:proofErr w:type="gramEnd"/>
-      <w:r>
-        <w:t>@Player</w:t>
-      </w:r>
-      <w:proofErr w:type="spellEnd"/>
-      <w:r>
-        <w:t>@@QAEXH@</w:t>
-      </w:r>
-      <w:proofErr w:type="gramStart"/>
-      <w:r>
-        <w:t>Z ;</w:t>
-      </w:r>
-      <w:proofErr w:type="gramEnd"/>
-      <w:r>
-        <w:t xml:space="preserve"> 3. 调用成员函数 (名字被修饰过)</w:t>
-      </w:r>
-    </w:p>
-    <w:p>
-      <w:pPr>
-        <w:rPr>
-          <w:rFonts w:hint="eastAsia"/>
-        </w:rPr>
-      </w:pPr>
-    </w:p>
-    <w:p>
-      <w:pPr>
-        <w:rPr>
-          <w:rFonts w:hint="eastAsia"/>
-        </w:rPr>
-      </w:pPr>
-    </w:p>
-    <w:p>
-      <w:pPr>
-        <w:rPr>
-          <w:rFonts w:hint="eastAsia"/>
-        </w:rPr>
-      </w:pPr>
-      <w:r>
-        <w:t xml:space="preserve">; 【关键特征】没有 add </w:t>
-      </w:r>
-      <w:proofErr w:type="spellStart"/>
-      <w:r>
-        <w:t>esp</w:t>
-      </w:r>
-      <w:proofErr w:type="spellEnd"/>
-      <w:r>
-        <w:t>, xx !</w:t>
-      </w:r>
-    </w:p>
-    <w:p>
-      <w:pPr>
-        <w:rPr>
-          <w:rFonts w:hint="eastAsia"/>
-        </w:rPr>
-      </w:pPr>
-      <w:r>
-        <w:t>; 因为只有一个普通参数 (4字节)，被调用者会负责清理。</w:t>
-      </w:r>
-    </w:p>
-    <w:p>
-      <w:pPr>
-        <w:rPr>
-          <w:rFonts w:hint="eastAsia"/>
-        </w:rPr>
-      </w:pPr>
-    </w:p>
-    <w:p>
-      <w:pPr>
-        <w:rPr>
-          <w:rFonts w:hint="eastAsia"/>
-        </w:rPr>
-      </w:pPr>
-      <w:r>
-        <w:t>; --- 被调用者 (Player::</w:t>
-      </w:r>
-      <w:proofErr w:type="spellStart"/>
-      <w:r>
-        <w:t>TakeDamage</w:t>
-      </w:r>
       <w:proofErr w:type="spellEnd"/>
       <w:r>
         <w:t>) ---</w:t>
@@ -20498,17 +18404,12 @@
           <w:rFonts w:hint="eastAsia"/>
         </w:rPr>
       </w:pPr>
-      <w:proofErr w:type="gramStart"/>
       <w:r>
         <w:t>?</w:t>
       </w:r>
       <w:proofErr w:type="spellStart"/>
       <w:r>
-        <w:t>TakeDamage</w:t>
-      </w:r>
-      <w:proofErr w:type="gramEnd"/>
-      <w:r>
-        <w:t>@Player</w:t>
+        <w:t>TakeDamage@Player</w:t>
       </w:r>
       <w:proofErr w:type="spellEnd"/>
       <w:r>
@@ -20565,15 +18466,7 @@
         </w:rPr>
       </w:pPr>
       <w:r>
-        <w:t xml:space="preserve">    ; 此时</w:t>
-      </w:r>
-      <w:proofErr w:type="gramStart"/>
-      <w:r>
-        <w:t>栈</w:t>
-      </w:r>
-      <w:proofErr w:type="gramEnd"/>
-      <w:r>
-        <w:t>布局:</w:t>
+        <w:t xml:space="preserve">    ; 此时栈布局:</w:t>
       </w:r>
     </w:p>
     <w:p>
@@ -20593,15 +18486,7 @@
         </w:rPr>
       </w:pPr>
       <w:r>
-        <w:t xml:space="preserve">    ; 注意：this 指针不在</w:t>
-      </w:r>
-      <w:proofErr w:type="gramStart"/>
-      <w:r>
-        <w:t>栈</w:t>
-      </w:r>
-      <w:proofErr w:type="gramEnd"/>
-      <w:r>
-        <w:t>上！它在 ECX 里！</w:t>
+        <w:t xml:space="preserve">    ; 注意：this 指针不在栈上！它在 ECX 里！</w:t>
       </w:r>
     </w:p>
     <w:p>
@@ -20766,608 +18651,559 @@
           <w:rFonts w:hint="eastAsia"/>
         </w:rPr>
       </w:pPr>
-      <w:proofErr w:type="gramStart"/>
       <w:r>
         <w:t>?</w:t>
       </w:r>
       <w:proofErr w:type="spellStart"/>
       <w:r>
-        <w:t>TakeDamage</w:t>
-      </w:r>
-      <w:proofErr w:type="gramEnd"/>
+        <w:t>TakeDamage@Player</w:t>
+      </w:r>
+      <w:proofErr w:type="spellEnd"/>
+      <w:r>
+        <w:t>@@QAEXH@Z ENDP</w:t>
+      </w:r>
+    </w:p>
+    <w:p>
+      <w:pPr>
+        <w:rPr>
+          <w:rFonts w:hint="eastAsia"/>
+        </w:rPr>
+      </w:pPr>
+    </w:p>
+    <w:p>
+      <w:pPr>
+        <w:rPr>
+          <w:rFonts w:hint="eastAsia"/>
+        </w:rPr>
+      </w:pPr>
+      <w:r>
+        <w:rPr>
+          <w:rFonts w:hint="eastAsia"/>
+        </w:rPr>
+        <w:t>关于C++ 类和对象的多态</w:t>
+      </w:r>
+    </w:p>
+    <w:p>
+      <w:pPr>
+        <w:rPr>
+          <w:rFonts w:hint="eastAsia"/>
+        </w:rPr>
+      </w:pPr>
+      <w:r>
+        <w:rPr>
+          <w:rFonts w:hint="eastAsia"/>
+        </w:rPr>
+        <w:t>C++ 代码</w:t>
+      </w:r>
+    </w:p>
+    <w:p>
+      <w:pPr>
+        <w:rPr>
+          <w:rFonts w:cstheme="majorBidi" w:hint="eastAsia"/>
+          <w:color w:val="000000" w:themeColor="text1"/>
+          <w:szCs w:val="21"/>
+        </w:rPr>
+      </w:pPr>
+      <w:proofErr w:type="spellStart"/>
+      <w:r>
+        <w:rPr>
+          <w:rFonts w:cstheme="majorBidi"/>
+          <w:color w:val="000000" w:themeColor="text1"/>
+          <w:szCs w:val="21"/>
+        </w:rPr>
+        <w:t>player.Attack</w:t>
+      </w:r>
+      <w:proofErr w:type="spellEnd"/>
+      <w:r>
+        <w:rPr>
+          <w:rFonts w:cstheme="majorBidi"/>
+          <w:color w:val="000000" w:themeColor="text1"/>
+          <w:szCs w:val="21"/>
+        </w:rPr>
+        <w:t>();</w:t>
+      </w:r>
+      <w:r>
+        <w:rPr>
+          <w:rFonts w:cstheme="majorBidi" w:hint="eastAsia"/>
+          <w:color w:val="000000" w:themeColor="text1"/>
+          <w:szCs w:val="21"/>
+        </w:rPr>
+        <w:t xml:space="preserve">      // 假设 Attack 是虚函数，在虚拟表的第二个位置</w:t>
+      </w:r>
+    </w:p>
+    <w:p>
+      <w:pPr>
+        <w:rPr>
+          <w:rFonts w:hint="eastAsia"/>
+        </w:rPr>
+      </w:pPr>
+    </w:p>
+    <w:p>
+      <w:pPr>
+        <w:rPr>
+          <w:rFonts w:hint="eastAsia"/>
+        </w:rPr>
+      </w:pPr>
+      <w:r>
+        <w:rPr>
+          <w:rFonts w:hint="eastAsia"/>
+        </w:rPr>
+        <w:t>逆向视角的汇编代码 (x86)</w:t>
+      </w:r>
+    </w:p>
+    <w:p>
+      <w:pPr>
+        <w:rPr>
+          <w:rFonts w:hint="eastAsia"/>
+        </w:rPr>
+      </w:pPr>
+      <w:r>
+        <w:t>; 1. 准备 this 指针</w:t>
+      </w:r>
+    </w:p>
+    <w:p>
+      <w:pPr>
+        <w:rPr>
+          <w:rFonts w:hint="eastAsia"/>
+        </w:rPr>
+      </w:pPr>
+      <w:r>
+        <w:t xml:space="preserve">mov </w:t>
+      </w:r>
+      <w:proofErr w:type="spellStart"/>
+      <w:r>
+        <w:t>ecx</w:t>
+      </w:r>
+      <w:proofErr w:type="spellEnd"/>
+      <w:r>
+        <w:t xml:space="preserve">, </w:t>
+      </w:r>
+      <w:proofErr w:type="spellStart"/>
+      <w:r>
+        <w:t>dword</w:t>
+      </w:r>
+      <w:proofErr w:type="spellEnd"/>
+      <w:r>
+        <w:t xml:space="preserve"> </w:t>
+      </w:r>
+      <w:proofErr w:type="spellStart"/>
+      <w:r>
+        <w:t>ptr</w:t>
+      </w:r>
+      <w:proofErr w:type="spellEnd"/>
+      <w:r>
+        <w:t xml:space="preserve"> [ebp-10h]  ; </w:t>
+      </w:r>
+      <w:proofErr w:type="spellStart"/>
+      <w:r>
+        <w:t>ecx</w:t>
+      </w:r>
+      <w:proofErr w:type="spellEnd"/>
+      <w:r>
+        <w:t xml:space="preserve"> = player 对象地址</w:t>
+      </w:r>
+    </w:p>
+    <w:p>
+      <w:pPr>
+        <w:rPr>
+          <w:rFonts w:hint="eastAsia"/>
+        </w:rPr>
+      </w:pPr>
+    </w:p>
+    <w:p>
+      <w:pPr>
+        <w:rPr>
+          <w:rFonts w:hint="eastAsia"/>
+        </w:rPr>
+      </w:pPr>
+      <w:r>
+        <w:t xml:space="preserve">; 2. 取出 </w:t>
+      </w:r>
+      <w:proofErr w:type="spellStart"/>
+      <w:r>
+        <w:t>vptr</w:t>
+      </w:r>
+      <w:proofErr w:type="spellEnd"/>
+      <w:r>
+        <w:t xml:space="preserve"> (虚表指针)</w:t>
+      </w:r>
+    </w:p>
+    <w:p>
+      <w:pPr>
+        <w:rPr>
+          <w:rFonts w:hint="eastAsia"/>
+        </w:rPr>
+      </w:pPr>
+      <w:r>
+        <w:t>; [</w:t>
+      </w:r>
+      <w:proofErr w:type="spellStart"/>
+      <w:r>
+        <w:t>ecx</w:t>
+      </w:r>
+      <w:proofErr w:type="spellEnd"/>
+      <w:r>
+        <w:t xml:space="preserve">] 就是取对象头部的 4 个字节，里面存的是 </w:t>
+      </w:r>
+      <w:proofErr w:type="spellStart"/>
+      <w:r>
+        <w:t>vtable</w:t>
+      </w:r>
+      <w:proofErr w:type="spellEnd"/>
+      <w:r>
+        <w:t xml:space="preserve"> 的地址</w:t>
+      </w:r>
+    </w:p>
+    <w:p>
+      <w:pPr>
+        <w:rPr>
+          <w:rFonts w:hint="eastAsia"/>
+        </w:rPr>
+      </w:pPr>
+      <w:r>
+        <w:t xml:space="preserve">mov </w:t>
+      </w:r>
+      <w:proofErr w:type="spellStart"/>
+      <w:r>
+        <w:t>eax</w:t>
+      </w:r>
+      <w:proofErr w:type="spellEnd"/>
+      <w:r>
+        <w:t xml:space="preserve">, </w:t>
+      </w:r>
+      <w:proofErr w:type="spellStart"/>
+      <w:r>
+        <w:t>dword</w:t>
+      </w:r>
+      <w:proofErr w:type="spellEnd"/>
+      <w:r>
+        <w:t xml:space="preserve"> </w:t>
+      </w:r>
+      <w:proofErr w:type="spellStart"/>
+      <w:r>
+        <w:t>ptr</w:t>
+      </w:r>
+      <w:proofErr w:type="spellEnd"/>
+      <w:r>
+        <w:t xml:space="preserve"> [</w:t>
+      </w:r>
+      <w:proofErr w:type="spellStart"/>
+      <w:r>
+        <w:t>ecx</w:t>
+      </w:r>
+      <w:proofErr w:type="spellEnd"/>
+      <w:r>
+        <w:t xml:space="preserve">]      ; </w:t>
+      </w:r>
+      <w:proofErr w:type="spellStart"/>
+      <w:r>
+        <w:t>eax</w:t>
+      </w:r>
+      <w:proofErr w:type="spellEnd"/>
+      <w:r>
+        <w:t xml:space="preserve"> = </w:t>
+      </w:r>
+      <w:proofErr w:type="spellStart"/>
+      <w:r>
+        <w:t>vtable</w:t>
+      </w:r>
+      <w:proofErr w:type="spellEnd"/>
+      <w:r>
+        <w:t xml:space="preserve"> 地址</w:t>
+      </w:r>
+    </w:p>
+    <w:p>
+      <w:pPr>
+        <w:rPr>
+          <w:rFonts w:hint="eastAsia"/>
+        </w:rPr>
+      </w:pPr>
+    </w:p>
+    <w:p>
+      <w:pPr>
+        <w:rPr>
+          <w:rFonts w:hint="eastAsia"/>
+        </w:rPr>
+      </w:pPr>
+      <w:r>
+        <w:t xml:space="preserve">; 3. 从 </w:t>
+      </w:r>
+      <w:proofErr w:type="spellStart"/>
+      <w:r>
+        <w:t>vtable</w:t>
+      </w:r>
+      <w:proofErr w:type="spellEnd"/>
+      <w:r>
+        <w:t xml:space="preserve"> 中取出函数地址</w:t>
+      </w:r>
+    </w:p>
+    <w:p>
+      <w:pPr>
+        <w:rPr>
+          <w:rFonts w:hint="eastAsia"/>
+        </w:rPr>
+      </w:pPr>
+      <w:r>
+        <w:t>; 假设 Attack 是虚表中的第 2 个函数 (索引 1)</w:t>
+      </w:r>
+    </w:p>
+    <w:p>
+      <w:pPr>
+        <w:rPr>
+          <w:rFonts w:hint="eastAsia"/>
+        </w:rPr>
+      </w:pPr>
+      <w:r>
+        <w:t>; 所以偏移量是 1 * 4 = 4 字节</w:t>
+      </w:r>
+    </w:p>
+    <w:p>
+      <w:pPr>
+        <w:rPr>
+          <w:rFonts w:hint="eastAsia"/>
+        </w:rPr>
+      </w:pPr>
+      <w:r>
+        <w:t>; [</w:t>
+      </w:r>
+      <w:proofErr w:type="spellStart"/>
+      <w:r>
+        <w:t>eax</w:t>
+      </w:r>
+      <w:proofErr w:type="spellEnd"/>
+      <w:r>
+        <w:t xml:space="preserve"> + 4] 意思是：去 </w:t>
+      </w:r>
+      <w:proofErr w:type="spellStart"/>
+      <w:r>
+        <w:t>vtable</w:t>
+      </w:r>
+      <w:proofErr w:type="spellEnd"/>
+      <w:r>
+        <w:t xml:space="preserve"> 地址往后数 4 个字节的地方，取里面的值</w:t>
+      </w:r>
+    </w:p>
+    <w:p>
+      <w:pPr>
+        <w:rPr>
+          <w:rFonts w:hint="eastAsia"/>
+        </w:rPr>
+      </w:pPr>
+      <w:r>
+        <w:t xml:space="preserve">call </w:t>
+      </w:r>
+      <w:proofErr w:type="spellStart"/>
+      <w:r>
+        <w:t>dword</w:t>
+      </w:r>
+      <w:proofErr w:type="spellEnd"/>
+      <w:r>
+        <w:t xml:space="preserve"> </w:t>
+      </w:r>
+      <w:proofErr w:type="spellStart"/>
+      <w:r>
+        <w:t>ptr</w:t>
+      </w:r>
+      <w:proofErr w:type="spellEnd"/>
+      <w:r>
+        <w:t xml:space="preserve"> [</w:t>
+      </w:r>
+      <w:proofErr w:type="spellStart"/>
+      <w:r>
+        <w:t>eax</w:t>
+      </w:r>
+      <w:proofErr w:type="spellEnd"/>
+      <w:r>
+        <w:t xml:space="preserve"> + 4]</w:t>
+      </w:r>
+    </w:p>
+    <w:p>
+      <w:pPr>
+        <w:rPr>
+          <w:rFonts w:hint="eastAsia"/>
+        </w:rPr>
+      </w:pPr>
+    </w:p>
+    <w:p>
+      <w:pPr>
+        <w:rPr>
+          <w:rFonts w:hint="eastAsia"/>
+        </w:rPr>
+      </w:pPr>
+      <w:r>
+        <w:t>; 跳转到真正的函数地址</w:t>
+      </w:r>
+      <w:r>
+        <w:t>; --- 被调用者 (Player::</w:t>
+      </w:r>
+      <w:r>
+        <w:rPr>
+          <w:rFonts w:hint="eastAsia"/>
+        </w:rPr>
+        <w:t>Attack</w:t>
+      </w:r>
+      <w:r>
+        <w:t>) ---</w:t>
+      </w:r>
+    </w:p>
+    <w:p>
+      <w:pPr>
+        <w:rPr>
+          <w:rFonts w:hint="eastAsia"/>
+        </w:rPr>
+      </w:pPr>
+      <w:r>
+        <w:t>?</w:t>
+      </w:r>
+      <w:proofErr w:type="spellStart"/>
+      <w:r>
+        <w:rPr>
+          <w:rFonts w:hint="eastAsia"/>
+        </w:rPr>
+        <w:t>Attack</w:t>
+      </w:r>
       <w:r>
         <w:t>@Player</w:t>
       </w:r>
       <w:proofErr w:type="spellEnd"/>
       <w:r>
-        <w:t>@@QAEXH@Z ENDP</w:t>
-      </w:r>
-    </w:p>
-    <w:p>
-      <w:pPr>
-        <w:rPr>
-          <w:rFonts w:hint="eastAsia"/>
-        </w:rPr>
-      </w:pPr>
-    </w:p>
-    <w:p>
-      <w:pPr>
-        <w:rPr>
-          <w:rFonts w:hint="eastAsia"/>
-        </w:rPr>
-      </w:pPr>
-      <w:r>
-        <w:rPr>
-          <w:rFonts w:hint="eastAsia"/>
-        </w:rPr>
-        <w:t>关于C++ 类和对象的多态</w:t>
-      </w:r>
-    </w:p>
-    <w:p>
-      <w:pPr>
-        <w:rPr>
-          <w:rFonts w:hint="eastAsia"/>
-        </w:rPr>
-      </w:pPr>
-      <w:r>
-        <w:rPr>
-          <w:rFonts w:hint="eastAsia"/>
-        </w:rPr>
-        <w:t>C++ 代码</w:t>
-      </w:r>
-    </w:p>
-    <w:p>
-      <w:pPr>
-        <w:rPr>
-          <w:rFonts w:cstheme="majorBidi" w:hint="eastAsia"/>
-          <w:color w:val="000000" w:themeColor="text1"/>
-          <w:szCs w:val="21"/>
-        </w:rPr>
-      </w:pPr>
-      <w:proofErr w:type="spellStart"/>
-      <w:r>
-        <w:rPr>
-          <w:rFonts w:cstheme="majorBidi"/>
-          <w:color w:val="000000" w:themeColor="text1"/>
-          <w:szCs w:val="21"/>
-        </w:rPr>
-        <w:t>player.Attack</w:t>
-      </w:r>
-      <w:proofErr w:type="spellEnd"/>
-      <w:r>
-        <w:rPr>
-          <w:rFonts w:cstheme="majorBidi"/>
-          <w:color w:val="000000" w:themeColor="text1"/>
-          <w:szCs w:val="21"/>
-        </w:rPr>
-        <w:t>();</w:t>
-      </w:r>
-      <w:r>
-        <w:rPr>
-          <w:rFonts w:cstheme="majorBidi" w:hint="eastAsia"/>
-          <w:color w:val="000000" w:themeColor="text1"/>
-          <w:szCs w:val="21"/>
-        </w:rPr>
-        <w:t xml:space="preserve">      // 假设 Attack 是虚函数，在虚拟表的第二个位置</w:t>
-      </w:r>
-    </w:p>
-    <w:p>
-      <w:pPr>
-        <w:rPr>
-          <w:rFonts w:hint="eastAsia"/>
-        </w:rPr>
-      </w:pPr>
-    </w:p>
-    <w:p>
-      <w:pPr>
-        <w:rPr>
-          <w:rFonts w:hint="eastAsia"/>
-        </w:rPr>
-      </w:pPr>
-      <w:r>
-        <w:rPr>
-          <w:rFonts w:hint="eastAsia"/>
-        </w:rPr>
-        <w:t>逆向视角的汇编代码 (x86)</w:t>
-      </w:r>
-    </w:p>
-    <w:p>
-      <w:pPr>
-        <w:rPr>
-          <w:rFonts w:hint="eastAsia"/>
-        </w:rPr>
-      </w:pPr>
-      <w:r>
-        <w:t>; 1. 准备 this 指针</w:t>
-      </w:r>
-    </w:p>
-    <w:p>
-      <w:pPr>
-        <w:rPr>
-          <w:rFonts w:hint="eastAsia"/>
-        </w:rPr>
-      </w:pPr>
-      <w:r>
+        <w:t>@@QAEXH@Z PROC</w:t>
+      </w:r>
+    </w:p>
+    <w:p>
+      <w:pPr>
+        <w:rPr>
+          <w:rFonts w:hint="eastAsia"/>
+        </w:rPr>
+      </w:pPr>
+      <w:r>
+        <w:tab/>
+      </w:r>
+      <w:r>
+        <w:rPr>
+          <w:rFonts w:hint="eastAsia"/>
+        </w:rPr>
+        <w:t xml:space="preserve">push </w:t>
+      </w:r>
+      <w:proofErr w:type="spellStart"/>
+      <w:r>
+        <w:rPr>
+          <w:rFonts w:hint="eastAsia"/>
+        </w:rPr>
+        <w:t>ebp</w:t>
+      </w:r>
+      <w:proofErr w:type="spellEnd"/>
+    </w:p>
+    <w:p>
+      <w:pPr>
+        <w:rPr>
+          <w:rFonts w:hint="eastAsia"/>
+        </w:rPr>
+      </w:pPr>
+      <w:r>
+        <w:tab/>
+      </w:r>
+      <w:r>
+        <w:rPr>
+          <w:rFonts w:hint="eastAsia"/>
+        </w:rPr>
         <w:t xml:space="preserve">mov </w:t>
       </w:r>
       <w:proofErr w:type="spellStart"/>
       <w:r>
-        <w:t>ecx</w:t>
-      </w:r>
-      <w:proofErr w:type="spellEnd"/>
-      <w:r>
+        <w:rPr>
+          <w:rFonts w:hint="eastAsia"/>
+        </w:rPr>
+        <w:t>ebp</w:t>
+      </w:r>
+      <w:proofErr w:type="spellEnd"/>
+      <w:r>
+        <w:rPr>
+          <w:rFonts w:hint="eastAsia"/>
+        </w:rPr>
         <w:t xml:space="preserve">, </w:t>
       </w:r>
       <w:proofErr w:type="spellStart"/>
       <w:r>
-        <w:t>dword</w:t>
-      </w:r>
-      <w:proofErr w:type="spellEnd"/>
-      <w:r>
-        <w:t xml:space="preserve"> </w:t>
-      </w:r>
-      <w:proofErr w:type="spellStart"/>
-      <w:r>
-        <w:t>ptr</w:t>
-      </w:r>
-      <w:proofErr w:type="spellEnd"/>
-      <w:r>
-        <w:t xml:space="preserve"> [ebp-10h]  ; </w:t>
-      </w:r>
-      <w:proofErr w:type="spellStart"/>
-      <w:r>
-        <w:t>ecx</w:t>
-      </w:r>
-      <w:proofErr w:type="spellEnd"/>
-      <w:r>
-        <w:t xml:space="preserve"> = player 对象地址</w:t>
-      </w:r>
-    </w:p>
-    <w:p>
-      <w:pPr>
-        <w:rPr>
-          <w:rFonts w:hint="eastAsia"/>
-        </w:rPr>
-      </w:pPr>
-    </w:p>
-    <w:p>
-      <w:pPr>
-        <w:rPr>
-          <w:rFonts w:hint="eastAsia"/>
-        </w:rPr>
-      </w:pPr>
-      <w:r>
-        <w:t xml:space="preserve">; 2. 取出 </w:t>
-      </w:r>
-      <w:proofErr w:type="spellStart"/>
-      <w:r>
-        <w:t>vptr</w:t>
-      </w:r>
-      <w:proofErr w:type="spellEnd"/>
-      <w:r>
-        <w:t xml:space="preserve"> (虚表指针)</w:t>
-      </w:r>
-    </w:p>
-    <w:p>
-      <w:pPr>
-        <w:rPr>
-          <w:rFonts w:hint="eastAsia"/>
-        </w:rPr>
-      </w:pPr>
-      <w:r>
-        <w:t>; [</w:t>
-      </w:r>
-      <w:proofErr w:type="spellStart"/>
-      <w:r>
-        <w:t>ecx</w:t>
-      </w:r>
-      <w:proofErr w:type="spellEnd"/>
-      <w:r>
-        <w:t>] 就是</w:t>
-      </w:r>
-      <w:proofErr w:type="gramStart"/>
-      <w:r>
-        <w:t>取对象</w:t>
-      </w:r>
-      <w:proofErr w:type="gramEnd"/>
-      <w:r>
-        <w:t xml:space="preserve">头部的 4 </w:t>
-      </w:r>
-      <w:proofErr w:type="gramStart"/>
-      <w:r>
-        <w:t>个</w:t>
-      </w:r>
-      <w:proofErr w:type="gramEnd"/>
-      <w:r>
-        <w:t>字节，</w:t>
-      </w:r>
-      <w:proofErr w:type="gramStart"/>
-      <w:r>
-        <w:t>里面存</w:t>
-      </w:r>
-      <w:proofErr w:type="gramEnd"/>
-      <w:r>
-        <w:t xml:space="preserve">的是 </w:t>
-      </w:r>
-      <w:proofErr w:type="spellStart"/>
-      <w:r>
-        <w:t>vtable</w:t>
-      </w:r>
-      <w:proofErr w:type="spellEnd"/>
-      <w:r>
-        <w:t xml:space="preserve"> 的地址</w:t>
-      </w:r>
-    </w:p>
-    <w:p>
-      <w:pPr>
-        <w:rPr>
-          <w:rFonts w:hint="eastAsia"/>
-        </w:rPr>
-      </w:pPr>
-      <w:r>
-        <w:t xml:space="preserve">mov </w:t>
-      </w:r>
-      <w:proofErr w:type="spellStart"/>
-      <w:r>
-        <w:t>eax</w:t>
-      </w:r>
-      <w:proofErr w:type="spellEnd"/>
-      <w:r>
-        <w:t xml:space="preserve">, </w:t>
-      </w:r>
-      <w:proofErr w:type="spellStart"/>
-      <w:r>
-        <w:t>dword</w:t>
-      </w:r>
-      <w:proofErr w:type="spellEnd"/>
-      <w:r>
-        <w:t xml:space="preserve"> </w:t>
-      </w:r>
-      <w:proofErr w:type="spellStart"/>
-      <w:r>
-        <w:t>ptr</w:t>
-      </w:r>
-      <w:proofErr w:type="spellEnd"/>
-      <w:r>
-        <w:t xml:space="preserve"> [</w:t>
-      </w:r>
-      <w:proofErr w:type="spellStart"/>
-      <w:r>
-        <w:t>ecx</w:t>
-      </w:r>
-      <w:proofErr w:type="spellEnd"/>
-      <w:r>
-        <w:t xml:space="preserve">]      ; </w:t>
-      </w:r>
-      <w:proofErr w:type="spellStart"/>
-      <w:r>
-        <w:t>eax</w:t>
-      </w:r>
-      <w:proofErr w:type="spellEnd"/>
-      <w:r>
-        <w:t xml:space="preserve"> = </w:t>
-      </w:r>
-      <w:proofErr w:type="spellStart"/>
-      <w:r>
-        <w:t>vtable</w:t>
-      </w:r>
-      <w:proofErr w:type="spellEnd"/>
-      <w:r>
-        <w:t xml:space="preserve"> 地址</w:t>
-      </w:r>
-    </w:p>
-    <w:p>
-      <w:pPr>
-        <w:rPr>
-          <w:rFonts w:hint="eastAsia"/>
-        </w:rPr>
-      </w:pPr>
-    </w:p>
-    <w:p>
-      <w:pPr>
-        <w:rPr>
-          <w:rFonts w:hint="eastAsia"/>
-        </w:rPr>
-      </w:pPr>
-      <w:r>
-        <w:t xml:space="preserve">; 3. 从 </w:t>
-      </w:r>
-      <w:proofErr w:type="spellStart"/>
-      <w:r>
-        <w:t>vtable</w:t>
-      </w:r>
-      <w:proofErr w:type="spellEnd"/>
-      <w:r>
-        <w:t xml:space="preserve"> 中取出函数地址</w:t>
-      </w:r>
-    </w:p>
-    <w:p>
-      <w:pPr>
-        <w:rPr>
-          <w:rFonts w:hint="eastAsia"/>
-        </w:rPr>
-      </w:pPr>
-      <w:r>
-        <w:t xml:space="preserve">; 假设 Attack 是虚表中的第 2 </w:t>
-      </w:r>
-      <w:proofErr w:type="gramStart"/>
-      <w:r>
-        <w:t>个</w:t>
-      </w:r>
-      <w:proofErr w:type="gramEnd"/>
-      <w:r>
-        <w:t>函数 (索引 1)</w:t>
-      </w:r>
-    </w:p>
-    <w:p>
-      <w:pPr>
-        <w:rPr>
-          <w:rFonts w:hint="eastAsia"/>
-        </w:rPr>
-      </w:pPr>
-      <w:r>
-        <w:t>; 所以偏移量是 1 * 4 = 4 字节</w:t>
-      </w:r>
-    </w:p>
-    <w:p>
-      <w:pPr>
-        <w:rPr>
-          <w:rFonts w:hint="eastAsia"/>
-        </w:rPr>
-      </w:pPr>
-      <w:r>
-        <w:t>; [</w:t>
-      </w:r>
-      <w:proofErr w:type="spellStart"/>
-      <w:r>
-        <w:t>eax</w:t>
-      </w:r>
-      <w:proofErr w:type="spellEnd"/>
-      <w:r>
-        <w:t xml:space="preserve"> + 4] 意思是：去 </w:t>
-      </w:r>
-      <w:proofErr w:type="spellStart"/>
-      <w:r>
-        <w:t>vtable</w:t>
-      </w:r>
-      <w:proofErr w:type="spellEnd"/>
-      <w:r>
-        <w:t xml:space="preserve"> 地址往后数 4 </w:t>
-      </w:r>
-      <w:proofErr w:type="gramStart"/>
-      <w:r>
-        <w:t>个</w:t>
-      </w:r>
-      <w:proofErr w:type="gramEnd"/>
-      <w:r>
-        <w:t>字节的地方，取里面的值</w:t>
-      </w:r>
-    </w:p>
-    <w:p>
-      <w:pPr>
-        <w:rPr>
-          <w:rFonts w:hint="eastAsia"/>
-        </w:rPr>
-      </w:pPr>
-      <w:r>
-        <w:t xml:space="preserve">call </w:t>
-      </w:r>
-      <w:proofErr w:type="spellStart"/>
-      <w:r>
-        <w:t>dword</w:t>
-      </w:r>
-      <w:proofErr w:type="spellEnd"/>
-      <w:r>
-        <w:t xml:space="preserve"> </w:t>
-      </w:r>
-      <w:proofErr w:type="spellStart"/>
-      <w:r>
-        <w:t>ptr</w:t>
-      </w:r>
-      <w:proofErr w:type="spellEnd"/>
-      <w:r>
-        <w:t xml:space="preserve"> [</w:t>
-      </w:r>
-      <w:proofErr w:type="spellStart"/>
-      <w:r>
-        <w:t>eax</w:t>
-      </w:r>
-      <w:proofErr w:type="spellEnd"/>
-      <w:r>
-        <w:t xml:space="preserve"> + 4]</w:t>
-      </w:r>
-    </w:p>
-    <w:p>
-      <w:pPr>
-        <w:rPr>
-          <w:rFonts w:hint="eastAsia"/>
-        </w:rPr>
-      </w:pPr>
-    </w:p>
-    <w:p>
-      <w:pPr>
-        <w:rPr>
-          <w:rFonts w:hint="eastAsia"/>
-        </w:rPr>
-      </w:pPr>
-      <w:r>
-        <w:t>; 跳转到真正的函数地址</w:t>
-      </w:r>
-      <w:r>
-        <w:t>; --- 被调用者 (Player::</w:t>
-      </w:r>
+        <w:rPr>
+          <w:rFonts w:hint="eastAsia"/>
+        </w:rPr>
+        <w:t>esp</w:t>
+      </w:r>
+      <w:proofErr w:type="spellEnd"/>
+    </w:p>
+    <w:p>
+      <w:pPr>
+        <w:rPr>
+          <w:rFonts w:hint="eastAsia"/>
+        </w:rPr>
+      </w:pPr>
+      <w:r>
+        <w:tab/>
+      </w:r>
+      <w:r>
+        <w:rPr>
+          <w:rFonts w:hint="eastAsia"/>
+        </w:rPr>
+        <w:t>; 代码段</w:t>
+      </w:r>
+    </w:p>
+    <w:p>
+      <w:pPr>
+        <w:rPr>
+          <w:rFonts w:hint="eastAsia"/>
+        </w:rPr>
+      </w:pPr>
+      <w:r>
+        <w:tab/>
+      </w:r>
+      <w:r>
+        <w:rPr>
+          <w:rFonts w:hint="eastAsia"/>
+        </w:rPr>
+        <w:t xml:space="preserve">pop </w:t>
+      </w:r>
+      <w:proofErr w:type="spellStart"/>
+      <w:r>
+        <w:rPr>
+          <w:rFonts w:hint="eastAsia"/>
+        </w:rPr>
+        <w:t>ebp</w:t>
+      </w:r>
+      <w:proofErr w:type="spellEnd"/>
+    </w:p>
+    <w:p>
+      <w:pPr>
+        <w:rPr>
+          <w:rFonts w:hint="eastAsia"/>
+        </w:rPr>
+      </w:pPr>
+      <w:r>
+        <w:tab/>
+      </w:r>
+      <w:r>
+        <w:rPr>
+          <w:rFonts w:hint="eastAsia"/>
+        </w:rPr>
+        <w:t>ret 4</w:t>
+      </w:r>
+    </w:p>
+    <w:p>
+      <w:pPr>
+        <w:rPr>
+          <w:rFonts w:hint="eastAsia"/>
+        </w:rPr>
+      </w:pPr>
+      <w:r>
+        <w:t>?</w:t>
+      </w:r>
+      <w:proofErr w:type="spellStart"/>
       <w:r>
         <w:rPr>
           <w:rFonts w:hint="eastAsia"/>
         </w:rPr>
         <w:t>Attack</w:t>
       </w:r>
-      <w:r>
-        <w:t>) ---</w:t>
-      </w:r>
-    </w:p>
-    <w:p>
-      <w:pPr>
-        <w:rPr>
-          <w:rFonts w:hint="eastAsia"/>
-        </w:rPr>
-      </w:pPr>
-      <w:proofErr w:type="gramStart"/>
-      <w:r>
-        <w:t>?</w:t>
-      </w:r>
-      <w:proofErr w:type="spellStart"/>
-      <w:r>
-        <w:rPr>
-          <w:rFonts w:hint="eastAsia"/>
-        </w:rPr>
-        <w:t>Attack</w:t>
-      </w:r>
-      <w:proofErr w:type="gramEnd"/>
-      <w:r>
-        <w:t>@Player</w:t>
-      </w:r>
-      <w:proofErr w:type="spellEnd"/>
-      <w:r>
-        <w:t>@@QAEXH@Z PROC</w:t>
-      </w:r>
-    </w:p>
-    <w:p>
-      <w:pPr>
-        <w:rPr>
-          <w:rFonts w:hint="eastAsia"/>
-        </w:rPr>
-      </w:pPr>
-      <w:r>
-        <w:tab/>
-      </w:r>
-      <w:r>
-        <w:rPr>
-          <w:rFonts w:hint="eastAsia"/>
-        </w:rPr>
-        <w:t xml:space="preserve">push </w:t>
-      </w:r>
-      <w:proofErr w:type="spellStart"/>
-      <w:r>
-        <w:rPr>
-          <w:rFonts w:hint="eastAsia"/>
-        </w:rPr>
-        <w:t>ebp</w:t>
-      </w:r>
-      <w:proofErr w:type="spellEnd"/>
-    </w:p>
-    <w:p>
-      <w:pPr>
-        <w:rPr>
-          <w:rFonts w:hint="eastAsia"/>
-        </w:rPr>
-      </w:pPr>
-      <w:r>
-        <w:tab/>
-      </w:r>
-      <w:r>
-        <w:rPr>
-          <w:rFonts w:hint="eastAsia"/>
-        </w:rPr>
-        <w:t xml:space="preserve">mov </w:t>
-      </w:r>
-      <w:proofErr w:type="spellStart"/>
-      <w:r>
-        <w:rPr>
-          <w:rFonts w:hint="eastAsia"/>
-        </w:rPr>
-        <w:t>ebp</w:t>
-      </w:r>
-      <w:proofErr w:type="spellEnd"/>
-      <w:r>
-        <w:rPr>
-          <w:rFonts w:hint="eastAsia"/>
-        </w:rPr>
-        <w:t xml:space="preserve">, </w:t>
-      </w:r>
-      <w:proofErr w:type="spellStart"/>
-      <w:r>
-        <w:rPr>
-          <w:rFonts w:hint="eastAsia"/>
-        </w:rPr>
-        <w:t>esp</w:t>
-      </w:r>
-      <w:proofErr w:type="spellEnd"/>
-    </w:p>
-    <w:p>
-      <w:pPr>
-        <w:rPr>
-          <w:rFonts w:hint="eastAsia"/>
-        </w:rPr>
-      </w:pPr>
-      <w:r>
-        <w:tab/>
-      </w:r>
-      <w:r>
-        <w:rPr>
-          <w:rFonts w:hint="eastAsia"/>
-        </w:rPr>
-        <w:t>; 代码段</w:t>
-      </w:r>
-    </w:p>
-    <w:p>
-      <w:pPr>
-        <w:rPr>
-          <w:rFonts w:hint="eastAsia"/>
-        </w:rPr>
-      </w:pPr>
-      <w:r>
-        <w:tab/>
-      </w:r>
-      <w:r>
-        <w:rPr>
-          <w:rFonts w:hint="eastAsia"/>
-        </w:rPr>
-        <w:t xml:space="preserve">pop </w:t>
-      </w:r>
-      <w:proofErr w:type="spellStart"/>
-      <w:r>
-        <w:rPr>
-          <w:rFonts w:hint="eastAsia"/>
-        </w:rPr>
-        <w:t>ebp</w:t>
-      </w:r>
-      <w:proofErr w:type="spellEnd"/>
-    </w:p>
-    <w:p>
-      <w:pPr>
-        <w:rPr>
-          <w:rFonts w:hint="eastAsia"/>
-        </w:rPr>
-      </w:pPr>
-      <w:r>
-        <w:tab/>
-      </w:r>
-      <w:r>
-        <w:rPr>
-          <w:rFonts w:hint="eastAsia"/>
-        </w:rPr>
-        <w:t>ret 4</w:t>
-      </w:r>
-    </w:p>
-    <w:p>
-      <w:pPr>
-        <w:rPr>
-          <w:rFonts w:hint="eastAsia"/>
-        </w:rPr>
-      </w:pPr>
-      <w:proofErr w:type="gramStart"/>
-      <w:r>
-        <w:t>?</w:t>
-      </w:r>
-      <w:proofErr w:type="spellStart"/>
-      <w:r>
-        <w:rPr>
-          <w:rFonts w:hint="eastAsia"/>
-        </w:rPr>
-        <w:t>Attack</w:t>
-      </w:r>
-      <w:proofErr w:type="gramEnd"/>
       <w:r>
         <w:t>@Player</w:t>
       </w:r>
@@ -21479,15 +19315,7 @@
         </w:rPr>
       </w:pPr>
       <w:r>
-        <w:t>ret 后面有数字，说明是被调用者清理</w:t>
-      </w:r>
-      <w:proofErr w:type="gramStart"/>
-      <w:r>
-        <w:t>栈</w:t>
-      </w:r>
-      <w:proofErr w:type="gramEnd"/>
-      <w:r>
-        <w:t>（这是 MSVC 编译器的默认行为）。</w:t>
+        <w:t>ret 后面有数字，说明是被调用者清理栈（这是 MSVC 编译器的默认行为）。</w:t>
       </w:r>
     </w:p>
     <w:p>
@@ -21631,17 +19459,8 @@
                 <w:b/>
                 <w:bCs/>
               </w:rPr>
-              <w:t>谁清理</w:t>
+              <w:t>谁清理栈</w:t>
             </w:r>
-            <w:proofErr w:type="gramStart"/>
-            <w:r>
-              <w:rPr>
-                <w:b/>
-                <w:bCs/>
-              </w:rPr>
-              <w:t>栈</w:t>
-            </w:r>
-            <w:proofErr w:type="gramEnd"/>
           </w:p>
         </w:tc>
         <w:tc>
@@ -21768,15 +19587,7 @@
             </w:r>
             <w:r>
               <w:br/>
-              <w:t>函数末尾是 ret (</w:t>
-            </w:r>
-            <w:proofErr w:type="gramStart"/>
-            <w:r>
-              <w:t>无数字</w:t>
-            </w:r>
-            <w:proofErr w:type="gramEnd"/>
-            <w:r>
-              <w:t>)</w:t>
+              <w:t>函数末尾是 ret (无数字)</w:t>
             </w:r>
           </w:p>
         </w:tc>
@@ -22171,15 +19982,7 @@
         </w:rPr>
       </w:pPr>
       <w:r>
-        <w:t xml:space="preserve">前 4 </w:t>
-      </w:r>
-      <w:proofErr w:type="gramStart"/>
-      <w:r>
-        <w:t>个</w:t>
-      </w:r>
-      <w:proofErr w:type="gramEnd"/>
-      <w:r>
-        <w:t>参数直接用寄存器传：RCX, RDX, R8, R9。</w:t>
+        <w:t>前 4 个参数直接用寄存器传：RCX, RDX, R8, R9。</w:t>
       </w:r>
     </w:p>
     <w:p>
@@ -22206,13 +20009,8 @@
           <w:rFonts w:hint="eastAsia"/>
         </w:rPr>
       </w:pPr>
-      <w:proofErr w:type="gramStart"/>
-      <w:r>
-        <w:t>栈</w:t>
-      </w:r>
-      <w:proofErr w:type="gramEnd"/>
-      <w:r>
-        <w:t>由调用者清理（类似 __</w:t>
+      <w:r>
+        <w:t>栈由调用者清理（类似 __</w:t>
       </w:r>
       <w:proofErr w:type="spellStart"/>
       <w:r>
@@ -22228,15 +20026,7 @@
       </w:r>
       <w:proofErr w:type="spellEnd"/>
       <w:r>
-        <w:t> 这种繁琐操作，因为参数根本没怎么压</w:t>
-      </w:r>
-      <w:proofErr w:type="gramStart"/>
-      <w:r>
-        <w:t>栈</w:t>
-      </w:r>
-      <w:proofErr w:type="gramEnd"/>
-      <w:r>
-        <w:t>（除非参数超过4个）。</w:t>
+        <w:t> 这种繁琐操作，因为参数根本没怎么压栈（除非参数超过4个）。</w:t>
       </w:r>
     </w:p>
     <w:p>
@@ -22276,15 +20066,7 @@
         </w:rPr>
       </w:pPr>
       <w:r>
-        <w:t xml:space="preserve">但在逆向老旧游戏、驱动程序或 32 </w:t>
-      </w:r>
-      <w:proofErr w:type="gramStart"/>
-      <w:r>
-        <w:t>位软件</w:t>
-      </w:r>
-      <w:proofErr w:type="gramEnd"/>
-      <w:r>
-        <w:t>时，上面那三套“潜入方式”依然是你必须熟记于心的基本功！</w:t>
+        <w:t>但在逆向老旧游戏、驱动程序或 32 位软件时，上面那三套“潜入方式”依然是你必须熟记于心的基本功！</w:t>
       </w:r>
     </w:p>
     <w:p>
@@ -22618,21 +20400,7 @@
         <w:rPr>
           <w:rFonts w:hint="eastAsia"/>
         </w:rPr>
-        <w:t>3.  仔细观察 call Add 之前的参数压</w:t>
-      </w:r>
-      <w:proofErr w:type="gramStart"/>
-      <w:r>
-        <w:rPr>
-          <w:rFonts w:hint="eastAsia"/>
-        </w:rPr>
-        <w:t>栈</w:t>
-      </w:r>
-      <w:proofErr w:type="gramEnd"/>
-      <w:r>
-        <w:rPr>
-          <w:rFonts w:hint="eastAsia"/>
-        </w:rPr>
-        <w:t>动作。</w:t>
+        <w:t>3.  仔细观察 call Add 之前的参数压栈动作。</w:t>
       </w:r>
     </w:p>
     <w:p>
@@ -22688,21 +20456,7 @@
         <w:rPr>
           <w:rFonts w:hint="eastAsia"/>
         </w:rPr>
-        <w:t xml:space="preserve"> 是如何建立</w:t>
-      </w:r>
-      <w:proofErr w:type="gramStart"/>
-      <w:r>
-        <w:rPr>
-          <w:rFonts w:hint="eastAsia"/>
-        </w:rPr>
-        <w:t>栈</w:t>
-      </w:r>
-      <w:proofErr w:type="gramEnd"/>
-      <w:r>
-        <w:rPr>
-          <w:rFonts w:hint="eastAsia"/>
-        </w:rPr>
-        <w:t>帧的。</w:t>
+        <w:t xml:space="preserve"> 是如何建立栈帧的。</w:t>
       </w:r>
     </w:p>
     <w:p>
@@ -22789,22 +20543,10 @@
           <w:b/>
           <w:bCs/>
         </w:rPr>
-        <w:t>第六</w:t>
-      </w:r>
-      <w:proofErr w:type="gramStart"/>
-      <w:r>
-        <w:rPr>
-          <w:b/>
-          <w:bCs/>
-        </w:rPr>
-        <w:t>章</w:t>
-      </w:r>
-      <w:r>
-        <w:t>就是</w:t>
-      </w:r>
-      <w:proofErr w:type="gramEnd"/>
-      <w:r>
-        <w:t>我们要拿着这张地图，亲自走进那个由 0 和 1 构成的“原始森林”——</w:t>
+        <w:t>第六章</w:t>
+      </w:r>
+      <w:r>
+        <w:t>就是我们要拿着这张地图，亲自走进那个由 0 和 1 构成的“原始森林”——</w:t>
       </w:r>
       <w:r>
         <w:rPr>
@@ -22824,15 +20566,7 @@
         </w:rPr>
       </w:pPr>
       <w:r>
-        <w:t>这一章，我们不背字典，我们学“翻译”。我们要学会把那些冷冰冰的汇编指令，</w:t>
-      </w:r>
-      <w:proofErr w:type="gramStart"/>
-      <w:r>
-        <w:t>瞬间脑</w:t>
-      </w:r>
-      <w:proofErr w:type="gramEnd"/>
-      <w:r>
-        <w:t>补回你熟悉的 C++ 代码。</w:t>
+        <w:t>这一章，我们不背字典，我们学“翻译”。我们要学会把那些冷冰冰的汇编指令，瞬间脑补回你熟悉的 C++ 代码。</w:t>
       </w:r>
     </w:p>
     <w:p>
@@ -23496,23 +21230,7 @@
                 <w:sz w:val="18"/>
                 <w:szCs w:val="18"/>
               </w:rPr>
-              <w:t>配合 EAX 做乘除法，或</w:t>
-            </w:r>
-            <w:proofErr w:type="gramStart"/>
-            <w:r>
-              <w:rPr>
-                <w:sz w:val="18"/>
-                <w:szCs w:val="18"/>
-              </w:rPr>
-              <w:t>存临时</w:t>
-            </w:r>
-            <w:proofErr w:type="gramEnd"/>
-            <w:r>
-              <w:rPr>
-                <w:sz w:val="18"/>
-                <w:szCs w:val="18"/>
-              </w:rPr>
-              <w:t>数据。</w:t>
+              <w:t>配合 EAX 做乘除法，或存临时数据。</w:t>
             </w:r>
           </w:p>
         </w:tc>
@@ -23680,7 +21398,6 @@
                 <w:szCs w:val="18"/>
               </w:rPr>
             </w:pPr>
-            <w:proofErr w:type="gramStart"/>
             <w:r>
               <w:rPr>
                 <w:b/>
@@ -23688,17 +21405,7 @@
                 <w:sz w:val="18"/>
                 <w:szCs w:val="18"/>
               </w:rPr>
-              <w:t>栈</w:t>
-            </w:r>
-            <w:proofErr w:type="gramEnd"/>
-            <w:r>
-              <w:rPr>
-                <w:b/>
-                <w:bCs/>
-                <w:sz w:val="18"/>
-                <w:szCs w:val="18"/>
-              </w:rPr>
-              <w:t>顶指针</w:t>
+              <w:t>栈顶指针</w:t>
             </w:r>
           </w:p>
         </w:tc>
@@ -23723,66 +21430,14 @@
                 <w:sz w:val="18"/>
                 <w:szCs w:val="18"/>
               </w:rPr>
-              <w:t>永远指向</w:t>
-            </w:r>
-            <w:proofErr w:type="gramStart"/>
-            <w:r>
-              <w:rPr>
-                <w:b/>
-                <w:bCs/>
-                <w:sz w:val="18"/>
-                <w:szCs w:val="18"/>
-              </w:rPr>
-              <w:t>栈</w:t>
-            </w:r>
-            <w:proofErr w:type="gramEnd"/>
-            <w:r>
-              <w:rPr>
-                <w:b/>
-                <w:bCs/>
-                <w:sz w:val="18"/>
-                <w:szCs w:val="18"/>
-              </w:rPr>
-              <w:t>顶</w:t>
+              <w:t>永远指向栈顶</w:t>
             </w:r>
             <w:r>
               <w:rPr>
                 <w:sz w:val="18"/>
                 <w:szCs w:val="18"/>
               </w:rPr>
-              <w:t>。压</w:t>
-            </w:r>
-            <w:proofErr w:type="gramStart"/>
-            <w:r>
-              <w:rPr>
-                <w:sz w:val="18"/>
-                <w:szCs w:val="18"/>
-              </w:rPr>
-              <w:t>栈</w:t>
-            </w:r>
-            <w:proofErr w:type="gramEnd"/>
-            <w:r>
-              <w:rPr>
-                <w:sz w:val="18"/>
-                <w:szCs w:val="18"/>
-              </w:rPr>
-              <w:t>(push)变小，出</w:t>
-            </w:r>
-            <w:proofErr w:type="gramStart"/>
-            <w:r>
-              <w:rPr>
-                <w:sz w:val="18"/>
-                <w:szCs w:val="18"/>
-              </w:rPr>
-              <w:t>栈</w:t>
-            </w:r>
-            <w:proofErr w:type="gramEnd"/>
-            <w:r>
-              <w:rPr>
-                <w:sz w:val="18"/>
-                <w:szCs w:val="18"/>
-              </w:rPr>
-              <w:t>(pop)变大。别乱动它！</w:t>
+              <w:t>。压栈(push)变小，出栈(pop)变大。别乱动它！</w:t>
             </w:r>
           </w:p>
         </w:tc>
@@ -23843,7 +21498,6 @@
                 <w:szCs w:val="18"/>
               </w:rPr>
             </w:pPr>
-            <w:proofErr w:type="gramStart"/>
             <w:r>
               <w:rPr>
                 <w:b/>
@@ -23851,17 +21505,7 @@
                 <w:sz w:val="18"/>
                 <w:szCs w:val="18"/>
               </w:rPr>
-              <w:t>栈</w:t>
-            </w:r>
-            <w:proofErr w:type="gramEnd"/>
-            <w:r>
-              <w:rPr>
-                <w:b/>
-                <w:bCs/>
-                <w:sz w:val="18"/>
-                <w:szCs w:val="18"/>
-              </w:rPr>
-              <w:t>底指针</w:t>
+              <w:t>栈底指针</w:t>
             </w:r>
           </w:p>
         </w:tc>
@@ -24136,15 +21780,7 @@
       </w:r>
       <w:proofErr w:type="spellEnd"/>
       <w:r>
-        <w:t>, [ebp-4]，然后后面跟着 call .</w:t>
-      </w:r>
-      <w:proofErr w:type="gramStart"/>
-      <w:r>
-        <w:t>..</w:t>
-      </w:r>
-      <w:proofErr w:type="gramEnd"/>
-      <w:r>
-        <w:t>，别犹豫，</w:t>
+        <w:t>, [ebp-4]，然后后面跟着 call ...，别犹豫，</w:t>
       </w:r>
       <w:proofErr w:type="spellStart"/>
       <w:r>
@@ -24379,23 +22015,7 @@
           <w:b/>
           <w:bCs/>
         </w:rPr>
-        <w:t xml:space="preserve">2. </w:t>
-      </w:r>
-      <w:proofErr w:type="gramStart"/>
-      <w:r>
-        <w:rPr>
-          <w:b/>
-          <w:bCs/>
-        </w:rPr>
-        <w:t>栈</w:t>
-      </w:r>
-      <w:proofErr w:type="gramEnd"/>
-      <w:r>
-        <w:rPr>
-          <w:b/>
-          <w:bCs/>
-        </w:rPr>
-        <w:t>操作：PUSH / POP (真相揭秘)</w:t>
+        <w:t>2. 栈操作：PUSH / POP (真相揭秘)</w:t>
       </w:r>
     </w:p>
     <w:p>
@@ -24448,15 +22068,7 @@
       </w:r>
       <w:proofErr w:type="spellEnd"/>
       <w:r>
-        <w:t xml:space="preserve">, 4         ; 1. </w:t>
-      </w:r>
-      <w:proofErr w:type="gramStart"/>
-      <w:r>
-        <w:t>栈</w:t>
-      </w:r>
-      <w:proofErr w:type="gramEnd"/>
-      <w:r>
-        <w:t>顶指针下移 4 字节（腾空间）</w:t>
+        <w:t>, 4         ; 1. 栈顶指针下移 4 字节（腾空间）</w:t>
       </w:r>
     </w:p>
     <w:p>
@@ -24532,15 +22144,7 @@
       </w:r>
       <w:proofErr w:type="spellEnd"/>
       <w:r>
-        <w:t>]     ; 1. 先把</w:t>
-      </w:r>
-      <w:proofErr w:type="gramStart"/>
-      <w:r>
-        <w:t>栈顶数据读出</w:t>
-      </w:r>
-      <w:proofErr w:type="gramEnd"/>
-      <w:r>
-        <w:t>来</w:t>
+        <w:t>]     ; 1. 先把栈顶数据读出来</w:t>
       </w:r>
     </w:p>
     <w:p>
@@ -24558,15 +22162,7 @@
       </w:r>
       <w:proofErr w:type="spellEnd"/>
       <w:r>
-        <w:t xml:space="preserve">, 4         ; 2. </w:t>
-      </w:r>
-      <w:proofErr w:type="gramStart"/>
-      <w:r>
-        <w:t>栈</w:t>
-      </w:r>
-      <w:proofErr w:type="gramEnd"/>
-      <w:r>
-        <w:t>顶指针上移 4 字节（释放空间）</w:t>
+        <w:t>, 4         ; 2. 栈顶指针上移 4 字节（释放空间）</w:t>
       </w:r>
     </w:p>
     <w:p>
@@ -24583,23 +22179,7 @@
         <w:t>逆向意义：</w:t>
       </w:r>
       <w:r>
-        <w:t xml:space="preserve"> 理解了这个，你就懂了为什么</w:t>
-      </w:r>
-      <w:proofErr w:type="gramStart"/>
-      <w:r>
-        <w:t>栈</w:t>
-      </w:r>
-      <w:proofErr w:type="gramEnd"/>
-      <w:r>
-        <w:t>是“向下生长”的，也懂了为什么</w:t>
-      </w:r>
-      <w:proofErr w:type="gramStart"/>
-      <w:r>
-        <w:t>栈</w:t>
-      </w:r>
-      <w:proofErr w:type="gramEnd"/>
-      <w:r>
-        <w:t>溢出会覆盖返回地址。</w:t>
+        <w:t xml:space="preserve"> 理解了这个，你就懂了为什么栈是“向下生长”的，也懂了为什么栈溢出会覆盖返回地址。</w:t>
       </w:r>
     </w:p>
     <w:p>
@@ -24668,15 +22248,7 @@
       </w:r>
       <w:proofErr w:type="spellEnd"/>
       <w:r>
-        <w:t xml:space="preserve">           ; 1. 把“下一条指令的地址”（返回地址）压</w:t>
-      </w:r>
-      <w:proofErr w:type="gramStart"/>
-      <w:r>
-        <w:t>栈</w:t>
-      </w:r>
-      <w:proofErr w:type="gramEnd"/>
-      <w:r>
-        <w:t>（留后路）</w:t>
+        <w:t xml:space="preserve">           ; 1. 把“下一条指令的地址”（返回地址）压栈（留后路）</w:t>
       </w:r>
     </w:p>
     <w:p>
@@ -24744,15 +22316,7 @@
       </w:r>
       <w:proofErr w:type="spellEnd"/>
       <w:r>
-        <w:t xml:space="preserve">            ; 1. 从</w:t>
-      </w:r>
-      <w:proofErr w:type="gramStart"/>
-      <w:r>
-        <w:t>栈</w:t>
-      </w:r>
-      <w:proofErr w:type="gramEnd"/>
-      <w:r>
-        <w:t>顶弹出返回地址，塞回 EIP</w:t>
+        <w:t xml:space="preserve">            ; 1. 从栈顶弹出返回地址，塞回 EIP</w:t>
       </w:r>
     </w:p>
     <w:p>
@@ -24787,15 +22351,7 @@
       </w:r>
       <w:proofErr w:type="spellEnd"/>
       <w:r>
-        <w:t xml:space="preserve"> 清理</w:t>
-      </w:r>
-      <w:proofErr w:type="gramStart"/>
-      <w:r>
-        <w:t>栈</w:t>
-      </w:r>
-      <w:proofErr w:type="gramEnd"/>
-      <w:r>
-        <w:t>)</w:t>
+        <w:t xml:space="preserve"> 清理栈)</w:t>
       </w:r>
     </w:p>
     <w:p>
@@ -24841,23 +22397,7 @@
       </w:r>
       <w:proofErr w:type="spellEnd"/>
       <w:r>
-        <w:t>, 8         ; 2. 顺便把</w:t>
-      </w:r>
-      <w:proofErr w:type="gramStart"/>
-      <w:r>
-        <w:t>栈</w:t>
-      </w:r>
-      <w:proofErr w:type="gramEnd"/>
-      <w:r>
-        <w:t xml:space="preserve">上的 2 </w:t>
-      </w:r>
-      <w:proofErr w:type="gramStart"/>
-      <w:r>
-        <w:t>个</w:t>
-      </w:r>
-      <w:proofErr w:type="gramEnd"/>
-      <w:r>
-        <w:t>参数（8字节）丢弃（打扫战场）</w:t>
+        <w:t>, 8         ; 2. 顺便把栈上的 2 个参数（8字节）丢弃（打扫战场）</w:t>
       </w:r>
     </w:p>
     <w:p>
@@ -24911,23 +22451,7 @@
           <w:b/>
           <w:bCs/>
         </w:rPr>
-        <w:t>第五</w:t>
-      </w:r>
-      <w:proofErr w:type="gramStart"/>
-      <w:r>
-        <w:rPr>
-          <w:b/>
-          <w:bCs/>
-        </w:rPr>
-        <w:t>章核心</w:t>
-      </w:r>
-      <w:proofErr w:type="gramEnd"/>
-      <w:r>
-        <w:rPr>
-          <w:b/>
-          <w:bCs/>
-        </w:rPr>
-        <w:t>使命</w:t>
+        <w:t>第五章核心使命</w:t>
       </w:r>
       <w:r>
         <w:t>：不仅要读懂它的底层原理，更要练就一双“火眼金睛”——能在茫茫汇编代码中，瞬间定位 CALL，顺藤摸瓜分析参数与返回值，从而掌控程序的执行脉络！</w:t>
@@ -24965,13 +22489,75 @@
       </w:r>
       <w:proofErr w:type="spellEnd"/>
       <w:r>
-        <w:t xml:space="preserve">, 5       </w:t>
-      </w:r>
-      <w:proofErr w:type="gramStart"/>
-      <w:r>
-        <w:t xml:space="preserve">  ;</w:t>
-      </w:r>
-      <w:proofErr w:type="gramEnd"/>
+        <w:t xml:space="preserve">, 5         ; </w:t>
+      </w:r>
+      <w:proofErr w:type="spellStart"/>
+      <w:r>
+        <w:t>eax</w:t>
+      </w:r>
+      <w:proofErr w:type="spellEnd"/>
+      <w:r>
+        <w:t xml:space="preserve"> = </w:t>
+      </w:r>
+      <w:proofErr w:type="spellStart"/>
+      <w:r>
+        <w:t>eax</w:t>
+      </w:r>
+      <w:proofErr w:type="spellEnd"/>
+      <w:r>
+        <w:t xml:space="preserve"> + 5</w:t>
+      </w:r>
+    </w:p>
+    <w:p>
+      <w:pPr>
+        <w:rPr>
+          <w:rFonts w:hint="eastAsia"/>
+        </w:rPr>
+      </w:pPr>
+      <w:r>
+        <w:t xml:space="preserve">sub </w:t>
+      </w:r>
+      <w:proofErr w:type="spellStart"/>
+      <w:r>
+        <w:t>ebx</w:t>
+      </w:r>
+      <w:proofErr w:type="spellEnd"/>
+      <w:r>
+        <w:t xml:space="preserve">, ecx       ; </w:t>
+      </w:r>
+      <w:proofErr w:type="spellStart"/>
+      <w:r>
+        <w:t>ebx</w:t>
+      </w:r>
+      <w:proofErr w:type="spellEnd"/>
+      <w:r>
+        <w:t xml:space="preserve"> = </w:t>
+      </w:r>
+      <w:proofErr w:type="spellStart"/>
+      <w:r>
+        <w:t>ebx</w:t>
+      </w:r>
+      <w:proofErr w:type="spellEnd"/>
+      <w:r>
+        <w:t xml:space="preserve"> - </w:t>
+      </w:r>
+      <w:proofErr w:type="spellStart"/>
+      <w:r>
+        <w:t>ecx</w:t>
+      </w:r>
+      <w:proofErr w:type="spellEnd"/>
+    </w:p>
+    <w:p>
+      <w:pPr>
+        <w:rPr>
+          <w:rFonts w:hint="eastAsia"/>
+        </w:rPr>
+      </w:pPr>
+      <w:proofErr w:type="spellStart"/>
+      <w:r>
+        <w:t>xor</w:t>
+      </w:r>
+      <w:proofErr w:type="spellEnd"/>
       <w:r>
         <w:t xml:space="preserve"> </w:t>
       </w:r>
@@ -24981,6 +22567,53 @@
       </w:r>
       <w:proofErr w:type="spellEnd"/>
       <w:r>
+        <w:t xml:space="preserve">, </w:t>
+      </w:r>
+      <w:proofErr w:type="spellStart"/>
+      <w:r>
+        <w:t>eax</w:t>
+      </w:r>
+      <w:proofErr w:type="spellEnd"/>
+      <w:r>
+        <w:t xml:space="preserve">       ; 【高频技巧】</w:t>
+      </w:r>
+      <w:proofErr w:type="spellStart"/>
+      <w:r>
+        <w:t>eax</w:t>
+      </w:r>
+      <w:proofErr w:type="spellEnd"/>
+      <w:r>
+        <w:t xml:space="preserve"> = 0。比 mov </w:t>
+      </w:r>
+      <w:proofErr w:type="spellStart"/>
+      <w:r>
+        <w:t>eax</w:t>
+      </w:r>
+      <w:proofErr w:type="spellEnd"/>
+      <w:r>
+        <w:t>, 0 更快更短！</w:t>
+      </w:r>
+    </w:p>
+    <w:p>
+      <w:pPr>
+        <w:rPr>
+          <w:rFonts w:hint="eastAsia"/>
+        </w:rPr>
+      </w:pPr>
+      <w:proofErr w:type="spellStart"/>
+      <w:r>
+        <w:t>inc</w:t>
+      </w:r>
+      <w:proofErr w:type="spellEnd"/>
+      <w:r>
+        <w:t xml:space="preserve"> eax            ; </w:t>
+      </w:r>
+      <w:proofErr w:type="spellStart"/>
+      <w:r>
+        <w:t>eax</w:t>
+      </w:r>
+      <w:proofErr w:type="spellEnd"/>
+      <w:r>
         <w:t xml:space="preserve"> = </w:t>
       </w:r>
       <w:proofErr w:type="spellStart"/>
@@ -24989,17 +22622,25 @@
       </w:r>
       <w:proofErr w:type="spellEnd"/>
       <w:r>
-        <w:t xml:space="preserve"> + 5</w:t>
-      </w:r>
-    </w:p>
-    <w:p>
-      <w:pPr>
-        <w:rPr>
-          <w:rFonts w:hint="eastAsia"/>
-        </w:rPr>
-      </w:pPr>
-      <w:r>
-        <w:t xml:space="preserve">sub </w:t>
+        <w:t xml:space="preserve"> + 1 (等价于 add </w:t>
+      </w:r>
+      <w:proofErr w:type="spellStart"/>
+      <w:r>
+        <w:t>eax</w:t>
+      </w:r>
+      <w:proofErr w:type="spellEnd"/>
+      <w:r>
+        <w:t>, 1)</w:t>
+      </w:r>
+    </w:p>
+    <w:p>
+      <w:pPr>
+        <w:rPr>
+          <w:rFonts w:hint="eastAsia"/>
+        </w:rPr>
+      </w:pPr>
+      <w:r>
+        <w:t xml:space="preserve">dec </w:t>
       </w:r>
       <w:proofErr w:type="spellStart"/>
       <w:r>
@@ -25007,15 +22648,7 @@
       </w:r>
       <w:proofErr w:type="spellEnd"/>
       <w:r>
-        <w:t xml:space="preserve">, ecx     </w:t>
-      </w:r>
-      <w:proofErr w:type="gramStart"/>
-      <w:r>
-        <w:t xml:space="preserve">  ;</w:t>
-      </w:r>
-      <w:proofErr w:type="gramEnd"/>
-      <w:r>
-        <w:t xml:space="preserve"> </w:t>
+        <w:t xml:space="preserve">            ; </w:t>
       </w:r>
       <w:proofErr w:type="spellStart"/>
       <w:r>
@@ -25031,27 +22664,17 @@
       </w:r>
       <w:proofErr w:type="spellEnd"/>
       <w:r>
-        <w:t xml:space="preserve"> - </w:t>
-      </w:r>
-      <w:proofErr w:type="spellStart"/>
-      <w:r>
-        <w:t>ecx</w:t>
-      </w:r>
-      <w:proofErr w:type="spellEnd"/>
-    </w:p>
-    <w:p>
-      <w:pPr>
-        <w:rPr>
-          <w:rFonts w:hint="eastAsia"/>
-        </w:rPr>
-      </w:pPr>
-      <w:proofErr w:type="spellStart"/>
-      <w:r>
-        <w:t>xor</w:t>
-      </w:r>
-      <w:proofErr w:type="spellEnd"/>
-      <w:r>
-        <w:t xml:space="preserve"> </w:t>
+        <w:t xml:space="preserve"> - 1</w:t>
+      </w:r>
+    </w:p>
+    <w:p>
+      <w:pPr>
+        <w:rPr>
+          <w:rFonts w:hint="eastAsia"/>
+        </w:rPr>
+      </w:pPr>
+      <w:r>
+        <w:t xml:space="preserve">neg </w:t>
       </w:r>
       <w:proofErr w:type="spellStart"/>
       <w:r>
@@ -25059,7 +22682,7 @@
       </w:r>
       <w:proofErr w:type="spellEnd"/>
       <w:r>
-        <w:t xml:space="preserve">, </w:t>
+        <w:t xml:space="preserve">            ; </w:t>
       </w:r>
       <w:proofErr w:type="spellStart"/>
       <w:r>
@@ -25067,7 +22690,7 @@
       </w:r>
       <w:proofErr w:type="spellEnd"/>
       <w:r>
-        <w:t xml:space="preserve">       ; 【高频技巧】</w:t>
+        <w:t xml:space="preserve"> = -</w:t>
       </w:r>
       <w:proofErr w:type="spellStart"/>
       <w:r>
@@ -25075,137 +22698,14 @@
       </w:r>
       <w:proofErr w:type="spellEnd"/>
       <w:r>
-        <w:t xml:space="preserve"> = 0。比 mov </w:t>
-      </w:r>
-      <w:proofErr w:type="spellStart"/>
-      <w:r>
-        <w:t>eax</w:t>
-      </w:r>
-      <w:proofErr w:type="spellEnd"/>
-      <w:r>
-        <w:t>, 0 更快更短！</w:t>
-      </w:r>
-    </w:p>
-    <w:p>
-      <w:pPr>
-        <w:rPr>
-          <w:rFonts w:hint="eastAsia"/>
-        </w:rPr>
-      </w:pPr>
+        <w:t xml:space="preserve"> (取反，底层是 not + </w:t>
+      </w:r>
       <w:proofErr w:type="spellStart"/>
       <w:r>
         <w:t>inc</w:t>
       </w:r>
       <w:proofErr w:type="spellEnd"/>
       <w:r>
-        <w:t xml:space="preserve"> eax            ; </w:t>
-      </w:r>
-      <w:proofErr w:type="spellStart"/>
-      <w:r>
-        <w:t>eax</w:t>
-      </w:r>
-      <w:proofErr w:type="spellEnd"/>
-      <w:r>
-        <w:t xml:space="preserve"> = </w:t>
-      </w:r>
-      <w:proofErr w:type="spellStart"/>
-      <w:r>
-        <w:t>eax</w:t>
-      </w:r>
-      <w:proofErr w:type="spellEnd"/>
-      <w:r>
-        <w:t xml:space="preserve"> + 1 (等价于 add </w:t>
-      </w:r>
-      <w:proofErr w:type="spellStart"/>
-      <w:r>
-        <w:t>eax</w:t>
-      </w:r>
-      <w:proofErr w:type="spellEnd"/>
-      <w:r>
-        <w:t>, 1)</w:t>
-      </w:r>
-    </w:p>
-    <w:p>
-      <w:pPr>
-        <w:rPr>
-          <w:rFonts w:hint="eastAsia"/>
-        </w:rPr>
-      </w:pPr>
-      <w:r>
-        <w:t xml:space="preserve">dec </w:t>
-      </w:r>
-      <w:proofErr w:type="spellStart"/>
-      <w:r>
-        <w:t>ebx</w:t>
-      </w:r>
-      <w:proofErr w:type="spellEnd"/>
-      <w:r>
-        <w:t xml:space="preserve">          </w:t>
-      </w:r>
-      <w:proofErr w:type="gramStart"/>
-      <w:r>
-        <w:t xml:space="preserve">  ;</w:t>
-      </w:r>
-      <w:proofErr w:type="gramEnd"/>
-      <w:r>
-        <w:t xml:space="preserve"> </w:t>
-      </w:r>
-      <w:proofErr w:type="spellStart"/>
-      <w:r>
-        <w:t>ebx</w:t>
-      </w:r>
-      <w:proofErr w:type="spellEnd"/>
-      <w:r>
-        <w:t xml:space="preserve"> = </w:t>
-      </w:r>
-      <w:proofErr w:type="spellStart"/>
-      <w:r>
-        <w:t>ebx</w:t>
-      </w:r>
-      <w:proofErr w:type="spellEnd"/>
-      <w:r>
-        <w:t xml:space="preserve"> - 1</w:t>
-      </w:r>
-    </w:p>
-    <w:p>
-      <w:pPr>
-        <w:rPr>
-          <w:rFonts w:hint="eastAsia"/>
-        </w:rPr>
-      </w:pPr>
-      <w:r>
-        <w:t xml:space="preserve">neg </w:t>
-      </w:r>
-      <w:proofErr w:type="spellStart"/>
-      <w:r>
-        <w:t>eax</w:t>
-      </w:r>
-      <w:proofErr w:type="spellEnd"/>
-      <w:r>
-        <w:t xml:space="preserve">            ; </w:t>
-      </w:r>
-      <w:proofErr w:type="spellStart"/>
-      <w:r>
-        <w:t>eax</w:t>
-      </w:r>
-      <w:proofErr w:type="spellEnd"/>
-      <w:r>
-        <w:t xml:space="preserve"> = -</w:t>
-      </w:r>
-      <w:proofErr w:type="spellStart"/>
-      <w:r>
-        <w:t>eax</w:t>
-      </w:r>
-      <w:proofErr w:type="spellEnd"/>
-      <w:r>
-        <w:t xml:space="preserve"> (取反，底层是 not + </w:t>
-      </w:r>
-      <w:proofErr w:type="spellStart"/>
-      <w:r>
-        <w:t>inc</w:t>
-      </w:r>
-      <w:proofErr w:type="spellEnd"/>
-      <w:r>
         <w:t>)</w:t>
       </w:r>
     </w:p>
@@ -25239,23 +22739,7 @@
           <w:b/>
           <w:bCs/>
         </w:rPr>
-        <w:t>长得像 MOV，但</w:t>
-      </w:r>
-      <w:proofErr w:type="gramStart"/>
-      <w:r>
-        <w:rPr>
-          <w:b/>
-          <w:bCs/>
-        </w:rPr>
-        <w:t>不访问</w:t>
-      </w:r>
-      <w:proofErr w:type="gramEnd"/>
-      <w:r>
-        <w:rPr>
-          <w:b/>
-          <w:bCs/>
-        </w:rPr>
-        <w:t>内存</w:t>
+        <w:t>长得像 MOV，但不访问内存</w:t>
       </w:r>
       <w:r>
         <w:t>！</w:t>
@@ -25831,23 +23315,7 @@
           <w:b/>
           <w:bCs/>
         </w:rPr>
-        <w:t xml:space="preserve">6.4 </w:t>
-      </w:r>
-      <w:proofErr w:type="gramStart"/>
-      <w:r>
-        <w:rPr>
-          <w:b/>
-          <w:bCs/>
-        </w:rPr>
-        <w:t>段标志</w:t>
-      </w:r>
-      <w:proofErr w:type="gramEnd"/>
-      <w:r>
-        <w:rPr>
-          <w:b/>
-          <w:bCs/>
-        </w:rPr>
-        <w:t>与条件跳转 —— 程序的“红绿灯”</w:t>
+        <w:t>6.4 段标志与条件跳转 —— 程序的“红绿灯”</w:t>
       </w:r>
     </w:p>
     <w:p>
@@ -26020,15 +23488,7 @@
       </w:r>
       <w:proofErr w:type="spellEnd"/>
       <w:r>
-        <w:t xml:space="preserve"> 或 test 之后，根据标志</w:t>
-      </w:r>
-      <w:proofErr w:type="gramStart"/>
-      <w:r>
-        <w:t>位决定</w:t>
-      </w:r>
-      <w:proofErr w:type="gramEnd"/>
-      <w:r>
-        <w:t>跳不跳。</w:t>
+        <w:t xml:space="preserve"> 或 test 之后，根据标志位决定跳不跳。</w:t>
       </w:r>
     </w:p>
     <w:tbl>
@@ -26279,15 +23739,7 @@
               </w:rPr>
             </w:pPr>
             <w:r>
-              <w:t>if (</w:t>
-            </w:r>
-            <w:proofErr w:type="gramStart"/>
-            <w:r>
-              <w:t>a !</w:t>
-            </w:r>
-            <w:proofErr w:type="gramEnd"/>
-            <w:r>
-              <w:t>= b)</w:t>
+              <w:t>if (a != b)</w:t>
             </w:r>
           </w:p>
         </w:tc>
@@ -26424,13 +23876,8 @@
               </w:rPr>
             </w:pPr>
             <w:r>
-              <w:t xml:space="preserve">Jump if </w:t>
+              <w:t>Jump if Less</w:t>
             </w:r>
-            <w:proofErr w:type="gramStart"/>
-            <w:r>
-              <w:t>Less</w:t>
-            </w:r>
-            <w:proofErr w:type="gramEnd"/>
           </w:p>
         </w:tc>
         <w:tc>
@@ -26462,13 +23909,8 @@
                 <w:rFonts w:hint="eastAsia"/>
               </w:rPr>
             </w:pPr>
-            <w:proofErr w:type="gramStart"/>
             <w:r>
-              <w:t>SF!=</w:t>
-            </w:r>
-            <w:proofErr w:type="gramEnd"/>
-            <w:r>
-              <w:t>OF</w:t>
+              <w:t>SF!=OF</w:t>
             </w:r>
           </w:p>
         </w:tc>
@@ -26511,13 +23953,8 @@
               </w:rPr>
             </w:pPr>
             <w:r>
-              <w:t xml:space="preserve">Jump if </w:t>
+              <w:t>Jump if Above</w:t>
             </w:r>
-            <w:proofErr w:type="gramStart"/>
-            <w:r>
-              <w:t>Above</w:t>
-            </w:r>
-            <w:proofErr w:type="gramEnd"/>
           </w:p>
         </w:tc>
         <w:tc>
@@ -26593,13 +24030,8 @@
               </w:rPr>
             </w:pPr>
             <w:r>
-              <w:t xml:space="preserve">Jump if </w:t>
+              <w:t>Jump if Below</w:t>
             </w:r>
-            <w:proofErr w:type="gramStart"/>
-            <w:r>
-              <w:t>Below</w:t>
-            </w:r>
-            <w:proofErr w:type="gramEnd"/>
           </w:p>
         </w:tc>
         <w:tc>
@@ -26860,23 +24292,7 @@
           <w:b/>
           <w:bCs/>
         </w:rPr>
-        <w:t>场景</w:t>
-      </w:r>
-      <w:proofErr w:type="gramStart"/>
-      <w:r>
-        <w:rPr>
-          <w:b/>
-          <w:bCs/>
-        </w:rPr>
-        <w:t>一</w:t>
-      </w:r>
-      <w:proofErr w:type="gramEnd"/>
-      <w:r>
-        <w:rPr>
-          <w:b/>
-          <w:bCs/>
-        </w:rPr>
-        <w:t>：局部变量与参数访问</w:t>
+        <w:t>场景一：局部变量与参数访问</w:t>
       </w:r>
     </w:p>
     <w:p>
@@ -26963,23 +24379,7 @@
       </w:r>
       <w:proofErr w:type="spellEnd"/>
       <w:r>
-        <w:t xml:space="preserve">, [ebp+8]   ; </w:t>
-      </w:r>
-      <w:proofErr w:type="gramStart"/>
-      <w:r>
-        <w:t>取第</w:t>
-      </w:r>
-      <w:proofErr w:type="gramEnd"/>
-      <w:r>
-        <w:t xml:space="preserve"> 1 </w:t>
-      </w:r>
-      <w:proofErr w:type="gramStart"/>
-      <w:r>
-        <w:t>个</w:t>
-      </w:r>
-      <w:proofErr w:type="gramEnd"/>
-      <w:r>
-        <w:t>参数 (a)</w:t>
+        <w:t>, [ebp+8]   ; 取第 1 个参数 (a)</w:t>
       </w:r>
     </w:p>
     <w:p>
@@ -26997,23 +24397,7 @@
       </w:r>
       <w:proofErr w:type="spellEnd"/>
       <w:r>
-        <w:t xml:space="preserve">, [ebp+0Ch] ; </w:t>
-      </w:r>
-      <w:proofErr w:type="gramStart"/>
-      <w:r>
-        <w:t>取第</w:t>
-      </w:r>
-      <w:proofErr w:type="gramEnd"/>
-      <w:r>
-        <w:t xml:space="preserve"> 2 </w:t>
-      </w:r>
-      <w:proofErr w:type="gramStart"/>
-      <w:r>
-        <w:t>个</w:t>
-      </w:r>
-      <w:proofErr w:type="gramEnd"/>
-      <w:r>
-        <w:t>参数 (b)</w:t>
+        <w:t>, [ebp+0Ch] ; 取第 2 个参数 (b)</w:t>
       </w:r>
     </w:p>
     <w:p>
@@ -27136,17 +24520,12 @@
         <w:t xml:space="preserve">int </w:t>
       </w:r>
       <w:proofErr w:type="spellStart"/>
-      <w:proofErr w:type="gramStart"/>
       <w:r>
         <w:t>func</w:t>
       </w:r>
       <w:proofErr w:type="spellEnd"/>
       <w:r>
-        <w:t>(</w:t>
-      </w:r>
-      <w:proofErr w:type="gramEnd"/>
-      <w:r>
-        <w:t>int a, int b) {</w:t>
+        <w:t>(int a, int b) {</w:t>
       </w:r>
     </w:p>
     <w:p>
@@ -27383,18 +24762,191 @@
       </w:r>
       <w:proofErr w:type="spellEnd"/>
       <w:r>
-        <w:t xml:space="preserve">, 1           </w:t>
-      </w:r>
-      <w:proofErr w:type="gramStart"/>
-      <w:r>
-        <w:t xml:space="preserve">  ;</w:t>
-      </w:r>
-      <w:proofErr w:type="gramEnd"/>
+        <w:t xml:space="preserve">, 1             ; </w:t>
+      </w:r>
+      <w:proofErr w:type="spellStart"/>
+      <w:r>
+        <w:t>arr</w:t>
+      </w:r>
+      <w:proofErr w:type="spellEnd"/>
+      <w:r>
+        <w:t>[</w:t>
+      </w:r>
+      <w:proofErr w:type="spellStart"/>
+      <w:r>
+        <w:t>i</w:t>
+      </w:r>
+      <w:proofErr w:type="spellEnd"/>
+      <w:r>
+        <w:t>]++</w:t>
+      </w:r>
+    </w:p>
+    <w:p>
+      <w:pPr>
+        <w:rPr>
+          <w:rFonts w:hint="eastAsia"/>
+        </w:rPr>
+      </w:pPr>
+      <w:r>
+        <w:t>mov [</w:t>
+      </w:r>
+      <w:proofErr w:type="spellStart"/>
+      <w:r>
+        <w:t>ebx</w:t>
+      </w:r>
+      <w:proofErr w:type="spellEnd"/>
+      <w:r>
+        <w:t xml:space="preserve"> + </w:t>
+      </w:r>
+      <w:proofErr w:type="spellStart"/>
+      <w:r>
+        <w:t>esi</w:t>
+      </w:r>
+      <w:proofErr w:type="spellEnd"/>
+      <w:r>
+        <w:t xml:space="preserve">*4], </w:t>
+      </w:r>
+      <w:proofErr w:type="spellStart"/>
+      <w:r>
+        <w:t>eax</w:t>
+      </w:r>
+      <w:proofErr w:type="spellEnd"/>
+      <w:r>
+        <w:t xml:space="preserve"> ; 写回</w:t>
+      </w:r>
+    </w:p>
+    <w:p>
+      <w:pPr>
+        <w:rPr>
+          <w:rFonts w:hint="eastAsia"/>
+        </w:rPr>
+      </w:pPr>
+    </w:p>
+    <w:p>
+      <w:pPr>
+        <w:rPr>
+          <w:rFonts w:hint="eastAsia"/>
+        </w:rPr>
+      </w:pPr>
+      <w:proofErr w:type="spellStart"/>
+      <w:r>
+        <w:t>inc</w:t>
+      </w:r>
+      <w:proofErr w:type="spellEnd"/>
       <w:r>
         <w:t xml:space="preserve"> </w:t>
       </w:r>
       <w:proofErr w:type="spellStart"/>
       <w:r>
+        <w:t>esi</w:t>
+      </w:r>
+      <w:proofErr w:type="spellEnd"/>
+      <w:r>
+        <w:t xml:space="preserve">                ; </w:t>
+      </w:r>
+      <w:proofErr w:type="spellStart"/>
+      <w:r>
+        <w:t>i</w:t>
+      </w:r>
+      <w:proofErr w:type="spellEnd"/>
+      <w:r>
+        <w:t>++</w:t>
+      </w:r>
+    </w:p>
+    <w:p>
+      <w:pPr>
+        <w:rPr>
+          <w:rFonts w:hint="eastAsia"/>
+        </w:rPr>
+      </w:pPr>
+      <w:proofErr w:type="spellStart"/>
+      <w:r>
+        <w:t>jmp</w:t>
+      </w:r>
+      <w:proofErr w:type="spellEnd"/>
+      <w:r>
+        <w:t xml:space="preserve"> </w:t>
+      </w:r>
+      <w:proofErr w:type="spellStart"/>
+      <w:r>
+        <w:t>Loop_Start</w:t>
+      </w:r>
+      <w:proofErr w:type="spellEnd"/>
+    </w:p>
+    <w:p>
+      <w:pPr>
+        <w:rPr>
+          <w:rFonts w:hint="eastAsia"/>
+        </w:rPr>
+      </w:pPr>
+      <w:proofErr w:type="spellStart"/>
+      <w:r>
+        <w:t>Loop_End</w:t>
+      </w:r>
+      <w:proofErr w:type="spellEnd"/>
+      <w:r>
+        <w:t>:</w:t>
+      </w:r>
+    </w:p>
+    <w:p>
+      <w:pPr>
+        <w:rPr>
+          <w:rFonts w:hint="eastAsia"/>
+        </w:rPr>
+      </w:pPr>
+      <w:r>
+        <w:rPr>
+          <w:b/>
+          <w:bCs/>
+        </w:rPr>
+        <w:t>还原 C++：</w:t>
+      </w:r>
+    </w:p>
+    <w:p>
+      <w:pPr>
+        <w:rPr>
+          <w:rFonts w:hint="eastAsia"/>
+        </w:rPr>
+      </w:pPr>
+      <w:r>
+        <w:t xml:space="preserve">for (int </w:t>
+      </w:r>
+      <w:proofErr w:type="spellStart"/>
+      <w:r>
+        <w:t>i</w:t>
+      </w:r>
+      <w:proofErr w:type="spellEnd"/>
+      <w:r>
+        <w:t xml:space="preserve"> = 0; </w:t>
+      </w:r>
+      <w:proofErr w:type="spellStart"/>
+      <w:r>
+        <w:t>i</w:t>
+      </w:r>
+      <w:proofErr w:type="spellEnd"/>
+      <w:r>
+        <w:t xml:space="preserve"> &lt; 5; </w:t>
+      </w:r>
+      <w:proofErr w:type="spellStart"/>
+      <w:r>
+        <w:t>i</w:t>
+      </w:r>
+      <w:proofErr w:type="spellEnd"/>
+      <w:r>
+        <w:t>++) {</w:t>
+      </w:r>
+    </w:p>
+    <w:p>
+      <w:pPr>
+        <w:rPr>
+          <w:rFonts w:hint="eastAsia"/>
+        </w:rPr>
+      </w:pPr>
+      <w:r>
+        <w:t xml:space="preserve">    </w:t>
+      </w:r>
+      <w:proofErr w:type="spellStart"/>
+      <w:r>
         <w:t>arr</w:t>
       </w:r>
       <w:proofErr w:type="spellEnd"/>
@@ -27407,33 +24959,66 @@
       </w:r>
       <w:proofErr w:type="spellEnd"/>
       <w:r>
-        <w:t>]++</w:t>
-      </w:r>
-    </w:p>
-    <w:p>
-      <w:pPr>
-        <w:rPr>
-          <w:rFonts w:hint="eastAsia"/>
-        </w:rPr>
-      </w:pPr>
-      <w:r>
-        <w:t>mov [</w:t>
-      </w:r>
-      <w:proofErr w:type="spellStart"/>
-      <w:r>
-        <w:t>ebx</w:t>
-      </w:r>
-      <w:proofErr w:type="spellEnd"/>
-      <w:r>
-        <w:t xml:space="preserve"> + </w:t>
-      </w:r>
-      <w:proofErr w:type="spellStart"/>
-      <w:r>
-        <w:t>esi</w:t>
-      </w:r>
-      <w:proofErr w:type="spellEnd"/>
-      <w:r>
-        <w:t xml:space="preserve">*4], </w:t>
+        <w:t>]++;</w:t>
+      </w:r>
+    </w:p>
+    <w:p>
+      <w:pPr>
+        <w:rPr>
+          <w:rFonts w:hint="eastAsia"/>
+        </w:rPr>
+      </w:pPr>
+      <w:r>
+        <w:t>}</w:t>
+      </w:r>
+    </w:p>
+    <w:p>
+      <w:pPr>
+        <w:rPr>
+          <w:rFonts w:hint="eastAsia"/>
+        </w:rPr>
+      </w:pPr>
+    </w:p>
+    <w:p>
+      <w:pPr>
+        <w:rPr>
+          <w:rFonts w:hint="eastAsia"/>
+        </w:rPr>
+      </w:pPr>
+      <w:r>
+        <w:rPr>
+          <w:b/>
+          <w:bCs/>
+        </w:rPr>
+        <w:t>场景三：C++ 对象成员访问 (This 指针)</w:t>
+      </w:r>
+    </w:p>
+    <w:p>
+      <w:pPr>
+        <w:rPr>
+          <w:rFonts w:hint="eastAsia"/>
+        </w:rPr>
+      </w:pPr>
+      <w:r>
+        <w:t xml:space="preserve">; 假设 </w:t>
+      </w:r>
+      <w:proofErr w:type="spellStart"/>
+      <w:r>
+        <w:t>ecx</w:t>
+      </w:r>
+      <w:proofErr w:type="spellEnd"/>
+      <w:r>
+        <w:t xml:space="preserve"> 是 this 指针</w:t>
+      </w:r>
+    </w:p>
+    <w:p>
+      <w:pPr>
+        <w:rPr>
+          <w:rFonts w:hint="eastAsia"/>
+        </w:rPr>
+      </w:pPr>
+      <w:r>
+        <w:t xml:space="preserve">mov </w:t>
       </w:r>
       <w:proofErr w:type="spellStart"/>
       <w:r>
@@ -27441,203 +25026,7 @@
       </w:r>
       <w:proofErr w:type="spellEnd"/>
       <w:r>
-        <w:t xml:space="preserve"> ; 写回</w:t>
-      </w:r>
-    </w:p>
-    <w:p>
-      <w:pPr>
-        <w:rPr>
-          <w:rFonts w:hint="eastAsia"/>
-        </w:rPr>
-      </w:pPr>
-    </w:p>
-    <w:p>
-      <w:pPr>
-        <w:rPr>
-          <w:rFonts w:hint="eastAsia"/>
-        </w:rPr>
-      </w:pPr>
-      <w:proofErr w:type="spellStart"/>
-      <w:r>
-        <w:t>inc</w:t>
-      </w:r>
-      <w:proofErr w:type="spellEnd"/>
-      <w:r>
-        <w:t xml:space="preserve"> </w:t>
-      </w:r>
-      <w:proofErr w:type="spellStart"/>
-      <w:r>
-        <w:t>esi</w:t>
-      </w:r>
-      <w:proofErr w:type="spellEnd"/>
-      <w:r>
-        <w:t xml:space="preserve">              </w:t>
-      </w:r>
-      <w:proofErr w:type="gramStart"/>
-      <w:r>
-        <w:t xml:space="preserve">  ;</w:t>
-      </w:r>
-      <w:proofErr w:type="gramEnd"/>
-      <w:r>
-        <w:t xml:space="preserve"> </w:t>
-      </w:r>
-      <w:proofErr w:type="spellStart"/>
-      <w:r>
-        <w:t>i</w:t>
-      </w:r>
-      <w:proofErr w:type="spellEnd"/>
-      <w:r>
-        <w:t>++</w:t>
-      </w:r>
-    </w:p>
-    <w:p>
-      <w:pPr>
-        <w:rPr>
-          <w:rFonts w:hint="eastAsia"/>
-        </w:rPr>
-      </w:pPr>
-      <w:proofErr w:type="spellStart"/>
-      <w:r>
-        <w:t>jmp</w:t>
-      </w:r>
-      <w:proofErr w:type="spellEnd"/>
-      <w:r>
-        <w:t xml:space="preserve"> </w:t>
-      </w:r>
-      <w:proofErr w:type="spellStart"/>
-      <w:r>
-        <w:t>Loop_Start</w:t>
-      </w:r>
-      <w:proofErr w:type="spellEnd"/>
-    </w:p>
-    <w:p>
-      <w:pPr>
-        <w:rPr>
-          <w:rFonts w:hint="eastAsia"/>
-        </w:rPr>
-      </w:pPr>
-      <w:proofErr w:type="spellStart"/>
-      <w:r>
-        <w:t>Loop_End</w:t>
-      </w:r>
-      <w:proofErr w:type="spellEnd"/>
-      <w:r>
-        <w:t>:</w:t>
-      </w:r>
-    </w:p>
-    <w:p>
-      <w:pPr>
-        <w:rPr>
-          <w:rFonts w:hint="eastAsia"/>
-        </w:rPr>
-      </w:pPr>
-      <w:r>
-        <w:rPr>
-          <w:b/>
-          <w:bCs/>
-        </w:rPr>
-        <w:t>还原 C++：</w:t>
-      </w:r>
-    </w:p>
-    <w:p>
-      <w:pPr>
-        <w:rPr>
-          <w:rFonts w:hint="eastAsia"/>
-        </w:rPr>
-      </w:pPr>
-      <w:r>
-        <w:t xml:space="preserve">for (int </w:t>
-      </w:r>
-      <w:proofErr w:type="spellStart"/>
-      <w:r>
-        <w:t>i</w:t>
-      </w:r>
-      <w:proofErr w:type="spellEnd"/>
-      <w:r>
-        <w:t xml:space="preserve"> = 0; </w:t>
-      </w:r>
-      <w:proofErr w:type="spellStart"/>
-      <w:r>
-        <w:t>i</w:t>
-      </w:r>
-      <w:proofErr w:type="spellEnd"/>
-      <w:r>
-        <w:t xml:space="preserve"> &lt; 5; </w:t>
-      </w:r>
-      <w:proofErr w:type="spellStart"/>
-      <w:r>
-        <w:t>i</w:t>
-      </w:r>
-      <w:proofErr w:type="spellEnd"/>
-      <w:r>
-        <w:t>++) {</w:t>
-      </w:r>
-    </w:p>
-    <w:p>
-      <w:pPr>
-        <w:rPr>
-          <w:rFonts w:hint="eastAsia"/>
-        </w:rPr>
-      </w:pPr>
-      <w:r>
-        <w:t xml:space="preserve">    </w:t>
-      </w:r>
-      <w:proofErr w:type="spellStart"/>
-      <w:r>
-        <w:t>arr</w:t>
-      </w:r>
-      <w:proofErr w:type="spellEnd"/>
-      <w:r>
-        <w:t>[</w:t>
-      </w:r>
-      <w:proofErr w:type="spellStart"/>
-      <w:r>
-        <w:t>i</w:t>
-      </w:r>
-      <w:proofErr w:type="spellEnd"/>
-      <w:r>
-        <w:t>]++;</w:t>
-      </w:r>
-    </w:p>
-    <w:p>
-      <w:pPr>
-        <w:rPr>
-          <w:rFonts w:hint="eastAsia"/>
-        </w:rPr>
-      </w:pPr>
-      <w:r>
-        <w:t>}</w:t>
-      </w:r>
-    </w:p>
-    <w:p>
-      <w:pPr>
-        <w:rPr>
-          <w:rFonts w:hint="eastAsia"/>
-        </w:rPr>
-      </w:pPr>
-    </w:p>
-    <w:p>
-      <w:pPr>
-        <w:rPr>
-          <w:rFonts w:hint="eastAsia"/>
-        </w:rPr>
-      </w:pPr>
-      <w:r>
-        <w:rPr>
-          <w:b/>
-          <w:bCs/>
-        </w:rPr>
-        <w:t>场景三：C++ 对象成员访问 (This 指针)</w:t>
-      </w:r>
-    </w:p>
-    <w:p>
-      <w:pPr>
-        <w:rPr>
-          <w:rFonts w:hint="eastAsia"/>
-        </w:rPr>
-      </w:pPr>
-      <w:r>
-        <w:t xml:space="preserve">; 假设 </w:t>
+        <w:t>, [</w:t>
       </w:r>
       <w:proofErr w:type="spellStart"/>
       <w:r>
@@ -27645,7 +25034,15 @@
       </w:r>
       <w:proofErr w:type="spellEnd"/>
       <w:r>
-        <w:t xml:space="preserve"> 是 this 指针</w:t>
+        <w:t xml:space="preserve">]       ; 取 </w:t>
+      </w:r>
+      <w:proofErr w:type="spellStart"/>
+      <w:r>
+        <w:t>vptr</w:t>
+      </w:r>
+      <w:proofErr w:type="spellEnd"/>
+      <w:r>
+        <w:t xml:space="preserve"> (虚表指针)</w:t>
       </w:r>
     </w:p>
     <w:p>
@@ -27659,61 +25056,19 @@
       </w:r>
       <w:proofErr w:type="spellStart"/>
       <w:r>
+        <w:t>edx</w:t>
+      </w:r>
+      <w:proofErr w:type="spellEnd"/>
+      <w:r>
+        <w:t>, [</w:t>
+      </w:r>
+      <w:proofErr w:type="spellStart"/>
+      <w:r>
         <w:t>eax</w:t>
       </w:r>
       <w:proofErr w:type="spellEnd"/>
       <w:r>
-        <w:t>, [</w:t>
-      </w:r>
-      <w:proofErr w:type="spellStart"/>
-      <w:r>
-        <w:t>ecx</w:t>
-      </w:r>
-      <w:proofErr w:type="spellEnd"/>
-      <w:r>
-        <w:t xml:space="preserve">]       ; 取 </w:t>
-      </w:r>
-      <w:proofErr w:type="spellStart"/>
-      <w:r>
-        <w:t>vptr</w:t>
-      </w:r>
-      <w:proofErr w:type="spellEnd"/>
-      <w:r>
-        <w:t xml:space="preserve"> (虚表指针)</w:t>
-      </w:r>
-    </w:p>
-    <w:p>
-      <w:pPr>
-        <w:rPr>
-          <w:rFonts w:hint="eastAsia"/>
-        </w:rPr>
-      </w:pPr>
-      <w:r>
-        <w:t xml:space="preserve">mov </w:t>
-      </w:r>
-      <w:proofErr w:type="spellStart"/>
-      <w:r>
-        <w:t>edx</w:t>
-      </w:r>
-      <w:proofErr w:type="spellEnd"/>
-      <w:r>
-        <w:t>, [</w:t>
-      </w:r>
-      <w:proofErr w:type="spellStart"/>
-      <w:r>
-        <w:t>eax</w:t>
-      </w:r>
-      <w:proofErr w:type="spellEnd"/>
-      <w:r>
-        <w:t xml:space="preserve"> + 4]   ; 取虚表中第 2 </w:t>
-      </w:r>
-      <w:proofErr w:type="gramStart"/>
-      <w:r>
-        <w:t>个</w:t>
-      </w:r>
-      <w:proofErr w:type="gramEnd"/>
-      <w:r>
-        <w:t>函数地址 (索引 1 * 4)</w:t>
+        <w:t xml:space="preserve"> + 4]   ; 取虚表中第 2 个函数地址 (索引 1 * 4)</w:t>
       </w:r>
     </w:p>
     <w:p>
@@ -28035,21 +25390,12 @@
                 <w:spacing w:val="-20"/>
               </w:rPr>
             </w:pPr>
-            <w:proofErr w:type="gramStart"/>
             <w:r>
               <w:rPr>
                 <w:b/>
                 <w:bCs/>
               </w:rPr>
-              <w:t>栈</w:t>
-            </w:r>
-            <w:proofErr w:type="gramEnd"/>
-            <w:r>
-              <w:rPr>
-                <w:b/>
-                <w:bCs/>
-              </w:rPr>
-              <w:t>操作</w:t>
+              <w:t>栈操作</w:t>
             </w:r>
           </w:p>
         </w:tc>
@@ -28095,17 +25441,8 @@
                 <w:b/>
                 <w:bCs/>
               </w:rPr>
-              <w:t>不动</w:t>
+              <w:t>不动栈</w:t>
             </w:r>
-            <w:proofErr w:type="gramStart"/>
-            <w:r>
-              <w:rPr>
-                <w:b/>
-                <w:bCs/>
-              </w:rPr>
-              <w:t>栈</w:t>
-            </w:r>
-            <w:proofErr w:type="gramEnd"/>
             <w:r>
               <w:t>。</w:t>
             </w:r>
@@ -28540,15 +25877,7 @@
         <w:t>区分流程</w:t>
       </w:r>
       <w:r>
-        <w:t>：一眼看</w:t>
-      </w:r>
-      <w:proofErr w:type="gramStart"/>
-      <w:r>
-        <w:t>出哪里</w:t>
-      </w:r>
-      <w:proofErr w:type="gramEnd"/>
-      <w:r>
-        <w:t>是函数调用 (call)，哪里是逻辑跳转 (</w:t>
+        <w:t>：一眼看出哪里是函数调用 (call)，哪里是逻辑跳转 (</w:t>
       </w:r>
       <w:proofErr w:type="spellStart"/>
       <w:r>
@@ -28611,14 +25940,7 @@
       </w:r>
       <w:r>
         <w:br/>
-      </w:r>
-      <w:proofErr w:type="gramStart"/>
-      <w:r>
-        <w:t>一</w:t>
-      </w:r>
-      <w:proofErr w:type="gramEnd"/>
-      <w:r>
-        <w:t>行行对着 C++ 代码看汇编，验证我们今天讲的每一条规则。</w:t>
+        <w:t>一行行对着 C++ 代码看汇编，验证我们今天讲的每一条规则。</w:t>
       </w:r>
       <w:r>
         <w:br/>
@@ -28814,23 +26136,7 @@
         </w:rPr>
       </w:pPr>
       <w:r>
-        <w:t>第五章，我们潜入了函数的</w:t>
-      </w:r>
-      <w:proofErr w:type="gramStart"/>
-      <w:r>
-        <w:t>栈</w:t>
-      </w:r>
-      <w:proofErr w:type="gramEnd"/>
-      <w:r>
-        <w:t>帧档案室。你学会了：每一次函数调用都是一次精密的“潜入行动”，</w:t>
-      </w:r>
-      <w:proofErr w:type="gramStart"/>
-      <w:r>
-        <w:t>栈</w:t>
-      </w:r>
-      <w:proofErr w:type="gramEnd"/>
-      <w:r>
-        <w:t>帧的建立与销毁是程序呼吸的节奏。</w:t>
+        <w:t>第五章，我们潜入了函数的栈帧档案室。你学会了：每一次函数调用都是一次精密的“潜入行动”，栈帧的建立与销毁是程序呼吸的节奏。</w:t>
       </w:r>
     </w:p>
     <w:p>
@@ -28953,15 +26259,7 @@
         </w:rPr>
       </w:pPr>
       <w:r>
-        <w:t>看到 call 和 ret，心中清晰的是</w:t>
-      </w:r>
-      <w:proofErr w:type="gramStart"/>
-      <w:r>
-        <w:t>栈</w:t>
-      </w:r>
-      <w:proofErr w:type="gramEnd"/>
-      <w:r>
-        <w:t>帧的起落和参数的传递。</w:t>
+        <w:t>看到 call 和 ret，心中清晰的是栈帧的起落和参数的传递。</w:t>
       </w:r>
     </w:p>
     <w:p>
@@ -29060,15 +26358,7 @@
       </w:r>
       <w:r>
         <w:br/>
-        <w:t>那里有</w:t>
-      </w:r>
-      <w:proofErr w:type="gramStart"/>
-      <w:r>
-        <w:t>层层加壳的</w:t>
-      </w:r>
-      <w:proofErr w:type="gramEnd"/>
-      <w:r>
-        <w:t>伪装等待剥离，有反调试的陷阱需要规避，更有操作系统内核的复杂机制等待驾驭。</w:t>
+        <w:t>那里有层层加壳的伪装等待剥离，有反调试的陷阱需要规避，更有操作系统内核的复杂机制等待驾驭。</w:t>
       </w:r>
     </w:p>
     <w:p>
@@ -29090,13 +26380,8 @@
         <w:t>“如何看懂地图”</w:t>
       </w:r>
       <w:r>
-        <w:t>，那么</w:t>
-      </w:r>
-      <w:proofErr w:type="gramStart"/>
-      <w:r>
-        <w:t>系统篇将教你</w:t>
-      </w:r>
-      <w:proofErr w:type="gramEnd"/>
+        <w:t>，那么系统篇将教你</w:t>
+      </w:r>
       <w:r>
         <w:rPr>
           <w:b/>
@@ -35705,6 +32990,7 @@
   <w:style w:type="character" w:default="1" w:styleId="a0">
     <w:name w:val="Default Paragraph Font"/>
     <w:uiPriority w:val="1"/>
+    <w:semiHidden/>
     <w:unhideWhenUsed/>
   </w:style>
   <w:style w:type="table" w:default="1" w:styleId="a1">

--- a/Reserve-book/Reserve-Basic.docx
+++ b/Reserve-book/Reserve-Basic.docx
@@ -4275,6 +4275,1071 @@
           <w:rFonts w:hint="eastAsia"/>
         </w:rPr>
         <w:t>看着那一串串 0x 开头的数字，试着在脑海里构建出它们在内存里的排布图。这就是你通往逆向世界的大门。</w:t>
+      </w:r>
+    </w:p>
+    <w:p/>
+    <w:p>
+      <w:r>
+        <w:t>打开 Visual Studio，写一段简单的代码，定义几个变量，然后用 &amp; 符号打印出它们的地址。</w:t>
+      </w:r>
+    </w:p>
+    <w:p>
+      <w:r>
+        <w:t>#include &lt;iostream&gt;</w:t>
+      </w:r>
+    </w:p>
+    <w:p>
+      <w:pPr>
+        <w:rPr>
+          <w:rFonts w:hint="eastAsia"/>
+        </w:rPr>
+      </w:pPr>
+    </w:p>
+    <w:p>
+      <w:r>
+        <w:t>int main() {</w:t>
+      </w:r>
+    </w:p>
+    <w:p>
+      <w:r>
+        <w:t xml:space="preserve">    int a = 10;</w:t>
+      </w:r>
+    </w:p>
+    <w:p>
+      <w:r>
+        <w:t xml:space="preserve">    int b = 20;</w:t>
+      </w:r>
+    </w:p>
+    <w:p>
+      <w:r>
+        <w:t xml:space="preserve">    </w:t>
+      </w:r>
+    </w:p>
+    <w:p>
+      <w:r>
+        <w:t xml:space="preserve">    // &amp; 符号是“取地址符”，它能拿到变量的门牌号</w:t>
+      </w:r>
+    </w:p>
+    <w:p>
+      <w:r>
+        <w:lastRenderedPageBreak/>
+        <w:t xml:space="preserve">    </w:t>
+      </w:r>
+      <w:r>
+        <w:rPr>
+          <w:rFonts w:hint="eastAsia"/>
+        </w:rPr>
+        <w:t>std::</w:t>
+      </w:r>
+      <w:r>
+        <w:t xml:space="preserve">cout &lt;&lt; "变量 a 的地址是: " &lt;&lt; &amp;a &lt;&lt; </w:t>
+      </w:r>
+      <w:r>
+        <w:rPr>
+          <w:rFonts w:hint="eastAsia"/>
+        </w:rPr>
+        <w:t>std::</w:t>
+      </w:r>
+      <w:r>
+        <w:t>endl;</w:t>
+      </w:r>
+    </w:p>
+    <w:p>
+      <w:r>
+        <w:t xml:space="preserve">    </w:t>
+      </w:r>
+      <w:r>
+        <w:rPr>
+          <w:rFonts w:hint="eastAsia"/>
+        </w:rPr>
+        <w:t>std::</w:t>
+      </w:r>
+      <w:r>
+        <w:t xml:space="preserve">cout &lt;&lt; "变量 b 的地址是: " &lt;&lt; &amp;b &lt;&lt; </w:t>
+      </w:r>
+      <w:r>
+        <w:rPr>
+          <w:rFonts w:hint="eastAsia"/>
+        </w:rPr>
+        <w:t>std::</w:t>
+      </w:r>
+      <w:r>
+        <w:t>endl;</w:t>
+      </w:r>
+    </w:p>
+    <w:p/>
+    <w:p>
+      <w:r>
+        <w:t xml:space="preserve">    // 定义一个“情报员”，让它指向变量 a</w:t>
+      </w:r>
+    </w:p>
+    <w:p>
+      <w:r>
+        <w:t xml:space="preserve">    int* p = &amp;a; </w:t>
+      </w:r>
+    </w:p>
+    <w:p>
+      <w:pPr>
+        <w:ind w:firstLine="420"/>
+      </w:pPr>
+      <w:r>
+        <w:rPr>
+          <w:rFonts w:hint="eastAsia"/>
+        </w:rPr>
+        <w:t>std::</w:t>
+      </w:r>
+      <w:r>
+        <w:t xml:space="preserve">cout &lt;&lt; "情报员 p 手里拿着的地址是: " &lt;&lt; p &lt;&lt; </w:t>
+      </w:r>
+      <w:r>
+        <w:rPr>
+          <w:rFonts w:hint="eastAsia"/>
+        </w:rPr>
+        <w:t>std::</w:t>
+      </w:r>
+      <w:r>
+        <w:t>endl;</w:t>
+      </w:r>
+    </w:p>
+    <w:p>
+      <w:pPr>
+        <w:ind w:firstLine="420"/>
+        <w:rPr>
+          <w:rFonts w:hint="eastAsia"/>
+        </w:rPr>
+      </w:pPr>
+      <w:r>
+        <w:t>// * 符号是“解引用”，去地址里取值</w:t>
+      </w:r>
+    </w:p>
+    <w:p>
+      <w:r>
+        <w:t xml:space="preserve">    </w:t>
+      </w:r>
+      <w:r>
+        <w:rPr>
+          <w:rFonts w:hint="eastAsia"/>
+        </w:rPr>
+        <w:t>std::</w:t>
+      </w:r>
+      <w:r>
+        <w:t xml:space="preserve">cout &lt;&lt; "顺着情报员的指引，我们找到的值是: " &lt;&lt; *p &lt;&lt; </w:t>
+      </w:r>
+      <w:r>
+        <w:rPr>
+          <w:rFonts w:hint="eastAsia"/>
+        </w:rPr>
+        <w:t>std::</w:t>
+      </w:r>
+      <w:r>
+        <w:t xml:space="preserve">endl; </w:t>
+      </w:r>
+    </w:p>
+    <w:p/>
+    <w:p>
+      <w:r>
+        <w:t xml:space="preserve">    return 0;</w:t>
+      </w:r>
+    </w:p>
+    <w:p>
+      <w:r>
+        <w:t>}</w:t>
+      </w:r>
+    </w:p>
+    <w:p>
+      <w:r>
+        <w:t>看着那一串串 0x 开头的数字，试着在脑海里构建出它们在内存里的排布图。这就是你通往逆向世界的第一步！</w:t>
+      </w:r>
+    </w:p>
+    <w:p/>
+    <w:p>
+      <w:r>
+        <w:rPr>
+          <w:rFonts w:hint="eastAsia"/>
+        </w:rPr>
+        <w:t xml:space="preserve">我要没记错的话，大写字母 </w:t>
+      </w:r>
+      <w:r>
+        <w:t>”</w:t>
+      </w:r>
+      <w:r>
+        <w:rPr>
+          <w:rFonts w:hint="eastAsia"/>
+        </w:rPr>
+        <w:t>A</w:t>
+      </w:r>
+      <w:r>
+        <w:t>”</w:t>
+      </w:r>
+      <w:r>
+        <w:rPr>
+          <w:rFonts w:hint="eastAsia"/>
+        </w:rPr>
+        <w:t xml:space="preserve"> 的 ASCII码是 65 对应16进制是 0x41。我有一个大胆的想法！假如我让变量a的值是0x414141呢？</w:t>
+      </w:r>
+      <w:r>
+        <w:rPr>
+          <w:rFonts w:hint="eastAsia"/>
+        </w:rPr>
+        <w:t>代码如下</w:t>
+      </w:r>
+    </w:p>
+    <w:p>
+      <w:pPr>
+        <w:rPr>
+          <w:rFonts w:hint="eastAsia"/>
+        </w:rPr>
+      </w:pPr>
+      <w:r>
+        <w:rPr>
+          <w:rFonts w:hint="eastAsia"/>
+        </w:rPr>
+        <w:t>#include &lt;iostream&gt;</w:t>
+      </w:r>
+    </w:p>
+    <w:p>
+      <w:pPr>
+        <w:rPr>
+          <w:rFonts w:hint="eastAsia"/>
+        </w:rPr>
+      </w:pPr>
+      <w:r>
+        <w:rPr>
+          <w:rFonts w:hint="eastAsia"/>
+        </w:rPr>
+        <w:t>int main()</w:t>
+      </w:r>
+      <w:r>
+        <w:t>{</w:t>
+      </w:r>
+    </w:p>
+    <w:p>
+      <w:pPr>
+        <w:rPr>
+          <w:rFonts w:hint="eastAsia"/>
+        </w:rPr>
+      </w:pPr>
+      <w:r>
+        <w:rPr>
+          <w:rFonts w:hint="eastAsia"/>
+        </w:rPr>
+        <w:tab/>
+        <w:t>int a = 0x414141;</w:t>
+      </w:r>
+    </w:p>
+    <w:p>
+      <w:pPr>
+        <w:rPr>
+          <w:rFonts w:hint="eastAsia"/>
+        </w:rPr>
+      </w:pPr>
+      <w:r>
+        <w:rPr>
+          <w:rFonts w:hint="eastAsia"/>
+        </w:rPr>
+        <w:tab/>
+        <w:t>std::cout &lt;&lt; (char*)&amp;a &lt;&lt; std::endl;</w:t>
+      </w:r>
+    </w:p>
+    <w:p>
+      <w:pPr>
+        <w:rPr>
+          <w:rFonts w:hint="eastAsia"/>
+        </w:rPr>
+      </w:pPr>
+      <w:r>
+        <w:rPr>
+          <w:rFonts w:hint="eastAsia"/>
+        </w:rPr>
+        <w:tab/>
+        <w:t>return 0;</w:t>
+      </w:r>
+    </w:p>
+    <w:p>
+      <w:pPr>
+        <w:rPr>
+          <w:rFonts w:hint="eastAsia"/>
+        </w:rPr>
+      </w:pPr>
+      <w:r>
+        <w:t>}</w:t>
+      </w:r>
+    </w:p>
+    <w:p>
+      <w:r>
+        <w:rPr>
+          <w:rFonts w:hint="eastAsia"/>
+        </w:rPr>
+        <w:t>取出变量a的地址让后用 char* 类型去读取会返回什么呢？</w:t>
+      </w:r>
+    </w:p>
+    <w:p>
+      <w:pPr>
+        <w:rPr>
+          <w:rFonts w:hint="eastAsia"/>
+        </w:rPr>
+      </w:pPr>
+      <w:r>
+        <w:rPr>
+          <w:rFonts w:hint="eastAsia"/>
+        </w:rPr>
+        <w:t>结果是 AAA 吧。为什么呢？</w:t>
+      </w:r>
+    </w:p>
+    <w:p>
+      <w:pPr>
+        <w:rPr>
+          <w:rFonts w:hint="eastAsia"/>
+        </w:rPr>
+      </w:pPr>
+    </w:p>
+    <w:p>
+      <w:r>
+        <w:t>指针也是一种类型，但比较特殊，声明定义为void*。那么 int*、float*、short*、char*，我们是不是可以理解为一种复合类型</w:t>
+      </w:r>
+      <w:r>
+        <w:rPr>
+          <w:rFonts w:hint="eastAsia"/>
+        </w:rPr>
+        <w:t>呢</w:t>
+      </w:r>
+      <w:r>
+        <w:t>？</w:t>
+      </w:r>
+    </w:p>
+    <w:p/>
+    <w:p>
+      <w:r>
+        <w:rPr>
+          <w:rFonts w:hint="eastAsia"/>
+        </w:rPr>
+        <w:t>所谓的复合类型就是 数据类型 + 指针，</w:t>
+      </w:r>
+      <w:r>
+        <w:rPr>
+          <w:rFonts w:hint="eastAsia"/>
+        </w:rPr>
+        <w:t>在 C/C++ 的官方术语中，我们通常不叫它“复合类型”，而是更精确地称之为 </w:t>
+      </w:r>
+      <w:r>
+        <w:rPr>
+          <w:rFonts w:hint="eastAsia"/>
+          <w:b/>
+          <w:bCs/>
+        </w:rPr>
+        <w:t>“派生类型” (Derived Types)</w:t>
+      </w:r>
+      <w:r>
+        <w:rPr>
+          <w:rFonts w:hint="eastAsia"/>
+        </w:rPr>
+        <w:t>。</w:t>
+      </w:r>
+    </w:p>
+    <w:p/>
+    <w:p>
+      <w:r>
+        <w:rPr>
+          <w:rFonts w:hint="eastAsia"/>
+        </w:rPr>
+        <w:t>你可以这样理解它们之间的关系：</w:t>
+      </w:r>
+    </w:p>
+    <w:p>
+      <w:pPr>
+        <w:numPr>
+          <w:ilvl w:val="0"/>
+          <w:numId w:val="46"/>
+        </w:numPr>
+        <w:rPr>
+          <w:rFonts w:hint="eastAsia"/>
+        </w:rPr>
+      </w:pPr>
+      <w:r>
+        <w:rPr>
+          <w:rFonts w:hint="eastAsia"/>
+        </w:rPr>
+        <w:t>基础类型 (Fundamental Types)：这是语言的“原子”，比如 </w:t>
+      </w:r>
+      <w:r>
+        <w:t>int</w:t>
+      </w:r>
+      <w:r>
+        <w:rPr>
+          <w:rFonts w:hint="eastAsia"/>
+        </w:rPr>
+        <w:t>, </w:t>
+      </w:r>
+      <w:r>
+        <w:t>float</w:t>
+      </w:r>
+      <w:r>
+        <w:rPr>
+          <w:rFonts w:hint="eastAsia"/>
+        </w:rPr>
+        <w:t>, </w:t>
+      </w:r>
+      <w:r>
+        <w:t>char</w:t>
+      </w:r>
+      <w:r>
+        <w:rPr>
+          <w:rFonts w:hint="eastAsia"/>
+        </w:rPr>
+        <w:t>, </w:t>
+      </w:r>
+      <w:r>
+        <w:t>void</w:t>
+      </w:r>
+      <w:r>
+        <w:rPr>
+          <w:rFonts w:hint="eastAsia"/>
+        </w:rPr>
+        <w:t>。</w:t>
+      </w:r>
+      <w:r>
+        <w:br/>
+      </w:r>
+      <w:r>
+        <w:rPr>
+          <w:rFonts w:hint="eastAsia"/>
+        </w:rPr>
+        <w:t>术语小贴士：</w:t>
+      </w:r>
+      <w:r>
+        <w:rPr>
+          <w:rFonts w:hint="eastAsia"/>
+        </w:rPr>
+        <w:t>在一些数据结构课程里会把这些“</w:t>
+      </w:r>
+      <w:r>
+        <w:rPr>
+          <w:rFonts w:hint="eastAsia"/>
+        </w:rPr>
+        <w:t>基础类型”称为“原子类型” (Atomic Types)</w:t>
+      </w:r>
+      <w:r>
+        <w:rPr>
+          <w:rFonts w:hint="eastAsia"/>
+        </w:rPr>
+        <w:t>。看到了就别发懵了。</w:t>
+      </w:r>
+    </w:p>
+    <w:p>
+      <w:pPr>
+        <w:numPr>
+          <w:ilvl w:val="0"/>
+          <w:numId w:val="46"/>
+        </w:numPr>
+        <w:rPr>
+          <w:rFonts w:hint="eastAsia"/>
+        </w:rPr>
+      </w:pPr>
+      <w:r>
+        <w:rPr>
+          <w:rFonts w:hint="eastAsia"/>
+        </w:rPr>
+        <w:t>派生类型 (Derived Types)：这是基于基础类型“派生”或“构造”出来的新类型。指针就是最典型的一种。</w:t>
+      </w:r>
+    </w:p>
+    <w:p>
+      <w:pPr>
+        <w:numPr>
+          <w:ilvl w:val="1"/>
+          <w:numId w:val="46"/>
+        </w:numPr>
+        <w:rPr>
+          <w:rFonts w:hint="eastAsia"/>
+        </w:rPr>
+      </w:pPr>
+      <w:r>
+        <w:t>int*</w:t>
+      </w:r>
+      <w:r>
+        <w:rPr>
+          <w:rFonts w:hint="eastAsia"/>
+        </w:rPr>
+        <w:t> 是从 </w:t>
+      </w:r>
+      <w:r>
+        <w:t>int</w:t>
+      </w:r>
+      <w:r>
+        <w:rPr>
+          <w:rFonts w:hint="eastAsia"/>
+        </w:rPr>
+        <w:t> 派生出来的“指向 int 的指针类型”。</w:t>
+      </w:r>
+    </w:p>
+    <w:p>
+      <w:pPr>
+        <w:numPr>
+          <w:ilvl w:val="1"/>
+          <w:numId w:val="46"/>
+        </w:numPr>
+        <w:rPr>
+          <w:rFonts w:hint="eastAsia"/>
+        </w:rPr>
+      </w:pPr>
+      <w:r>
+        <w:t>float*</w:t>
+      </w:r>
+      <w:r>
+        <w:rPr>
+          <w:rFonts w:hint="eastAsia"/>
+        </w:rPr>
+        <w:t> 是从 </w:t>
+      </w:r>
+      <w:r>
+        <w:t>float</w:t>
+      </w:r>
+      <w:r>
+        <w:rPr>
+          <w:rFonts w:hint="eastAsia"/>
+        </w:rPr>
+        <w:t> 派生出来的“指向 float 的指针类型”。</w:t>
+      </w:r>
+    </w:p>
+    <w:p>
+      <w:pPr>
+        <w:rPr>
+          <w:rFonts w:hint="eastAsia"/>
+        </w:rPr>
+      </w:pPr>
+      <w:r>
+        <w:rPr>
+          <w:rFonts w:hint="eastAsia"/>
+        </w:rPr>
+        <w:t>所以，</w:t>
+      </w:r>
+      <w:r>
+        <w:t>int*</w:t>
+      </w:r>
+      <w:r>
+        <w:rPr>
+          <w:rFonts w:hint="eastAsia"/>
+        </w:rPr>
+        <w:t> 并不是一个凭空出现的新类型，它是由 </w:t>
+      </w:r>
+      <w:r>
+        <w:t>int</w:t>
+      </w:r>
+      <w:r>
+        <w:rPr>
+          <w:rFonts w:hint="eastAsia"/>
+        </w:rPr>
+        <w:t> 这个基础类型“派生”而来的。</w:t>
+      </w:r>
+    </w:p>
+    <w:p>
+      <w:pPr>
+        <w:rPr>
+          <w:b/>
+          <w:bCs/>
+        </w:rPr>
+      </w:pPr>
+    </w:p>
+    <w:p>
+      <w:pPr>
+        <w:rPr>
+          <w:b/>
+          <w:bCs/>
+        </w:rPr>
+      </w:pPr>
+      <w:r>
+        <w:rPr>
+          <w:rFonts w:hint="eastAsia"/>
+          <w:b/>
+          <w:bCs/>
+        </w:rPr>
+        <w:t>为什么 </w:t>
+      </w:r>
+      <w:r>
+        <w:rPr>
+          <w:b/>
+          <w:bCs/>
+        </w:rPr>
+        <w:t>void*</w:t>
+      </w:r>
+      <w:r>
+        <w:rPr>
+          <w:rFonts w:hint="eastAsia"/>
+          <w:b/>
+          <w:bCs/>
+        </w:rPr>
+        <w:t> 如此特殊？</w:t>
+      </w:r>
+    </w:p>
+    <w:p>
+      <w:pPr>
+        <w:rPr>
+          <w:rFonts w:hint="eastAsia"/>
+        </w:rPr>
+      </w:pPr>
+      <w:r>
+        <w:rPr>
+          <w:rFonts w:hint="eastAsia"/>
+        </w:rPr>
+        <w:t>现在，我们就能完美解释 </w:t>
+      </w:r>
+      <w:r>
+        <w:t>void*</w:t>
+      </w:r>
+      <w:r>
+        <w:rPr>
+          <w:rFonts w:hint="eastAsia"/>
+        </w:rPr>
+        <w:t> 的特殊性了。</w:t>
+      </w:r>
+    </w:p>
+    <w:p>
+      <w:pPr>
+        <w:numPr>
+          <w:ilvl w:val="0"/>
+          <w:numId w:val="47"/>
+        </w:numPr>
+        <w:rPr>
+          <w:rFonts w:hint="eastAsia"/>
+        </w:rPr>
+      </w:pPr>
+      <w:r>
+        <w:t>int*</w:t>
+      </w:r>
+      <w:r>
+        <w:rPr>
+          <w:rFonts w:hint="eastAsia"/>
+        </w:rPr>
+        <w:t> 是一个“有说明书”的指针</w:t>
+      </w:r>
+      <w:r>
+        <w:rPr>
+          <w:rFonts w:hint="eastAsia"/>
+        </w:rPr>
+        <w:br/>
+      </w:r>
+      <w:r>
+        <w:rPr>
+          <w:rFonts w:hint="eastAsia"/>
+        </w:rPr>
+        <w:lastRenderedPageBreak/>
+        <w:t>当你声明 </w:t>
+      </w:r>
+      <w:r>
+        <w:t>int* p</w:t>
+      </w:r>
+      <w:r>
+        <w:rPr>
+          <w:rFonts w:hint="eastAsia"/>
+        </w:rPr>
+        <w:t> 时，你不仅告诉编译器“</w:t>
+      </w:r>
+      <w:r>
+        <w:t>p</w:t>
+      </w:r>
+      <w:r>
+        <w:rPr>
+          <w:rFonts w:hint="eastAsia"/>
+        </w:rPr>
+        <w:t> 是一个指针”，还告诉它“</w:t>
+      </w:r>
+      <w:r>
+        <w:t>p</w:t>
+      </w:r>
+      <w:r>
+        <w:rPr>
+          <w:rFonts w:hint="eastAsia"/>
+        </w:rPr>
+        <w:t> 指向的东西是一个 </w:t>
+      </w:r>
+      <w:r>
+        <w:t>int</w:t>
+      </w:r>
+      <w:r>
+        <w:rPr>
+          <w:rFonts w:hint="eastAsia"/>
+        </w:rPr>
+        <w:t>”。</w:t>
+      </w:r>
+      <w:r>
+        <w:rPr>
+          <w:rFonts w:hint="eastAsia"/>
+        </w:rPr>
+        <w:br/>
+        <w:t>这意味着，当你执行 </w:t>
+      </w:r>
+      <w:r>
+        <w:t>*p</w:t>
+      </w:r>
+      <w:r>
+        <w:rPr>
+          <w:rFonts w:hint="eastAsia"/>
+        </w:rPr>
+        <w:t>（解引用）时，编译器就知道该从 </w:t>
+      </w:r>
+      <w:r>
+        <w:t>p</w:t>
+      </w:r>
+      <w:r>
+        <w:rPr>
+          <w:rFonts w:hint="eastAsia"/>
+        </w:rPr>
+        <w:t> 指向的地址开始，精确地读取 4 个字节，并把它们解释为一个整数。</w:t>
+      </w:r>
+    </w:p>
+    <w:p>
+      <w:pPr>
+        <w:numPr>
+          <w:ilvl w:val="0"/>
+          <w:numId w:val="47"/>
+        </w:numPr>
+        <w:rPr>
+          <w:rFonts w:hint="eastAsia"/>
+        </w:rPr>
+      </w:pPr>
+      <w:r>
+        <w:t>void*</w:t>
+      </w:r>
+      <w:r>
+        <w:rPr>
+          <w:rFonts w:hint="eastAsia"/>
+        </w:rPr>
+        <w:t> 是一个“无说明书”的指针</w:t>
+      </w:r>
+      <w:r>
+        <w:rPr>
+          <w:rFonts w:hint="eastAsia"/>
+        </w:rPr>
+        <w:br/>
+        <w:t>当你声明 </w:t>
+      </w:r>
+      <w:r>
+        <w:t>void* p</w:t>
+      </w:r>
+      <w:r>
+        <w:rPr>
+          <w:rFonts w:hint="eastAsia"/>
+        </w:rPr>
+        <w:t> 时，你只告诉编译器“</w:t>
+      </w:r>
+      <w:r>
+        <w:t>p</w:t>
+      </w:r>
+      <w:r>
+        <w:rPr>
+          <w:rFonts w:hint="eastAsia"/>
+        </w:rPr>
+        <w:t> 是一个指针”，但关于它指向的东西是什么类型、占多大内存，你只字未提。</w:t>
+      </w:r>
+      <w:r>
+        <w:rPr>
+          <w:rFonts w:hint="eastAsia"/>
+        </w:rPr>
+        <w:br/>
+        <w:t>正因为缺少了这份关键的“说明书”，编译器就不知道该如何处理它。所以，C/C++ 标准规定：</w:t>
+      </w:r>
+    </w:p>
+    <w:p>
+      <w:pPr>
+        <w:numPr>
+          <w:ilvl w:val="1"/>
+          <w:numId w:val="47"/>
+        </w:numPr>
+        <w:rPr>
+          <w:rFonts w:hint="eastAsia"/>
+        </w:rPr>
+      </w:pPr>
+      <w:r>
+        <w:rPr>
+          <w:rFonts w:hint="eastAsia"/>
+        </w:rPr>
+        <w:t>不能解引用：你不能对 </w:t>
+      </w:r>
+      <w:r>
+        <w:t>void*</w:t>
+      </w:r>
+      <w:r>
+        <w:rPr>
+          <w:rFonts w:hint="eastAsia"/>
+        </w:rPr>
+        <w:t> 指针执行 </w:t>
+      </w:r>
+      <w:r>
+        <w:t>*p</w:t>
+      </w:r>
+      <w:r>
+        <w:rPr>
+          <w:rFonts w:hint="eastAsia"/>
+        </w:rPr>
+        <w:t> 操作，因为编译器不知道要读取多少字节。</w:t>
+      </w:r>
+    </w:p>
+    <w:p>
+      <w:pPr>
+        <w:numPr>
+          <w:ilvl w:val="1"/>
+          <w:numId w:val="47"/>
+        </w:numPr>
+      </w:pPr>
+      <w:r>
+        <w:rPr>
+          <w:rFonts w:hint="eastAsia"/>
+        </w:rPr>
+        <w:t>不能进行指针运算：你不能对 </w:t>
+      </w:r>
+      <w:r>
+        <w:t>void*</w:t>
+      </w:r>
+      <w:r>
+        <w:rPr>
+          <w:rFonts w:hint="eastAsia"/>
+        </w:rPr>
+        <w:t> 指针执行 </w:t>
+      </w:r>
+      <w:r>
+        <w:t>p++</w:t>
+      </w:r>
+      <w:r>
+        <w:rPr>
+          <w:rFonts w:hint="eastAsia"/>
+        </w:rPr>
+        <w:t>，因为编译器不知道步长应该是多少（</w:t>
+      </w:r>
+      <w:r>
+        <w:t>int*</w:t>
+      </w:r>
+      <w:r>
+        <w:rPr>
+          <w:rFonts w:hint="eastAsia"/>
+        </w:rPr>
+        <w:t> 的步长是 4，</w:t>
+      </w:r>
+      <w:r>
+        <w:t>char*</w:t>
+      </w:r>
+      <w:r>
+        <w:rPr>
+          <w:rFonts w:hint="eastAsia"/>
+        </w:rPr>
+        <w:t> 的步长是 1，那 </w:t>
+      </w:r>
+      <w:r>
+        <w:t>void*</w:t>
+      </w:r>
+      <w:r>
+        <w:rPr>
+          <w:rFonts w:hint="eastAsia"/>
+        </w:rPr>
+        <w:t> 的步长是多少？）。</w:t>
+      </w:r>
+    </w:p>
+    <w:p>
+      <w:pPr>
+        <w:rPr>
+          <w:rFonts w:hint="eastAsia"/>
+        </w:rPr>
+      </w:pPr>
+    </w:p>
+    <w:p>
+      <w:pPr>
+        <w:rPr>
+          <w:rFonts w:hint="eastAsia"/>
+          <w:b/>
+          <w:bCs/>
+        </w:rPr>
+      </w:pPr>
+      <w:r>
+        <w:rPr>
+          <w:rFonts w:hint="eastAsia"/>
+          <w:b/>
+          <w:bCs/>
+        </w:rPr>
+        <w:t>特工视角：</w:t>
+      </w:r>
+      <w:r>
+        <w:rPr>
+          <w:b/>
+          <w:bCs/>
+        </w:rPr>
+        <w:t>void*</w:t>
+      </w:r>
+      <w:r>
+        <w:rPr>
+          <w:rFonts w:hint="eastAsia"/>
+          <w:b/>
+          <w:bCs/>
+        </w:rPr>
+        <w:t> 的实战意义</w:t>
+      </w:r>
+    </w:p>
+    <w:p>
+      <w:pPr>
+        <w:rPr>
+          <w:rFonts w:hint="eastAsia"/>
+        </w:rPr>
+      </w:pPr>
+      <w:r>
+        <w:rPr>
+          <w:rFonts w:hint="eastAsia"/>
+        </w:rPr>
+        <w:t>在逆向工程和系统编程中，</w:t>
+      </w:r>
+      <w:r>
+        <w:t>void*</w:t>
+      </w:r>
+      <w:r>
+        <w:rPr>
+          <w:rFonts w:hint="eastAsia"/>
+        </w:rPr>
+        <w:t> 的地位举足轻重，它就是我们常说的 </w:t>
+      </w:r>
+      <w:r>
+        <w:rPr>
+          <w:rFonts w:hint="eastAsia"/>
+          <w:b/>
+          <w:bCs/>
+        </w:rPr>
+        <w:t>“通用指针”</w:t>
+      </w:r>
+      <w:r>
+        <w:rPr>
+          <w:rFonts w:hint="eastAsia"/>
+        </w:rPr>
+        <w:t>。</w:t>
+      </w:r>
+    </w:p>
+    <w:p>
+      <w:pPr>
+        <w:rPr>
+          <w:rFonts w:hint="eastAsia"/>
+        </w:rPr>
+      </w:pPr>
+      <w:r>
+        <w:rPr>
+          <w:rFonts w:hint="eastAsia"/>
+        </w:rPr>
+        <w:t>它的核心价值在于 </w:t>
+      </w:r>
+      <w:r>
+        <w:rPr>
+          <w:rFonts w:hint="eastAsia"/>
+          <w:b/>
+          <w:bCs/>
+        </w:rPr>
+        <w:t>“暂时搁置类型”</w:t>
+      </w:r>
+      <w:r>
+        <w:rPr>
+          <w:rFonts w:hint="eastAsia"/>
+        </w:rPr>
+        <w:t>。</w:t>
+      </w:r>
+    </w:p>
+    <w:p/>
+    <w:p>
+      <w:pPr>
+        <w:numPr>
+          <w:ilvl w:val="0"/>
+          <w:numId w:val="48"/>
+        </w:numPr>
+      </w:pPr>
+      <w:r>
+        <w:t>void*</w:t>
+      </w:r>
+      <w:r>
+        <w:rPr>
+          <w:rFonts w:hint="eastAsia"/>
+        </w:rPr>
+        <w:t> 的作用：它让函数变得极其通用。你只需要告诉它“从哪个地址读”、“读到哪个地址”、“读多少字节”。至于这些数据代表什么，那是你自己的事。</w:t>
+      </w:r>
+    </w:p>
+    <w:p>
+      <w:pPr>
+        <w:numPr>
+          <w:ilvl w:val="0"/>
+          <w:numId w:val="48"/>
+        </w:numPr>
+        <w:rPr>
+          <w:rFonts w:hint="eastAsia"/>
+        </w:rPr>
+      </w:pPr>
+      <w:r>
+        <w:rPr>
+          <w:rFonts w:hint="eastAsia"/>
+        </w:rPr>
+        <w:t>你的工作：当你拿到数据后，你需要根据你已知的信息，把这个“无说明书”的 </w:t>
+      </w:r>
+      <w:r>
+        <w:t>void*</w:t>
+      </w:r>
+      <w:r>
+        <w:rPr>
+          <w:rFonts w:hint="eastAsia"/>
+        </w:rPr>
+        <w:t> 强制转换回它本来的类型，比如 </w:t>
+      </w:r>
+      <w:r>
+        <w:t>(int*)</w:t>
+      </w:r>
+      <w:r>
+        <w:rPr>
+          <w:rFonts w:hint="eastAsia"/>
+        </w:rPr>
+        <w:t> 或 </w:t>
+      </w:r>
+      <w:r>
+        <w:t>(MyStruct*)</w:t>
+      </w:r>
+      <w:r>
+        <w:rPr>
+          <w:rFonts w:hint="eastAsia"/>
+        </w:rPr>
+        <w:t>，然后才能正确地使用它。</w:t>
+      </w:r>
+    </w:p>
+    <w:p>
+      <w:pPr>
+        <w:rPr>
+          <w:rFonts w:hint="eastAsia"/>
+        </w:rPr>
+      </w:pPr>
+      <w:r>
+        <w:rPr>
+          <w:rFonts w:hint="eastAsia"/>
+        </w:rPr>
+        <w:t>所以</w:t>
+      </w:r>
+      <w:r>
+        <w:rPr>
+          <w:rFonts w:hint="eastAsia"/>
+        </w:rPr>
+        <w:t>，</w:t>
+      </w:r>
+      <w:r>
+        <w:t>int*</w:t>
+      </w:r>
+      <w:r>
+        <w:rPr>
+          <w:rFonts w:hint="eastAsia"/>
+        </w:rPr>
+        <w:t>、</w:t>
+      </w:r>
+      <w:r>
+        <w:t>float*</w:t>
+      </w:r>
+      <w:r>
+        <w:rPr>
+          <w:rFonts w:hint="eastAsia"/>
+        </w:rPr>
+        <w:t> 都是派生类型，而 </w:t>
+      </w:r>
+      <w:r>
+        <w:t>void*</w:t>
+      </w:r>
+      <w:r>
+        <w:rPr>
+          <w:rFonts w:hint="eastAsia"/>
+        </w:rPr>
+        <w:t> 是其中最特殊的一个，它剥离了类型信息，成为了一个纯粹的、通用的内存地址容器。这正是它在底层编程中如此强大的原因。</w:t>
       </w:r>
     </w:p>
     <w:p>
@@ -22021,6 +23086,155 @@
     </w:lvl>
   </w:abstractNum>
   <w:abstractNum w:abstractNumId="1" w15:restartNumberingAfterBreak="0">
+    <w:nsid w:val="03F74D6F"/>
+    <w:multiLevelType w:val="multilevel"/>
+    <w:tmpl w:val="AF2E14C0"/>
+    <w:lvl w:ilvl="0">
+      <w:start w:val="1"/>
+      <w:numFmt w:val="bullet"/>
+      <w:lvlText w:val=""/>
+      <w:lvlJc w:val="left"/>
+      <w:pPr>
+        <w:tabs>
+          <w:tab w:val="num" w:pos="720"/>
+        </w:tabs>
+        <w:ind w:left="720" w:hanging="360"/>
+      </w:pPr>
+      <w:rPr>
+        <w:rFonts w:ascii="Symbol" w:hAnsi="Symbol" w:hint="default"/>
+        <w:sz w:val="20"/>
+      </w:rPr>
+    </w:lvl>
+    <w:lvl w:ilvl="1" w:tentative="1">
+      <w:start w:val="1"/>
+      <w:numFmt w:val="bullet"/>
+      <w:lvlText w:val="o"/>
+      <w:lvlJc w:val="left"/>
+      <w:pPr>
+        <w:tabs>
+          <w:tab w:val="num" w:pos="1440"/>
+        </w:tabs>
+        <w:ind w:left="1440" w:hanging="360"/>
+      </w:pPr>
+      <w:rPr>
+        <w:rFonts w:ascii="Courier New" w:hAnsi="Courier New" w:hint="default"/>
+        <w:sz w:val="20"/>
+      </w:rPr>
+    </w:lvl>
+    <w:lvl w:ilvl="2" w:tentative="1">
+      <w:start w:val="1"/>
+      <w:numFmt w:val="bullet"/>
+      <w:lvlText w:val=""/>
+      <w:lvlJc w:val="left"/>
+      <w:pPr>
+        <w:tabs>
+          <w:tab w:val="num" w:pos="2160"/>
+        </w:tabs>
+        <w:ind w:left="2160" w:hanging="360"/>
+      </w:pPr>
+      <w:rPr>
+        <w:rFonts w:ascii="Wingdings" w:hAnsi="Wingdings" w:hint="default"/>
+        <w:sz w:val="20"/>
+      </w:rPr>
+    </w:lvl>
+    <w:lvl w:ilvl="3" w:tentative="1">
+      <w:start w:val="1"/>
+      <w:numFmt w:val="bullet"/>
+      <w:lvlText w:val=""/>
+      <w:lvlJc w:val="left"/>
+      <w:pPr>
+        <w:tabs>
+          <w:tab w:val="num" w:pos="2880"/>
+        </w:tabs>
+        <w:ind w:left="2880" w:hanging="360"/>
+      </w:pPr>
+      <w:rPr>
+        <w:rFonts w:ascii="Wingdings" w:hAnsi="Wingdings" w:hint="default"/>
+        <w:sz w:val="20"/>
+      </w:rPr>
+    </w:lvl>
+    <w:lvl w:ilvl="4" w:tentative="1">
+      <w:start w:val="1"/>
+      <w:numFmt w:val="bullet"/>
+      <w:lvlText w:val=""/>
+      <w:lvlJc w:val="left"/>
+      <w:pPr>
+        <w:tabs>
+          <w:tab w:val="num" w:pos="3600"/>
+        </w:tabs>
+        <w:ind w:left="3600" w:hanging="360"/>
+      </w:pPr>
+      <w:rPr>
+        <w:rFonts w:ascii="Wingdings" w:hAnsi="Wingdings" w:hint="default"/>
+        <w:sz w:val="20"/>
+      </w:rPr>
+    </w:lvl>
+    <w:lvl w:ilvl="5" w:tentative="1">
+      <w:start w:val="1"/>
+      <w:numFmt w:val="bullet"/>
+      <w:lvlText w:val=""/>
+      <w:lvlJc w:val="left"/>
+      <w:pPr>
+        <w:tabs>
+          <w:tab w:val="num" w:pos="4320"/>
+        </w:tabs>
+        <w:ind w:left="4320" w:hanging="360"/>
+      </w:pPr>
+      <w:rPr>
+        <w:rFonts w:ascii="Wingdings" w:hAnsi="Wingdings" w:hint="default"/>
+        <w:sz w:val="20"/>
+      </w:rPr>
+    </w:lvl>
+    <w:lvl w:ilvl="6" w:tentative="1">
+      <w:start w:val="1"/>
+      <w:numFmt w:val="bullet"/>
+      <w:lvlText w:val=""/>
+      <w:lvlJc w:val="left"/>
+      <w:pPr>
+        <w:tabs>
+          <w:tab w:val="num" w:pos="5040"/>
+        </w:tabs>
+        <w:ind w:left="5040" w:hanging="360"/>
+      </w:pPr>
+      <w:rPr>
+        <w:rFonts w:ascii="Wingdings" w:hAnsi="Wingdings" w:hint="default"/>
+        <w:sz w:val="20"/>
+      </w:rPr>
+    </w:lvl>
+    <w:lvl w:ilvl="7" w:tentative="1">
+      <w:start w:val="1"/>
+      <w:numFmt w:val="bullet"/>
+      <w:lvlText w:val=""/>
+      <w:lvlJc w:val="left"/>
+      <w:pPr>
+        <w:tabs>
+          <w:tab w:val="num" w:pos="5760"/>
+        </w:tabs>
+        <w:ind w:left="5760" w:hanging="360"/>
+      </w:pPr>
+      <w:rPr>
+        <w:rFonts w:ascii="Wingdings" w:hAnsi="Wingdings" w:hint="default"/>
+        <w:sz w:val="20"/>
+      </w:rPr>
+    </w:lvl>
+    <w:lvl w:ilvl="8" w:tentative="1">
+      <w:start w:val="1"/>
+      <w:numFmt w:val="bullet"/>
+      <w:lvlText w:val=""/>
+      <w:lvlJc w:val="left"/>
+      <w:pPr>
+        <w:tabs>
+          <w:tab w:val="num" w:pos="6480"/>
+        </w:tabs>
+        <w:ind w:left="6480" w:hanging="360"/>
+      </w:pPr>
+      <w:rPr>
+        <w:rFonts w:ascii="Wingdings" w:hAnsi="Wingdings" w:hint="default"/>
+        <w:sz w:val="20"/>
+      </w:rPr>
+    </w:lvl>
+  </w:abstractNum>
+  <w:abstractNum w:abstractNumId="2" w15:restartNumberingAfterBreak="0">
     <w:nsid w:val="05E9635D"/>
     <w:multiLevelType w:val="multilevel"/>
     <w:tmpl w:val="760894AC"/>
@@ -22169,7 +23383,7 @@
       </w:rPr>
     </w:lvl>
   </w:abstractNum>
-  <w:abstractNum w:abstractNumId="2" w15:restartNumberingAfterBreak="0">
+  <w:abstractNum w:abstractNumId="3" w15:restartNumberingAfterBreak="0">
     <w:nsid w:val="0C500E4E"/>
     <w:multiLevelType w:val="multilevel"/>
     <w:tmpl w:val="E926FC36"/>
@@ -22318,7 +23532,7 @@
       </w:rPr>
     </w:lvl>
   </w:abstractNum>
-  <w:abstractNum w:abstractNumId="3" w15:restartNumberingAfterBreak="0">
+  <w:abstractNum w:abstractNumId="4" w15:restartNumberingAfterBreak="0">
     <w:nsid w:val="0D4D669D"/>
     <w:multiLevelType w:val="multilevel"/>
     <w:tmpl w:val="D3168450"/>
@@ -22435,7 +23649,7 @@
       </w:pPr>
     </w:lvl>
   </w:abstractNum>
-  <w:abstractNum w:abstractNumId="4" w15:restartNumberingAfterBreak="0">
+  <w:abstractNum w:abstractNumId="5" w15:restartNumberingAfterBreak="0">
     <w:nsid w:val="13A55949"/>
     <w:multiLevelType w:val="multilevel"/>
     <w:tmpl w:val="3EA479EE"/>
@@ -22584,7 +23798,7 @@
       </w:rPr>
     </w:lvl>
   </w:abstractNum>
-  <w:abstractNum w:abstractNumId="5" w15:restartNumberingAfterBreak="0">
+  <w:abstractNum w:abstractNumId="6" w15:restartNumberingAfterBreak="0">
     <w:nsid w:val="15FD4CFA"/>
     <w:multiLevelType w:val="multilevel"/>
     <w:tmpl w:val="A9F6C42E"/>
@@ -22733,7 +23947,7 @@
       </w:rPr>
     </w:lvl>
   </w:abstractNum>
-  <w:abstractNum w:abstractNumId="6" w15:restartNumberingAfterBreak="0">
+  <w:abstractNum w:abstractNumId="7" w15:restartNumberingAfterBreak="0">
     <w:nsid w:val="17647F2B"/>
     <w:multiLevelType w:val="multilevel"/>
     <w:tmpl w:val="B91E384A"/>
@@ -22846,7 +24060,7 @@
       </w:pPr>
     </w:lvl>
   </w:abstractNum>
-  <w:abstractNum w:abstractNumId="7" w15:restartNumberingAfterBreak="0">
+  <w:abstractNum w:abstractNumId="8" w15:restartNumberingAfterBreak="0">
     <w:nsid w:val="18EC4B3B"/>
     <w:multiLevelType w:val="multilevel"/>
     <w:tmpl w:val="D79621FC"/>
@@ -22995,7 +24209,7 @@
       </w:rPr>
     </w:lvl>
   </w:abstractNum>
-  <w:abstractNum w:abstractNumId="8" w15:restartNumberingAfterBreak="0">
+  <w:abstractNum w:abstractNumId="9" w15:restartNumberingAfterBreak="0">
     <w:nsid w:val="18F40F5F"/>
     <w:multiLevelType w:val="multilevel"/>
     <w:tmpl w:val="CF125D34"/>
@@ -23144,7 +24358,7 @@
       </w:rPr>
     </w:lvl>
   </w:abstractNum>
-  <w:abstractNum w:abstractNumId="9" w15:restartNumberingAfterBreak="0">
+  <w:abstractNum w:abstractNumId="10" w15:restartNumberingAfterBreak="0">
     <w:nsid w:val="1B7D2DC2"/>
     <w:multiLevelType w:val="multilevel"/>
     <w:tmpl w:val="36E0A18A"/>
@@ -23261,7 +24475,156 @@
       </w:pPr>
     </w:lvl>
   </w:abstractNum>
-  <w:abstractNum w:abstractNumId="10" w15:restartNumberingAfterBreak="0">
+  <w:abstractNum w:abstractNumId="11" w15:restartNumberingAfterBreak="0">
+    <w:nsid w:val="1E5D7CF3"/>
+    <w:multiLevelType w:val="multilevel"/>
+    <w:tmpl w:val="BA0E1C4E"/>
+    <w:lvl w:ilvl="0">
+      <w:start w:val="1"/>
+      <w:numFmt w:val="bullet"/>
+      <w:lvlText w:val=""/>
+      <w:lvlJc w:val="left"/>
+      <w:pPr>
+        <w:tabs>
+          <w:tab w:val="num" w:pos="720"/>
+        </w:tabs>
+        <w:ind w:left="720" w:hanging="360"/>
+      </w:pPr>
+      <w:rPr>
+        <w:rFonts w:ascii="Symbol" w:hAnsi="Symbol" w:hint="default"/>
+        <w:sz w:val="20"/>
+      </w:rPr>
+    </w:lvl>
+    <w:lvl w:ilvl="1" w:tentative="1">
+      <w:start w:val="1"/>
+      <w:numFmt w:val="bullet"/>
+      <w:lvlText w:val="o"/>
+      <w:lvlJc w:val="left"/>
+      <w:pPr>
+        <w:tabs>
+          <w:tab w:val="num" w:pos="1440"/>
+        </w:tabs>
+        <w:ind w:left="1440" w:hanging="360"/>
+      </w:pPr>
+      <w:rPr>
+        <w:rFonts w:ascii="Courier New" w:hAnsi="Courier New" w:hint="default"/>
+        <w:sz w:val="20"/>
+      </w:rPr>
+    </w:lvl>
+    <w:lvl w:ilvl="2" w:tentative="1">
+      <w:start w:val="1"/>
+      <w:numFmt w:val="bullet"/>
+      <w:lvlText w:val=""/>
+      <w:lvlJc w:val="left"/>
+      <w:pPr>
+        <w:tabs>
+          <w:tab w:val="num" w:pos="2160"/>
+        </w:tabs>
+        <w:ind w:left="2160" w:hanging="360"/>
+      </w:pPr>
+      <w:rPr>
+        <w:rFonts w:ascii="Wingdings" w:hAnsi="Wingdings" w:hint="default"/>
+        <w:sz w:val="20"/>
+      </w:rPr>
+    </w:lvl>
+    <w:lvl w:ilvl="3" w:tentative="1">
+      <w:start w:val="1"/>
+      <w:numFmt w:val="bullet"/>
+      <w:lvlText w:val=""/>
+      <w:lvlJc w:val="left"/>
+      <w:pPr>
+        <w:tabs>
+          <w:tab w:val="num" w:pos="2880"/>
+        </w:tabs>
+        <w:ind w:left="2880" w:hanging="360"/>
+      </w:pPr>
+      <w:rPr>
+        <w:rFonts w:ascii="Wingdings" w:hAnsi="Wingdings" w:hint="default"/>
+        <w:sz w:val="20"/>
+      </w:rPr>
+    </w:lvl>
+    <w:lvl w:ilvl="4" w:tentative="1">
+      <w:start w:val="1"/>
+      <w:numFmt w:val="bullet"/>
+      <w:lvlText w:val=""/>
+      <w:lvlJc w:val="left"/>
+      <w:pPr>
+        <w:tabs>
+          <w:tab w:val="num" w:pos="3600"/>
+        </w:tabs>
+        <w:ind w:left="3600" w:hanging="360"/>
+      </w:pPr>
+      <w:rPr>
+        <w:rFonts w:ascii="Wingdings" w:hAnsi="Wingdings" w:hint="default"/>
+        <w:sz w:val="20"/>
+      </w:rPr>
+    </w:lvl>
+    <w:lvl w:ilvl="5" w:tentative="1">
+      <w:start w:val="1"/>
+      <w:numFmt w:val="bullet"/>
+      <w:lvlText w:val=""/>
+      <w:lvlJc w:val="left"/>
+      <w:pPr>
+        <w:tabs>
+          <w:tab w:val="num" w:pos="4320"/>
+        </w:tabs>
+        <w:ind w:left="4320" w:hanging="360"/>
+      </w:pPr>
+      <w:rPr>
+        <w:rFonts w:ascii="Wingdings" w:hAnsi="Wingdings" w:hint="default"/>
+        <w:sz w:val="20"/>
+      </w:rPr>
+    </w:lvl>
+    <w:lvl w:ilvl="6" w:tentative="1">
+      <w:start w:val="1"/>
+      <w:numFmt w:val="bullet"/>
+      <w:lvlText w:val=""/>
+      <w:lvlJc w:val="left"/>
+      <w:pPr>
+        <w:tabs>
+          <w:tab w:val="num" w:pos="5040"/>
+        </w:tabs>
+        <w:ind w:left="5040" w:hanging="360"/>
+      </w:pPr>
+      <w:rPr>
+        <w:rFonts w:ascii="Wingdings" w:hAnsi="Wingdings" w:hint="default"/>
+        <w:sz w:val="20"/>
+      </w:rPr>
+    </w:lvl>
+    <w:lvl w:ilvl="7" w:tentative="1">
+      <w:start w:val="1"/>
+      <w:numFmt w:val="bullet"/>
+      <w:lvlText w:val=""/>
+      <w:lvlJc w:val="left"/>
+      <w:pPr>
+        <w:tabs>
+          <w:tab w:val="num" w:pos="5760"/>
+        </w:tabs>
+        <w:ind w:left="5760" w:hanging="360"/>
+      </w:pPr>
+      <w:rPr>
+        <w:rFonts w:ascii="Wingdings" w:hAnsi="Wingdings" w:hint="default"/>
+        <w:sz w:val="20"/>
+      </w:rPr>
+    </w:lvl>
+    <w:lvl w:ilvl="8" w:tentative="1">
+      <w:start w:val="1"/>
+      <w:numFmt w:val="bullet"/>
+      <w:lvlText w:val=""/>
+      <w:lvlJc w:val="left"/>
+      <w:pPr>
+        <w:tabs>
+          <w:tab w:val="num" w:pos="6480"/>
+        </w:tabs>
+        <w:ind w:left="6480" w:hanging="360"/>
+      </w:pPr>
+      <w:rPr>
+        <w:rFonts w:ascii="Wingdings" w:hAnsi="Wingdings" w:hint="default"/>
+        <w:sz w:val="20"/>
+      </w:rPr>
+    </w:lvl>
+  </w:abstractNum>
+  <w:abstractNum w:abstractNumId="12" w15:restartNumberingAfterBreak="0">
     <w:nsid w:val="1EDE5A0D"/>
     <w:multiLevelType w:val="multilevel"/>
     <w:tmpl w:val="D826C454"/>
@@ -23410,7 +24773,7 @@
       </w:rPr>
     </w:lvl>
   </w:abstractNum>
-  <w:abstractNum w:abstractNumId="11" w15:restartNumberingAfterBreak="0">
+  <w:abstractNum w:abstractNumId="13" w15:restartNumberingAfterBreak="0">
     <w:nsid w:val="1F966481"/>
     <w:multiLevelType w:val="multilevel"/>
     <w:tmpl w:val="E19001E4"/>
@@ -23559,7 +24922,7 @@
       </w:rPr>
     </w:lvl>
   </w:abstractNum>
-  <w:abstractNum w:abstractNumId="12" w15:restartNumberingAfterBreak="0">
+  <w:abstractNum w:abstractNumId="14" w15:restartNumberingAfterBreak="0">
     <w:nsid w:val="223D386B"/>
     <w:multiLevelType w:val="multilevel"/>
     <w:tmpl w:val="3D5447F2"/>
@@ -23672,7 +25035,7 @@
       </w:pPr>
     </w:lvl>
   </w:abstractNum>
-  <w:abstractNum w:abstractNumId="13" w15:restartNumberingAfterBreak="0">
+  <w:abstractNum w:abstractNumId="15" w15:restartNumberingAfterBreak="0">
     <w:nsid w:val="23DA20B2"/>
     <w:multiLevelType w:val="multilevel"/>
     <w:tmpl w:val="F8D21E8E"/>
@@ -23821,7 +25184,7 @@
       </w:rPr>
     </w:lvl>
   </w:abstractNum>
-  <w:abstractNum w:abstractNumId="14" w15:restartNumberingAfterBreak="0">
+  <w:abstractNum w:abstractNumId="16" w15:restartNumberingAfterBreak="0">
     <w:nsid w:val="260F54DA"/>
     <w:multiLevelType w:val="multilevel"/>
     <w:tmpl w:val="F3A468A4"/>
@@ -23970,7 +25333,152 @@
       </w:rPr>
     </w:lvl>
   </w:abstractNum>
-  <w:abstractNum w:abstractNumId="15" w15:restartNumberingAfterBreak="0">
+  <w:abstractNum w:abstractNumId="17" w15:restartNumberingAfterBreak="0">
+    <w:nsid w:val="26583353"/>
+    <w:multiLevelType w:val="multilevel"/>
+    <w:tmpl w:val="549C7E94"/>
+    <w:lvl w:ilvl="0">
+      <w:start w:val="1"/>
+      <w:numFmt w:val="bullet"/>
+      <w:lvlText w:val=""/>
+      <w:lvlJc w:val="left"/>
+      <w:pPr>
+        <w:tabs>
+          <w:tab w:val="num" w:pos="720"/>
+        </w:tabs>
+        <w:ind w:left="720" w:hanging="360"/>
+      </w:pPr>
+      <w:rPr>
+        <w:rFonts w:ascii="Symbol" w:hAnsi="Symbol" w:hint="default"/>
+        <w:sz w:val="20"/>
+      </w:rPr>
+    </w:lvl>
+    <w:lvl w:ilvl="1">
+      <w:start w:val="1"/>
+      <w:numFmt w:val="decimal"/>
+      <w:lvlText w:val="%2."/>
+      <w:lvlJc w:val="left"/>
+      <w:pPr>
+        <w:tabs>
+          <w:tab w:val="num" w:pos="1440"/>
+        </w:tabs>
+        <w:ind w:left="1440" w:hanging="360"/>
+      </w:pPr>
+    </w:lvl>
+    <w:lvl w:ilvl="2" w:tentative="1">
+      <w:start w:val="1"/>
+      <w:numFmt w:val="bullet"/>
+      <w:lvlText w:val=""/>
+      <w:lvlJc w:val="left"/>
+      <w:pPr>
+        <w:tabs>
+          <w:tab w:val="num" w:pos="2160"/>
+        </w:tabs>
+        <w:ind w:left="2160" w:hanging="360"/>
+      </w:pPr>
+      <w:rPr>
+        <w:rFonts w:ascii="Wingdings" w:hAnsi="Wingdings" w:hint="default"/>
+        <w:sz w:val="20"/>
+      </w:rPr>
+    </w:lvl>
+    <w:lvl w:ilvl="3" w:tentative="1">
+      <w:start w:val="1"/>
+      <w:numFmt w:val="bullet"/>
+      <w:lvlText w:val=""/>
+      <w:lvlJc w:val="left"/>
+      <w:pPr>
+        <w:tabs>
+          <w:tab w:val="num" w:pos="2880"/>
+        </w:tabs>
+        <w:ind w:left="2880" w:hanging="360"/>
+      </w:pPr>
+      <w:rPr>
+        <w:rFonts w:ascii="Wingdings" w:hAnsi="Wingdings" w:hint="default"/>
+        <w:sz w:val="20"/>
+      </w:rPr>
+    </w:lvl>
+    <w:lvl w:ilvl="4" w:tentative="1">
+      <w:start w:val="1"/>
+      <w:numFmt w:val="bullet"/>
+      <w:lvlText w:val=""/>
+      <w:lvlJc w:val="left"/>
+      <w:pPr>
+        <w:tabs>
+          <w:tab w:val="num" w:pos="3600"/>
+        </w:tabs>
+        <w:ind w:left="3600" w:hanging="360"/>
+      </w:pPr>
+      <w:rPr>
+        <w:rFonts w:ascii="Wingdings" w:hAnsi="Wingdings" w:hint="default"/>
+        <w:sz w:val="20"/>
+      </w:rPr>
+    </w:lvl>
+    <w:lvl w:ilvl="5" w:tentative="1">
+      <w:start w:val="1"/>
+      <w:numFmt w:val="bullet"/>
+      <w:lvlText w:val=""/>
+      <w:lvlJc w:val="left"/>
+      <w:pPr>
+        <w:tabs>
+          <w:tab w:val="num" w:pos="4320"/>
+        </w:tabs>
+        <w:ind w:left="4320" w:hanging="360"/>
+      </w:pPr>
+      <w:rPr>
+        <w:rFonts w:ascii="Wingdings" w:hAnsi="Wingdings" w:hint="default"/>
+        <w:sz w:val="20"/>
+      </w:rPr>
+    </w:lvl>
+    <w:lvl w:ilvl="6" w:tentative="1">
+      <w:start w:val="1"/>
+      <w:numFmt w:val="bullet"/>
+      <w:lvlText w:val=""/>
+      <w:lvlJc w:val="left"/>
+      <w:pPr>
+        <w:tabs>
+          <w:tab w:val="num" w:pos="5040"/>
+        </w:tabs>
+        <w:ind w:left="5040" w:hanging="360"/>
+      </w:pPr>
+      <w:rPr>
+        <w:rFonts w:ascii="Wingdings" w:hAnsi="Wingdings" w:hint="default"/>
+        <w:sz w:val="20"/>
+      </w:rPr>
+    </w:lvl>
+    <w:lvl w:ilvl="7" w:tentative="1">
+      <w:start w:val="1"/>
+      <w:numFmt w:val="bullet"/>
+      <w:lvlText w:val=""/>
+      <w:lvlJc w:val="left"/>
+      <w:pPr>
+        <w:tabs>
+          <w:tab w:val="num" w:pos="5760"/>
+        </w:tabs>
+        <w:ind w:left="5760" w:hanging="360"/>
+      </w:pPr>
+      <w:rPr>
+        <w:rFonts w:ascii="Wingdings" w:hAnsi="Wingdings" w:hint="default"/>
+        <w:sz w:val="20"/>
+      </w:rPr>
+    </w:lvl>
+    <w:lvl w:ilvl="8" w:tentative="1">
+      <w:start w:val="1"/>
+      <w:numFmt w:val="bullet"/>
+      <w:lvlText w:val=""/>
+      <w:lvlJc w:val="left"/>
+      <w:pPr>
+        <w:tabs>
+          <w:tab w:val="num" w:pos="6480"/>
+        </w:tabs>
+        <w:ind w:left="6480" w:hanging="360"/>
+      </w:pPr>
+      <w:rPr>
+        <w:rFonts w:ascii="Wingdings" w:hAnsi="Wingdings" w:hint="default"/>
+        <w:sz w:val="20"/>
+      </w:rPr>
+    </w:lvl>
+  </w:abstractNum>
+  <w:abstractNum w:abstractNumId="18" w15:restartNumberingAfterBreak="0">
     <w:nsid w:val="28962B39"/>
     <w:multiLevelType w:val="hybridMultilevel"/>
     <w:tmpl w:val="E74AB040"/>
@@ -24083,7 +25591,7 @@
       </w:rPr>
     </w:lvl>
   </w:abstractNum>
-  <w:abstractNum w:abstractNumId="16" w15:restartNumberingAfterBreak="0">
+  <w:abstractNum w:abstractNumId="19" w15:restartNumberingAfterBreak="0">
     <w:nsid w:val="306E2F06"/>
     <w:multiLevelType w:val="multilevel"/>
     <w:tmpl w:val="5BFA057C"/>
@@ -24200,7 +25708,7 @@
       </w:pPr>
     </w:lvl>
   </w:abstractNum>
-  <w:abstractNum w:abstractNumId="17" w15:restartNumberingAfterBreak="0">
+  <w:abstractNum w:abstractNumId="20" w15:restartNumberingAfterBreak="0">
     <w:nsid w:val="3397548C"/>
     <w:multiLevelType w:val="multilevel"/>
     <w:tmpl w:val="AE0809EE"/>
@@ -24349,7 +25857,156 @@
       </w:rPr>
     </w:lvl>
   </w:abstractNum>
-  <w:abstractNum w:abstractNumId="18" w15:restartNumberingAfterBreak="0">
+  <w:abstractNum w:abstractNumId="21" w15:restartNumberingAfterBreak="0">
+    <w:nsid w:val="3550726F"/>
+    <w:multiLevelType w:val="multilevel"/>
+    <w:tmpl w:val="C352AA6C"/>
+    <w:lvl w:ilvl="0">
+      <w:start w:val="1"/>
+      <w:numFmt w:val="bullet"/>
+      <w:lvlText w:val=""/>
+      <w:lvlJc w:val="left"/>
+      <w:pPr>
+        <w:tabs>
+          <w:tab w:val="num" w:pos="720"/>
+        </w:tabs>
+        <w:ind w:left="720" w:hanging="360"/>
+      </w:pPr>
+      <w:rPr>
+        <w:rFonts w:ascii="Symbol" w:hAnsi="Symbol" w:hint="default"/>
+        <w:sz w:val="20"/>
+      </w:rPr>
+    </w:lvl>
+    <w:lvl w:ilvl="1">
+      <w:start w:val="1"/>
+      <w:numFmt w:val="bullet"/>
+      <w:lvlText w:val="o"/>
+      <w:lvlJc w:val="left"/>
+      <w:pPr>
+        <w:tabs>
+          <w:tab w:val="num" w:pos="1440"/>
+        </w:tabs>
+        <w:ind w:left="1440" w:hanging="360"/>
+      </w:pPr>
+      <w:rPr>
+        <w:rFonts w:ascii="Courier New" w:hAnsi="Courier New" w:hint="default"/>
+        <w:sz w:val="20"/>
+      </w:rPr>
+    </w:lvl>
+    <w:lvl w:ilvl="2" w:tentative="1">
+      <w:start w:val="1"/>
+      <w:numFmt w:val="bullet"/>
+      <w:lvlText w:val=""/>
+      <w:lvlJc w:val="left"/>
+      <w:pPr>
+        <w:tabs>
+          <w:tab w:val="num" w:pos="2160"/>
+        </w:tabs>
+        <w:ind w:left="2160" w:hanging="360"/>
+      </w:pPr>
+      <w:rPr>
+        <w:rFonts w:ascii="Wingdings" w:hAnsi="Wingdings" w:hint="default"/>
+        <w:sz w:val="20"/>
+      </w:rPr>
+    </w:lvl>
+    <w:lvl w:ilvl="3" w:tentative="1">
+      <w:start w:val="1"/>
+      <w:numFmt w:val="bullet"/>
+      <w:lvlText w:val=""/>
+      <w:lvlJc w:val="left"/>
+      <w:pPr>
+        <w:tabs>
+          <w:tab w:val="num" w:pos="2880"/>
+        </w:tabs>
+        <w:ind w:left="2880" w:hanging="360"/>
+      </w:pPr>
+      <w:rPr>
+        <w:rFonts w:ascii="Wingdings" w:hAnsi="Wingdings" w:hint="default"/>
+        <w:sz w:val="20"/>
+      </w:rPr>
+    </w:lvl>
+    <w:lvl w:ilvl="4" w:tentative="1">
+      <w:start w:val="1"/>
+      <w:numFmt w:val="bullet"/>
+      <w:lvlText w:val=""/>
+      <w:lvlJc w:val="left"/>
+      <w:pPr>
+        <w:tabs>
+          <w:tab w:val="num" w:pos="3600"/>
+        </w:tabs>
+        <w:ind w:left="3600" w:hanging="360"/>
+      </w:pPr>
+      <w:rPr>
+        <w:rFonts w:ascii="Wingdings" w:hAnsi="Wingdings" w:hint="default"/>
+        <w:sz w:val="20"/>
+      </w:rPr>
+    </w:lvl>
+    <w:lvl w:ilvl="5" w:tentative="1">
+      <w:start w:val="1"/>
+      <w:numFmt w:val="bullet"/>
+      <w:lvlText w:val=""/>
+      <w:lvlJc w:val="left"/>
+      <w:pPr>
+        <w:tabs>
+          <w:tab w:val="num" w:pos="4320"/>
+        </w:tabs>
+        <w:ind w:left="4320" w:hanging="360"/>
+      </w:pPr>
+      <w:rPr>
+        <w:rFonts w:ascii="Wingdings" w:hAnsi="Wingdings" w:hint="default"/>
+        <w:sz w:val="20"/>
+      </w:rPr>
+    </w:lvl>
+    <w:lvl w:ilvl="6" w:tentative="1">
+      <w:start w:val="1"/>
+      <w:numFmt w:val="bullet"/>
+      <w:lvlText w:val=""/>
+      <w:lvlJc w:val="left"/>
+      <w:pPr>
+        <w:tabs>
+          <w:tab w:val="num" w:pos="5040"/>
+        </w:tabs>
+        <w:ind w:left="5040" w:hanging="360"/>
+      </w:pPr>
+      <w:rPr>
+        <w:rFonts w:ascii="Wingdings" w:hAnsi="Wingdings" w:hint="default"/>
+        <w:sz w:val="20"/>
+      </w:rPr>
+    </w:lvl>
+    <w:lvl w:ilvl="7" w:tentative="1">
+      <w:start w:val="1"/>
+      <w:numFmt w:val="bullet"/>
+      <w:lvlText w:val=""/>
+      <w:lvlJc w:val="left"/>
+      <w:pPr>
+        <w:tabs>
+          <w:tab w:val="num" w:pos="5760"/>
+        </w:tabs>
+        <w:ind w:left="5760" w:hanging="360"/>
+      </w:pPr>
+      <w:rPr>
+        <w:rFonts w:ascii="Wingdings" w:hAnsi="Wingdings" w:hint="default"/>
+        <w:sz w:val="20"/>
+      </w:rPr>
+    </w:lvl>
+    <w:lvl w:ilvl="8" w:tentative="1">
+      <w:start w:val="1"/>
+      <w:numFmt w:val="bullet"/>
+      <w:lvlText w:val=""/>
+      <w:lvlJc w:val="left"/>
+      <w:pPr>
+        <w:tabs>
+          <w:tab w:val="num" w:pos="6480"/>
+        </w:tabs>
+        <w:ind w:left="6480" w:hanging="360"/>
+      </w:pPr>
+      <w:rPr>
+        <w:rFonts w:ascii="Wingdings" w:hAnsi="Wingdings" w:hint="default"/>
+        <w:sz w:val="20"/>
+      </w:rPr>
+    </w:lvl>
+  </w:abstractNum>
+  <w:abstractNum w:abstractNumId="22" w15:restartNumberingAfterBreak="0">
     <w:nsid w:val="36BA4C70"/>
     <w:multiLevelType w:val="multilevel"/>
     <w:tmpl w:val="2F949004"/>
@@ -24498,7 +26155,120 @@
       </w:rPr>
     </w:lvl>
   </w:abstractNum>
-  <w:abstractNum w:abstractNumId="19" w15:restartNumberingAfterBreak="0">
+  <w:abstractNum w:abstractNumId="23" w15:restartNumberingAfterBreak="0">
+    <w:nsid w:val="37591545"/>
+    <w:multiLevelType w:val="multilevel"/>
+    <w:tmpl w:val="41B07FEC"/>
+    <w:lvl w:ilvl="0">
+      <w:start w:val="1"/>
+      <w:numFmt w:val="decimal"/>
+      <w:lvlText w:val="%1."/>
+      <w:lvlJc w:val="left"/>
+      <w:pPr>
+        <w:tabs>
+          <w:tab w:val="num" w:pos="720"/>
+        </w:tabs>
+        <w:ind w:left="720" w:hanging="360"/>
+      </w:pPr>
+    </w:lvl>
+    <w:lvl w:ilvl="1" w:tentative="1">
+      <w:start w:val="1"/>
+      <w:numFmt w:val="decimal"/>
+      <w:lvlText w:val="%2."/>
+      <w:lvlJc w:val="left"/>
+      <w:pPr>
+        <w:tabs>
+          <w:tab w:val="num" w:pos="1440"/>
+        </w:tabs>
+        <w:ind w:left="1440" w:hanging="360"/>
+      </w:pPr>
+    </w:lvl>
+    <w:lvl w:ilvl="2" w:tentative="1">
+      <w:start w:val="1"/>
+      <w:numFmt w:val="decimal"/>
+      <w:lvlText w:val="%3."/>
+      <w:lvlJc w:val="left"/>
+      <w:pPr>
+        <w:tabs>
+          <w:tab w:val="num" w:pos="2160"/>
+        </w:tabs>
+        <w:ind w:left="2160" w:hanging="360"/>
+      </w:pPr>
+    </w:lvl>
+    <w:lvl w:ilvl="3" w:tentative="1">
+      <w:start w:val="1"/>
+      <w:numFmt w:val="decimal"/>
+      <w:lvlText w:val="%4."/>
+      <w:lvlJc w:val="left"/>
+      <w:pPr>
+        <w:tabs>
+          <w:tab w:val="num" w:pos="2880"/>
+        </w:tabs>
+        <w:ind w:left="2880" w:hanging="360"/>
+      </w:pPr>
+    </w:lvl>
+    <w:lvl w:ilvl="4" w:tentative="1">
+      <w:start w:val="1"/>
+      <w:numFmt w:val="decimal"/>
+      <w:lvlText w:val="%5."/>
+      <w:lvlJc w:val="left"/>
+      <w:pPr>
+        <w:tabs>
+          <w:tab w:val="num" w:pos="3600"/>
+        </w:tabs>
+        <w:ind w:left="3600" w:hanging="360"/>
+      </w:pPr>
+    </w:lvl>
+    <w:lvl w:ilvl="5" w:tentative="1">
+      <w:start w:val="1"/>
+      <w:numFmt w:val="decimal"/>
+      <w:lvlText w:val="%6."/>
+      <w:lvlJc w:val="left"/>
+      <w:pPr>
+        <w:tabs>
+          <w:tab w:val="num" w:pos="4320"/>
+        </w:tabs>
+        <w:ind w:left="4320" w:hanging="360"/>
+      </w:pPr>
+    </w:lvl>
+    <w:lvl w:ilvl="6" w:tentative="1">
+      <w:start w:val="1"/>
+      <w:numFmt w:val="decimal"/>
+      <w:lvlText w:val="%7."/>
+      <w:lvlJc w:val="left"/>
+      <w:pPr>
+        <w:tabs>
+          <w:tab w:val="num" w:pos="5040"/>
+        </w:tabs>
+        <w:ind w:left="5040" w:hanging="360"/>
+      </w:pPr>
+    </w:lvl>
+    <w:lvl w:ilvl="7" w:tentative="1">
+      <w:start w:val="1"/>
+      <w:numFmt w:val="decimal"/>
+      <w:lvlText w:val="%8."/>
+      <w:lvlJc w:val="left"/>
+      <w:pPr>
+        <w:tabs>
+          <w:tab w:val="num" w:pos="5760"/>
+        </w:tabs>
+        <w:ind w:left="5760" w:hanging="360"/>
+      </w:pPr>
+    </w:lvl>
+    <w:lvl w:ilvl="8" w:tentative="1">
+      <w:start w:val="1"/>
+      <w:numFmt w:val="decimal"/>
+      <w:lvlText w:val="%9."/>
+      <w:lvlJc w:val="left"/>
+      <w:pPr>
+        <w:tabs>
+          <w:tab w:val="num" w:pos="6480"/>
+        </w:tabs>
+        <w:ind w:left="6480" w:hanging="360"/>
+      </w:pPr>
+    </w:lvl>
+  </w:abstractNum>
+  <w:abstractNum w:abstractNumId="24" w15:restartNumberingAfterBreak="0">
     <w:nsid w:val="38351647"/>
     <w:multiLevelType w:val="multilevel"/>
     <w:tmpl w:val="92C639EE"/>
@@ -24611,7 +26381,7 @@
       </w:pPr>
     </w:lvl>
   </w:abstractNum>
-  <w:abstractNum w:abstractNumId="20" w15:restartNumberingAfterBreak="0">
+  <w:abstractNum w:abstractNumId="25" w15:restartNumberingAfterBreak="0">
     <w:nsid w:val="391D487E"/>
     <w:multiLevelType w:val="multilevel"/>
     <w:tmpl w:val="9EFA6A44"/>
@@ -24760,7 +26530,7 @@
       </w:rPr>
     </w:lvl>
   </w:abstractNum>
-  <w:abstractNum w:abstractNumId="21" w15:restartNumberingAfterBreak="0">
+  <w:abstractNum w:abstractNumId="26" w15:restartNumberingAfterBreak="0">
     <w:nsid w:val="42E051DD"/>
     <w:multiLevelType w:val="multilevel"/>
     <w:tmpl w:val="C69A7F2A"/>
@@ -24909,7 +26679,7 @@
       </w:rPr>
     </w:lvl>
   </w:abstractNum>
-  <w:abstractNum w:abstractNumId="22" w15:restartNumberingAfterBreak="0">
+  <w:abstractNum w:abstractNumId="27" w15:restartNumberingAfterBreak="0">
     <w:nsid w:val="466965CE"/>
     <w:multiLevelType w:val="multilevel"/>
     <w:tmpl w:val="A3E4F78E"/>
@@ -25022,7 +26792,7 @@
       </w:pPr>
     </w:lvl>
   </w:abstractNum>
-  <w:abstractNum w:abstractNumId="23" w15:restartNumberingAfterBreak="0">
+  <w:abstractNum w:abstractNumId="28" w15:restartNumberingAfterBreak="0">
     <w:nsid w:val="4B083590"/>
     <w:multiLevelType w:val="multilevel"/>
     <w:tmpl w:val="1EA895B8"/>
@@ -25171,7 +26941,7 @@
       </w:rPr>
     </w:lvl>
   </w:abstractNum>
-  <w:abstractNum w:abstractNumId="24" w15:restartNumberingAfterBreak="0">
+  <w:abstractNum w:abstractNumId="29" w15:restartNumberingAfterBreak="0">
     <w:nsid w:val="4DDF3254"/>
     <w:multiLevelType w:val="multilevel"/>
     <w:tmpl w:val="E692EEA4"/>
@@ -25320,7 +27090,7 @@
       </w:rPr>
     </w:lvl>
   </w:abstractNum>
-  <w:abstractNum w:abstractNumId="25" w15:restartNumberingAfterBreak="0">
+  <w:abstractNum w:abstractNumId="30" w15:restartNumberingAfterBreak="0">
     <w:nsid w:val="4FDA2718"/>
     <w:multiLevelType w:val="multilevel"/>
     <w:tmpl w:val="FEA470D2"/>
@@ -25469,7 +27239,7 @@
       </w:rPr>
     </w:lvl>
   </w:abstractNum>
-  <w:abstractNum w:abstractNumId="26" w15:restartNumberingAfterBreak="0">
+  <w:abstractNum w:abstractNumId="31" w15:restartNumberingAfterBreak="0">
     <w:nsid w:val="51A86C1A"/>
     <w:multiLevelType w:val="multilevel"/>
     <w:tmpl w:val="DF3E0D38"/>
@@ -25582,7 +27352,7 @@
       </w:pPr>
     </w:lvl>
   </w:abstractNum>
-  <w:abstractNum w:abstractNumId="27" w15:restartNumberingAfterBreak="0">
+  <w:abstractNum w:abstractNumId="32" w15:restartNumberingAfterBreak="0">
     <w:nsid w:val="52A373C0"/>
     <w:multiLevelType w:val="multilevel"/>
     <w:tmpl w:val="B36CE034"/>
@@ -25695,7 +27465,7 @@
       </w:pPr>
     </w:lvl>
   </w:abstractNum>
-  <w:abstractNum w:abstractNumId="28" w15:restartNumberingAfterBreak="0">
+  <w:abstractNum w:abstractNumId="33" w15:restartNumberingAfterBreak="0">
     <w:nsid w:val="53D612E1"/>
     <w:multiLevelType w:val="multilevel"/>
     <w:tmpl w:val="048A69AA"/>
@@ -25844,7 +27614,7 @@
       </w:rPr>
     </w:lvl>
   </w:abstractNum>
-  <w:abstractNum w:abstractNumId="29" w15:restartNumberingAfterBreak="0">
+  <w:abstractNum w:abstractNumId="34" w15:restartNumberingAfterBreak="0">
     <w:nsid w:val="56F77CF5"/>
     <w:multiLevelType w:val="multilevel"/>
     <w:tmpl w:val="241812C8"/>
@@ -25957,7 +27727,7 @@
       </w:pPr>
     </w:lvl>
   </w:abstractNum>
-  <w:abstractNum w:abstractNumId="30" w15:restartNumberingAfterBreak="0">
+  <w:abstractNum w:abstractNumId="35" w15:restartNumberingAfterBreak="0">
     <w:nsid w:val="57412A80"/>
     <w:multiLevelType w:val="multilevel"/>
     <w:tmpl w:val="5860E710"/>
@@ -26106,7 +27876,7 @@
       </w:rPr>
     </w:lvl>
   </w:abstractNum>
-  <w:abstractNum w:abstractNumId="31" w15:restartNumberingAfterBreak="0">
+  <w:abstractNum w:abstractNumId="36" w15:restartNumberingAfterBreak="0">
     <w:nsid w:val="5E8D052B"/>
     <w:multiLevelType w:val="multilevel"/>
     <w:tmpl w:val="037E329C"/>
@@ -26219,7 +27989,7 @@
       </w:pPr>
     </w:lvl>
   </w:abstractNum>
-  <w:abstractNum w:abstractNumId="32" w15:restartNumberingAfterBreak="0">
+  <w:abstractNum w:abstractNumId="37" w15:restartNumberingAfterBreak="0">
     <w:nsid w:val="5F0A5DD5"/>
     <w:multiLevelType w:val="multilevel"/>
     <w:tmpl w:val="D75ED44C"/>
@@ -26368,7 +28138,7 @@
       </w:rPr>
     </w:lvl>
   </w:abstractNum>
-  <w:abstractNum w:abstractNumId="33" w15:restartNumberingAfterBreak="0">
+  <w:abstractNum w:abstractNumId="38" w15:restartNumberingAfterBreak="0">
     <w:nsid w:val="604A4DFF"/>
     <w:multiLevelType w:val="multilevel"/>
     <w:tmpl w:val="D4D80470"/>
@@ -26517,7 +28287,7 @@
       </w:rPr>
     </w:lvl>
   </w:abstractNum>
-  <w:abstractNum w:abstractNumId="34" w15:restartNumberingAfterBreak="0">
+  <w:abstractNum w:abstractNumId="39" w15:restartNumberingAfterBreak="0">
     <w:nsid w:val="6A1E4A30"/>
     <w:multiLevelType w:val="multilevel"/>
     <w:tmpl w:val="AA8A1A30"/>
@@ -26634,7 +28404,7 @@
       </w:pPr>
     </w:lvl>
   </w:abstractNum>
-  <w:abstractNum w:abstractNumId="35" w15:restartNumberingAfterBreak="0">
+  <w:abstractNum w:abstractNumId="40" w15:restartNumberingAfterBreak="0">
     <w:nsid w:val="72BB40CE"/>
     <w:multiLevelType w:val="multilevel"/>
     <w:tmpl w:val="CD42E670"/>
@@ -26779,7 +28549,7 @@
       </w:rPr>
     </w:lvl>
   </w:abstractNum>
-  <w:abstractNum w:abstractNumId="36" w15:restartNumberingAfterBreak="0">
+  <w:abstractNum w:abstractNumId="41" w15:restartNumberingAfterBreak="0">
     <w:nsid w:val="7495546D"/>
     <w:multiLevelType w:val="multilevel"/>
     <w:tmpl w:val="5202964E"/>
@@ -26900,7 +28670,7 @@
       </w:pPr>
     </w:lvl>
   </w:abstractNum>
-  <w:abstractNum w:abstractNumId="37" w15:restartNumberingAfterBreak="0">
+  <w:abstractNum w:abstractNumId="42" w15:restartNumberingAfterBreak="0">
     <w:nsid w:val="75B32F20"/>
     <w:multiLevelType w:val="multilevel"/>
     <w:tmpl w:val="51E07332"/>
@@ -27049,7 +28819,7 @@
       </w:rPr>
     </w:lvl>
   </w:abstractNum>
-  <w:abstractNum w:abstractNumId="38" w15:restartNumberingAfterBreak="0">
+  <w:abstractNum w:abstractNumId="43" w15:restartNumberingAfterBreak="0">
     <w:nsid w:val="7802240B"/>
     <w:multiLevelType w:val="multilevel"/>
     <w:tmpl w:val="F146A01E"/>
@@ -27166,7 +28936,7 @@
       </w:pPr>
     </w:lvl>
   </w:abstractNum>
-  <w:abstractNum w:abstractNumId="39" w15:restartNumberingAfterBreak="0">
+  <w:abstractNum w:abstractNumId="44" w15:restartNumberingAfterBreak="0">
     <w:nsid w:val="79521104"/>
     <w:multiLevelType w:val="multilevel"/>
     <w:tmpl w:val="153051D2"/>
@@ -27315,7 +29085,7 @@
       </w:rPr>
     </w:lvl>
   </w:abstractNum>
-  <w:abstractNum w:abstractNumId="40" w15:restartNumberingAfterBreak="0">
+  <w:abstractNum w:abstractNumId="45" w15:restartNumberingAfterBreak="0">
     <w:nsid w:val="7C3F4B54"/>
     <w:multiLevelType w:val="multilevel"/>
     <w:tmpl w:val="354E7616"/>
@@ -27464,7 +29234,7 @@
       </w:rPr>
     </w:lvl>
   </w:abstractNum>
-  <w:abstractNum w:abstractNumId="41" w15:restartNumberingAfterBreak="0">
+  <w:abstractNum w:abstractNumId="46" w15:restartNumberingAfterBreak="0">
     <w:nsid w:val="7FEC5091"/>
     <w:multiLevelType w:val="multilevel"/>
     <w:tmpl w:val="348A130A"/>
@@ -27582,133 +29352,133 @@
     </w:lvl>
   </w:abstractNum>
   <w:num w:numId="1" w16cid:durableId="773793698">
-    <w:abstractNumId w:val="17"/>
+    <w:abstractNumId w:val="20"/>
   </w:num>
   <w:num w:numId="2" w16cid:durableId="337734458">
-    <w:abstractNumId w:val="20"/>
+    <w:abstractNumId w:val="25"/>
   </w:num>
   <w:num w:numId="3" w16cid:durableId="1846283162">
+    <w:abstractNumId w:val="35"/>
+  </w:num>
+  <w:num w:numId="4" w16cid:durableId="1408722115">
     <w:abstractNumId w:val="30"/>
   </w:num>
-  <w:num w:numId="4" w16cid:durableId="1408722115">
-    <w:abstractNumId w:val="25"/>
+  <w:num w:numId="5" w16cid:durableId="1914460750">
+    <w:abstractNumId w:val="36"/>
   </w:num>
-  <w:num w:numId="5" w16cid:durableId="1914460750">
+  <w:num w:numId="6" w16cid:durableId="1537428041">
+    <w:abstractNumId w:val="24"/>
+  </w:num>
+  <w:num w:numId="7" w16cid:durableId="825709214">
+    <w:abstractNumId w:val="14"/>
+  </w:num>
+  <w:num w:numId="8" w16cid:durableId="415710613">
+    <w:abstractNumId w:val="3"/>
+  </w:num>
+  <w:num w:numId="9" w16cid:durableId="1952198836">
+    <w:abstractNumId w:val="39"/>
+  </w:num>
+  <w:num w:numId="10" w16cid:durableId="1033382905">
+    <w:abstractNumId w:val="15"/>
+  </w:num>
+  <w:num w:numId="11" w16cid:durableId="1129517015">
+    <w:abstractNumId w:val="22"/>
+  </w:num>
+  <w:num w:numId="12" w16cid:durableId="1756046269">
+    <w:abstractNumId w:val="32"/>
+  </w:num>
+  <w:num w:numId="13" w16cid:durableId="2136680474">
+    <w:abstractNumId w:val="33"/>
+  </w:num>
+  <w:num w:numId="14" w16cid:durableId="1783763274">
+    <w:abstractNumId w:val="6"/>
+  </w:num>
+  <w:num w:numId="15" w16cid:durableId="1430347476">
+    <w:abstractNumId w:val="45"/>
+  </w:num>
+  <w:num w:numId="16" w16cid:durableId="1799645449">
+    <w:abstractNumId w:val="26"/>
+  </w:num>
+  <w:num w:numId="17" w16cid:durableId="1305626173">
     <w:abstractNumId w:val="31"/>
   </w:num>
-  <w:num w:numId="6" w16cid:durableId="1537428041">
+  <w:num w:numId="18" w16cid:durableId="1014577859">
+    <w:abstractNumId w:val="44"/>
+  </w:num>
+  <w:num w:numId="19" w16cid:durableId="556937761">
+    <w:abstractNumId w:val="8"/>
+  </w:num>
+  <w:num w:numId="20" w16cid:durableId="69431750">
+    <w:abstractNumId w:val="34"/>
+  </w:num>
+  <w:num w:numId="21" w16cid:durableId="306783441">
+    <w:abstractNumId w:val="9"/>
+  </w:num>
+  <w:num w:numId="22" w16cid:durableId="1789230233">
     <w:abstractNumId w:val="19"/>
   </w:num>
-  <w:num w:numId="7" w16cid:durableId="825709214">
+  <w:num w:numId="23" w16cid:durableId="222298993">
+    <w:abstractNumId w:val="5"/>
+  </w:num>
+  <w:num w:numId="24" w16cid:durableId="2109306264">
+    <w:abstractNumId w:val="7"/>
+  </w:num>
+  <w:num w:numId="25" w16cid:durableId="707219094">
     <w:abstractNumId w:val="12"/>
   </w:num>
-  <w:num w:numId="8" w16cid:durableId="415710613">
+  <w:num w:numId="26" w16cid:durableId="1625691067">
+    <w:abstractNumId w:val="10"/>
+  </w:num>
+  <w:num w:numId="27" w16cid:durableId="577788441">
+    <w:abstractNumId w:val="18"/>
+  </w:num>
+  <w:num w:numId="28" w16cid:durableId="2043942725">
+    <w:abstractNumId w:val="13"/>
+  </w:num>
+  <w:num w:numId="29" w16cid:durableId="1252736880">
+    <w:abstractNumId w:val="38"/>
+  </w:num>
+  <w:num w:numId="30" w16cid:durableId="490759733">
+    <w:abstractNumId w:val="28"/>
+  </w:num>
+  <w:num w:numId="31" w16cid:durableId="163711820">
+    <w:abstractNumId w:val="37"/>
+  </w:num>
+  <w:num w:numId="32" w16cid:durableId="270089233">
     <w:abstractNumId w:val="2"/>
   </w:num>
-  <w:num w:numId="9" w16cid:durableId="1952198836">
-    <w:abstractNumId w:val="34"/>
+  <w:num w:numId="33" w16cid:durableId="1535535987">
+    <w:abstractNumId w:val="16"/>
   </w:num>
-  <w:num w:numId="10" w16cid:durableId="1033382905">
-    <w:abstractNumId w:val="13"/>
+  <w:num w:numId="34" w16cid:durableId="1442412234">
+    <w:abstractNumId w:val="42"/>
   </w:num>
-  <w:num w:numId="11" w16cid:durableId="1129517015">
-    <w:abstractNumId w:val="18"/>
-  </w:num>
-  <w:num w:numId="12" w16cid:durableId="1756046269">
+  <w:num w:numId="35" w16cid:durableId="1672173420">
     <w:abstractNumId w:val="27"/>
   </w:num>
-  <w:num w:numId="13" w16cid:durableId="2136680474">
-    <w:abstractNumId w:val="28"/>
-  </w:num>
-  <w:num w:numId="14" w16cid:durableId="1783763274">
-    <w:abstractNumId w:val="5"/>
-  </w:num>
-  <w:num w:numId="15" w16cid:durableId="1430347476">
-    <w:abstractNumId w:val="40"/>
-  </w:num>
-  <w:num w:numId="16" w16cid:durableId="1799645449">
-    <w:abstractNumId w:val="21"/>
-  </w:num>
-  <w:num w:numId="17" w16cid:durableId="1305626173">
-    <w:abstractNumId w:val="26"/>
-  </w:num>
-  <w:num w:numId="18" w16cid:durableId="1014577859">
-    <w:abstractNumId w:val="39"/>
-  </w:num>
-  <w:num w:numId="19" w16cid:durableId="556937761">
-    <w:abstractNumId w:val="7"/>
-  </w:num>
-  <w:num w:numId="20" w16cid:durableId="69431750">
-    <w:abstractNumId w:val="29"/>
-  </w:num>
-  <w:num w:numId="21" w16cid:durableId="306783441">
-    <w:abstractNumId w:val="8"/>
-  </w:num>
-  <w:num w:numId="22" w16cid:durableId="1789230233">
-    <w:abstractNumId w:val="16"/>
-  </w:num>
-  <w:num w:numId="23" w16cid:durableId="222298993">
-    <w:abstractNumId w:val="4"/>
-  </w:num>
-  <w:num w:numId="24" w16cid:durableId="2109306264">
-    <w:abstractNumId w:val="6"/>
-  </w:num>
-  <w:num w:numId="25" w16cid:durableId="707219094">
-    <w:abstractNumId w:val="10"/>
-  </w:num>
-  <w:num w:numId="26" w16cid:durableId="1625691067">
-    <w:abstractNumId w:val="9"/>
-  </w:num>
-  <w:num w:numId="27" w16cid:durableId="577788441">
-    <w:abstractNumId w:val="15"/>
-  </w:num>
-  <w:num w:numId="28" w16cid:durableId="2043942725">
-    <w:abstractNumId w:val="11"/>
-  </w:num>
-  <w:num w:numId="29" w16cid:durableId="1252736880">
-    <w:abstractNumId w:val="33"/>
-  </w:num>
-  <w:num w:numId="30" w16cid:durableId="490759733">
-    <w:abstractNumId w:val="23"/>
-  </w:num>
-  <w:num w:numId="31" w16cid:durableId="163711820">
-    <w:abstractNumId w:val="32"/>
-  </w:num>
-  <w:num w:numId="32" w16cid:durableId="270089233">
-    <w:abstractNumId w:val="1"/>
-  </w:num>
-  <w:num w:numId="33" w16cid:durableId="1535535987">
-    <w:abstractNumId w:val="14"/>
-  </w:num>
-  <w:num w:numId="34" w16cid:durableId="1442412234">
-    <w:abstractNumId w:val="37"/>
-  </w:num>
-  <w:num w:numId="35" w16cid:durableId="1672173420">
-    <w:abstractNumId w:val="22"/>
-  </w:num>
   <w:num w:numId="36" w16cid:durableId="1450468918">
-    <w:abstractNumId w:val="36"/>
+    <w:abstractNumId w:val="41"/>
   </w:num>
   <w:num w:numId="37" w16cid:durableId="176312551">
     <w:abstractNumId w:val="0"/>
   </w:num>
   <w:num w:numId="38" w16cid:durableId="2001423488">
-    <w:abstractNumId w:val="41"/>
+    <w:abstractNumId w:val="46"/>
   </w:num>
   <w:num w:numId="39" w16cid:durableId="744036757">
-    <w:abstractNumId w:val="3"/>
+    <w:abstractNumId w:val="4"/>
   </w:num>
   <w:num w:numId="40" w16cid:durableId="552619645">
-    <w:abstractNumId w:val="38"/>
+    <w:abstractNumId w:val="43"/>
   </w:num>
   <w:num w:numId="41" w16cid:durableId="1316572067">
-    <w:abstractNumId w:val="24"/>
+    <w:abstractNumId w:val="29"/>
   </w:num>
   <w:num w:numId="42" w16cid:durableId="1784181604">
-    <w:abstractNumId w:val="35"/>
+    <w:abstractNumId w:val="40"/>
   </w:num>
   <w:num w:numId="43" w16cid:durableId="226689977">
-    <w:abstractNumId w:val="35"/>
+    <w:abstractNumId w:val="40"/>
     <w:lvlOverride w:ilvl="1">
       <w:lvl w:ilvl="1">
         <w:numFmt w:val="bullet"/>
@@ -27726,6 +29496,21 @@
         </w:rPr>
       </w:lvl>
     </w:lvlOverride>
+  </w:num>
+  <w:num w:numId="44" w16cid:durableId="296230988">
+    <w:abstractNumId w:val="11"/>
+  </w:num>
+  <w:num w:numId="45" w16cid:durableId="261957647">
+    <w:abstractNumId w:val="23"/>
+  </w:num>
+  <w:num w:numId="46" w16cid:durableId="834027071">
+    <w:abstractNumId w:val="21"/>
+  </w:num>
+  <w:num w:numId="47" w16cid:durableId="818769766">
+    <w:abstractNumId w:val="17"/>
+  </w:num>
+  <w:num w:numId="48" w16cid:durableId="798842378">
+    <w:abstractNumId w:val="1"/>
   </w:num>
 </w:numbering>
 </file>
@@ -28333,7 +30118,6 @@
   <w:style w:type="character" w:default="1" w:styleId="a0">
     <w:name w:val="Default Paragraph Font"/>
     <w:uiPriority w:val="1"/>
-    <w:semiHidden/>
     <w:unhideWhenUsed/>
   </w:style>
   <w:style w:type="table" w:default="1" w:styleId="a1">
